--- a/python/p3_advanced_methods_of_python.docx
+++ b/python/p3_advanced_methods_of_python.docx
@@ -7,17 +7,17 @@
         <w:jc w:val="center"/>
         <w:rPr>
           <w:rFonts w:ascii="Calibri" w:hAnsi="Calibri" w:cs="Calibri"/>
-          <w:sz w:val="36"/>
-          <w:szCs w:val="36"/>
-        </w:rPr>
-      </w:pPr>
-      <w:r>
-        <w:rPr>
-          <w:rFonts w:ascii="Calibri" w:hAnsi="Calibri" w:cs="Calibri"/>
-          <w:b/>
-          <w:bCs/>
-          <w:sz w:val="44"/>
-          <w:szCs w:val="44"/>
+          <w:sz w:val="34"/>
+          <w:szCs w:val="34"/>
+        </w:rPr>
+      </w:pPr>
+      <w:r>
+        <w:rPr>
+          <w:rFonts w:ascii="Calibri" w:hAnsi="Calibri" w:cs="Calibri"/>
+          <w:b/>
+          <w:bCs/>
+          <w:sz w:val="42"/>
+          <w:szCs w:val="42"/>
         </w:rPr>
         <w:t>INDEX</w:t>
       </w:r>
@@ -69,7 +69,6 @@
           <w:szCs w:val="32"/>
         </w:rPr>
       </w:pPr>
-      <w:proofErr w:type="gramStart"/>
       <w:r>
         <w:rPr>
           <w:rFonts w:ascii="Calibri" w:hAnsi="Calibri" w:cs="Calibri"/>
@@ -78,18 +77,7 @@
           <w:sz w:val="32"/>
           <w:szCs w:val="32"/>
         </w:rPr>
-        <w:t>map(</w:t>
-      </w:r>
-      <w:proofErr w:type="gramEnd"/>
-      <w:r>
-        <w:rPr>
-          <w:rFonts w:ascii="Calibri" w:hAnsi="Calibri" w:cs="Calibri"/>
-          <w:b/>
-          <w:bCs/>
-          <w:sz w:val="32"/>
-          <w:szCs w:val="32"/>
-        </w:rPr>
-        <w:t>)</w:t>
+        <w:t>map()</w:t>
       </w:r>
       <w:r>
         <w:rPr>
@@ -130,7 +118,6 @@
           <w:szCs w:val="32"/>
         </w:rPr>
       </w:pPr>
-      <w:proofErr w:type="gramStart"/>
       <w:r>
         <w:rPr>
           <w:rFonts w:ascii="Calibri" w:hAnsi="Calibri" w:cs="Calibri"/>
@@ -139,18 +126,15 @@
           <w:sz w:val="32"/>
           <w:szCs w:val="32"/>
         </w:rPr>
-        <w:t>filter(</w:t>
-      </w:r>
-      <w:proofErr w:type="gramEnd"/>
-      <w:r>
-        <w:rPr>
-          <w:rFonts w:ascii="Calibri" w:hAnsi="Calibri" w:cs="Calibri"/>
-          <w:b/>
-          <w:bCs/>
+        <w:t xml:space="preserve">filter() </w:t>
+      </w:r>
+      <w:r>
+        <w:rPr>
+          <w:rFonts w:ascii="Calibri" w:hAnsi="Calibri" w:cs="Calibri"/>
           <w:sz w:val="32"/>
           <w:szCs w:val="32"/>
         </w:rPr>
-        <w:t xml:space="preserve">) </w:t>
+        <w:t>Function…………………………………………………………</w:t>
       </w:r>
       <w:r>
         <w:rPr>
@@ -158,7 +142,7 @@
           <w:sz w:val="32"/>
           <w:szCs w:val="32"/>
         </w:rPr>
-        <w:t>Function…………………………………………………………</w:t>
+        <w:t>……………</w:t>
       </w:r>
       <w:r>
         <w:rPr>
@@ -166,7 +150,7 @@
           <w:sz w:val="32"/>
           <w:szCs w:val="32"/>
         </w:rPr>
-        <w:t>……………</w:t>
+        <w:t>……</w:t>
       </w:r>
       <w:r>
         <w:rPr>
@@ -174,15 +158,7 @@
           <w:sz w:val="32"/>
           <w:szCs w:val="32"/>
         </w:rPr>
-        <w:t>……</w:t>
-      </w:r>
-      <w:r>
-        <w:rPr>
-          <w:rFonts w:ascii="Calibri" w:hAnsi="Calibri" w:cs="Calibri"/>
-          <w:sz w:val="32"/>
-          <w:szCs w:val="32"/>
-        </w:rPr>
-        <w:t>5</w:t>
+        <w:t>4</w:t>
       </w:r>
     </w:p>
     <w:p>
@@ -199,7 +175,6 @@
           <w:szCs w:val="32"/>
         </w:rPr>
       </w:pPr>
-      <w:proofErr w:type="gramStart"/>
       <w:r>
         <w:rPr>
           <w:rFonts w:ascii="Calibri" w:hAnsi="Calibri" w:cs="Calibri"/>
@@ -208,18 +183,7 @@
           <w:sz w:val="32"/>
           <w:szCs w:val="32"/>
         </w:rPr>
-        <w:t>reduce(</w:t>
-      </w:r>
-      <w:proofErr w:type="gramEnd"/>
-      <w:r>
-        <w:rPr>
-          <w:rFonts w:ascii="Calibri" w:hAnsi="Calibri" w:cs="Calibri"/>
-          <w:b/>
-          <w:bCs/>
-          <w:sz w:val="32"/>
-          <w:szCs w:val="32"/>
-        </w:rPr>
-        <w:t>)</w:t>
+        <w:t>reduce()</w:t>
       </w:r>
       <w:r>
         <w:rPr>
@@ -260,8 +224,6 @@
           <w:szCs w:val="32"/>
         </w:rPr>
       </w:pPr>
-      <w:proofErr w:type="spellStart"/>
-      <w:proofErr w:type="gramStart"/>
       <w:r>
         <w:rPr>
           <w:rFonts w:ascii="Calibri" w:hAnsi="Calibri" w:cs="Calibri"/>
@@ -270,29 +232,23 @@
           <w:sz w:val="32"/>
           <w:szCs w:val="32"/>
         </w:rPr>
-        <w:t>divmod</w:t>
-      </w:r>
-      <w:proofErr w:type="spellEnd"/>
-      <w:r>
-        <w:rPr>
-          <w:rFonts w:ascii="Calibri" w:hAnsi="Calibri" w:cs="Calibri"/>
-          <w:b/>
-          <w:bCs/>
+        <w:t>divmod()</w:t>
+      </w:r>
+      <w:r>
+        <w:rPr>
+          <w:rFonts w:ascii="Calibri" w:hAnsi="Calibri" w:cs="Calibri"/>
           <w:sz w:val="32"/>
           <w:szCs w:val="32"/>
         </w:rPr>
-        <w:t>(</w:t>
-      </w:r>
-      <w:proofErr w:type="gramEnd"/>
-      <w:r>
-        <w:rPr>
-          <w:rFonts w:ascii="Calibri" w:hAnsi="Calibri" w:cs="Calibri"/>
-          <w:b/>
-          <w:bCs/>
+        <w:t xml:space="preserve"> Function…………………………………………………………</w:t>
+      </w:r>
+      <w:r>
+        <w:rPr>
+          <w:rFonts w:ascii="Calibri" w:hAnsi="Calibri" w:cs="Calibri"/>
           <w:sz w:val="32"/>
           <w:szCs w:val="32"/>
         </w:rPr>
-        <w:t>)</w:t>
+        <w:t>……………</w:t>
       </w:r>
       <w:r>
         <w:rPr>
@@ -300,59 +256,43 @@
           <w:sz w:val="32"/>
           <w:szCs w:val="32"/>
         </w:rPr>
-        <w:t xml:space="preserve"> Function…………………………………………………………</w:t>
-      </w:r>
-      <w:r>
+        <w:t>.6</w:t>
+      </w:r>
+    </w:p>
+    <w:p>
+      <w:pPr>
+        <w:jc w:val="both"/>
         <w:rPr>
           <w:rFonts w:ascii="Calibri" w:hAnsi="Calibri" w:cs="Calibri"/>
           <w:sz w:val="32"/>
           <w:szCs w:val="32"/>
         </w:rPr>
-        <w:t>……………</w:t>
-      </w:r>
-      <w:r>
+      </w:pPr>
+    </w:p>
+    <w:p>
+      <w:pPr>
+        <w:jc w:val="both"/>
         <w:rPr>
           <w:rFonts w:ascii="Calibri" w:hAnsi="Calibri" w:cs="Calibri"/>
           <w:sz w:val="32"/>
           <w:szCs w:val="32"/>
         </w:rPr>
-        <w:t>.6</w:t>
-      </w:r>
-    </w:p>
-    <w:p>
-      <w:pPr>
-        <w:jc w:val="both"/>
+      </w:pPr>
+    </w:p>
+    <w:p>
+      <w:pPr>
         <w:rPr>
           <w:rFonts w:ascii="Calibri" w:hAnsi="Calibri" w:cs="Calibri"/>
           <w:sz w:val="32"/>
           <w:szCs w:val="32"/>
         </w:rPr>
       </w:pPr>
-    </w:p>
-    <w:p>
-      <w:pPr>
-        <w:jc w:val="both"/>
+      <w:r>
         <w:rPr>
           <w:rFonts w:ascii="Calibri" w:hAnsi="Calibri" w:cs="Calibri"/>
           <w:sz w:val="32"/>
           <w:szCs w:val="32"/>
         </w:rPr>
-      </w:pPr>
-    </w:p>
-    <w:p>
-      <w:pPr>
-        <w:rPr>
-          <w:rFonts w:ascii="Calibri" w:hAnsi="Calibri" w:cs="Calibri"/>
-          <w:sz w:val="32"/>
-          <w:szCs w:val="32"/>
-        </w:rPr>
-      </w:pPr>
-      <w:r>
-        <w:rPr>
-          <w:rFonts w:ascii="Calibri" w:hAnsi="Calibri" w:cs="Calibri"/>
-          <w:sz w:val="32"/>
-          <w:szCs w:val="32"/>
-        </w:rPr>
         <w:br w:type="page"/>
       </w:r>
     </w:p>
@@ -364,17 +304,17 @@
           <w:rFonts w:ascii="Calibri" w:hAnsi="Calibri" w:cs="Calibri"/>
           <w:b/>
           <w:bCs/>
-          <w:sz w:val="36"/>
-          <w:szCs w:val="36"/>
-        </w:rPr>
-      </w:pPr>
-      <w:r>
-        <w:rPr>
-          <w:rFonts w:ascii="Calibri" w:hAnsi="Calibri" w:cs="Calibri"/>
-          <w:b/>
-          <w:bCs/>
-          <w:sz w:val="36"/>
-          <w:szCs w:val="36"/>
+          <w:sz w:val="34"/>
+          <w:szCs w:val="34"/>
+        </w:rPr>
+      </w:pPr>
+      <w:r>
+        <w:rPr>
+          <w:rFonts w:ascii="Calibri" w:hAnsi="Calibri" w:cs="Calibri"/>
+          <w:b/>
+          <w:bCs/>
+          <w:sz w:val="34"/>
+          <w:szCs w:val="34"/>
         </w:rPr>
         <w:lastRenderedPageBreak/>
         <w:t>ASCII:</w:t>
@@ -386,15 +326,15 @@
         <w:jc w:val="both"/>
         <w:rPr>
           <w:rFonts w:ascii="Calibri" w:hAnsi="Calibri" w:cs="Calibri"/>
-          <w:sz w:val="36"/>
-          <w:szCs w:val="36"/>
-        </w:rPr>
-      </w:pPr>
-      <w:r>
-        <w:rPr>
-          <w:rFonts w:ascii="Calibri" w:hAnsi="Calibri" w:cs="Calibri"/>
-          <w:sz w:val="36"/>
-          <w:szCs w:val="36"/>
+          <w:sz w:val="34"/>
+          <w:szCs w:val="34"/>
+        </w:rPr>
+      </w:pPr>
+      <w:r>
+        <w:rPr>
+          <w:rFonts w:ascii="Calibri" w:hAnsi="Calibri" w:cs="Calibri"/>
+          <w:sz w:val="34"/>
+          <w:szCs w:val="34"/>
         </w:rPr>
         <w:t># It is a chart of decimal values which can be converted to characters or symbols</w:t>
       </w:r>
@@ -405,57 +345,33 @@
         <w:jc w:val="both"/>
         <w:rPr>
           <w:rFonts w:ascii="Calibri" w:hAnsi="Calibri" w:cs="Calibri"/>
-          <w:sz w:val="36"/>
-          <w:szCs w:val="36"/>
-        </w:rPr>
-      </w:pPr>
-      <w:r>
-        <w:rPr>
-          <w:rFonts w:ascii="Calibri" w:hAnsi="Calibri" w:cs="Calibri"/>
-          <w:sz w:val="36"/>
-          <w:szCs w:val="36"/>
+          <w:sz w:val="34"/>
+          <w:szCs w:val="34"/>
+        </w:rPr>
+      </w:pPr>
+      <w:r>
+        <w:rPr>
+          <w:rFonts w:ascii="Calibri" w:hAnsi="Calibri" w:cs="Calibri"/>
+          <w:sz w:val="34"/>
+          <w:szCs w:val="34"/>
         </w:rPr>
         <w:t xml:space="preserve"># </w:t>
       </w:r>
-      <w:proofErr w:type="spellStart"/>
-      <w:proofErr w:type="gramStart"/>
-      <w:r>
-        <w:rPr>
-          <w:rFonts w:ascii="Calibri" w:hAnsi="Calibri" w:cs="Calibri"/>
-          <w:b/>
-          <w:bCs/>
-          <w:sz w:val="36"/>
-          <w:szCs w:val="36"/>
-        </w:rPr>
-        <w:t>ord</w:t>
-      </w:r>
-      <w:proofErr w:type="spellEnd"/>
-      <w:r>
-        <w:rPr>
-          <w:rFonts w:ascii="Calibri" w:hAnsi="Calibri" w:cs="Calibri"/>
-          <w:b/>
-          <w:bCs/>
-          <w:sz w:val="36"/>
-          <w:szCs w:val="36"/>
-        </w:rPr>
-        <w:t>(</w:t>
-      </w:r>
-      <w:proofErr w:type="gramEnd"/>
-      <w:r>
-        <w:rPr>
-          <w:rFonts w:ascii="Calibri" w:hAnsi="Calibri" w:cs="Calibri"/>
-          <w:b/>
-          <w:bCs/>
-          <w:sz w:val="36"/>
-          <w:szCs w:val="36"/>
-        </w:rPr>
-        <w:t>)</w:t>
-      </w:r>
-      <w:r>
-        <w:rPr>
-          <w:rFonts w:ascii="Calibri" w:hAnsi="Calibri" w:cs="Calibri"/>
-          <w:sz w:val="36"/>
-          <w:szCs w:val="36"/>
+      <w:r>
+        <w:rPr>
+          <w:rFonts w:ascii="Calibri" w:hAnsi="Calibri" w:cs="Calibri"/>
+          <w:b/>
+          <w:bCs/>
+          <w:sz w:val="34"/>
+          <w:szCs w:val="34"/>
+        </w:rPr>
+        <w:t>ord()</w:t>
+      </w:r>
+      <w:r>
+        <w:rPr>
+          <w:rFonts w:ascii="Calibri" w:hAnsi="Calibri" w:cs="Calibri"/>
+          <w:sz w:val="34"/>
+          <w:szCs w:val="34"/>
         </w:rPr>
         <w:t xml:space="preserve"> method or function returns the ASCII value of a character or symbol</w:t>
       </w:r>
@@ -469,18 +385,18 @@
           <w:b/>
           <w:bCs/>
           <w:color w:val="D86DCB" w:themeColor="accent5" w:themeTint="99"/>
-          <w:sz w:val="36"/>
-          <w:szCs w:val="36"/>
-        </w:rPr>
-      </w:pPr>
-      <w:r>
-        <w:rPr>
-          <w:rFonts w:ascii="Calibri" w:hAnsi="Calibri" w:cs="Calibri"/>
-          <w:b/>
-          <w:bCs/>
-          <w:color w:val="D86DCB" w:themeColor="accent5" w:themeTint="99"/>
-          <w:sz w:val="36"/>
-          <w:szCs w:val="36"/>
+          <w:sz w:val="34"/>
+          <w:szCs w:val="34"/>
+        </w:rPr>
+      </w:pPr>
+      <w:r>
+        <w:rPr>
+          <w:rFonts w:ascii="Calibri" w:hAnsi="Calibri" w:cs="Calibri"/>
+          <w:b/>
+          <w:bCs/>
+          <w:color w:val="D86DCB" w:themeColor="accent5" w:themeTint="99"/>
+          <w:sz w:val="34"/>
+          <w:szCs w:val="34"/>
         </w:rPr>
         <w:t>a = 'A'</w:t>
       </w:r>
@@ -494,91 +410,55 @@
           <w:b/>
           <w:bCs/>
           <w:color w:val="D86DCB" w:themeColor="accent5" w:themeTint="99"/>
-          <w:sz w:val="36"/>
-          <w:szCs w:val="36"/>
-        </w:rPr>
-      </w:pPr>
-      <w:r>
-        <w:rPr>
-          <w:rFonts w:ascii="Calibri" w:hAnsi="Calibri" w:cs="Calibri"/>
-          <w:b/>
-          <w:bCs/>
-          <w:color w:val="D86DCB" w:themeColor="accent5" w:themeTint="99"/>
-          <w:sz w:val="36"/>
-          <w:szCs w:val="36"/>
-        </w:rPr>
-        <w:t>print(</w:t>
-      </w:r>
-      <w:proofErr w:type="spellStart"/>
-      <w:r>
-        <w:rPr>
-          <w:rFonts w:ascii="Calibri" w:hAnsi="Calibri" w:cs="Calibri"/>
-          <w:b/>
-          <w:bCs/>
-          <w:color w:val="D86DCB" w:themeColor="accent5" w:themeTint="99"/>
-          <w:sz w:val="36"/>
-          <w:szCs w:val="36"/>
-        </w:rPr>
-        <w:t>ord</w:t>
-      </w:r>
-      <w:proofErr w:type="spellEnd"/>
-      <w:r>
-        <w:rPr>
-          <w:rFonts w:ascii="Calibri" w:hAnsi="Calibri" w:cs="Calibri"/>
-          <w:b/>
-          <w:bCs/>
-          <w:color w:val="D86DCB" w:themeColor="accent5" w:themeTint="99"/>
-          <w:sz w:val="36"/>
-          <w:szCs w:val="36"/>
-        </w:rPr>
-        <w:t>(a)) # 65</w:t>
-      </w:r>
-    </w:p>
-    <w:p>
-      <w:pPr>
-        <w:spacing w:line="240" w:lineRule="auto"/>
-        <w:jc w:val="both"/>
-        <w:rPr>
-          <w:rFonts w:ascii="Calibri" w:hAnsi="Calibri" w:cs="Calibri"/>
-          <w:sz w:val="36"/>
-          <w:szCs w:val="36"/>
-        </w:rPr>
-      </w:pPr>
-      <w:r>
-        <w:rPr>
-          <w:rFonts w:ascii="Calibri" w:hAnsi="Calibri" w:cs="Calibri"/>
-          <w:sz w:val="36"/>
-          <w:szCs w:val="36"/>
+          <w:sz w:val="34"/>
+          <w:szCs w:val="34"/>
+        </w:rPr>
+      </w:pPr>
+      <w:r>
+        <w:rPr>
+          <w:rFonts w:ascii="Calibri" w:hAnsi="Calibri" w:cs="Calibri"/>
+          <w:b/>
+          <w:bCs/>
+          <w:color w:val="D86DCB" w:themeColor="accent5" w:themeTint="99"/>
+          <w:sz w:val="34"/>
+          <w:szCs w:val="34"/>
+        </w:rPr>
+        <w:t>print(ord(a)) # 65</w:t>
+      </w:r>
+    </w:p>
+    <w:p>
+      <w:pPr>
+        <w:spacing w:line="240" w:lineRule="auto"/>
+        <w:jc w:val="both"/>
+        <w:rPr>
+          <w:rFonts w:ascii="Calibri" w:hAnsi="Calibri" w:cs="Calibri"/>
+          <w:sz w:val="34"/>
+          <w:szCs w:val="34"/>
+        </w:rPr>
+      </w:pPr>
+      <w:r>
+        <w:rPr>
+          <w:rFonts w:ascii="Calibri" w:hAnsi="Calibri" w:cs="Calibri"/>
+          <w:sz w:val="34"/>
+          <w:szCs w:val="34"/>
         </w:rPr>
         <w:t xml:space="preserve"># </w:t>
       </w:r>
-      <w:proofErr w:type="gramStart"/>
-      <w:r>
-        <w:rPr>
-          <w:rFonts w:ascii="Calibri" w:hAnsi="Calibri" w:cs="Calibri"/>
-          <w:b/>
-          <w:bCs/>
-          <w:sz w:val="36"/>
-          <w:szCs w:val="36"/>
-        </w:rPr>
-        <w:t>chr(</w:t>
-      </w:r>
-      <w:proofErr w:type="gramEnd"/>
-      <w:r>
-        <w:rPr>
-          <w:rFonts w:ascii="Calibri" w:hAnsi="Calibri" w:cs="Calibri"/>
-          <w:b/>
-          <w:bCs/>
-          <w:sz w:val="36"/>
-          <w:szCs w:val="36"/>
-        </w:rPr>
-        <w:t>)</w:t>
-      </w:r>
-      <w:r>
-        <w:rPr>
-          <w:rFonts w:ascii="Calibri" w:hAnsi="Calibri" w:cs="Calibri"/>
-          <w:sz w:val="36"/>
-          <w:szCs w:val="36"/>
+      <w:r>
+        <w:rPr>
+          <w:rFonts w:ascii="Calibri" w:hAnsi="Calibri" w:cs="Calibri"/>
+          <w:b/>
+          <w:bCs/>
+          <w:sz w:val="34"/>
+          <w:szCs w:val="34"/>
+        </w:rPr>
+        <w:t>chr()</w:t>
+      </w:r>
+      <w:r>
+        <w:rPr>
+          <w:rFonts w:ascii="Calibri" w:hAnsi="Calibri" w:cs="Calibri"/>
+          <w:sz w:val="34"/>
+          <w:szCs w:val="34"/>
         </w:rPr>
         <w:t xml:space="preserve"> method or function returns the character or symbol of the ASCII value</w:t>
       </w:r>
@@ -592,56 +472,43 @@
           <w:b/>
           <w:bCs/>
           <w:color w:val="D86DCB" w:themeColor="accent5" w:themeTint="99"/>
-          <w:sz w:val="36"/>
-          <w:szCs w:val="36"/>
-        </w:rPr>
-      </w:pPr>
-      <w:r>
-        <w:rPr>
-          <w:rFonts w:ascii="Calibri" w:hAnsi="Calibri" w:cs="Calibri"/>
-          <w:b/>
-          <w:bCs/>
-          <w:color w:val="D86DCB" w:themeColor="accent5" w:themeTint="99"/>
-          <w:sz w:val="36"/>
-          <w:szCs w:val="36"/>
-        </w:rPr>
-        <w:t xml:space="preserve">c </w:t>
-      </w:r>
-      <w:proofErr w:type="gramStart"/>
-      <w:r>
-        <w:rPr>
-          <w:rFonts w:ascii="Calibri" w:hAnsi="Calibri" w:cs="Calibri"/>
-          <w:b/>
-          <w:bCs/>
-          <w:color w:val="D86DCB" w:themeColor="accent5" w:themeTint="99"/>
-          <w:sz w:val="36"/>
-          <w:szCs w:val="36"/>
-        </w:rPr>
-        <w:t>=  103</w:t>
-      </w:r>
-      <w:proofErr w:type="gramEnd"/>
-    </w:p>
-    <w:p>
-      <w:pPr>
-        <w:spacing w:line="240" w:lineRule="auto"/>
-        <w:jc w:val="both"/>
-        <w:rPr>
-          <w:rFonts w:ascii="Calibri" w:hAnsi="Calibri" w:cs="Calibri"/>
-          <w:b/>
-          <w:bCs/>
-          <w:color w:val="D86DCB" w:themeColor="accent5" w:themeTint="99"/>
-          <w:sz w:val="36"/>
-          <w:szCs w:val="36"/>
-        </w:rPr>
-      </w:pPr>
-      <w:r>
-        <w:rPr>
-          <w:rFonts w:ascii="Calibri" w:hAnsi="Calibri" w:cs="Calibri"/>
-          <w:b/>
-          <w:bCs/>
-          <w:color w:val="D86DCB" w:themeColor="accent5" w:themeTint="99"/>
-          <w:sz w:val="36"/>
-          <w:szCs w:val="36"/>
+          <w:sz w:val="34"/>
+          <w:szCs w:val="34"/>
+        </w:rPr>
+      </w:pPr>
+      <w:r>
+        <w:rPr>
+          <w:rFonts w:ascii="Calibri" w:hAnsi="Calibri" w:cs="Calibri"/>
+          <w:b/>
+          <w:bCs/>
+          <w:color w:val="D86DCB" w:themeColor="accent5" w:themeTint="99"/>
+          <w:sz w:val="34"/>
+          <w:szCs w:val="34"/>
+        </w:rPr>
+        <w:t>c =  103</w:t>
+      </w:r>
+    </w:p>
+    <w:p>
+      <w:pPr>
+        <w:spacing w:line="240" w:lineRule="auto"/>
+        <w:jc w:val="both"/>
+        <w:rPr>
+          <w:rFonts w:ascii="Calibri" w:hAnsi="Calibri" w:cs="Calibri"/>
+          <w:b/>
+          <w:bCs/>
+          <w:color w:val="D86DCB" w:themeColor="accent5" w:themeTint="99"/>
+          <w:sz w:val="34"/>
+          <w:szCs w:val="34"/>
+        </w:rPr>
+      </w:pPr>
+      <w:r>
+        <w:rPr>
+          <w:rFonts w:ascii="Calibri" w:hAnsi="Calibri" w:cs="Calibri"/>
+          <w:b/>
+          <w:bCs/>
+          <w:color w:val="D86DCB" w:themeColor="accent5" w:themeTint="99"/>
+          <w:sz w:val="34"/>
+          <w:szCs w:val="34"/>
         </w:rPr>
         <w:t>print(chr(c)) # g</w:t>
       </w:r>
@@ -652,8 +519,8 @@
         <w:jc w:val="both"/>
         <w:rPr>
           <w:rFonts w:ascii="Calibri" w:hAnsi="Calibri" w:cs="Calibri"/>
-          <w:sz w:val="36"/>
-          <w:szCs w:val="36"/>
+          <w:sz w:val="34"/>
+          <w:szCs w:val="34"/>
         </w:rPr>
       </w:pPr>
     </w:p>
@@ -663,15 +530,15 @@
         <w:jc w:val="center"/>
         <w:rPr>
           <w:rFonts w:ascii="Calibri" w:hAnsi="Calibri" w:cs="Calibri"/>
-          <w:sz w:val="36"/>
-          <w:szCs w:val="36"/>
-        </w:rPr>
-      </w:pPr>
-      <w:r>
-        <w:rPr>
-          <w:rFonts w:ascii="Calibri" w:hAnsi="Calibri" w:cs="Calibri"/>
-          <w:sz w:val="36"/>
-          <w:szCs w:val="36"/>
+          <w:sz w:val="34"/>
+          <w:szCs w:val="34"/>
+        </w:rPr>
+      </w:pPr>
+      <w:r>
+        <w:rPr>
+          <w:rFonts w:ascii="Calibri" w:hAnsi="Calibri" w:cs="Calibri"/>
+          <w:sz w:val="34"/>
+          <w:szCs w:val="34"/>
         </w:rPr>
         <w:t>Break</w:t>
       </w:r>
@@ -682,52 +549,40 @@
         <w:jc w:val="both"/>
         <w:rPr>
           <w:rFonts w:ascii="Calibri" w:hAnsi="Calibri" w:cs="Calibri"/>
-          <w:sz w:val="36"/>
-          <w:szCs w:val="36"/>
-        </w:rPr>
-      </w:pPr>
-    </w:p>
-    <w:p>
-      <w:pPr>
-        <w:spacing w:line="240" w:lineRule="auto"/>
-        <w:jc w:val="both"/>
-        <w:rPr>
-          <w:rFonts w:ascii="Calibri" w:hAnsi="Calibri" w:cs="Calibri"/>
-          <w:b/>
-          <w:bCs/>
-          <w:sz w:val="36"/>
-          <w:szCs w:val="36"/>
-        </w:rPr>
-      </w:pPr>
-      <w:proofErr w:type="gramStart"/>
-      <w:r>
-        <w:rPr>
-          <w:rFonts w:ascii="Calibri" w:hAnsi="Calibri" w:cs="Calibri"/>
-          <w:b/>
-          <w:bCs/>
-          <w:sz w:val="36"/>
-          <w:szCs w:val="36"/>
-        </w:rPr>
-        <w:t>map(</w:t>
-      </w:r>
-      <w:proofErr w:type="gramEnd"/>
-      <w:r>
-        <w:rPr>
-          <w:rFonts w:ascii="Calibri" w:hAnsi="Calibri" w:cs="Calibri"/>
-          <w:b/>
-          <w:bCs/>
-          <w:sz w:val="36"/>
-          <w:szCs w:val="36"/>
-        </w:rPr>
-        <w:t>)</w:t>
-      </w:r>
-      <w:r>
-        <w:rPr>
-          <w:rFonts w:ascii="Calibri" w:hAnsi="Calibri" w:cs="Calibri"/>
-          <w:b/>
-          <w:bCs/>
-          <w:sz w:val="36"/>
-          <w:szCs w:val="36"/>
+          <w:sz w:val="34"/>
+          <w:szCs w:val="34"/>
+        </w:rPr>
+      </w:pPr>
+    </w:p>
+    <w:p>
+      <w:pPr>
+        <w:spacing w:line="240" w:lineRule="auto"/>
+        <w:jc w:val="both"/>
+        <w:rPr>
+          <w:rFonts w:ascii="Calibri" w:hAnsi="Calibri" w:cs="Calibri"/>
+          <w:b/>
+          <w:bCs/>
+          <w:sz w:val="34"/>
+          <w:szCs w:val="34"/>
+        </w:rPr>
+      </w:pPr>
+      <w:r>
+        <w:rPr>
+          <w:rFonts w:ascii="Calibri" w:hAnsi="Calibri" w:cs="Calibri"/>
+          <w:b/>
+          <w:bCs/>
+          <w:sz w:val="34"/>
+          <w:szCs w:val="34"/>
+        </w:rPr>
+        <w:t>map()</w:t>
+      </w:r>
+      <w:r>
+        <w:rPr>
+          <w:rFonts w:ascii="Calibri" w:hAnsi="Calibri" w:cs="Calibri"/>
+          <w:b/>
+          <w:bCs/>
+          <w:sz w:val="34"/>
+          <w:szCs w:val="34"/>
         </w:rPr>
         <w:t xml:space="preserve"> Function</w:t>
       </w:r>
@@ -736,8 +591,8 @@
           <w:rFonts w:ascii="Calibri" w:hAnsi="Calibri" w:cs="Calibri"/>
           <w:b/>
           <w:bCs/>
-          <w:sz w:val="36"/>
-          <w:szCs w:val="36"/>
+          <w:sz w:val="34"/>
+          <w:szCs w:val="34"/>
         </w:rPr>
         <w:t xml:space="preserve"> (Loop Alternative):</w:t>
       </w:r>
@@ -748,82 +603,52 @@
         <w:jc w:val="both"/>
         <w:rPr>
           <w:rFonts w:ascii="Calibri" w:hAnsi="Calibri" w:cs="Calibri"/>
-          <w:sz w:val="36"/>
-          <w:szCs w:val="36"/>
-        </w:rPr>
-      </w:pPr>
-      <w:r>
-        <w:rPr>
-          <w:rFonts w:ascii="Calibri" w:hAnsi="Calibri" w:cs="Calibri"/>
-          <w:sz w:val="36"/>
-          <w:szCs w:val="36"/>
+          <w:sz w:val="34"/>
+          <w:szCs w:val="34"/>
+        </w:rPr>
+      </w:pPr>
+      <w:r>
+        <w:rPr>
+          <w:rFonts w:ascii="Calibri" w:hAnsi="Calibri" w:cs="Calibri"/>
+          <w:sz w:val="34"/>
+          <w:szCs w:val="34"/>
         </w:rPr>
         <w:t xml:space="preserve"># </w:t>
       </w:r>
-      <w:proofErr w:type="gramStart"/>
-      <w:r>
-        <w:rPr>
-          <w:rFonts w:ascii="Calibri" w:hAnsi="Calibri" w:cs="Calibri"/>
-          <w:b/>
-          <w:bCs/>
-          <w:sz w:val="36"/>
-          <w:szCs w:val="36"/>
-        </w:rPr>
-        <w:t>map(</w:t>
-      </w:r>
-      <w:proofErr w:type="gramEnd"/>
-      <w:r>
-        <w:rPr>
-          <w:rFonts w:ascii="Calibri" w:hAnsi="Calibri" w:cs="Calibri"/>
-          <w:b/>
-          <w:bCs/>
-          <w:sz w:val="36"/>
-          <w:szCs w:val="36"/>
-        </w:rPr>
-        <w:t>)</w:t>
-      </w:r>
-      <w:r>
-        <w:rPr>
-          <w:rFonts w:ascii="Calibri" w:hAnsi="Calibri" w:cs="Calibri"/>
-          <w:sz w:val="36"/>
-          <w:szCs w:val="36"/>
-        </w:rPr>
-        <w:t xml:space="preserve"> is a built-in Python function that applies a function to every element of an </w:t>
-      </w:r>
-      <w:proofErr w:type="spellStart"/>
-      <w:r>
-        <w:rPr>
-          <w:rFonts w:ascii="Calibri" w:hAnsi="Calibri" w:cs="Calibri"/>
-          <w:sz w:val="36"/>
-          <w:szCs w:val="36"/>
-        </w:rPr>
-        <w:t>iterable</w:t>
-      </w:r>
-      <w:proofErr w:type="spellEnd"/>
-      <w:r>
-        <w:rPr>
-          <w:rFonts w:ascii="Calibri" w:hAnsi="Calibri" w:cs="Calibri"/>
-          <w:sz w:val="36"/>
-          <w:szCs w:val="36"/>
-        </w:rPr>
-        <w:t xml:space="preserve"> (like a list or list of dictionaries, tuple or set)</w:t>
-      </w:r>
-    </w:p>
-    <w:p>
-      <w:pPr>
-        <w:spacing w:line="240" w:lineRule="auto"/>
-        <w:jc w:val="both"/>
-        <w:rPr>
-          <w:rFonts w:ascii="Calibri" w:hAnsi="Calibri" w:cs="Calibri"/>
-          <w:sz w:val="36"/>
-          <w:szCs w:val="36"/>
-        </w:rPr>
-      </w:pPr>
-      <w:r>
-        <w:rPr>
-          <w:rFonts w:ascii="Calibri" w:hAnsi="Calibri" w:cs="Calibri"/>
-          <w:sz w:val="36"/>
-          <w:szCs w:val="36"/>
+      <w:r>
+        <w:rPr>
+          <w:rFonts w:ascii="Calibri" w:hAnsi="Calibri" w:cs="Calibri"/>
+          <w:b/>
+          <w:bCs/>
+          <w:sz w:val="34"/>
+          <w:szCs w:val="34"/>
+        </w:rPr>
+        <w:t>map()</w:t>
+      </w:r>
+      <w:r>
+        <w:rPr>
+          <w:rFonts w:ascii="Calibri" w:hAnsi="Calibri" w:cs="Calibri"/>
+          <w:sz w:val="34"/>
+          <w:szCs w:val="34"/>
+        </w:rPr>
+        <w:t xml:space="preserve"> is a built-in Python function that applies a function to every element of an iterable (like a list or list of dictionaries, tuple or set)</w:t>
+      </w:r>
+    </w:p>
+    <w:p>
+      <w:pPr>
+        <w:spacing w:line="240" w:lineRule="auto"/>
+        <w:jc w:val="both"/>
+        <w:rPr>
+          <w:rFonts w:ascii="Calibri" w:hAnsi="Calibri" w:cs="Calibri"/>
+          <w:sz w:val="34"/>
+          <w:szCs w:val="34"/>
+        </w:rPr>
+      </w:pPr>
+      <w:r>
+        <w:rPr>
+          <w:rFonts w:ascii="Calibri" w:hAnsi="Calibri" w:cs="Calibri"/>
+          <w:sz w:val="34"/>
+          <w:szCs w:val="34"/>
         </w:rPr>
         <w:t># It takes two parameters:</w:t>
       </w:r>
@@ -839,31 +664,31 @@
         <w:jc w:val="both"/>
         <w:rPr>
           <w:rFonts w:ascii="Calibri" w:hAnsi="Calibri" w:cs="Calibri"/>
-          <w:sz w:val="36"/>
-          <w:szCs w:val="36"/>
-        </w:rPr>
-      </w:pPr>
-      <w:r>
-        <w:rPr>
-          <w:rFonts w:ascii="Calibri" w:hAnsi="Calibri" w:cs="Calibri"/>
-          <w:sz w:val="36"/>
-          <w:szCs w:val="36"/>
+          <w:sz w:val="34"/>
+          <w:szCs w:val="34"/>
+        </w:rPr>
+      </w:pPr>
+      <w:r>
+        <w:rPr>
+          <w:rFonts w:ascii="Calibri" w:hAnsi="Calibri" w:cs="Calibri"/>
+          <w:sz w:val="34"/>
+          <w:szCs w:val="34"/>
         </w:rPr>
         <w:t xml:space="preserve">function </w:t>
       </w:r>
       <w:r>
         <w:rPr>
           <w:rFonts w:ascii="Calibri" w:hAnsi="Calibri" w:cs="Calibri"/>
-          <w:sz w:val="28"/>
-          <w:szCs w:val="28"/>
+          <w:sz w:val="26"/>
+          <w:szCs w:val="26"/>
         </w:rPr>
         <w:sym w:font="Wingdings" w:char="F0E0"/>
       </w:r>
       <w:r>
         <w:rPr>
           <w:rFonts w:ascii="Calibri" w:hAnsi="Calibri" w:cs="Calibri"/>
-          <w:sz w:val="36"/>
-          <w:szCs w:val="36"/>
+          <w:sz w:val="34"/>
+          <w:szCs w:val="34"/>
         </w:rPr>
         <w:t xml:space="preserve"> What we want to do to each item</w:t>
       </w:r>
@@ -879,41 +704,31 @@
         <w:jc w:val="both"/>
         <w:rPr>
           <w:rFonts w:ascii="Calibri" w:hAnsi="Calibri" w:cs="Calibri"/>
-          <w:sz w:val="36"/>
-          <w:szCs w:val="36"/>
-        </w:rPr>
-      </w:pPr>
-      <w:proofErr w:type="spellStart"/>
-      <w:r>
-        <w:rPr>
-          <w:rFonts w:ascii="Calibri" w:hAnsi="Calibri" w:cs="Calibri"/>
-          <w:sz w:val="36"/>
-          <w:szCs w:val="36"/>
-        </w:rPr>
-        <w:t>iterable</w:t>
-      </w:r>
-      <w:proofErr w:type="spellEnd"/>
-      <w:r>
-        <w:rPr>
-          <w:rFonts w:ascii="Calibri" w:hAnsi="Calibri" w:cs="Calibri"/>
-          <w:sz w:val="36"/>
-          <w:szCs w:val="36"/>
-        </w:rPr>
-        <w:t xml:space="preserve"> </w:t>
-      </w:r>
-      <w:r>
-        <w:rPr>
-          <w:rFonts w:ascii="Calibri" w:hAnsi="Calibri" w:cs="Calibri"/>
-          <w:sz w:val="28"/>
-          <w:szCs w:val="28"/>
+          <w:sz w:val="34"/>
+          <w:szCs w:val="34"/>
+        </w:rPr>
+      </w:pPr>
+      <w:r>
+        <w:rPr>
+          <w:rFonts w:ascii="Calibri" w:hAnsi="Calibri" w:cs="Calibri"/>
+          <w:sz w:val="34"/>
+          <w:szCs w:val="34"/>
+        </w:rPr>
+        <w:t xml:space="preserve">iterable </w:t>
+      </w:r>
+      <w:r>
+        <w:rPr>
+          <w:rFonts w:ascii="Calibri" w:hAnsi="Calibri" w:cs="Calibri"/>
+          <w:sz w:val="26"/>
+          <w:szCs w:val="26"/>
         </w:rPr>
         <w:sym w:font="Wingdings" w:char="F0E0"/>
       </w:r>
       <w:r>
         <w:rPr>
           <w:rFonts w:ascii="Calibri" w:hAnsi="Calibri" w:cs="Calibri"/>
-          <w:sz w:val="36"/>
-          <w:szCs w:val="36"/>
+          <w:sz w:val="34"/>
+          <w:szCs w:val="34"/>
         </w:rPr>
         <w:t xml:space="preserve"> The list or collection we want to process</w:t>
       </w:r>
@@ -927,104 +742,55 @@
           <w:b/>
           <w:bCs/>
           <w:color w:val="D86DCB" w:themeColor="accent5" w:themeTint="99"/>
-          <w:sz w:val="36"/>
-          <w:szCs w:val="36"/>
-        </w:rPr>
-      </w:pPr>
-      <w:proofErr w:type="gramStart"/>
-      <w:r>
-        <w:rPr>
-          <w:rFonts w:ascii="Calibri" w:hAnsi="Calibri" w:cs="Calibri"/>
-          <w:b/>
-          <w:bCs/>
-          <w:color w:val="D86DCB" w:themeColor="accent5" w:themeTint="99"/>
-          <w:sz w:val="36"/>
-          <w:szCs w:val="36"/>
-        </w:rPr>
-        <w:t>map(</w:t>
-      </w:r>
-      <w:proofErr w:type="gramEnd"/>
-      <w:r>
-        <w:rPr>
-          <w:rFonts w:ascii="Calibri" w:hAnsi="Calibri" w:cs="Calibri"/>
-          <w:b/>
-          <w:bCs/>
-          <w:color w:val="D86DCB" w:themeColor="accent5" w:themeTint="99"/>
-          <w:sz w:val="36"/>
-          <w:szCs w:val="36"/>
-        </w:rPr>
-        <w:t xml:space="preserve">function, </w:t>
-      </w:r>
-      <w:proofErr w:type="spellStart"/>
-      <w:r>
-        <w:rPr>
-          <w:rFonts w:ascii="Calibri" w:hAnsi="Calibri" w:cs="Calibri"/>
-          <w:b/>
-          <w:bCs/>
-          <w:color w:val="D86DCB" w:themeColor="accent5" w:themeTint="99"/>
-          <w:sz w:val="36"/>
-          <w:szCs w:val="36"/>
-        </w:rPr>
-        <w:t>iterable</w:t>
-      </w:r>
-      <w:proofErr w:type="spellEnd"/>
-      <w:r>
-        <w:rPr>
-          <w:rFonts w:ascii="Calibri" w:hAnsi="Calibri" w:cs="Calibri"/>
-          <w:b/>
-          <w:bCs/>
-          <w:color w:val="D86DCB" w:themeColor="accent5" w:themeTint="99"/>
-          <w:sz w:val="36"/>
-          <w:szCs w:val="36"/>
-        </w:rPr>
-        <w:t>)</w:t>
-      </w:r>
-    </w:p>
-    <w:p>
-      <w:pPr>
-        <w:spacing w:line="240" w:lineRule="auto"/>
-        <w:jc w:val="both"/>
-        <w:rPr>
-          <w:rFonts w:ascii="Calibri" w:hAnsi="Calibri" w:cs="Calibri"/>
-          <w:sz w:val="36"/>
-          <w:szCs w:val="36"/>
-        </w:rPr>
-      </w:pPr>
-      <w:r>
-        <w:rPr>
-          <w:rFonts w:ascii="Calibri" w:hAnsi="Calibri" w:cs="Calibri"/>
-          <w:sz w:val="36"/>
-          <w:szCs w:val="36"/>
+          <w:sz w:val="34"/>
+          <w:szCs w:val="34"/>
+        </w:rPr>
+      </w:pPr>
+      <w:r>
+        <w:rPr>
+          <w:rFonts w:ascii="Calibri" w:hAnsi="Calibri" w:cs="Calibri"/>
+          <w:b/>
+          <w:bCs/>
+          <w:color w:val="D86DCB" w:themeColor="accent5" w:themeTint="99"/>
+          <w:sz w:val="34"/>
+          <w:szCs w:val="34"/>
+        </w:rPr>
+        <w:t>map(function, iterable)</w:t>
+      </w:r>
+    </w:p>
+    <w:p>
+      <w:pPr>
+        <w:spacing w:line="240" w:lineRule="auto"/>
+        <w:jc w:val="both"/>
+        <w:rPr>
+          <w:rFonts w:ascii="Calibri" w:hAnsi="Calibri" w:cs="Calibri"/>
+          <w:sz w:val="34"/>
+          <w:szCs w:val="34"/>
+        </w:rPr>
+      </w:pPr>
+      <w:r>
+        <w:rPr>
+          <w:rFonts w:ascii="Calibri" w:hAnsi="Calibri" w:cs="Calibri"/>
+          <w:sz w:val="34"/>
+          <w:szCs w:val="34"/>
         </w:rPr>
         <w:t xml:space="preserve"># Here, </w:t>
       </w:r>
-      <w:proofErr w:type="gramStart"/>
-      <w:r>
-        <w:rPr>
-          <w:rFonts w:ascii="Calibri" w:hAnsi="Calibri" w:cs="Calibri"/>
-          <w:b/>
-          <w:bCs/>
-          <w:sz w:val="36"/>
-          <w:szCs w:val="36"/>
-        </w:rPr>
-        <w:t>map(</w:t>
-      </w:r>
-      <w:proofErr w:type="gramEnd"/>
-      <w:r>
-        <w:rPr>
-          <w:rFonts w:ascii="Calibri" w:hAnsi="Calibri" w:cs="Calibri"/>
-          <w:b/>
-          <w:bCs/>
-          <w:sz w:val="36"/>
-          <w:szCs w:val="36"/>
-        </w:rPr>
-        <w:t>)</w:t>
-      </w:r>
-      <w:r>
-        <w:rPr>
-          <w:rFonts w:ascii="Calibri" w:hAnsi="Calibri" w:cs="Calibri"/>
-          <w:sz w:val="36"/>
-          <w:szCs w:val="36"/>
+      <w:r>
+        <w:rPr>
+          <w:rFonts w:ascii="Calibri" w:hAnsi="Calibri" w:cs="Calibri"/>
+          <w:b/>
+          <w:bCs/>
+          <w:sz w:val="34"/>
+          <w:szCs w:val="34"/>
+        </w:rPr>
+        <w:t>map()</w:t>
+      </w:r>
+      <w:r>
+        <w:rPr>
+          <w:rFonts w:ascii="Calibri" w:hAnsi="Calibri" w:cs="Calibri"/>
+          <w:sz w:val="34"/>
+          <w:szCs w:val="34"/>
         </w:rPr>
         <w:t xml:space="preserve"> method iterates over each element of the list and squares the element.</w:t>
       </w:r>
@@ -1035,90 +801,78 @@
         <w:jc w:val="both"/>
         <w:rPr>
           <w:rFonts w:ascii="Calibri" w:hAnsi="Calibri" w:cs="Calibri"/>
-          <w:sz w:val="36"/>
-          <w:szCs w:val="36"/>
-        </w:rPr>
-      </w:pPr>
-      <w:r>
-        <w:rPr>
-          <w:rFonts w:ascii="Calibri" w:hAnsi="Calibri" w:cs="Calibri"/>
-          <w:sz w:val="36"/>
-          <w:szCs w:val="36"/>
+          <w:sz w:val="34"/>
+          <w:szCs w:val="34"/>
+        </w:rPr>
+      </w:pPr>
+      <w:r>
+        <w:rPr>
+          <w:rFonts w:ascii="Calibri" w:hAnsi="Calibri" w:cs="Calibri"/>
+          <w:sz w:val="34"/>
+          <w:szCs w:val="34"/>
+        </w:rPr>
+        <w:t># And returns a</w:t>
+      </w:r>
+      <w:r>
+        <w:rPr>
+          <w:rFonts w:ascii="Calibri" w:hAnsi="Calibri" w:cs="Calibri"/>
+          <w:b/>
+          <w:bCs/>
+          <w:sz w:val="34"/>
+          <w:szCs w:val="34"/>
+        </w:rPr>
+        <w:t xml:space="preserve"> map</w:t>
+      </w:r>
+      <w:r>
+        <w:rPr>
+          <w:rFonts w:ascii="Calibri" w:hAnsi="Calibri" w:cs="Calibri"/>
+          <w:sz w:val="34"/>
+          <w:szCs w:val="34"/>
+        </w:rPr>
+        <w:t xml:space="preserve"> object (an iterator), not a list. Convert it to a list using </w:t>
+      </w:r>
+      <w:r>
+        <w:rPr>
+          <w:rFonts w:ascii="Calibri" w:hAnsi="Calibri" w:cs="Calibri"/>
+          <w:b/>
+          <w:bCs/>
+          <w:sz w:val="34"/>
+          <w:szCs w:val="34"/>
+        </w:rPr>
+        <w:t>list()</w:t>
+      </w:r>
+      <w:r>
+        <w:rPr>
+          <w:rFonts w:ascii="Calibri" w:hAnsi="Calibri" w:cs="Calibri"/>
+          <w:sz w:val="34"/>
+          <w:szCs w:val="34"/>
+        </w:rPr>
+        <w:t xml:space="preserve"> method</w:t>
+      </w:r>
+    </w:p>
+    <w:p>
+      <w:pPr>
+        <w:spacing w:line="240" w:lineRule="auto"/>
+        <w:jc w:val="both"/>
+        <w:rPr>
+          <w:rFonts w:ascii="Calibri" w:hAnsi="Calibri" w:cs="Calibri"/>
+          <w:b/>
+          <w:bCs/>
+          <w:color w:val="D86DCB" w:themeColor="accent5" w:themeTint="99"/>
+          <w:sz w:val="34"/>
+          <w:szCs w:val="34"/>
+        </w:rPr>
+      </w:pPr>
+      <w:r>
+        <w:rPr>
+          <w:rFonts w:ascii="Calibri" w:hAnsi="Calibri" w:cs="Calibri"/>
+          <w:b/>
+          <w:bCs/>
+          <w:color w:val="D86DCB" w:themeColor="accent5" w:themeTint="99"/>
+          <w:sz w:val="34"/>
+          <w:szCs w:val="34"/>
         </w:rPr>
         <w:lastRenderedPageBreak/>
-        <w:t># And returns a</w:t>
-      </w:r>
-      <w:r>
-        <w:rPr>
-          <w:rFonts w:ascii="Calibri" w:hAnsi="Calibri" w:cs="Calibri"/>
-          <w:b/>
-          <w:bCs/>
-          <w:sz w:val="36"/>
-          <w:szCs w:val="36"/>
-        </w:rPr>
-        <w:t xml:space="preserve"> map</w:t>
-      </w:r>
-      <w:r>
-        <w:rPr>
-          <w:rFonts w:ascii="Calibri" w:hAnsi="Calibri" w:cs="Calibri"/>
-          <w:sz w:val="36"/>
-          <w:szCs w:val="36"/>
-        </w:rPr>
-        <w:t xml:space="preserve"> object (an iterator), not a list. Convert it to a list using </w:t>
-      </w:r>
-      <w:proofErr w:type="gramStart"/>
-      <w:r>
-        <w:rPr>
-          <w:rFonts w:ascii="Calibri" w:hAnsi="Calibri" w:cs="Calibri"/>
-          <w:b/>
-          <w:bCs/>
-          <w:sz w:val="36"/>
-          <w:szCs w:val="36"/>
-        </w:rPr>
-        <w:t>list(</w:t>
-      </w:r>
-      <w:proofErr w:type="gramEnd"/>
-      <w:r>
-        <w:rPr>
-          <w:rFonts w:ascii="Calibri" w:hAnsi="Calibri" w:cs="Calibri"/>
-          <w:b/>
-          <w:bCs/>
-          <w:sz w:val="36"/>
-          <w:szCs w:val="36"/>
-        </w:rPr>
-        <w:t>)</w:t>
-      </w:r>
-      <w:r>
-        <w:rPr>
-          <w:rFonts w:ascii="Calibri" w:hAnsi="Calibri" w:cs="Calibri"/>
-          <w:sz w:val="36"/>
-          <w:szCs w:val="36"/>
-        </w:rPr>
-        <w:t xml:space="preserve"> method</w:t>
-      </w:r>
-    </w:p>
-    <w:p>
-      <w:pPr>
-        <w:spacing w:line="240" w:lineRule="auto"/>
-        <w:jc w:val="both"/>
-        <w:rPr>
-          <w:rFonts w:ascii="Calibri" w:hAnsi="Calibri" w:cs="Calibri"/>
-          <w:b/>
-          <w:bCs/>
-          <w:color w:val="D86DCB" w:themeColor="accent5" w:themeTint="99"/>
-          <w:sz w:val="36"/>
-          <w:szCs w:val="36"/>
-        </w:rPr>
-      </w:pPr>
-      <w:r>
-        <w:rPr>
-          <w:rFonts w:ascii="Calibri" w:hAnsi="Calibri" w:cs="Calibri"/>
-          <w:b/>
-          <w:bCs/>
-          <w:color w:val="D86DCB" w:themeColor="accent5" w:themeTint="99"/>
-          <w:sz w:val="36"/>
-          <w:szCs w:val="36"/>
-        </w:rPr>
         <w:t>def square(num):</w:t>
       </w:r>
     </w:p>
@@ -1131,18 +885,18 @@
           <w:b/>
           <w:bCs/>
           <w:color w:val="D86DCB" w:themeColor="accent5" w:themeTint="99"/>
-          <w:sz w:val="36"/>
-          <w:szCs w:val="36"/>
-        </w:rPr>
-      </w:pPr>
-      <w:r>
-        <w:rPr>
-          <w:rFonts w:ascii="Calibri" w:hAnsi="Calibri" w:cs="Calibri"/>
-          <w:b/>
-          <w:bCs/>
-          <w:color w:val="D86DCB" w:themeColor="accent5" w:themeTint="99"/>
-          <w:sz w:val="36"/>
-          <w:szCs w:val="36"/>
+          <w:sz w:val="34"/>
+          <w:szCs w:val="34"/>
+        </w:rPr>
+      </w:pPr>
+      <w:r>
+        <w:rPr>
+          <w:rFonts w:ascii="Calibri" w:hAnsi="Calibri" w:cs="Calibri"/>
+          <w:b/>
+          <w:bCs/>
+          <w:color w:val="D86DCB" w:themeColor="accent5" w:themeTint="99"/>
+          <w:sz w:val="34"/>
+          <w:szCs w:val="34"/>
         </w:rPr>
         <w:t xml:space="preserve">    return num * num</w:t>
       </w:r>
@@ -1156,18 +910,18 @@
           <w:b/>
           <w:bCs/>
           <w:color w:val="D86DCB" w:themeColor="accent5" w:themeTint="99"/>
-          <w:sz w:val="36"/>
-          <w:szCs w:val="36"/>
-        </w:rPr>
-      </w:pPr>
-      <w:r>
-        <w:rPr>
-          <w:rFonts w:ascii="Calibri" w:hAnsi="Calibri" w:cs="Calibri"/>
-          <w:b/>
-          <w:bCs/>
-          <w:color w:val="D86DCB" w:themeColor="accent5" w:themeTint="99"/>
-          <w:sz w:val="36"/>
-          <w:szCs w:val="36"/>
+          <w:sz w:val="34"/>
+          <w:szCs w:val="34"/>
+        </w:rPr>
+      </w:pPr>
+      <w:r>
+        <w:rPr>
+          <w:rFonts w:ascii="Calibri" w:hAnsi="Calibri" w:cs="Calibri"/>
+          <w:b/>
+          <w:bCs/>
+          <w:color w:val="D86DCB" w:themeColor="accent5" w:themeTint="99"/>
+          <w:sz w:val="34"/>
+          <w:szCs w:val="34"/>
         </w:rPr>
         <w:t>numbers = [1, 2, 3, 4]</w:t>
       </w:r>
@@ -1181,67 +935,43 @@
           <w:b/>
           <w:bCs/>
           <w:color w:val="D86DCB" w:themeColor="accent5" w:themeTint="99"/>
-          <w:sz w:val="36"/>
-          <w:szCs w:val="36"/>
-        </w:rPr>
-      </w:pPr>
-      <w:r>
-        <w:rPr>
-          <w:rFonts w:ascii="Calibri" w:hAnsi="Calibri" w:cs="Calibri"/>
-          <w:b/>
-          <w:bCs/>
-          <w:color w:val="D86DCB" w:themeColor="accent5" w:themeTint="99"/>
-          <w:sz w:val="36"/>
-          <w:szCs w:val="36"/>
-        </w:rPr>
-        <w:t xml:space="preserve">result = </w:t>
-      </w:r>
-      <w:proofErr w:type="gramStart"/>
-      <w:r>
-        <w:rPr>
-          <w:rFonts w:ascii="Calibri" w:hAnsi="Calibri" w:cs="Calibri"/>
-          <w:b/>
-          <w:bCs/>
-          <w:color w:val="D86DCB" w:themeColor="accent5" w:themeTint="99"/>
-          <w:sz w:val="36"/>
-          <w:szCs w:val="36"/>
-        </w:rPr>
-        <w:t>map(</w:t>
-      </w:r>
-      <w:proofErr w:type="gramEnd"/>
-      <w:r>
-        <w:rPr>
-          <w:rFonts w:ascii="Calibri" w:hAnsi="Calibri" w:cs="Calibri"/>
-          <w:b/>
-          <w:bCs/>
-          <w:color w:val="D86DCB" w:themeColor="accent5" w:themeTint="99"/>
-          <w:sz w:val="36"/>
-          <w:szCs w:val="36"/>
-        </w:rPr>
-        <w:t>square, numbers)</w:t>
-      </w:r>
-    </w:p>
-    <w:p>
-      <w:pPr>
-        <w:spacing w:line="240" w:lineRule="auto"/>
-        <w:jc w:val="both"/>
-        <w:rPr>
-          <w:rFonts w:ascii="Calibri" w:hAnsi="Calibri" w:cs="Calibri"/>
-          <w:b/>
-          <w:bCs/>
-          <w:color w:val="D86DCB" w:themeColor="accent5" w:themeTint="99"/>
-          <w:sz w:val="36"/>
-          <w:szCs w:val="36"/>
-        </w:rPr>
-      </w:pPr>
-      <w:r>
-        <w:rPr>
-          <w:rFonts w:ascii="Calibri" w:hAnsi="Calibri" w:cs="Calibri"/>
-          <w:b/>
-          <w:bCs/>
-          <w:color w:val="D86DCB" w:themeColor="accent5" w:themeTint="99"/>
-          <w:sz w:val="36"/>
-          <w:szCs w:val="36"/>
+          <w:sz w:val="34"/>
+          <w:szCs w:val="34"/>
+        </w:rPr>
+      </w:pPr>
+      <w:r>
+        <w:rPr>
+          <w:rFonts w:ascii="Calibri" w:hAnsi="Calibri" w:cs="Calibri"/>
+          <w:b/>
+          <w:bCs/>
+          <w:color w:val="D86DCB" w:themeColor="accent5" w:themeTint="99"/>
+          <w:sz w:val="34"/>
+          <w:szCs w:val="34"/>
+        </w:rPr>
+        <w:t>result = map(square, numbers)</w:t>
+      </w:r>
+    </w:p>
+    <w:p>
+      <w:pPr>
+        <w:spacing w:line="240" w:lineRule="auto"/>
+        <w:jc w:val="both"/>
+        <w:rPr>
+          <w:rFonts w:ascii="Calibri" w:hAnsi="Calibri" w:cs="Calibri"/>
+          <w:b/>
+          <w:bCs/>
+          <w:color w:val="D86DCB" w:themeColor="accent5" w:themeTint="99"/>
+          <w:sz w:val="34"/>
+          <w:szCs w:val="34"/>
+        </w:rPr>
+      </w:pPr>
+      <w:r>
+        <w:rPr>
+          <w:rFonts w:ascii="Calibri" w:hAnsi="Calibri" w:cs="Calibri"/>
+          <w:b/>
+          <w:bCs/>
+          <w:color w:val="D86DCB" w:themeColor="accent5" w:themeTint="99"/>
+          <w:sz w:val="34"/>
+          <w:szCs w:val="34"/>
         </w:rPr>
         <w:t>print(result) # &lt;map object at 0x...&gt;</w:t>
       </w:r>
@@ -1255,67 +985,43 @@
           <w:b/>
           <w:bCs/>
           <w:color w:val="D86DCB" w:themeColor="accent5" w:themeTint="99"/>
-          <w:sz w:val="36"/>
-          <w:szCs w:val="36"/>
-        </w:rPr>
-      </w:pPr>
-      <w:r>
-        <w:rPr>
-          <w:rFonts w:ascii="Calibri" w:hAnsi="Calibri" w:cs="Calibri"/>
-          <w:b/>
-          <w:bCs/>
-          <w:color w:val="D86DCB" w:themeColor="accent5" w:themeTint="99"/>
-          <w:sz w:val="36"/>
-          <w:szCs w:val="36"/>
-        </w:rPr>
-        <w:t xml:space="preserve">result = </w:t>
-      </w:r>
-      <w:proofErr w:type="gramStart"/>
-      <w:r>
-        <w:rPr>
-          <w:rFonts w:ascii="Calibri" w:hAnsi="Calibri" w:cs="Calibri"/>
-          <w:b/>
-          <w:bCs/>
-          <w:color w:val="D86DCB" w:themeColor="accent5" w:themeTint="99"/>
-          <w:sz w:val="36"/>
-          <w:szCs w:val="36"/>
-        </w:rPr>
-        <w:t>list(</w:t>
-      </w:r>
-      <w:proofErr w:type="gramEnd"/>
-      <w:r>
-        <w:rPr>
-          <w:rFonts w:ascii="Calibri" w:hAnsi="Calibri" w:cs="Calibri"/>
-          <w:b/>
-          <w:bCs/>
-          <w:color w:val="D86DCB" w:themeColor="accent5" w:themeTint="99"/>
-          <w:sz w:val="36"/>
-          <w:szCs w:val="36"/>
-        </w:rPr>
-        <w:t>map(square, numbers))</w:t>
-      </w:r>
-    </w:p>
-    <w:p>
-      <w:pPr>
-        <w:spacing w:line="240" w:lineRule="auto"/>
-        <w:jc w:val="both"/>
-        <w:rPr>
-          <w:rFonts w:ascii="Calibri" w:hAnsi="Calibri" w:cs="Calibri"/>
-          <w:b/>
-          <w:bCs/>
-          <w:color w:val="D86DCB" w:themeColor="accent5" w:themeTint="99"/>
-          <w:sz w:val="36"/>
-          <w:szCs w:val="36"/>
-        </w:rPr>
-      </w:pPr>
-      <w:r>
-        <w:rPr>
-          <w:rFonts w:ascii="Calibri" w:hAnsi="Calibri" w:cs="Calibri"/>
-          <w:b/>
-          <w:bCs/>
-          <w:color w:val="D86DCB" w:themeColor="accent5" w:themeTint="99"/>
-          <w:sz w:val="36"/>
-          <w:szCs w:val="36"/>
+          <w:sz w:val="34"/>
+          <w:szCs w:val="34"/>
+        </w:rPr>
+      </w:pPr>
+      <w:r>
+        <w:rPr>
+          <w:rFonts w:ascii="Calibri" w:hAnsi="Calibri" w:cs="Calibri"/>
+          <w:b/>
+          <w:bCs/>
+          <w:color w:val="D86DCB" w:themeColor="accent5" w:themeTint="99"/>
+          <w:sz w:val="34"/>
+          <w:szCs w:val="34"/>
+        </w:rPr>
+        <w:t>result = list(map(square, numbers))</w:t>
+      </w:r>
+    </w:p>
+    <w:p>
+      <w:pPr>
+        <w:spacing w:line="240" w:lineRule="auto"/>
+        <w:jc w:val="both"/>
+        <w:rPr>
+          <w:rFonts w:ascii="Calibri" w:hAnsi="Calibri" w:cs="Calibri"/>
+          <w:b/>
+          <w:bCs/>
+          <w:color w:val="D86DCB" w:themeColor="accent5" w:themeTint="99"/>
+          <w:sz w:val="34"/>
+          <w:szCs w:val="34"/>
+        </w:rPr>
+      </w:pPr>
+      <w:r>
+        <w:rPr>
+          <w:rFonts w:ascii="Calibri" w:hAnsi="Calibri" w:cs="Calibri"/>
+          <w:b/>
+          <w:bCs/>
+          <w:color w:val="D86DCB" w:themeColor="accent5" w:themeTint="99"/>
+          <w:sz w:val="34"/>
+          <w:szCs w:val="34"/>
         </w:rPr>
         <w:t>print(result) # [1, 4, 9, 16]</w:t>
       </w:r>
@@ -1326,83 +1032,47 @@
         <w:jc w:val="both"/>
         <w:rPr>
           <w:rFonts w:ascii="Calibri" w:hAnsi="Calibri" w:cs="Calibri"/>
-          <w:sz w:val="36"/>
-          <w:szCs w:val="36"/>
-        </w:rPr>
-      </w:pPr>
-    </w:p>
-    <w:p>
-      <w:pPr>
-        <w:spacing w:line="240" w:lineRule="auto"/>
-        <w:jc w:val="both"/>
-        <w:rPr>
-          <w:rFonts w:ascii="Calibri" w:hAnsi="Calibri" w:cs="Calibri"/>
-          <w:sz w:val="36"/>
-          <w:szCs w:val="36"/>
-        </w:rPr>
-      </w:pPr>
-      <w:r>
-        <w:rPr>
-          <w:rFonts w:ascii="Calibri" w:hAnsi="Calibri" w:cs="Calibri"/>
-          <w:sz w:val="36"/>
-          <w:szCs w:val="36"/>
-        </w:rPr>
-        <w:t xml:space="preserve">Using </w:t>
-      </w:r>
-      <w:proofErr w:type="spellStart"/>
-      <w:r>
-        <w:rPr>
-          <w:rFonts w:ascii="Calibri" w:hAnsi="Calibri" w:cs="Calibri"/>
-          <w:sz w:val="36"/>
-          <w:szCs w:val="36"/>
-        </w:rPr>
-        <w:t>lamda</w:t>
-      </w:r>
-      <w:proofErr w:type="spellEnd"/>
-      <w:r>
-        <w:rPr>
-          <w:rFonts w:ascii="Calibri" w:hAnsi="Calibri" w:cs="Calibri"/>
-          <w:sz w:val="36"/>
-          <w:szCs w:val="36"/>
-        </w:rPr>
-        <w:t xml:space="preserve"> function with </w:t>
-      </w:r>
-      <w:proofErr w:type="gramStart"/>
-      <w:r>
-        <w:rPr>
-          <w:rFonts w:ascii="Calibri" w:hAnsi="Calibri" w:cs="Calibri"/>
-          <w:sz w:val="36"/>
-          <w:szCs w:val="36"/>
-        </w:rPr>
-        <w:t>map(</w:t>
-      </w:r>
-      <w:proofErr w:type="gramEnd"/>
-      <w:r>
-        <w:rPr>
-          <w:rFonts w:ascii="Calibri" w:hAnsi="Calibri" w:cs="Calibri"/>
-          <w:sz w:val="36"/>
-          <w:szCs w:val="36"/>
-        </w:rPr>
-        <w:t>):</w:t>
-      </w:r>
-    </w:p>
-    <w:p>
-      <w:pPr>
-        <w:spacing w:line="240" w:lineRule="auto"/>
-        <w:jc w:val="both"/>
-        <w:rPr>
-          <w:rFonts w:ascii="Calibri" w:hAnsi="Calibri" w:cs="Calibri"/>
-          <w:b/>
-          <w:bCs/>
-          <w:sz w:val="36"/>
-          <w:szCs w:val="36"/>
-        </w:rPr>
-      </w:pPr>
-      <w:r>
-        <w:rPr>
-          <w:rFonts w:ascii="Calibri" w:hAnsi="Calibri" w:cs="Calibri"/>
-          <w:sz w:val="36"/>
-          <w:szCs w:val="36"/>
+          <w:sz w:val="34"/>
+          <w:szCs w:val="34"/>
+        </w:rPr>
+      </w:pPr>
+    </w:p>
+    <w:p>
+      <w:pPr>
+        <w:spacing w:line="240" w:lineRule="auto"/>
+        <w:jc w:val="both"/>
+        <w:rPr>
+          <w:rFonts w:ascii="Calibri" w:hAnsi="Calibri" w:cs="Calibri"/>
+          <w:sz w:val="34"/>
+          <w:szCs w:val="34"/>
+        </w:rPr>
+      </w:pPr>
+      <w:r>
+        <w:rPr>
+          <w:rFonts w:ascii="Calibri" w:hAnsi="Calibri" w:cs="Calibri"/>
+          <w:sz w:val="34"/>
+          <w:szCs w:val="34"/>
+        </w:rPr>
+        <w:t>Using lamda function with map():</w:t>
+      </w:r>
+    </w:p>
+    <w:p>
+      <w:pPr>
+        <w:spacing w:line="240" w:lineRule="auto"/>
+        <w:jc w:val="both"/>
+        <w:rPr>
+          <w:rFonts w:ascii="Calibri" w:hAnsi="Calibri" w:cs="Calibri"/>
+          <w:b/>
+          <w:bCs/>
+          <w:sz w:val="34"/>
+          <w:szCs w:val="34"/>
+        </w:rPr>
+      </w:pPr>
+      <w:r>
+        <w:rPr>
+          <w:rFonts w:ascii="Calibri" w:hAnsi="Calibri" w:cs="Calibri"/>
+          <w:sz w:val="34"/>
+          <w:szCs w:val="34"/>
         </w:rPr>
         <w:t># Most of the time, people don't create a separate function. Instead uses a lambda function.</w:t>
       </w:r>
@@ -1416,18 +1086,18 @@
           <w:b/>
           <w:bCs/>
           <w:color w:val="D86DCB" w:themeColor="accent5" w:themeTint="99"/>
-          <w:sz w:val="36"/>
-          <w:szCs w:val="36"/>
-        </w:rPr>
-      </w:pPr>
-      <w:r>
-        <w:rPr>
-          <w:rFonts w:ascii="Calibri" w:hAnsi="Calibri" w:cs="Calibri"/>
-          <w:b/>
-          <w:bCs/>
-          <w:color w:val="D86DCB" w:themeColor="accent5" w:themeTint="99"/>
-          <w:sz w:val="36"/>
-          <w:szCs w:val="36"/>
+          <w:sz w:val="34"/>
+          <w:szCs w:val="34"/>
+        </w:rPr>
+      </w:pPr>
+      <w:r>
+        <w:rPr>
+          <w:rFonts w:ascii="Calibri" w:hAnsi="Calibri" w:cs="Calibri"/>
+          <w:b/>
+          <w:bCs/>
+          <w:color w:val="D86DCB" w:themeColor="accent5" w:themeTint="99"/>
+          <w:sz w:val="34"/>
+          <w:szCs w:val="34"/>
         </w:rPr>
         <w:t>numbers = [1, 2, 3, 4]</w:t>
       </w:r>
@@ -1441,67 +1111,43 @@
           <w:b/>
           <w:bCs/>
           <w:color w:val="D86DCB" w:themeColor="accent5" w:themeTint="99"/>
-          <w:sz w:val="36"/>
-          <w:szCs w:val="36"/>
-        </w:rPr>
-      </w:pPr>
-      <w:r>
-        <w:rPr>
-          <w:rFonts w:ascii="Calibri" w:hAnsi="Calibri" w:cs="Calibri"/>
-          <w:b/>
-          <w:bCs/>
-          <w:color w:val="D86DCB" w:themeColor="accent5" w:themeTint="99"/>
-          <w:sz w:val="36"/>
-          <w:szCs w:val="36"/>
-        </w:rPr>
-        <w:t xml:space="preserve">result = </w:t>
-      </w:r>
-      <w:proofErr w:type="gramStart"/>
-      <w:r>
-        <w:rPr>
-          <w:rFonts w:ascii="Calibri" w:hAnsi="Calibri" w:cs="Calibri"/>
-          <w:b/>
-          <w:bCs/>
-          <w:color w:val="D86DCB" w:themeColor="accent5" w:themeTint="99"/>
-          <w:sz w:val="36"/>
-          <w:szCs w:val="36"/>
-        </w:rPr>
-        <w:t>list(</w:t>
-      </w:r>
-      <w:proofErr w:type="gramEnd"/>
-      <w:r>
-        <w:rPr>
-          <w:rFonts w:ascii="Calibri" w:hAnsi="Calibri" w:cs="Calibri"/>
-          <w:b/>
-          <w:bCs/>
-          <w:color w:val="D86DCB" w:themeColor="accent5" w:themeTint="99"/>
-          <w:sz w:val="36"/>
-          <w:szCs w:val="36"/>
-        </w:rPr>
-        <w:t>map(lambda x: x * x, numbers))</w:t>
-      </w:r>
-    </w:p>
-    <w:p>
-      <w:pPr>
-        <w:spacing w:line="240" w:lineRule="auto"/>
-        <w:jc w:val="both"/>
-        <w:rPr>
-          <w:rFonts w:ascii="Calibri" w:hAnsi="Calibri" w:cs="Calibri"/>
-          <w:b/>
-          <w:bCs/>
-          <w:color w:val="D86DCB" w:themeColor="accent5" w:themeTint="99"/>
-          <w:sz w:val="36"/>
-          <w:szCs w:val="36"/>
-        </w:rPr>
-      </w:pPr>
-      <w:r>
-        <w:rPr>
-          <w:rFonts w:ascii="Calibri" w:hAnsi="Calibri" w:cs="Calibri"/>
-          <w:b/>
-          <w:bCs/>
-          <w:color w:val="D86DCB" w:themeColor="accent5" w:themeTint="99"/>
-          <w:sz w:val="36"/>
-          <w:szCs w:val="36"/>
+          <w:sz w:val="34"/>
+          <w:szCs w:val="34"/>
+        </w:rPr>
+      </w:pPr>
+      <w:r>
+        <w:rPr>
+          <w:rFonts w:ascii="Calibri" w:hAnsi="Calibri" w:cs="Calibri"/>
+          <w:b/>
+          <w:bCs/>
+          <w:color w:val="D86DCB" w:themeColor="accent5" w:themeTint="99"/>
+          <w:sz w:val="34"/>
+          <w:szCs w:val="34"/>
+        </w:rPr>
+        <w:t>result = list(map(lambda x: x * x, numbers))</w:t>
+      </w:r>
+    </w:p>
+    <w:p>
+      <w:pPr>
+        <w:spacing w:line="240" w:lineRule="auto"/>
+        <w:jc w:val="both"/>
+        <w:rPr>
+          <w:rFonts w:ascii="Calibri" w:hAnsi="Calibri" w:cs="Calibri"/>
+          <w:b/>
+          <w:bCs/>
+          <w:color w:val="D86DCB" w:themeColor="accent5" w:themeTint="99"/>
+          <w:sz w:val="34"/>
+          <w:szCs w:val="34"/>
+        </w:rPr>
+      </w:pPr>
+      <w:r>
+        <w:rPr>
+          <w:rFonts w:ascii="Calibri" w:hAnsi="Calibri" w:cs="Calibri"/>
+          <w:b/>
+          <w:bCs/>
+          <w:color w:val="D86DCB" w:themeColor="accent5" w:themeTint="99"/>
+          <w:sz w:val="34"/>
+          <w:szCs w:val="34"/>
         </w:rPr>
         <w:t>print(result) # [1, 4, 9, 16]</w:t>
       </w:r>
@@ -1512,15 +1158,15 @@
         <w:jc w:val="both"/>
         <w:rPr>
           <w:rFonts w:ascii="Calibri" w:hAnsi="Calibri" w:cs="Calibri"/>
-          <w:sz w:val="36"/>
-          <w:szCs w:val="36"/>
-        </w:rPr>
-      </w:pPr>
-      <w:r>
-        <w:rPr>
-          <w:rFonts w:ascii="Calibri" w:hAnsi="Calibri" w:cs="Calibri"/>
-          <w:sz w:val="36"/>
-          <w:szCs w:val="36"/>
+          <w:sz w:val="34"/>
+          <w:szCs w:val="34"/>
+        </w:rPr>
+      </w:pPr>
+      <w:r>
+        <w:rPr>
+          <w:rFonts w:ascii="Calibri" w:hAnsi="Calibri" w:cs="Calibri"/>
+          <w:sz w:val="34"/>
+          <w:szCs w:val="34"/>
         </w:rPr>
         <w:t xml:space="preserve"># Here, </w:t>
       </w:r>
@@ -1529,16 +1175,16 @@
           <w:rFonts w:ascii="Calibri" w:hAnsi="Calibri" w:cs="Calibri"/>
           <w:b/>
           <w:bCs/>
-          <w:sz w:val="36"/>
-          <w:szCs w:val="36"/>
+          <w:sz w:val="34"/>
+          <w:szCs w:val="34"/>
         </w:rPr>
         <w:t>lambda x: x * x</w:t>
       </w:r>
       <w:r>
         <w:rPr>
           <w:rFonts w:ascii="Calibri" w:hAnsi="Calibri" w:cs="Calibri"/>
-          <w:sz w:val="36"/>
-          <w:szCs w:val="36"/>
+          <w:sz w:val="34"/>
+          <w:szCs w:val="34"/>
         </w:rPr>
         <w:t xml:space="preserve"> means</w:t>
       </w:r>
@@ -1552,18 +1198,18 @@
           <w:b/>
           <w:bCs/>
           <w:color w:val="D86DCB" w:themeColor="accent5" w:themeTint="99"/>
-          <w:sz w:val="36"/>
-          <w:szCs w:val="36"/>
-        </w:rPr>
-      </w:pPr>
-      <w:r>
-        <w:rPr>
-          <w:rFonts w:ascii="Calibri" w:hAnsi="Calibri" w:cs="Calibri"/>
-          <w:b/>
-          <w:bCs/>
-          <w:color w:val="D86DCB" w:themeColor="accent5" w:themeTint="99"/>
-          <w:sz w:val="36"/>
-          <w:szCs w:val="36"/>
+          <w:sz w:val="34"/>
+          <w:szCs w:val="34"/>
+        </w:rPr>
+      </w:pPr>
+      <w:r>
+        <w:rPr>
+          <w:rFonts w:ascii="Calibri" w:hAnsi="Calibri" w:cs="Calibri"/>
+          <w:b/>
+          <w:bCs/>
+          <w:color w:val="D86DCB" w:themeColor="accent5" w:themeTint="99"/>
+          <w:sz w:val="34"/>
+          <w:szCs w:val="34"/>
         </w:rPr>
         <w:t>def square(x):</w:t>
       </w:r>
@@ -1577,18 +1223,18 @@
           <w:b/>
           <w:bCs/>
           <w:color w:val="D86DCB" w:themeColor="accent5" w:themeTint="99"/>
-          <w:sz w:val="36"/>
-          <w:szCs w:val="36"/>
-        </w:rPr>
-      </w:pPr>
-      <w:r>
-        <w:rPr>
-          <w:rFonts w:ascii="Calibri" w:hAnsi="Calibri" w:cs="Calibri"/>
-          <w:b/>
-          <w:bCs/>
-          <w:color w:val="D86DCB" w:themeColor="accent5" w:themeTint="99"/>
-          <w:sz w:val="36"/>
-          <w:szCs w:val="36"/>
+          <w:sz w:val="34"/>
+          <w:szCs w:val="34"/>
+        </w:rPr>
+      </w:pPr>
+      <w:r>
+        <w:rPr>
+          <w:rFonts w:ascii="Calibri" w:hAnsi="Calibri" w:cs="Calibri"/>
+          <w:b/>
+          <w:bCs/>
+          <w:color w:val="D86DCB" w:themeColor="accent5" w:themeTint="99"/>
+          <w:sz w:val="34"/>
+          <w:szCs w:val="34"/>
         </w:rPr>
         <w:t xml:space="preserve">    return x * x</w:t>
       </w:r>
@@ -1599,26 +1245,26 @@
         <w:jc w:val="both"/>
         <w:rPr>
           <w:rFonts w:ascii="Calibri" w:hAnsi="Calibri" w:cs="Calibri"/>
-          <w:sz w:val="36"/>
-          <w:szCs w:val="36"/>
-        </w:rPr>
-      </w:pPr>
-    </w:p>
-    <w:p>
-      <w:pPr>
-        <w:spacing w:line="240" w:lineRule="auto"/>
-        <w:jc w:val="both"/>
-        <w:rPr>
-          <w:rFonts w:ascii="Calibri" w:hAnsi="Calibri" w:cs="Calibri"/>
-          <w:sz w:val="36"/>
-          <w:szCs w:val="36"/>
-        </w:rPr>
-      </w:pPr>
-      <w:r>
-        <w:rPr>
-          <w:rFonts w:ascii="Calibri" w:hAnsi="Calibri" w:cs="Calibri"/>
-          <w:sz w:val="36"/>
-          <w:szCs w:val="36"/>
+          <w:sz w:val="34"/>
+          <w:szCs w:val="34"/>
+        </w:rPr>
+      </w:pPr>
+    </w:p>
+    <w:p>
+      <w:pPr>
+        <w:spacing w:line="240" w:lineRule="auto"/>
+        <w:jc w:val="both"/>
+        <w:rPr>
+          <w:rFonts w:ascii="Calibri" w:hAnsi="Calibri" w:cs="Calibri"/>
+          <w:sz w:val="34"/>
+          <w:szCs w:val="34"/>
+        </w:rPr>
+      </w:pPr>
+      <w:r>
+        <w:rPr>
+          <w:rFonts w:ascii="Calibri" w:hAnsi="Calibri" w:cs="Calibri"/>
+          <w:sz w:val="34"/>
+          <w:szCs w:val="34"/>
         </w:rPr>
         <w:t>Mapping Strings:</w:t>
       </w:r>
@@ -1629,37 +1275,33 @@
         <w:jc w:val="both"/>
         <w:rPr>
           <w:rFonts w:ascii="Calibri" w:hAnsi="Calibri" w:cs="Calibri"/>
-          <w:sz w:val="36"/>
-          <w:szCs w:val="36"/>
-        </w:rPr>
-      </w:pPr>
-      <w:r>
-        <w:rPr>
-          <w:rFonts w:ascii="Calibri" w:hAnsi="Calibri" w:cs="Calibri"/>
-          <w:sz w:val="36"/>
-          <w:szCs w:val="36"/>
+          <w:sz w:val="34"/>
+          <w:szCs w:val="34"/>
+        </w:rPr>
+      </w:pPr>
+      <w:r>
+        <w:rPr>
+          <w:rFonts w:ascii="Calibri" w:hAnsi="Calibri" w:cs="Calibri"/>
+          <w:sz w:val="34"/>
+          <w:szCs w:val="34"/>
         </w:rPr>
         <w:t xml:space="preserve"># </w:t>
       </w:r>
-      <w:proofErr w:type="spellStart"/>
-      <w:proofErr w:type="gramStart"/>
-      <w:r>
-        <w:rPr>
-          <w:rFonts w:ascii="Calibri" w:hAnsi="Calibri" w:cs="Calibri"/>
-          <w:b/>
-          <w:bCs/>
-          <w:sz w:val="36"/>
-          <w:szCs w:val="36"/>
+      <w:r>
+        <w:rPr>
+          <w:rFonts w:ascii="Calibri" w:hAnsi="Calibri" w:cs="Calibri"/>
+          <w:b/>
+          <w:bCs/>
+          <w:sz w:val="34"/>
+          <w:szCs w:val="34"/>
         </w:rPr>
         <w:t>str.upper</w:t>
       </w:r>
-      <w:proofErr w:type="spellEnd"/>
-      <w:proofErr w:type="gramEnd"/>
-      <w:r>
-        <w:rPr>
-          <w:rFonts w:ascii="Calibri" w:hAnsi="Calibri" w:cs="Calibri"/>
-          <w:sz w:val="36"/>
-          <w:szCs w:val="36"/>
+      <w:r>
+        <w:rPr>
+          <w:rFonts w:ascii="Calibri" w:hAnsi="Calibri" w:cs="Calibri"/>
+          <w:sz w:val="34"/>
+          <w:szCs w:val="34"/>
         </w:rPr>
         <w:t xml:space="preserve"> (</w:t>
       </w:r>
@@ -1668,16 +1310,16 @@
           <w:rFonts w:ascii="Calibri" w:hAnsi="Calibri" w:cs="Calibri"/>
           <w:b/>
           <w:bCs/>
-          <w:sz w:val="36"/>
-          <w:szCs w:val="36"/>
+          <w:sz w:val="34"/>
+          <w:szCs w:val="34"/>
         </w:rPr>
         <w:t>.upper()</w:t>
       </w:r>
       <w:r>
         <w:rPr>
           <w:rFonts w:ascii="Calibri" w:hAnsi="Calibri" w:cs="Calibri"/>
-          <w:sz w:val="36"/>
-          <w:szCs w:val="36"/>
+          <w:sz w:val="34"/>
+          <w:szCs w:val="34"/>
         </w:rPr>
         <w:t>)is a function that is applied to every string.</w:t>
       </w:r>
@@ -1691,232 +1333,118 @@
           <w:b/>
           <w:bCs/>
           <w:color w:val="D86DCB" w:themeColor="accent5" w:themeTint="99"/>
-          <w:sz w:val="36"/>
-          <w:szCs w:val="36"/>
-        </w:rPr>
-      </w:pPr>
-      <w:r>
-        <w:rPr>
-          <w:rFonts w:ascii="Calibri" w:hAnsi="Calibri" w:cs="Calibri"/>
-          <w:b/>
-          <w:bCs/>
-          <w:color w:val="D86DCB" w:themeColor="accent5" w:themeTint="99"/>
-          <w:sz w:val="36"/>
-          <w:szCs w:val="36"/>
-        </w:rPr>
-        <w:t>names = ["</w:t>
-      </w:r>
-      <w:proofErr w:type="spellStart"/>
-      <w:r>
-        <w:rPr>
-          <w:rFonts w:ascii="Calibri" w:hAnsi="Calibri" w:cs="Calibri"/>
-          <w:b/>
-          <w:bCs/>
-          <w:color w:val="D86DCB" w:themeColor="accent5" w:themeTint="99"/>
-          <w:sz w:val="36"/>
-          <w:szCs w:val="36"/>
-        </w:rPr>
-        <w:t>alice</w:t>
-      </w:r>
-      <w:proofErr w:type="spellEnd"/>
-      <w:r>
-        <w:rPr>
-          <w:rFonts w:ascii="Calibri" w:hAnsi="Calibri" w:cs="Calibri"/>
-          <w:b/>
-          <w:bCs/>
-          <w:color w:val="D86DCB" w:themeColor="accent5" w:themeTint="99"/>
-          <w:sz w:val="36"/>
-          <w:szCs w:val="36"/>
-        </w:rPr>
-        <w:t>", "bob", "</w:t>
-      </w:r>
-      <w:proofErr w:type="spellStart"/>
-      <w:r>
-        <w:rPr>
-          <w:rFonts w:ascii="Calibri" w:hAnsi="Calibri" w:cs="Calibri"/>
-          <w:b/>
-          <w:bCs/>
-          <w:color w:val="D86DCB" w:themeColor="accent5" w:themeTint="99"/>
-          <w:sz w:val="36"/>
-          <w:szCs w:val="36"/>
-        </w:rPr>
-        <w:t>charlie</w:t>
-      </w:r>
-      <w:proofErr w:type="spellEnd"/>
-      <w:r>
-        <w:rPr>
-          <w:rFonts w:ascii="Calibri" w:hAnsi="Calibri" w:cs="Calibri"/>
-          <w:b/>
-          <w:bCs/>
-          <w:color w:val="D86DCB" w:themeColor="accent5" w:themeTint="99"/>
-          <w:sz w:val="36"/>
-          <w:szCs w:val="36"/>
-        </w:rPr>
-        <w:t>"]</w:t>
-      </w:r>
-    </w:p>
-    <w:p>
-      <w:pPr>
-        <w:spacing w:line="240" w:lineRule="auto"/>
-        <w:jc w:val="both"/>
-        <w:rPr>
-          <w:rFonts w:ascii="Calibri" w:hAnsi="Calibri" w:cs="Calibri"/>
-          <w:b/>
-          <w:bCs/>
-          <w:color w:val="D86DCB" w:themeColor="accent5" w:themeTint="99"/>
-          <w:sz w:val="36"/>
-          <w:szCs w:val="36"/>
-        </w:rPr>
-      </w:pPr>
-      <w:r>
-        <w:rPr>
-          <w:rFonts w:ascii="Calibri" w:hAnsi="Calibri" w:cs="Calibri"/>
-          <w:b/>
-          <w:bCs/>
-          <w:color w:val="D86DCB" w:themeColor="accent5" w:themeTint="99"/>
-          <w:sz w:val="36"/>
-          <w:szCs w:val="36"/>
+          <w:sz w:val="34"/>
+          <w:szCs w:val="34"/>
+        </w:rPr>
+      </w:pPr>
+      <w:r>
+        <w:rPr>
+          <w:rFonts w:ascii="Calibri" w:hAnsi="Calibri" w:cs="Calibri"/>
+          <w:b/>
+          <w:bCs/>
+          <w:color w:val="D86DCB" w:themeColor="accent5" w:themeTint="99"/>
+          <w:sz w:val="34"/>
+          <w:szCs w:val="34"/>
+        </w:rPr>
+        <w:t>names = ["alice", "bob", "charlie"]</w:t>
+      </w:r>
+    </w:p>
+    <w:p>
+      <w:pPr>
+        <w:spacing w:line="240" w:lineRule="auto"/>
+        <w:jc w:val="both"/>
+        <w:rPr>
+          <w:rFonts w:ascii="Calibri" w:hAnsi="Calibri" w:cs="Calibri"/>
+          <w:b/>
+          <w:bCs/>
+          <w:color w:val="D86DCB" w:themeColor="accent5" w:themeTint="99"/>
+          <w:sz w:val="34"/>
+          <w:szCs w:val="34"/>
+        </w:rPr>
+      </w:pPr>
+      <w:r>
+        <w:rPr>
+          <w:rFonts w:ascii="Calibri" w:hAnsi="Calibri" w:cs="Calibri"/>
+          <w:b/>
+          <w:bCs/>
+          <w:color w:val="D86DCB" w:themeColor="accent5" w:themeTint="99"/>
+          <w:sz w:val="34"/>
+          <w:szCs w:val="34"/>
+        </w:rPr>
+        <w:t>result = list(map(str.upper, names))</w:t>
+      </w:r>
+    </w:p>
+    <w:p>
+      <w:pPr>
+        <w:spacing w:line="240" w:lineRule="auto"/>
+        <w:jc w:val="both"/>
+        <w:rPr>
+          <w:rFonts w:ascii="Calibri" w:hAnsi="Calibri" w:cs="Calibri"/>
+          <w:b/>
+          <w:bCs/>
+          <w:color w:val="D86DCB" w:themeColor="accent5" w:themeTint="99"/>
+          <w:sz w:val="34"/>
+          <w:szCs w:val="34"/>
+        </w:rPr>
+      </w:pPr>
+      <w:r>
+        <w:rPr>
+          <w:rFonts w:ascii="Calibri" w:hAnsi="Calibri" w:cs="Calibri"/>
+          <w:b/>
+          <w:bCs/>
+          <w:color w:val="D86DCB" w:themeColor="accent5" w:themeTint="99"/>
+          <w:sz w:val="34"/>
+          <w:szCs w:val="34"/>
+        </w:rPr>
+        <w:t>print(result) # ['ALICE', 'BOB', 'CHARLIE']</w:t>
+      </w:r>
+    </w:p>
+    <w:p>
+      <w:pPr>
+        <w:spacing w:line="240" w:lineRule="auto"/>
+        <w:jc w:val="both"/>
+        <w:rPr>
+          <w:rFonts w:ascii="Calibri" w:hAnsi="Calibri" w:cs="Calibri"/>
+          <w:sz w:val="34"/>
+          <w:szCs w:val="34"/>
+        </w:rPr>
+      </w:pPr>
+    </w:p>
+    <w:p>
+      <w:pPr>
+        <w:spacing w:line="240" w:lineRule="auto"/>
+        <w:jc w:val="both"/>
+        <w:rPr>
+          <w:rFonts w:ascii="Calibri" w:hAnsi="Calibri" w:cs="Calibri"/>
+          <w:sz w:val="34"/>
+          <w:szCs w:val="34"/>
+        </w:rPr>
+      </w:pPr>
+      <w:r>
+        <w:rPr>
+          <w:rFonts w:ascii="Calibri" w:hAnsi="Calibri" w:cs="Calibri"/>
+          <w:sz w:val="34"/>
+          <w:szCs w:val="34"/>
         </w:rPr>
         <w:lastRenderedPageBreak/>
-        <w:t xml:space="preserve">result = </w:t>
-      </w:r>
-      <w:proofErr w:type="gramStart"/>
-      <w:r>
-        <w:rPr>
-          <w:rFonts w:ascii="Calibri" w:hAnsi="Calibri" w:cs="Calibri"/>
-          <w:b/>
-          <w:bCs/>
-          <w:color w:val="D86DCB" w:themeColor="accent5" w:themeTint="99"/>
-          <w:sz w:val="36"/>
-          <w:szCs w:val="36"/>
-        </w:rPr>
-        <w:t>list(</w:t>
-      </w:r>
-      <w:proofErr w:type="gramEnd"/>
-      <w:r>
-        <w:rPr>
-          <w:rFonts w:ascii="Calibri" w:hAnsi="Calibri" w:cs="Calibri"/>
-          <w:b/>
-          <w:bCs/>
-          <w:color w:val="D86DCB" w:themeColor="accent5" w:themeTint="99"/>
-          <w:sz w:val="36"/>
-          <w:szCs w:val="36"/>
-        </w:rPr>
-        <w:t>map(</w:t>
-      </w:r>
-      <w:proofErr w:type="spellStart"/>
-      <w:r>
-        <w:rPr>
-          <w:rFonts w:ascii="Calibri" w:hAnsi="Calibri" w:cs="Calibri"/>
-          <w:b/>
-          <w:bCs/>
-          <w:color w:val="D86DCB" w:themeColor="accent5" w:themeTint="99"/>
-          <w:sz w:val="36"/>
-          <w:szCs w:val="36"/>
-        </w:rPr>
-        <w:t>str.upper</w:t>
-      </w:r>
-      <w:proofErr w:type="spellEnd"/>
-      <w:r>
-        <w:rPr>
-          <w:rFonts w:ascii="Calibri" w:hAnsi="Calibri" w:cs="Calibri"/>
-          <w:b/>
-          <w:bCs/>
-          <w:color w:val="D86DCB" w:themeColor="accent5" w:themeTint="99"/>
-          <w:sz w:val="36"/>
-          <w:szCs w:val="36"/>
-        </w:rPr>
-        <w:t>, names))</w:t>
-      </w:r>
-    </w:p>
-    <w:p>
-      <w:pPr>
-        <w:spacing w:line="240" w:lineRule="auto"/>
-        <w:jc w:val="both"/>
-        <w:rPr>
-          <w:rFonts w:ascii="Calibri" w:hAnsi="Calibri" w:cs="Calibri"/>
-          <w:b/>
-          <w:bCs/>
-          <w:color w:val="D86DCB" w:themeColor="accent5" w:themeTint="99"/>
-          <w:sz w:val="36"/>
-          <w:szCs w:val="36"/>
-        </w:rPr>
-      </w:pPr>
-      <w:r>
-        <w:rPr>
-          <w:rFonts w:ascii="Calibri" w:hAnsi="Calibri" w:cs="Calibri"/>
-          <w:b/>
-          <w:bCs/>
-          <w:color w:val="D86DCB" w:themeColor="accent5" w:themeTint="99"/>
-          <w:sz w:val="36"/>
-          <w:szCs w:val="36"/>
-        </w:rPr>
-        <w:t>print(result) # ['ALICE', 'BOB', 'CHARLIE']</w:t>
-      </w:r>
-    </w:p>
-    <w:p>
-      <w:pPr>
-        <w:spacing w:line="240" w:lineRule="auto"/>
-        <w:jc w:val="both"/>
-        <w:rPr>
-          <w:rFonts w:ascii="Calibri" w:hAnsi="Calibri" w:cs="Calibri"/>
-          <w:sz w:val="36"/>
-          <w:szCs w:val="36"/>
-        </w:rPr>
-      </w:pPr>
-    </w:p>
-    <w:p>
-      <w:pPr>
-        <w:spacing w:line="240" w:lineRule="auto"/>
-        <w:jc w:val="both"/>
-        <w:rPr>
-          <w:rFonts w:ascii="Calibri" w:hAnsi="Calibri" w:cs="Calibri"/>
-          <w:sz w:val="36"/>
-          <w:szCs w:val="36"/>
-        </w:rPr>
-      </w:pPr>
-      <w:r>
-        <w:rPr>
-          <w:rFonts w:ascii="Calibri" w:hAnsi="Calibri" w:cs="Calibri"/>
-          <w:sz w:val="36"/>
-          <w:szCs w:val="36"/>
-        </w:rPr>
-        <w:t xml:space="preserve">Multiple </w:t>
-      </w:r>
-      <w:proofErr w:type="spellStart"/>
-      <w:r>
-        <w:rPr>
-          <w:rFonts w:ascii="Calibri" w:hAnsi="Calibri" w:cs="Calibri"/>
-          <w:sz w:val="36"/>
-          <w:szCs w:val="36"/>
-        </w:rPr>
-        <w:t>Iterables</w:t>
-      </w:r>
-      <w:proofErr w:type="spellEnd"/>
-      <w:r>
-        <w:rPr>
-          <w:rFonts w:ascii="Calibri" w:hAnsi="Calibri" w:cs="Calibri"/>
-          <w:sz w:val="36"/>
-          <w:szCs w:val="36"/>
-        </w:rPr>
-        <w:t xml:space="preserve"> (list):</w:t>
-      </w:r>
-    </w:p>
-    <w:p>
-      <w:pPr>
-        <w:spacing w:line="240" w:lineRule="auto"/>
-        <w:jc w:val="both"/>
-        <w:rPr>
-          <w:rFonts w:ascii="Calibri" w:hAnsi="Calibri" w:cs="Calibri"/>
-          <w:sz w:val="36"/>
-          <w:szCs w:val="36"/>
-        </w:rPr>
-      </w:pPr>
-      <w:r>
-        <w:rPr>
-          <w:rFonts w:ascii="Calibri" w:hAnsi="Calibri" w:cs="Calibri"/>
-          <w:sz w:val="36"/>
-          <w:szCs w:val="36"/>
+        <w:t>Multiple Iterables (list):</w:t>
+      </w:r>
+    </w:p>
+    <w:p>
+      <w:pPr>
+        <w:spacing w:line="240" w:lineRule="auto"/>
+        <w:jc w:val="both"/>
+        <w:rPr>
+          <w:rFonts w:ascii="Calibri" w:hAnsi="Calibri" w:cs="Calibri"/>
+          <w:sz w:val="34"/>
+          <w:szCs w:val="34"/>
+        </w:rPr>
+      </w:pPr>
+      <w:r>
+        <w:rPr>
+          <w:rFonts w:ascii="Calibri" w:hAnsi="Calibri" w:cs="Calibri"/>
+          <w:sz w:val="34"/>
+          <w:szCs w:val="34"/>
         </w:rPr>
         <w:t>#</w:t>
       </w:r>
@@ -1925,79 +1453,39 @@
           <w:rFonts w:ascii="Calibri" w:hAnsi="Calibri" w:cs="Calibri"/>
           <w:b/>
           <w:bCs/>
-          <w:sz w:val="36"/>
-          <w:szCs w:val="36"/>
-        </w:rPr>
-        <w:t xml:space="preserve"> </w:t>
-      </w:r>
-      <w:proofErr w:type="gramStart"/>
-      <w:r>
-        <w:rPr>
-          <w:rFonts w:ascii="Calibri" w:hAnsi="Calibri" w:cs="Calibri"/>
-          <w:b/>
-          <w:bCs/>
-          <w:sz w:val="36"/>
-          <w:szCs w:val="36"/>
-        </w:rPr>
-        <w:t>map(</w:t>
-      </w:r>
-      <w:proofErr w:type="gramEnd"/>
-      <w:r>
-        <w:rPr>
-          <w:rFonts w:ascii="Calibri" w:hAnsi="Calibri" w:cs="Calibri"/>
-          <w:b/>
-          <w:bCs/>
-          <w:sz w:val="36"/>
-          <w:szCs w:val="36"/>
-        </w:rPr>
-        <w:t>)</w:t>
-      </w:r>
-      <w:r>
-        <w:rPr>
-          <w:rFonts w:ascii="Calibri" w:hAnsi="Calibri" w:cs="Calibri"/>
-          <w:sz w:val="36"/>
-          <w:szCs w:val="36"/>
-        </w:rPr>
-        <w:t xml:space="preserve"> can process more than one </w:t>
-      </w:r>
-      <w:proofErr w:type="spellStart"/>
-      <w:r>
-        <w:rPr>
-          <w:rFonts w:ascii="Calibri" w:hAnsi="Calibri" w:cs="Calibri"/>
-          <w:sz w:val="36"/>
-          <w:szCs w:val="36"/>
-        </w:rPr>
-        <w:t>iterable</w:t>
-      </w:r>
-      <w:proofErr w:type="spellEnd"/>
-      <w:r>
-        <w:rPr>
-          <w:rFonts w:ascii="Calibri" w:hAnsi="Calibri" w:cs="Calibri"/>
-          <w:sz w:val="36"/>
-          <w:szCs w:val="36"/>
-        </w:rPr>
-        <w:t xml:space="preserve"> or list. Python takes:</w:t>
-      </w:r>
-    </w:p>
-    <w:p>
-      <w:pPr>
-        <w:spacing w:line="240" w:lineRule="auto"/>
-        <w:jc w:val="both"/>
-        <w:rPr>
-          <w:rFonts w:ascii="Calibri" w:hAnsi="Calibri" w:cs="Calibri"/>
-          <w:b/>
-          <w:bCs/>
-          <w:sz w:val="32"/>
-          <w:szCs w:val="32"/>
-        </w:rPr>
-      </w:pPr>
-      <w:r>
-        <w:rPr>
-          <w:rFonts w:ascii="Calibri" w:hAnsi="Calibri" w:cs="Calibri"/>
-          <w:b/>
-          <w:bCs/>
-          <w:sz w:val="32"/>
-          <w:szCs w:val="32"/>
+          <w:sz w:val="34"/>
+          <w:szCs w:val="34"/>
+        </w:rPr>
+        <w:t xml:space="preserve"> map()</w:t>
+      </w:r>
+      <w:r>
+        <w:rPr>
+          <w:rFonts w:ascii="Calibri" w:hAnsi="Calibri" w:cs="Calibri"/>
+          <w:sz w:val="34"/>
+          <w:szCs w:val="34"/>
+        </w:rPr>
+        <w:t xml:space="preserve"> can process more than one iterable or list. Python takes:</w:t>
+      </w:r>
+    </w:p>
+    <w:p>
+      <w:pPr>
+        <w:spacing w:line="240" w:lineRule="auto"/>
+        <w:jc w:val="both"/>
+        <w:rPr>
+          <w:rFonts w:ascii="Calibri" w:hAnsi="Calibri" w:cs="Calibri"/>
+          <w:b/>
+          <w:bCs/>
+          <w:sz w:val="30"/>
+          <w:szCs w:val="30"/>
+        </w:rPr>
+      </w:pPr>
+      <w:r>
+        <w:rPr>
+          <w:rFonts w:ascii="Calibri" w:hAnsi="Calibri" w:cs="Calibri"/>
+          <w:b/>
+          <w:bCs/>
+          <w:sz w:val="30"/>
+          <w:szCs w:val="30"/>
         </w:rPr>
         <w:t>1 + 4</w:t>
       </w:r>
@@ -2010,17 +1498,17 @@
           <w:rFonts w:ascii="Calibri" w:hAnsi="Calibri" w:cs="Calibri"/>
           <w:b/>
           <w:bCs/>
-          <w:sz w:val="32"/>
-          <w:szCs w:val="32"/>
-        </w:rPr>
-      </w:pPr>
-      <w:r>
-        <w:rPr>
-          <w:rFonts w:ascii="Calibri" w:hAnsi="Calibri" w:cs="Calibri"/>
-          <w:b/>
-          <w:bCs/>
-          <w:sz w:val="32"/>
-          <w:szCs w:val="32"/>
+          <w:sz w:val="30"/>
+          <w:szCs w:val="30"/>
+        </w:rPr>
+      </w:pPr>
+      <w:r>
+        <w:rPr>
+          <w:rFonts w:ascii="Calibri" w:hAnsi="Calibri" w:cs="Calibri"/>
+          <w:b/>
+          <w:bCs/>
+          <w:sz w:val="30"/>
+          <w:szCs w:val="30"/>
         </w:rPr>
         <w:t>2 + 5</w:t>
       </w:r>
@@ -2033,17 +1521,17 @@
           <w:rFonts w:ascii="Calibri" w:hAnsi="Calibri" w:cs="Calibri"/>
           <w:b/>
           <w:bCs/>
-          <w:sz w:val="32"/>
-          <w:szCs w:val="32"/>
-        </w:rPr>
-      </w:pPr>
-      <w:r>
-        <w:rPr>
-          <w:rFonts w:ascii="Calibri" w:hAnsi="Calibri" w:cs="Calibri"/>
-          <w:b/>
-          <w:bCs/>
-          <w:sz w:val="32"/>
-          <w:szCs w:val="32"/>
+          <w:sz w:val="30"/>
+          <w:szCs w:val="30"/>
+        </w:rPr>
+      </w:pPr>
+      <w:r>
+        <w:rPr>
+          <w:rFonts w:ascii="Calibri" w:hAnsi="Calibri" w:cs="Calibri"/>
+          <w:b/>
+          <w:bCs/>
+          <w:sz w:val="30"/>
+          <w:szCs w:val="30"/>
         </w:rPr>
         <w:t>3 + 6</w:t>
       </w:r>
@@ -2054,15 +1542,15 @@
         <w:jc w:val="both"/>
         <w:rPr>
           <w:rFonts w:ascii="Calibri" w:hAnsi="Calibri" w:cs="Calibri"/>
-          <w:sz w:val="36"/>
-          <w:szCs w:val="36"/>
-        </w:rPr>
-      </w:pPr>
-      <w:r>
-        <w:rPr>
-          <w:rFonts w:ascii="Calibri" w:hAnsi="Calibri" w:cs="Calibri"/>
-          <w:sz w:val="36"/>
-          <w:szCs w:val="36"/>
+          <w:sz w:val="34"/>
+          <w:szCs w:val="34"/>
+        </w:rPr>
+      </w:pPr>
+      <w:r>
+        <w:rPr>
+          <w:rFonts w:ascii="Calibri" w:hAnsi="Calibri" w:cs="Calibri"/>
+          <w:sz w:val="34"/>
+          <w:szCs w:val="34"/>
         </w:rPr>
         <w:t># Code</w:t>
       </w:r>
@@ -2076,18 +1564,18 @@
           <w:b/>
           <w:bCs/>
           <w:color w:val="D86DCB" w:themeColor="accent5" w:themeTint="99"/>
-          <w:sz w:val="36"/>
-          <w:szCs w:val="36"/>
-        </w:rPr>
-      </w:pPr>
-      <w:r>
-        <w:rPr>
-          <w:rFonts w:ascii="Calibri" w:hAnsi="Calibri" w:cs="Calibri"/>
-          <w:b/>
-          <w:bCs/>
-          <w:color w:val="D86DCB" w:themeColor="accent5" w:themeTint="99"/>
-          <w:sz w:val="36"/>
-          <w:szCs w:val="36"/>
+          <w:sz w:val="34"/>
+          <w:szCs w:val="34"/>
+        </w:rPr>
+      </w:pPr>
+      <w:r>
+        <w:rPr>
+          <w:rFonts w:ascii="Calibri" w:hAnsi="Calibri" w:cs="Calibri"/>
+          <w:b/>
+          <w:bCs/>
+          <w:color w:val="D86DCB" w:themeColor="accent5" w:themeTint="99"/>
+          <w:sz w:val="34"/>
+          <w:szCs w:val="34"/>
         </w:rPr>
         <w:t>a = [1, 2, 3]</w:t>
       </w:r>
@@ -2101,18 +1589,18 @@
           <w:b/>
           <w:bCs/>
           <w:color w:val="D86DCB" w:themeColor="accent5" w:themeTint="99"/>
-          <w:sz w:val="36"/>
-          <w:szCs w:val="36"/>
-        </w:rPr>
-      </w:pPr>
-      <w:r>
-        <w:rPr>
-          <w:rFonts w:ascii="Calibri" w:hAnsi="Calibri" w:cs="Calibri"/>
-          <w:b/>
-          <w:bCs/>
-          <w:color w:val="D86DCB" w:themeColor="accent5" w:themeTint="99"/>
-          <w:sz w:val="36"/>
-          <w:szCs w:val="36"/>
+          <w:sz w:val="34"/>
+          <w:szCs w:val="34"/>
+        </w:rPr>
+      </w:pPr>
+      <w:r>
+        <w:rPr>
+          <w:rFonts w:ascii="Calibri" w:hAnsi="Calibri" w:cs="Calibri"/>
+          <w:b/>
+          <w:bCs/>
+          <w:color w:val="D86DCB" w:themeColor="accent5" w:themeTint="99"/>
+          <w:sz w:val="34"/>
+          <w:szCs w:val="34"/>
         </w:rPr>
         <w:t>b = [4, 5, 6]</w:t>
       </w:r>
@@ -2126,67 +1614,43 @@
           <w:b/>
           <w:bCs/>
           <w:color w:val="D86DCB" w:themeColor="accent5" w:themeTint="99"/>
-          <w:sz w:val="36"/>
-          <w:szCs w:val="36"/>
-        </w:rPr>
-      </w:pPr>
-      <w:r>
-        <w:rPr>
-          <w:rFonts w:ascii="Calibri" w:hAnsi="Calibri" w:cs="Calibri"/>
-          <w:b/>
-          <w:bCs/>
-          <w:color w:val="D86DCB" w:themeColor="accent5" w:themeTint="99"/>
-          <w:sz w:val="36"/>
-          <w:szCs w:val="36"/>
-        </w:rPr>
-        <w:t xml:space="preserve">result = </w:t>
-      </w:r>
-      <w:proofErr w:type="gramStart"/>
-      <w:r>
-        <w:rPr>
-          <w:rFonts w:ascii="Calibri" w:hAnsi="Calibri" w:cs="Calibri"/>
-          <w:b/>
-          <w:bCs/>
-          <w:color w:val="D86DCB" w:themeColor="accent5" w:themeTint="99"/>
-          <w:sz w:val="36"/>
-          <w:szCs w:val="36"/>
-        </w:rPr>
-        <w:t>list(</w:t>
-      </w:r>
-      <w:proofErr w:type="gramEnd"/>
-      <w:r>
-        <w:rPr>
-          <w:rFonts w:ascii="Calibri" w:hAnsi="Calibri" w:cs="Calibri"/>
-          <w:b/>
-          <w:bCs/>
-          <w:color w:val="D86DCB" w:themeColor="accent5" w:themeTint="99"/>
-          <w:sz w:val="36"/>
-          <w:szCs w:val="36"/>
-        </w:rPr>
-        <w:t>map(lambda x, y: x + y, a, b))</w:t>
-      </w:r>
-    </w:p>
-    <w:p>
-      <w:pPr>
-        <w:spacing w:line="240" w:lineRule="auto"/>
-        <w:jc w:val="both"/>
-        <w:rPr>
-          <w:rFonts w:ascii="Calibri" w:hAnsi="Calibri" w:cs="Calibri"/>
-          <w:b/>
-          <w:bCs/>
-          <w:color w:val="D86DCB" w:themeColor="accent5" w:themeTint="99"/>
-          <w:sz w:val="36"/>
-          <w:szCs w:val="36"/>
-        </w:rPr>
-      </w:pPr>
-      <w:r>
-        <w:rPr>
-          <w:rFonts w:ascii="Calibri" w:hAnsi="Calibri" w:cs="Calibri"/>
-          <w:b/>
-          <w:bCs/>
-          <w:color w:val="D86DCB" w:themeColor="accent5" w:themeTint="99"/>
-          <w:sz w:val="36"/>
-          <w:szCs w:val="36"/>
+          <w:sz w:val="34"/>
+          <w:szCs w:val="34"/>
+        </w:rPr>
+      </w:pPr>
+      <w:r>
+        <w:rPr>
+          <w:rFonts w:ascii="Calibri" w:hAnsi="Calibri" w:cs="Calibri"/>
+          <w:b/>
+          <w:bCs/>
+          <w:color w:val="D86DCB" w:themeColor="accent5" w:themeTint="99"/>
+          <w:sz w:val="34"/>
+          <w:szCs w:val="34"/>
+        </w:rPr>
+        <w:t>result = list(map(lambda x, y: x + y, a, b))</w:t>
+      </w:r>
+    </w:p>
+    <w:p>
+      <w:pPr>
+        <w:spacing w:line="240" w:lineRule="auto"/>
+        <w:jc w:val="both"/>
+        <w:rPr>
+          <w:rFonts w:ascii="Calibri" w:hAnsi="Calibri" w:cs="Calibri"/>
+          <w:b/>
+          <w:bCs/>
+          <w:color w:val="D86DCB" w:themeColor="accent5" w:themeTint="99"/>
+          <w:sz w:val="34"/>
+          <w:szCs w:val="34"/>
+        </w:rPr>
+      </w:pPr>
+      <w:r>
+        <w:rPr>
+          <w:rFonts w:ascii="Calibri" w:hAnsi="Calibri" w:cs="Calibri"/>
+          <w:b/>
+          <w:bCs/>
+          <w:color w:val="D86DCB" w:themeColor="accent5" w:themeTint="99"/>
+          <w:sz w:val="34"/>
+          <w:szCs w:val="34"/>
         </w:rPr>
         <w:t>print(result) # [5, 7, 9]</w:t>
       </w:r>
@@ -2197,26 +1661,26 @@
         <w:jc w:val="both"/>
         <w:rPr>
           <w:rFonts w:ascii="Calibri" w:hAnsi="Calibri" w:cs="Calibri"/>
-          <w:sz w:val="36"/>
-          <w:szCs w:val="36"/>
-        </w:rPr>
-      </w:pPr>
-    </w:p>
-    <w:p>
-      <w:pPr>
-        <w:spacing w:line="240" w:lineRule="auto"/>
-        <w:jc w:val="both"/>
-        <w:rPr>
-          <w:rFonts w:ascii="Calibri" w:hAnsi="Calibri" w:cs="Calibri"/>
-          <w:sz w:val="36"/>
-          <w:szCs w:val="36"/>
-        </w:rPr>
-      </w:pPr>
-      <w:r>
-        <w:rPr>
-          <w:rFonts w:ascii="Calibri" w:hAnsi="Calibri" w:cs="Calibri"/>
-          <w:sz w:val="36"/>
-          <w:szCs w:val="36"/>
+          <w:sz w:val="34"/>
+          <w:szCs w:val="34"/>
+        </w:rPr>
+      </w:pPr>
+    </w:p>
+    <w:p>
+      <w:pPr>
+        <w:spacing w:line="240" w:lineRule="auto"/>
+        <w:jc w:val="both"/>
+        <w:rPr>
+          <w:rFonts w:ascii="Calibri" w:hAnsi="Calibri" w:cs="Calibri"/>
+          <w:sz w:val="34"/>
+          <w:szCs w:val="34"/>
+        </w:rPr>
+      </w:pPr>
+      <w:r>
+        <w:rPr>
+          <w:rFonts w:ascii="Calibri" w:hAnsi="Calibri" w:cs="Calibri"/>
+          <w:sz w:val="34"/>
+          <w:szCs w:val="34"/>
         </w:rPr>
         <w:t>Best Practices:</w:t>
       </w:r>
@@ -2233,15 +1697,15 @@
         <w:jc w:val="both"/>
         <w:rPr>
           <w:rFonts w:ascii="Calibri" w:hAnsi="Calibri" w:cs="Calibri"/>
-          <w:sz w:val="36"/>
-          <w:szCs w:val="36"/>
-        </w:rPr>
-      </w:pPr>
-      <w:r>
-        <w:rPr>
-          <w:rFonts w:ascii="Calibri" w:hAnsi="Calibri" w:cs="Calibri"/>
-          <w:sz w:val="36"/>
-          <w:szCs w:val="36"/>
+          <w:sz w:val="34"/>
+          <w:szCs w:val="34"/>
+        </w:rPr>
+      </w:pPr>
+      <w:r>
+        <w:rPr>
+          <w:rFonts w:ascii="Calibri" w:hAnsi="Calibri" w:cs="Calibri"/>
+          <w:sz w:val="34"/>
+          <w:szCs w:val="34"/>
         </w:rPr>
         <w:t>Use</w:t>
       </w:r>
@@ -2250,38 +1714,16 @@
           <w:rFonts w:ascii="Calibri" w:hAnsi="Calibri" w:cs="Calibri"/>
           <w:b/>
           <w:bCs/>
-          <w:sz w:val="36"/>
-          <w:szCs w:val="36"/>
-        </w:rPr>
-        <w:t xml:space="preserve"> </w:t>
-      </w:r>
-      <w:proofErr w:type="gramStart"/>
-      <w:r>
-        <w:rPr>
-          <w:rFonts w:ascii="Calibri" w:hAnsi="Calibri" w:cs="Calibri"/>
-          <w:b/>
-          <w:bCs/>
-          <w:sz w:val="36"/>
-          <w:szCs w:val="36"/>
-        </w:rPr>
-        <w:t>map(</w:t>
-      </w:r>
-      <w:proofErr w:type="gramEnd"/>
-      <w:r>
-        <w:rPr>
-          <w:rFonts w:ascii="Calibri" w:hAnsi="Calibri" w:cs="Calibri"/>
-          <w:b/>
-          <w:bCs/>
-          <w:sz w:val="36"/>
-          <w:szCs w:val="36"/>
-        </w:rPr>
-        <w:t>)</w:t>
-      </w:r>
-      <w:r>
-        <w:rPr>
-          <w:rFonts w:ascii="Calibri" w:hAnsi="Calibri" w:cs="Calibri"/>
-          <w:sz w:val="36"/>
-          <w:szCs w:val="36"/>
+          <w:sz w:val="34"/>
+          <w:szCs w:val="34"/>
+        </w:rPr>
+        <w:t xml:space="preserve"> map()</w:t>
+      </w:r>
+      <w:r>
+        <w:rPr>
+          <w:rFonts w:ascii="Calibri" w:hAnsi="Calibri" w:cs="Calibri"/>
+          <w:sz w:val="34"/>
+          <w:szCs w:val="34"/>
         </w:rPr>
         <w:t xml:space="preserve"> when we're applying the same transformation to every element.</w:t>
       </w:r>
@@ -2298,15 +1740,15 @@
         <w:jc w:val="both"/>
         <w:rPr>
           <w:rFonts w:ascii="Calibri" w:hAnsi="Calibri" w:cs="Calibri"/>
-          <w:sz w:val="36"/>
-          <w:szCs w:val="36"/>
-        </w:rPr>
-      </w:pPr>
-      <w:r>
-        <w:rPr>
-          <w:rFonts w:ascii="Calibri" w:hAnsi="Calibri" w:cs="Calibri"/>
-          <w:sz w:val="36"/>
-          <w:szCs w:val="36"/>
+          <w:sz w:val="34"/>
+          <w:szCs w:val="34"/>
+        </w:rPr>
+      </w:pPr>
+      <w:r>
+        <w:rPr>
+          <w:rFonts w:ascii="Calibri" w:hAnsi="Calibri" w:cs="Calibri"/>
+          <w:sz w:val="34"/>
+          <w:szCs w:val="34"/>
         </w:rPr>
         <w:t>Use</w:t>
       </w:r>
@@ -2315,16 +1757,16 @@
           <w:rFonts w:ascii="Calibri" w:hAnsi="Calibri" w:cs="Calibri"/>
           <w:b/>
           <w:bCs/>
-          <w:sz w:val="36"/>
-          <w:szCs w:val="36"/>
+          <w:sz w:val="34"/>
+          <w:szCs w:val="34"/>
         </w:rPr>
         <w:t xml:space="preserve"> lambda</w:t>
       </w:r>
       <w:r>
         <w:rPr>
           <w:rFonts w:ascii="Calibri" w:hAnsi="Calibri" w:cs="Calibri"/>
-          <w:sz w:val="36"/>
-          <w:szCs w:val="36"/>
+          <w:sz w:val="34"/>
+          <w:szCs w:val="34"/>
         </w:rPr>
         <w:t xml:space="preserve"> function for short, simple transformations.</w:t>
       </w:r>
@@ -2341,15 +1783,15 @@
         <w:jc w:val="both"/>
         <w:rPr>
           <w:rFonts w:ascii="Calibri" w:hAnsi="Calibri" w:cs="Calibri"/>
-          <w:sz w:val="36"/>
-          <w:szCs w:val="36"/>
-        </w:rPr>
-      </w:pPr>
-      <w:r>
-        <w:rPr>
-          <w:rFonts w:ascii="Calibri" w:hAnsi="Calibri" w:cs="Calibri"/>
-          <w:sz w:val="36"/>
-          <w:szCs w:val="36"/>
+          <w:sz w:val="34"/>
+          <w:szCs w:val="34"/>
+        </w:rPr>
+      </w:pPr>
+      <w:r>
+        <w:rPr>
+          <w:rFonts w:ascii="Calibri" w:hAnsi="Calibri" w:cs="Calibri"/>
+          <w:sz w:val="34"/>
+          <w:szCs w:val="34"/>
         </w:rPr>
         <w:t xml:space="preserve">If the transformation is complex, define a regular function with </w:t>
       </w:r>
@@ -2358,16 +1800,16 @@
           <w:rFonts w:ascii="Calibri" w:hAnsi="Calibri" w:cs="Calibri"/>
           <w:b/>
           <w:bCs/>
-          <w:sz w:val="36"/>
-          <w:szCs w:val="36"/>
+          <w:sz w:val="34"/>
+          <w:szCs w:val="34"/>
         </w:rPr>
         <w:t>def</w:t>
       </w:r>
       <w:r>
         <w:rPr>
           <w:rFonts w:ascii="Calibri" w:hAnsi="Calibri" w:cs="Calibri"/>
-          <w:sz w:val="36"/>
-          <w:szCs w:val="36"/>
+          <w:sz w:val="34"/>
+          <w:szCs w:val="34"/>
         </w:rPr>
         <w:t>.</w:t>
       </w:r>
@@ -2384,45 +1826,33 @@
         <w:jc w:val="both"/>
         <w:rPr>
           <w:rFonts w:ascii="Calibri" w:hAnsi="Calibri" w:cs="Calibri"/>
-          <w:sz w:val="36"/>
-          <w:szCs w:val="36"/>
-        </w:rPr>
-      </w:pPr>
-      <w:r>
-        <w:rPr>
-          <w:rFonts w:ascii="Calibri" w:hAnsi="Calibri" w:cs="Calibri"/>
-          <w:sz w:val="36"/>
-          <w:szCs w:val="36"/>
+          <w:sz w:val="34"/>
+          <w:szCs w:val="34"/>
+        </w:rPr>
+      </w:pPr>
+      <w:r>
+        <w:rPr>
+          <w:rFonts w:ascii="Calibri" w:hAnsi="Calibri" w:cs="Calibri"/>
+          <w:sz w:val="34"/>
+          <w:szCs w:val="34"/>
         </w:rPr>
         <w:t xml:space="preserve">Remember that </w:t>
       </w:r>
-      <w:proofErr w:type="gramStart"/>
-      <w:r>
-        <w:rPr>
-          <w:rFonts w:ascii="Calibri" w:hAnsi="Calibri" w:cs="Calibri"/>
-          <w:b/>
-          <w:bCs/>
-          <w:sz w:val="36"/>
-          <w:szCs w:val="36"/>
-        </w:rPr>
-        <w:t>map(</w:t>
-      </w:r>
-      <w:proofErr w:type="gramEnd"/>
-      <w:r>
-        <w:rPr>
-          <w:rFonts w:ascii="Calibri" w:hAnsi="Calibri" w:cs="Calibri"/>
-          <w:b/>
-          <w:bCs/>
-          <w:sz w:val="36"/>
-          <w:szCs w:val="36"/>
-        </w:rPr>
-        <w:t>)</w:t>
-      </w:r>
-      <w:r>
-        <w:rPr>
-          <w:rFonts w:ascii="Calibri" w:hAnsi="Calibri" w:cs="Calibri"/>
-          <w:sz w:val="36"/>
-          <w:szCs w:val="36"/>
+      <w:r>
+        <w:rPr>
+          <w:rFonts w:ascii="Calibri" w:hAnsi="Calibri" w:cs="Calibri"/>
+          <w:b/>
+          <w:bCs/>
+          <w:sz w:val="34"/>
+          <w:szCs w:val="34"/>
+        </w:rPr>
+        <w:t>map()</w:t>
+      </w:r>
+      <w:r>
+        <w:rPr>
+          <w:rFonts w:ascii="Calibri" w:hAnsi="Calibri" w:cs="Calibri"/>
+          <w:sz w:val="34"/>
+          <w:szCs w:val="34"/>
         </w:rPr>
         <w:t xml:space="preserve"> returns an iterator, so wrap it with</w:t>
       </w:r>
@@ -2431,16 +1861,16 @@
           <w:rFonts w:ascii="Calibri" w:hAnsi="Calibri" w:cs="Calibri"/>
           <w:b/>
           <w:bCs/>
-          <w:sz w:val="36"/>
-          <w:szCs w:val="36"/>
+          <w:sz w:val="34"/>
+          <w:szCs w:val="34"/>
         </w:rPr>
         <w:t xml:space="preserve"> list() </w:t>
       </w:r>
       <w:r>
         <w:rPr>
           <w:rFonts w:ascii="Calibri" w:hAnsi="Calibri" w:cs="Calibri"/>
-          <w:sz w:val="36"/>
-          <w:szCs w:val="36"/>
+          <w:sz w:val="34"/>
+          <w:szCs w:val="34"/>
         </w:rPr>
         <w:t>if we need a list.</w:t>
       </w:r>
@@ -2451,8 +1881,8 @@
         <w:jc w:val="both"/>
         <w:rPr>
           <w:rFonts w:ascii="Calibri" w:hAnsi="Calibri" w:cs="Calibri"/>
-          <w:sz w:val="36"/>
-          <w:szCs w:val="36"/>
+          <w:sz w:val="34"/>
+          <w:szCs w:val="34"/>
         </w:rPr>
       </w:pPr>
     </w:p>
@@ -2462,15 +1892,15 @@
         <w:jc w:val="center"/>
         <w:rPr>
           <w:rFonts w:ascii="Calibri" w:hAnsi="Calibri" w:cs="Calibri"/>
-          <w:sz w:val="36"/>
-          <w:szCs w:val="36"/>
-        </w:rPr>
-      </w:pPr>
-      <w:r>
-        <w:rPr>
-          <w:rFonts w:ascii="Calibri" w:hAnsi="Calibri" w:cs="Calibri"/>
-          <w:sz w:val="36"/>
-          <w:szCs w:val="36"/>
+          <w:sz w:val="34"/>
+          <w:szCs w:val="34"/>
+        </w:rPr>
+      </w:pPr>
+      <w:r>
+        <w:rPr>
+          <w:rFonts w:ascii="Calibri" w:hAnsi="Calibri" w:cs="Calibri"/>
+          <w:sz w:val="34"/>
+          <w:szCs w:val="34"/>
         </w:rPr>
         <w:t>Break</w:t>
       </w:r>
@@ -2481,52 +1911,40 @@
         <w:jc w:val="both"/>
         <w:rPr>
           <w:rFonts w:ascii="Calibri" w:hAnsi="Calibri" w:cs="Calibri"/>
-          <w:sz w:val="36"/>
-          <w:szCs w:val="36"/>
-        </w:rPr>
-      </w:pPr>
-    </w:p>
-    <w:p>
-      <w:pPr>
-        <w:spacing w:line="240" w:lineRule="auto"/>
-        <w:jc w:val="both"/>
-        <w:rPr>
-          <w:rFonts w:ascii="Calibri" w:hAnsi="Calibri" w:cs="Calibri"/>
-          <w:b/>
-          <w:bCs/>
-          <w:sz w:val="36"/>
-          <w:szCs w:val="36"/>
-        </w:rPr>
-      </w:pPr>
-      <w:proofErr w:type="gramStart"/>
-      <w:r>
-        <w:rPr>
-          <w:rFonts w:ascii="Calibri" w:hAnsi="Calibri" w:cs="Calibri"/>
-          <w:b/>
-          <w:bCs/>
-          <w:sz w:val="36"/>
-          <w:szCs w:val="36"/>
-        </w:rPr>
-        <w:t>filter(</w:t>
-      </w:r>
-      <w:proofErr w:type="gramEnd"/>
-      <w:r>
-        <w:rPr>
-          <w:rFonts w:ascii="Calibri" w:hAnsi="Calibri" w:cs="Calibri"/>
-          <w:b/>
-          <w:bCs/>
-          <w:sz w:val="36"/>
-          <w:szCs w:val="36"/>
-        </w:rPr>
-        <w:t xml:space="preserve">) </w:t>
-      </w:r>
-      <w:r>
-        <w:rPr>
-          <w:rFonts w:ascii="Calibri" w:hAnsi="Calibri" w:cs="Calibri"/>
-          <w:b/>
-          <w:bCs/>
-          <w:sz w:val="36"/>
-          <w:szCs w:val="36"/>
+          <w:sz w:val="34"/>
+          <w:szCs w:val="34"/>
+        </w:rPr>
+      </w:pPr>
+    </w:p>
+    <w:p>
+      <w:pPr>
+        <w:spacing w:line="240" w:lineRule="auto"/>
+        <w:jc w:val="both"/>
+        <w:rPr>
+          <w:rFonts w:ascii="Calibri" w:hAnsi="Calibri" w:cs="Calibri"/>
+          <w:b/>
+          <w:bCs/>
+          <w:sz w:val="34"/>
+          <w:szCs w:val="34"/>
+        </w:rPr>
+      </w:pPr>
+      <w:r>
+        <w:rPr>
+          <w:rFonts w:ascii="Calibri" w:hAnsi="Calibri" w:cs="Calibri"/>
+          <w:b/>
+          <w:bCs/>
+          <w:sz w:val="34"/>
+          <w:szCs w:val="34"/>
+        </w:rPr>
+        <w:t xml:space="preserve">filter() </w:t>
+      </w:r>
+      <w:r>
+        <w:rPr>
+          <w:rFonts w:ascii="Calibri" w:hAnsi="Calibri" w:cs="Calibri"/>
+          <w:b/>
+          <w:bCs/>
+          <w:sz w:val="34"/>
+          <w:szCs w:val="34"/>
         </w:rPr>
         <w:t>Function (Condition Based Selection)</w:t>
       </w:r>
@@ -2535,8 +1953,8 @@
           <w:rFonts w:ascii="Calibri" w:hAnsi="Calibri" w:cs="Calibri"/>
           <w:b/>
           <w:bCs/>
-          <w:sz w:val="36"/>
-          <w:szCs w:val="36"/>
+          <w:sz w:val="34"/>
+          <w:szCs w:val="34"/>
         </w:rPr>
         <w:t>:</w:t>
       </w:r>
@@ -2547,23 +1965,23 @@
         <w:jc w:val="both"/>
         <w:rPr>
           <w:rFonts w:ascii="Calibri" w:hAnsi="Calibri" w:cs="Calibri"/>
-          <w:sz w:val="36"/>
-          <w:szCs w:val="36"/>
-        </w:rPr>
-      </w:pPr>
-      <w:r>
-        <w:rPr>
-          <w:rFonts w:ascii="Calibri" w:hAnsi="Calibri" w:cs="Calibri"/>
-          <w:sz w:val="36"/>
-          <w:szCs w:val="36"/>
+          <w:sz w:val="34"/>
+          <w:szCs w:val="34"/>
+        </w:rPr>
+      </w:pPr>
+      <w:r>
+        <w:rPr>
+          <w:rFonts w:ascii="Calibri" w:hAnsi="Calibri" w:cs="Calibri"/>
+          <w:sz w:val="34"/>
+          <w:szCs w:val="34"/>
         </w:rPr>
         <w:t xml:space="preserve"># </w:t>
       </w:r>
       <w:r>
         <w:rPr>
           <w:rFonts w:ascii="Calibri" w:hAnsi="Calibri" w:cs="Calibri"/>
-          <w:sz w:val="36"/>
-          <w:szCs w:val="36"/>
+          <w:sz w:val="34"/>
+          <w:szCs w:val="34"/>
         </w:rPr>
         <w:t>The</w:t>
       </w:r>
@@ -2572,76 +1990,37 @@
           <w:rFonts w:ascii="Calibri" w:hAnsi="Calibri" w:cs="Calibri"/>
           <w:b/>
           <w:bCs/>
-          <w:sz w:val="36"/>
-          <w:szCs w:val="36"/>
-        </w:rPr>
-        <w:t xml:space="preserve"> </w:t>
-      </w:r>
-      <w:proofErr w:type="gramStart"/>
-      <w:r>
-        <w:rPr>
-          <w:rFonts w:ascii="Calibri" w:hAnsi="Calibri" w:cs="Calibri"/>
-          <w:b/>
-          <w:bCs/>
-          <w:sz w:val="36"/>
-          <w:szCs w:val="36"/>
-        </w:rPr>
-        <w:t>filter(</w:t>
-      </w:r>
-      <w:proofErr w:type="gramEnd"/>
-      <w:r>
-        <w:rPr>
-          <w:rFonts w:ascii="Calibri" w:hAnsi="Calibri" w:cs="Calibri"/>
-          <w:b/>
-          <w:bCs/>
-          <w:sz w:val="36"/>
-          <w:szCs w:val="36"/>
-        </w:rPr>
-        <w:t>)</w:t>
-      </w:r>
-      <w:r>
-        <w:rPr>
-          <w:rFonts w:ascii="Calibri" w:hAnsi="Calibri" w:cs="Calibri"/>
-          <w:sz w:val="36"/>
-          <w:szCs w:val="36"/>
-        </w:rPr>
-        <w:t xml:space="preserve"> function in Python extracts elements from an </w:t>
-      </w:r>
-      <w:proofErr w:type="spellStart"/>
-      <w:r>
-        <w:rPr>
-          <w:rFonts w:ascii="Calibri" w:hAnsi="Calibri" w:cs="Calibri"/>
-          <w:sz w:val="36"/>
-          <w:szCs w:val="36"/>
-        </w:rPr>
-        <w:t>iterable</w:t>
-      </w:r>
-      <w:proofErr w:type="spellEnd"/>
-      <w:r>
-        <w:rPr>
-          <w:rFonts w:ascii="Calibri" w:hAnsi="Calibri" w:cs="Calibri"/>
-          <w:sz w:val="36"/>
-          <w:szCs w:val="36"/>
-        </w:rPr>
-        <w:t xml:space="preserve"> (like a list, tuple or set) that satisfy a specific condition.</w:t>
-      </w:r>
-    </w:p>
-    <w:p>
-      <w:pPr>
-        <w:spacing w:line="240" w:lineRule="auto"/>
-        <w:jc w:val="both"/>
-        <w:rPr>
-          <w:rFonts w:ascii="Calibri" w:hAnsi="Calibri" w:cs="Calibri"/>
-          <w:sz w:val="36"/>
-          <w:szCs w:val="36"/>
-        </w:rPr>
-      </w:pPr>
-      <w:r>
-        <w:rPr>
-          <w:rFonts w:ascii="Calibri" w:hAnsi="Calibri" w:cs="Calibri"/>
-          <w:sz w:val="36"/>
-          <w:szCs w:val="36"/>
-        </w:rPr>
+          <w:sz w:val="34"/>
+          <w:szCs w:val="34"/>
+        </w:rPr>
+        <w:t xml:space="preserve"> filter()</w:t>
+      </w:r>
+      <w:r>
+        <w:rPr>
+          <w:rFonts w:ascii="Calibri" w:hAnsi="Calibri" w:cs="Calibri"/>
+          <w:sz w:val="34"/>
+          <w:szCs w:val="34"/>
+        </w:rPr>
+        <w:t xml:space="preserve"> function in Python extracts elements from an iterable (like a list, tuple or set) that satisfy a specific condition.</w:t>
+      </w:r>
+    </w:p>
+    <w:p>
+      <w:pPr>
+        <w:spacing w:line="240" w:lineRule="auto"/>
+        <w:jc w:val="both"/>
+        <w:rPr>
+          <w:rFonts w:ascii="Calibri" w:hAnsi="Calibri" w:cs="Calibri"/>
+          <w:sz w:val="34"/>
+          <w:szCs w:val="34"/>
+        </w:rPr>
+      </w:pPr>
+      <w:r>
+        <w:rPr>
+          <w:rFonts w:ascii="Calibri" w:hAnsi="Calibri" w:cs="Calibri"/>
+          <w:sz w:val="34"/>
+          <w:szCs w:val="34"/>
+        </w:rPr>
+        <w:lastRenderedPageBreak/>
         <w:t xml:space="preserve"># It iterates through the list automatically from left to right and applies a filtering function to each element and keeping only the ones for which the filter function returns </w:t>
       </w:r>
       <w:r>
@@ -2649,8 +2028,8 @@
           <w:rFonts w:ascii="Calibri" w:hAnsi="Calibri" w:cs="Calibri"/>
           <w:b/>
           <w:bCs/>
-          <w:sz w:val="36"/>
-          <w:szCs w:val="36"/>
+          <w:sz w:val="34"/>
+          <w:szCs w:val="34"/>
         </w:rPr>
         <w:t>True</w:t>
       </w:r>
@@ -2661,15 +2040,15 @@
         <w:jc w:val="both"/>
         <w:rPr>
           <w:rFonts w:ascii="Calibri" w:hAnsi="Calibri" w:cs="Calibri"/>
-          <w:sz w:val="36"/>
-          <w:szCs w:val="36"/>
-        </w:rPr>
-      </w:pPr>
-      <w:r>
-        <w:rPr>
-          <w:rFonts w:ascii="Calibri" w:hAnsi="Calibri" w:cs="Calibri"/>
-          <w:sz w:val="36"/>
-          <w:szCs w:val="36"/>
+          <w:sz w:val="34"/>
+          <w:szCs w:val="34"/>
+        </w:rPr>
+      </w:pPr>
+      <w:r>
+        <w:rPr>
+          <w:rFonts w:ascii="Calibri" w:hAnsi="Calibri" w:cs="Calibri"/>
+          <w:sz w:val="34"/>
+          <w:szCs w:val="34"/>
         </w:rPr>
         <w:t># Syntax:</w:t>
       </w:r>
@@ -2683,104 +2062,55 @@
           <w:b/>
           <w:bCs/>
           <w:color w:val="D86DCB" w:themeColor="accent5" w:themeTint="99"/>
-          <w:sz w:val="36"/>
-          <w:szCs w:val="36"/>
-        </w:rPr>
-      </w:pPr>
-      <w:proofErr w:type="gramStart"/>
-      <w:r>
-        <w:rPr>
-          <w:rFonts w:ascii="Calibri" w:hAnsi="Calibri" w:cs="Calibri"/>
-          <w:b/>
-          <w:bCs/>
-          <w:color w:val="D86DCB" w:themeColor="accent5" w:themeTint="99"/>
-          <w:sz w:val="36"/>
-          <w:szCs w:val="36"/>
-        </w:rPr>
-        <w:t>filter(</w:t>
-      </w:r>
-      <w:proofErr w:type="gramEnd"/>
-      <w:r>
-        <w:rPr>
-          <w:rFonts w:ascii="Calibri" w:hAnsi="Calibri" w:cs="Calibri"/>
-          <w:b/>
-          <w:bCs/>
-          <w:color w:val="D86DCB" w:themeColor="accent5" w:themeTint="99"/>
-          <w:sz w:val="36"/>
-          <w:szCs w:val="36"/>
-        </w:rPr>
-        <w:t xml:space="preserve">function, </w:t>
-      </w:r>
-      <w:proofErr w:type="spellStart"/>
-      <w:r>
-        <w:rPr>
-          <w:rFonts w:ascii="Calibri" w:hAnsi="Calibri" w:cs="Calibri"/>
-          <w:b/>
-          <w:bCs/>
-          <w:color w:val="D86DCB" w:themeColor="accent5" w:themeTint="99"/>
-          <w:sz w:val="36"/>
-          <w:szCs w:val="36"/>
-        </w:rPr>
-        <w:t>iterable</w:t>
-      </w:r>
-      <w:proofErr w:type="spellEnd"/>
-      <w:r>
-        <w:rPr>
-          <w:rFonts w:ascii="Calibri" w:hAnsi="Calibri" w:cs="Calibri"/>
-          <w:b/>
-          <w:bCs/>
-          <w:color w:val="D86DCB" w:themeColor="accent5" w:themeTint="99"/>
-          <w:sz w:val="36"/>
-          <w:szCs w:val="36"/>
-        </w:rPr>
-        <w:t>)</w:t>
-      </w:r>
-    </w:p>
-    <w:p>
-      <w:pPr>
-        <w:spacing w:line="240" w:lineRule="auto"/>
-        <w:jc w:val="both"/>
-        <w:rPr>
-          <w:rFonts w:ascii="Calibri" w:hAnsi="Calibri" w:cs="Calibri"/>
-          <w:sz w:val="36"/>
-          <w:szCs w:val="36"/>
-        </w:rPr>
-      </w:pPr>
-      <w:r>
-        <w:rPr>
-          <w:rFonts w:ascii="Calibri" w:hAnsi="Calibri" w:cs="Calibri"/>
-          <w:sz w:val="36"/>
-          <w:szCs w:val="36"/>
+          <w:sz w:val="34"/>
+          <w:szCs w:val="34"/>
+        </w:rPr>
+      </w:pPr>
+      <w:r>
+        <w:rPr>
+          <w:rFonts w:ascii="Calibri" w:hAnsi="Calibri" w:cs="Calibri"/>
+          <w:b/>
+          <w:bCs/>
+          <w:color w:val="D86DCB" w:themeColor="accent5" w:themeTint="99"/>
+          <w:sz w:val="34"/>
+          <w:szCs w:val="34"/>
+        </w:rPr>
+        <w:t>filter(function, iterable)</w:t>
+      </w:r>
+    </w:p>
+    <w:p>
+      <w:pPr>
+        <w:spacing w:line="240" w:lineRule="auto"/>
+        <w:jc w:val="both"/>
+        <w:rPr>
+          <w:rFonts w:ascii="Calibri" w:hAnsi="Calibri" w:cs="Calibri"/>
+          <w:sz w:val="34"/>
+          <w:szCs w:val="34"/>
+        </w:rPr>
+      </w:pPr>
+      <w:r>
+        <w:rPr>
+          <w:rFonts w:ascii="Calibri" w:hAnsi="Calibri" w:cs="Calibri"/>
+          <w:sz w:val="34"/>
+          <w:szCs w:val="34"/>
         </w:rPr>
         <w:t xml:space="preserve"># But </w:t>
       </w:r>
-      <w:proofErr w:type="gramStart"/>
-      <w:r>
-        <w:rPr>
-          <w:rFonts w:ascii="Calibri" w:hAnsi="Calibri" w:cs="Calibri"/>
-          <w:b/>
-          <w:bCs/>
-          <w:sz w:val="36"/>
-          <w:szCs w:val="36"/>
-        </w:rPr>
-        <w:t>filter(</w:t>
-      </w:r>
-      <w:proofErr w:type="gramEnd"/>
-      <w:r>
-        <w:rPr>
-          <w:rFonts w:ascii="Calibri" w:hAnsi="Calibri" w:cs="Calibri"/>
-          <w:b/>
-          <w:bCs/>
-          <w:sz w:val="36"/>
-          <w:szCs w:val="36"/>
-        </w:rPr>
-        <w:t>)</w:t>
-      </w:r>
-      <w:r>
-        <w:rPr>
-          <w:rFonts w:ascii="Calibri" w:hAnsi="Calibri" w:cs="Calibri"/>
-          <w:sz w:val="36"/>
-          <w:szCs w:val="36"/>
+      <w:r>
+        <w:rPr>
+          <w:rFonts w:ascii="Calibri" w:hAnsi="Calibri" w:cs="Calibri"/>
+          <w:b/>
+          <w:bCs/>
+          <w:sz w:val="34"/>
+          <w:szCs w:val="34"/>
+        </w:rPr>
+        <w:t>filter()</w:t>
+      </w:r>
+      <w:r>
+        <w:rPr>
+          <w:rFonts w:ascii="Calibri" w:hAnsi="Calibri" w:cs="Calibri"/>
+          <w:sz w:val="34"/>
+          <w:szCs w:val="34"/>
         </w:rPr>
         <w:t xml:space="preserve"> function gives us a </w:t>
       </w:r>
@@ -2789,16 +2119,16 @@
           <w:rFonts w:ascii="Calibri" w:hAnsi="Calibri" w:cs="Calibri"/>
           <w:b/>
           <w:bCs/>
-          <w:sz w:val="36"/>
-          <w:szCs w:val="36"/>
+          <w:sz w:val="34"/>
+          <w:szCs w:val="34"/>
         </w:rPr>
         <w:t>&lt;filter object at 0x000001DE9E2D14E0&gt;</w:t>
       </w:r>
       <w:r>
         <w:rPr>
           <w:rFonts w:ascii="Calibri" w:hAnsi="Calibri" w:cs="Calibri"/>
-          <w:sz w:val="36"/>
-          <w:szCs w:val="36"/>
+          <w:sz w:val="34"/>
+          <w:szCs w:val="34"/>
         </w:rPr>
         <w:t xml:space="preserve"> which we need to convert to a list using </w:t>
       </w:r>
@@ -2807,16 +2137,16 @@
           <w:rFonts w:ascii="Calibri" w:hAnsi="Calibri" w:cs="Calibri"/>
           <w:b/>
           <w:bCs/>
-          <w:sz w:val="36"/>
-          <w:szCs w:val="36"/>
+          <w:sz w:val="34"/>
+          <w:szCs w:val="34"/>
         </w:rPr>
         <w:t>list()</w:t>
       </w:r>
       <w:r>
         <w:rPr>
           <w:rFonts w:ascii="Calibri" w:hAnsi="Calibri" w:cs="Calibri"/>
-          <w:sz w:val="36"/>
-          <w:szCs w:val="36"/>
+          <w:sz w:val="34"/>
+          <w:szCs w:val="34"/>
         </w:rPr>
         <w:t xml:space="preserve"> function (cast)</w:t>
       </w:r>
@@ -2827,15 +2157,15 @@
         <w:jc w:val="both"/>
         <w:rPr>
           <w:rFonts w:ascii="Calibri" w:hAnsi="Calibri" w:cs="Calibri"/>
-          <w:sz w:val="36"/>
-          <w:szCs w:val="36"/>
-        </w:rPr>
-      </w:pPr>
-      <w:r>
-        <w:rPr>
-          <w:rFonts w:ascii="Calibri" w:hAnsi="Calibri" w:cs="Calibri"/>
-          <w:sz w:val="36"/>
-          <w:szCs w:val="36"/>
+          <w:sz w:val="34"/>
+          <w:szCs w:val="34"/>
+        </w:rPr>
+      </w:pPr>
+      <w:r>
+        <w:rPr>
+          <w:rFonts w:ascii="Calibri" w:hAnsi="Calibri" w:cs="Calibri"/>
+          <w:sz w:val="34"/>
+          <w:szCs w:val="34"/>
         </w:rPr>
         <w:t xml:space="preserve"># </w:t>
       </w:r>
@@ -2844,16 +2174,16 @@
           <w:rFonts w:ascii="Calibri" w:hAnsi="Calibri" w:cs="Calibri"/>
           <w:b/>
           <w:bCs/>
-          <w:sz w:val="36"/>
-          <w:szCs w:val="36"/>
+          <w:sz w:val="34"/>
+          <w:szCs w:val="34"/>
         </w:rPr>
         <w:t>lambda</w:t>
       </w:r>
       <w:r>
         <w:rPr>
           <w:rFonts w:ascii="Calibri" w:hAnsi="Calibri" w:cs="Calibri"/>
-          <w:sz w:val="36"/>
-          <w:szCs w:val="36"/>
+          <w:sz w:val="34"/>
+          <w:szCs w:val="34"/>
         </w:rPr>
         <w:t xml:space="preserve"> function can be used here if we want one simple expression and it returns a bool</w:t>
       </w:r>
@@ -2867,18 +2197,18 @@
           <w:b/>
           <w:bCs/>
           <w:color w:val="D86DCB" w:themeColor="accent5" w:themeTint="99"/>
-          <w:sz w:val="36"/>
-          <w:szCs w:val="36"/>
-        </w:rPr>
-      </w:pPr>
-      <w:r>
-        <w:rPr>
-          <w:rFonts w:ascii="Calibri" w:hAnsi="Calibri" w:cs="Calibri"/>
-          <w:b/>
-          <w:bCs/>
-          <w:color w:val="D86DCB" w:themeColor="accent5" w:themeTint="99"/>
-          <w:sz w:val="36"/>
-          <w:szCs w:val="36"/>
+          <w:sz w:val="34"/>
+          <w:szCs w:val="34"/>
+        </w:rPr>
+      </w:pPr>
+      <w:r>
+        <w:rPr>
+          <w:rFonts w:ascii="Calibri" w:hAnsi="Calibri" w:cs="Calibri"/>
+          <w:b/>
+          <w:bCs/>
+          <w:color w:val="D86DCB" w:themeColor="accent5" w:themeTint="99"/>
+          <w:sz w:val="34"/>
+          <w:szCs w:val="34"/>
         </w:rPr>
         <w:t>numbers = [1, 2, 3, 4, 5, 6,]</w:t>
       </w:r>
@@ -2892,18 +2222,18 @@
           <w:b/>
           <w:bCs/>
           <w:color w:val="D86DCB" w:themeColor="accent5" w:themeTint="99"/>
-          <w:sz w:val="36"/>
-          <w:szCs w:val="36"/>
-        </w:rPr>
-      </w:pPr>
-      <w:r>
-        <w:rPr>
-          <w:rFonts w:ascii="Calibri" w:hAnsi="Calibri" w:cs="Calibri"/>
-          <w:b/>
-          <w:bCs/>
-          <w:color w:val="D86DCB" w:themeColor="accent5" w:themeTint="99"/>
-          <w:sz w:val="36"/>
-          <w:szCs w:val="36"/>
+          <w:sz w:val="34"/>
+          <w:szCs w:val="34"/>
+        </w:rPr>
+      </w:pPr>
+      <w:r>
+        <w:rPr>
+          <w:rFonts w:ascii="Calibri" w:hAnsi="Calibri" w:cs="Calibri"/>
+          <w:b/>
+          <w:bCs/>
+          <w:color w:val="D86DCB" w:themeColor="accent5" w:themeTint="99"/>
+          <w:sz w:val="34"/>
+          <w:szCs w:val="34"/>
         </w:rPr>
         <w:t># keeping only even numbers</w:t>
       </w:r>
@@ -2917,127 +2247,66 @@
           <w:b/>
           <w:bCs/>
           <w:color w:val="D86DCB" w:themeColor="accent5" w:themeTint="99"/>
-          <w:sz w:val="36"/>
-          <w:szCs w:val="36"/>
-        </w:rPr>
-      </w:pPr>
-      <w:proofErr w:type="spellStart"/>
-      <w:r>
-        <w:rPr>
-          <w:rFonts w:ascii="Calibri" w:hAnsi="Calibri" w:cs="Calibri"/>
-          <w:b/>
-          <w:bCs/>
-          <w:color w:val="D86DCB" w:themeColor="accent5" w:themeTint="99"/>
-          <w:sz w:val="36"/>
-          <w:szCs w:val="36"/>
-        </w:rPr>
-        <w:t>even_numbers</w:t>
-      </w:r>
-      <w:proofErr w:type="spellEnd"/>
-      <w:r>
-        <w:rPr>
-          <w:rFonts w:ascii="Calibri" w:hAnsi="Calibri" w:cs="Calibri"/>
-          <w:b/>
-          <w:bCs/>
-          <w:color w:val="D86DCB" w:themeColor="accent5" w:themeTint="99"/>
-          <w:sz w:val="36"/>
-          <w:szCs w:val="36"/>
-        </w:rPr>
-        <w:t xml:space="preserve"> = </w:t>
-      </w:r>
-      <w:proofErr w:type="gramStart"/>
-      <w:r>
-        <w:rPr>
-          <w:rFonts w:ascii="Calibri" w:hAnsi="Calibri" w:cs="Calibri"/>
-          <w:b/>
-          <w:bCs/>
-          <w:color w:val="D86DCB" w:themeColor="accent5" w:themeTint="99"/>
-          <w:sz w:val="36"/>
-          <w:szCs w:val="36"/>
-        </w:rPr>
-        <w:t>list(</w:t>
-      </w:r>
-      <w:proofErr w:type="gramEnd"/>
-      <w:r>
-        <w:rPr>
-          <w:rFonts w:ascii="Calibri" w:hAnsi="Calibri" w:cs="Calibri"/>
-          <w:b/>
-          <w:bCs/>
-          <w:color w:val="D86DCB" w:themeColor="accent5" w:themeTint="99"/>
-          <w:sz w:val="36"/>
-          <w:szCs w:val="36"/>
-        </w:rPr>
-        <w:t>filter(lambda x: x % 2 == 0, numbers))</w:t>
-      </w:r>
-    </w:p>
-    <w:p>
-      <w:pPr>
-        <w:spacing w:line="240" w:lineRule="auto"/>
-        <w:jc w:val="both"/>
-        <w:rPr>
-          <w:rFonts w:ascii="Calibri" w:hAnsi="Calibri" w:cs="Calibri"/>
-          <w:b/>
-          <w:bCs/>
-          <w:color w:val="D86DCB" w:themeColor="accent5" w:themeTint="99"/>
-          <w:sz w:val="36"/>
-          <w:szCs w:val="36"/>
-        </w:rPr>
-      </w:pPr>
-      <w:r>
-        <w:rPr>
-          <w:rFonts w:ascii="Calibri" w:hAnsi="Calibri" w:cs="Calibri"/>
-          <w:b/>
-          <w:bCs/>
-          <w:color w:val="D86DCB" w:themeColor="accent5" w:themeTint="99"/>
-          <w:sz w:val="36"/>
-          <w:szCs w:val="36"/>
-        </w:rPr>
-        <w:t>print(</w:t>
-      </w:r>
-      <w:proofErr w:type="spellStart"/>
-      <w:r>
-        <w:rPr>
-          <w:rFonts w:ascii="Calibri" w:hAnsi="Calibri" w:cs="Calibri"/>
-          <w:b/>
-          <w:bCs/>
-          <w:color w:val="D86DCB" w:themeColor="accent5" w:themeTint="99"/>
-          <w:sz w:val="36"/>
-          <w:szCs w:val="36"/>
-        </w:rPr>
-        <w:t>even_numbers</w:t>
-      </w:r>
-      <w:proofErr w:type="spellEnd"/>
-      <w:r>
-        <w:rPr>
-          <w:rFonts w:ascii="Calibri" w:hAnsi="Calibri" w:cs="Calibri"/>
-          <w:b/>
-          <w:bCs/>
-          <w:color w:val="D86DCB" w:themeColor="accent5" w:themeTint="99"/>
-          <w:sz w:val="36"/>
-          <w:szCs w:val="36"/>
-        </w:rPr>
-        <w:t>) # [2, 4, 6]</w:t>
-      </w:r>
-    </w:p>
-    <w:p>
-      <w:pPr>
-        <w:spacing w:line="240" w:lineRule="auto"/>
-        <w:jc w:val="both"/>
-        <w:rPr>
-          <w:rFonts w:ascii="Calibri" w:hAnsi="Calibri" w:cs="Calibri"/>
-          <w:sz w:val="36"/>
-          <w:szCs w:val="36"/>
-        </w:rPr>
-      </w:pPr>
-    </w:p>
-    <w:p>
-      <w:pPr>
-        <w:spacing w:line="240" w:lineRule="auto"/>
-        <w:jc w:val="both"/>
-        <w:rPr>
-          <w:rFonts w:ascii="Calibri" w:hAnsi="Calibri" w:cs="Calibri"/>
-          <w:sz w:val="36"/>
-          <w:szCs w:val="36"/>
+          <w:sz w:val="34"/>
+          <w:szCs w:val="34"/>
+        </w:rPr>
+      </w:pPr>
+      <w:r>
+        <w:rPr>
+          <w:rFonts w:ascii="Calibri" w:hAnsi="Calibri" w:cs="Calibri"/>
+          <w:b/>
+          <w:bCs/>
+          <w:color w:val="D86DCB" w:themeColor="accent5" w:themeTint="99"/>
+          <w:sz w:val="34"/>
+          <w:szCs w:val="34"/>
+        </w:rPr>
+        <w:t>even_numbers = list(filter(lambda x: x % 2 == 0, numbers))</w:t>
+      </w:r>
+    </w:p>
+    <w:p>
+      <w:pPr>
+        <w:spacing w:line="240" w:lineRule="auto"/>
+        <w:jc w:val="both"/>
+        <w:rPr>
+          <w:rFonts w:ascii="Calibri" w:hAnsi="Calibri" w:cs="Calibri"/>
+          <w:b/>
+          <w:bCs/>
+          <w:color w:val="D86DCB" w:themeColor="accent5" w:themeTint="99"/>
+          <w:sz w:val="34"/>
+          <w:szCs w:val="34"/>
+        </w:rPr>
+      </w:pPr>
+      <w:r>
+        <w:rPr>
+          <w:rFonts w:ascii="Calibri" w:hAnsi="Calibri" w:cs="Calibri"/>
+          <w:b/>
+          <w:bCs/>
+          <w:color w:val="D86DCB" w:themeColor="accent5" w:themeTint="99"/>
+          <w:sz w:val="34"/>
+          <w:szCs w:val="34"/>
+        </w:rPr>
+        <w:t>print(even_numbers) # [2, 4, 6]</w:t>
+      </w:r>
+    </w:p>
+    <w:p>
+      <w:pPr>
+        <w:spacing w:line="240" w:lineRule="auto"/>
+        <w:jc w:val="both"/>
+        <w:rPr>
+          <w:rFonts w:ascii="Calibri" w:hAnsi="Calibri" w:cs="Calibri"/>
+          <w:sz w:val="34"/>
+          <w:szCs w:val="34"/>
+        </w:rPr>
+      </w:pPr>
+    </w:p>
+    <w:p>
+      <w:pPr>
+        <w:spacing w:line="240" w:lineRule="auto"/>
+        <w:jc w:val="both"/>
+        <w:rPr>
+          <w:rFonts w:ascii="Calibri" w:hAnsi="Calibri" w:cs="Calibri"/>
+          <w:sz w:val="34"/>
+          <w:szCs w:val="34"/>
         </w:rPr>
       </w:pPr>
     </w:p>
@@ -3047,15 +2316,15 @@
         <w:jc w:val="center"/>
         <w:rPr>
           <w:rFonts w:ascii="Calibri" w:hAnsi="Calibri" w:cs="Calibri"/>
-          <w:sz w:val="36"/>
-          <w:szCs w:val="36"/>
-        </w:rPr>
-      </w:pPr>
-      <w:r>
-        <w:rPr>
-          <w:rFonts w:ascii="Calibri" w:hAnsi="Calibri" w:cs="Calibri"/>
-          <w:sz w:val="36"/>
-          <w:szCs w:val="36"/>
+          <w:sz w:val="34"/>
+          <w:szCs w:val="34"/>
+        </w:rPr>
+      </w:pPr>
+      <w:r>
+        <w:rPr>
+          <w:rFonts w:ascii="Calibri" w:hAnsi="Calibri" w:cs="Calibri"/>
+          <w:sz w:val="34"/>
+          <w:szCs w:val="34"/>
         </w:rPr>
         <w:t>Break</w:t>
       </w:r>
@@ -3066,31 +2335,30 @@
         <w:jc w:val="both"/>
         <w:rPr>
           <w:rFonts w:ascii="Calibri" w:hAnsi="Calibri" w:cs="Calibri"/>
-          <w:sz w:val="36"/>
-          <w:szCs w:val="36"/>
-        </w:rPr>
-      </w:pPr>
-    </w:p>
-    <w:p>
-      <w:pPr>
-        <w:spacing w:line="240" w:lineRule="auto"/>
-        <w:jc w:val="both"/>
-        <w:rPr>
-          <w:rFonts w:ascii="Calibri" w:hAnsi="Calibri" w:cs="Calibri"/>
-          <w:b/>
-          <w:bCs/>
-          <w:sz w:val="36"/>
-          <w:szCs w:val="36"/>
-        </w:rPr>
-      </w:pPr>
-      <w:proofErr w:type="gramStart"/>
-      <w:r>
-        <w:rPr>
-          <w:rFonts w:ascii="Calibri" w:hAnsi="Calibri" w:cs="Calibri"/>
-          <w:b/>
-          <w:bCs/>
-          <w:sz w:val="36"/>
-          <w:szCs w:val="36"/>
+          <w:sz w:val="34"/>
+          <w:szCs w:val="34"/>
+        </w:rPr>
+      </w:pPr>
+    </w:p>
+    <w:p>
+      <w:pPr>
+        <w:spacing w:line="240" w:lineRule="auto"/>
+        <w:jc w:val="both"/>
+        <w:rPr>
+          <w:rFonts w:ascii="Calibri" w:hAnsi="Calibri" w:cs="Calibri"/>
+          <w:b/>
+          <w:bCs/>
+          <w:sz w:val="34"/>
+          <w:szCs w:val="34"/>
+        </w:rPr>
+      </w:pPr>
+      <w:r>
+        <w:rPr>
+          <w:rFonts w:ascii="Calibri" w:hAnsi="Calibri" w:cs="Calibri"/>
+          <w:b/>
+          <w:bCs/>
+          <w:sz w:val="34"/>
+          <w:szCs w:val="34"/>
         </w:rPr>
         <w:t>reduce</w:t>
       </w:r>
@@ -3099,29 +2367,18 @@
           <w:rFonts w:ascii="Calibri" w:hAnsi="Calibri" w:cs="Calibri"/>
           <w:b/>
           <w:bCs/>
-          <w:sz w:val="36"/>
-          <w:szCs w:val="36"/>
-        </w:rPr>
-        <w:t>(</w:t>
-      </w:r>
-      <w:proofErr w:type="gramEnd"/>
-      <w:r>
-        <w:rPr>
-          <w:rFonts w:ascii="Calibri" w:hAnsi="Calibri" w:cs="Calibri"/>
-          <w:b/>
-          <w:bCs/>
-          <w:sz w:val="36"/>
-          <w:szCs w:val="36"/>
-        </w:rPr>
-        <w:t>) Function</w:t>
-      </w:r>
-      <w:r>
-        <w:rPr>
-          <w:rFonts w:ascii="Calibri" w:hAnsi="Calibri" w:cs="Calibri"/>
-          <w:b/>
-          <w:bCs/>
-          <w:sz w:val="36"/>
-          <w:szCs w:val="36"/>
+          <w:sz w:val="34"/>
+          <w:szCs w:val="34"/>
+        </w:rPr>
+        <w:t>() Function</w:t>
+      </w:r>
+      <w:r>
+        <w:rPr>
+          <w:rFonts w:ascii="Calibri" w:hAnsi="Calibri" w:cs="Calibri"/>
+          <w:b/>
+          <w:bCs/>
+          <w:sz w:val="34"/>
+          <w:szCs w:val="34"/>
         </w:rPr>
         <w:t>:</w:t>
       </w:r>
@@ -3132,119 +2389,78 @@
         <w:jc w:val="both"/>
         <w:rPr>
           <w:rFonts w:ascii="Calibri" w:hAnsi="Calibri" w:cs="Calibri"/>
-          <w:sz w:val="36"/>
-          <w:szCs w:val="36"/>
-        </w:rPr>
-      </w:pPr>
-      <w:r>
-        <w:rPr>
-          <w:rFonts w:ascii="Calibri" w:hAnsi="Calibri" w:cs="Calibri"/>
-          <w:sz w:val="36"/>
-          <w:szCs w:val="36"/>
+          <w:sz w:val="34"/>
+          <w:szCs w:val="34"/>
+        </w:rPr>
+      </w:pPr>
+      <w:r>
+        <w:rPr>
+          <w:rFonts w:ascii="Calibri" w:hAnsi="Calibri" w:cs="Calibri"/>
+          <w:sz w:val="34"/>
+          <w:szCs w:val="34"/>
         </w:rPr>
         <w:t xml:space="preserve"># </w:t>
       </w:r>
       <w:r>
         <w:rPr>
           <w:rFonts w:ascii="Calibri" w:hAnsi="Calibri" w:cs="Calibri"/>
-          <w:sz w:val="36"/>
-          <w:szCs w:val="36"/>
+          <w:sz w:val="34"/>
+          <w:szCs w:val="34"/>
         </w:rPr>
         <w:t xml:space="preserve">The </w:t>
       </w:r>
-      <w:proofErr w:type="gramStart"/>
-      <w:r>
-        <w:rPr>
-          <w:rFonts w:ascii="Calibri" w:hAnsi="Calibri" w:cs="Calibri"/>
-          <w:b/>
-          <w:bCs/>
-          <w:sz w:val="36"/>
-          <w:szCs w:val="36"/>
-        </w:rPr>
-        <w:t>reduce(</w:t>
-      </w:r>
-      <w:proofErr w:type="gramEnd"/>
-      <w:r>
-        <w:rPr>
-          <w:rFonts w:ascii="Calibri" w:hAnsi="Calibri" w:cs="Calibri"/>
-          <w:b/>
-          <w:bCs/>
-          <w:sz w:val="36"/>
-          <w:szCs w:val="36"/>
-        </w:rPr>
-        <w:t>)</w:t>
-      </w:r>
-      <w:r>
-        <w:rPr>
-          <w:rFonts w:ascii="Calibri" w:hAnsi="Calibri" w:cs="Calibri"/>
-          <w:sz w:val="36"/>
-          <w:szCs w:val="36"/>
-        </w:rPr>
-        <w:t xml:space="preserve"> function in Python applies a specified function to the elements of an </w:t>
-      </w:r>
-      <w:proofErr w:type="spellStart"/>
-      <w:r>
-        <w:rPr>
-          <w:rFonts w:ascii="Calibri" w:hAnsi="Calibri" w:cs="Calibri"/>
-          <w:sz w:val="36"/>
-          <w:szCs w:val="36"/>
-        </w:rPr>
-        <w:t>iterable</w:t>
-      </w:r>
-      <w:proofErr w:type="spellEnd"/>
-      <w:r>
-        <w:rPr>
-          <w:rFonts w:ascii="Calibri" w:hAnsi="Calibri" w:cs="Calibri"/>
-          <w:sz w:val="36"/>
-          <w:szCs w:val="36"/>
-        </w:rPr>
-        <w:t xml:space="preserve"> (like a list, tuple or set) </w:t>
-      </w:r>
-      <w:r>
-        <w:rPr>
-          <w:rFonts w:ascii="Calibri" w:hAnsi="Calibri" w:cs="Calibri"/>
-          <w:sz w:val="36"/>
-          <w:szCs w:val="36"/>
-        </w:rPr>
-        <w:lastRenderedPageBreak/>
-        <w:t>iteratively from left to right to compress the entire elements of the list down to a single value</w:t>
-      </w:r>
-    </w:p>
-    <w:p>
-      <w:pPr>
-        <w:spacing w:line="240" w:lineRule="auto"/>
-        <w:jc w:val="both"/>
-        <w:rPr>
-          <w:rFonts w:ascii="Calibri" w:hAnsi="Calibri" w:cs="Calibri"/>
-          <w:sz w:val="36"/>
-          <w:szCs w:val="36"/>
-        </w:rPr>
-      </w:pPr>
-      <w:r>
-        <w:rPr>
-          <w:rFonts w:ascii="Calibri" w:hAnsi="Calibri" w:cs="Calibri"/>
-          <w:sz w:val="36"/>
-          <w:szCs w:val="36"/>
+      <w:r>
+        <w:rPr>
+          <w:rFonts w:ascii="Calibri" w:hAnsi="Calibri" w:cs="Calibri"/>
+          <w:b/>
+          <w:bCs/>
+          <w:sz w:val="34"/>
+          <w:szCs w:val="34"/>
+        </w:rPr>
+        <w:t>reduce()</w:t>
+      </w:r>
+      <w:r>
+        <w:rPr>
+          <w:rFonts w:ascii="Calibri" w:hAnsi="Calibri" w:cs="Calibri"/>
+          <w:sz w:val="34"/>
+          <w:szCs w:val="34"/>
+        </w:rPr>
+        <w:t xml:space="preserve"> function in Python applies a specified function to the elements of an iterable (like a list, tuple or set) iteratively from left to right to compress the entire elements of the list down to a single value</w:t>
+      </w:r>
+    </w:p>
+    <w:p>
+      <w:pPr>
+        <w:spacing w:line="240" w:lineRule="auto"/>
+        <w:jc w:val="both"/>
+        <w:rPr>
+          <w:rFonts w:ascii="Calibri" w:hAnsi="Calibri" w:cs="Calibri"/>
+          <w:sz w:val="34"/>
+          <w:szCs w:val="34"/>
+        </w:rPr>
+      </w:pPr>
+      <w:r>
+        <w:rPr>
+          <w:rFonts w:ascii="Calibri" w:hAnsi="Calibri" w:cs="Calibri"/>
+          <w:sz w:val="34"/>
+          <w:szCs w:val="34"/>
         </w:rPr>
         <w:t xml:space="preserve"># It’s from </w:t>
       </w:r>
-      <w:proofErr w:type="spellStart"/>
-      <w:r>
-        <w:rPr>
-          <w:rFonts w:ascii="Calibri" w:hAnsi="Calibri" w:cs="Calibri"/>
-          <w:b/>
-          <w:bCs/>
-          <w:sz w:val="36"/>
-          <w:szCs w:val="36"/>
+      <w:r>
+        <w:rPr>
+          <w:rFonts w:ascii="Calibri" w:hAnsi="Calibri" w:cs="Calibri"/>
+          <w:b/>
+          <w:bCs/>
+          <w:sz w:val="34"/>
+          <w:szCs w:val="34"/>
         </w:rPr>
         <w:t>functools</w:t>
       </w:r>
-      <w:proofErr w:type="spellEnd"/>
-      <w:r>
-        <w:rPr>
-          <w:rFonts w:ascii="Calibri" w:hAnsi="Calibri" w:cs="Calibri"/>
-          <w:sz w:val="36"/>
-          <w:szCs w:val="36"/>
+      <w:r>
+        <w:rPr>
+          <w:rFonts w:ascii="Calibri" w:hAnsi="Calibri" w:cs="Calibri"/>
+          <w:sz w:val="34"/>
+          <w:szCs w:val="34"/>
         </w:rPr>
         <w:t xml:space="preserve"> module and we need to import it from there.</w:t>
       </w:r>
@@ -3255,15 +2471,15 @@
         <w:jc w:val="both"/>
         <w:rPr>
           <w:rFonts w:ascii="Calibri" w:hAnsi="Calibri" w:cs="Calibri"/>
-          <w:sz w:val="36"/>
-          <w:szCs w:val="36"/>
-        </w:rPr>
-      </w:pPr>
-      <w:r>
-        <w:rPr>
-          <w:rFonts w:ascii="Calibri" w:hAnsi="Calibri" w:cs="Calibri"/>
-          <w:sz w:val="36"/>
-          <w:szCs w:val="36"/>
+          <w:sz w:val="34"/>
+          <w:szCs w:val="34"/>
+        </w:rPr>
+      </w:pPr>
+      <w:r>
+        <w:rPr>
+          <w:rFonts w:ascii="Calibri" w:hAnsi="Calibri" w:cs="Calibri"/>
+          <w:sz w:val="34"/>
+          <w:szCs w:val="34"/>
         </w:rPr>
         <w:t># Arguments or parameters:</w:t>
       </w:r>
@@ -3279,25 +2495,25 @@
         <w:jc w:val="both"/>
         <w:rPr>
           <w:rFonts w:ascii="Calibri" w:hAnsi="Calibri" w:cs="Calibri"/>
-          <w:sz w:val="36"/>
-          <w:szCs w:val="36"/>
-        </w:rPr>
-      </w:pPr>
-      <w:r>
-        <w:rPr>
-          <w:rFonts w:ascii="Calibri" w:hAnsi="Calibri" w:cs="Calibri"/>
-          <w:b/>
-          <w:bCs/>
-          <w:sz w:val="36"/>
-          <w:szCs w:val="36"/>
+          <w:sz w:val="34"/>
+          <w:szCs w:val="34"/>
+        </w:rPr>
+      </w:pPr>
+      <w:r>
+        <w:rPr>
+          <w:rFonts w:ascii="Calibri" w:hAnsi="Calibri" w:cs="Calibri"/>
+          <w:b/>
+          <w:bCs/>
+          <w:sz w:val="34"/>
+          <w:szCs w:val="34"/>
         </w:rPr>
         <w:t>function:</w:t>
       </w:r>
       <w:r>
         <w:rPr>
           <w:rFonts w:ascii="Calibri" w:hAnsi="Calibri" w:cs="Calibri"/>
-          <w:sz w:val="36"/>
-          <w:szCs w:val="36"/>
+          <w:sz w:val="34"/>
+          <w:szCs w:val="34"/>
         </w:rPr>
         <w:t xml:space="preserve"> A function that accepts exactly two arguments</w:t>
       </w:r>
@@ -3313,37 +2529,26 @@
         <w:jc w:val="both"/>
         <w:rPr>
           <w:rFonts w:ascii="Calibri" w:hAnsi="Calibri" w:cs="Calibri"/>
-          <w:sz w:val="36"/>
-          <w:szCs w:val="36"/>
-        </w:rPr>
-      </w:pPr>
-      <w:proofErr w:type="spellStart"/>
-      <w:r>
-        <w:rPr>
-          <w:rFonts w:ascii="Calibri" w:hAnsi="Calibri" w:cs="Calibri"/>
-          <w:b/>
-          <w:bCs/>
-          <w:sz w:val="36"/>
-          <w:szCs w:val="36"/>
-        </w:rPr>
-        <w:t>iterable</w:t>
-      </w:r>
-      <w:proofErr w:type="spellEnd"/>
-      <w:r>
-        <w:rPr>
-          <w:rFonts w:ascii="Calibri" w:hAnsi="Calibri" w:cs="Calibri"/>
-          <w:b/>
-          <w:bCs/>
-          <w:sz w:val="36"/>
-          <w:szCs w:val="36"/>
-        </w:rPr>
-        <w:t>:</w:t>
-      </w:r>
-      <w:r>
-        <w:rPr>
-          <w:rFonts w:ascii="Calibri" w:hAnsi="Calibri" w:cs="Calibri"/>
-          <w:sz w:val="36"/>
-          <w:szCs w:val="36"/>
+          <w:sz w:val="34"/>
+          <w:szCs w:val="34"/>
+        </w:rPr>
+      </w:pPr>
+      <w:r>
+        <w:rPr>
+          <w:rFonts w:ascii="Calibri" w:hAnsi="Calibri" w:cs="Calibri"/>
+          <w:b/>
+          <w:bCs/>
+          <w:sz w:val="34"/>
+          <w:szCs w:val="34"/>
+        </w:rPr>
+        <w:lastRenderedPageBreak/>
+        <w:t>iterable:</w:t>
+      </w:r>
+      <w:r>
+        <w:rPr>
+          <w:rFonts w:ascii="Calibri" w:hAnsi="Calibri" w:cs="Calibri"/>
+          <w:sz w:val="34"/>
+          <w:szCs w:val="34"/>
         </w:rPr>
         <w:t xml:space="preserve"> The collection of items to processed (list)</w:t>
       </w:r>
@@ -3359,25 +2564,25 @@
         <w:jc w:val="both"/>
         <w:rPr>
           <w:rFonts w:ascii="Calibri" w:hAnsi="Calibri" w:cs="Calibri"/>
-          <w:sz w:val="36"/>
-          <w:szCs w:val="36"/>
-        </w:rPr>
-      </w:pPr>
-      <w:r>
-        <w:rPr>
-          <w:rFonts w:ascii="Calibri" w:hAnsi="Calibri" w:cs="Calibri"/>
-          <w:b/>
-          <w:bCs/>
-          <w:sz w:val="36"/>
-          <w:szCs w:val="36"/>
+          <w:sz w:val="34"/>
+          <w:szCs w:val="34"/>
+        </w:rPr>
+      </w:pPr>
+      <w:r>
+        <w:rPr>
+          <w:rFonts w:ascii="Calibri" w:hAnsi="Calibri" w:cs="Calibri"/>
+          <w:b/>
+          <w:bCs/>
+          <w:sz w:val="34"/>
+          <w:szCs w:val="34"/>
         </w:rPr>
         <w:t xml:space="preserve">initializer: </w:t>
       </w:r>
       <w:r>
         <w:rPr>
           <w:rFonts w:ascii="Calibri" w:hAnsi="Calibri" w:cs="Calibri"/>
-          <w:sz w:val="36"/>
-          <w:szCs w:val="36"/>
+          <w:sz w:val="34"/>
+          <w:szCs w:val="34"/>
         </w:rPr>
         <w:t>(Optional) A starting value placed before the items in the sequence</w:t>
       </w:r>
@@ -3390,70 +2595,36 @@
           <w:rFonts w:ascii="Calibri" w:hAnsi="Calibri" w:cs="Calibri"/>
           <w:b/>
           <w:bCs/>
-          <w:sz w:val="36"/>
-          <w:szCs w:val="36"/>
-        </w:rPr>
-      </w:pPr>
-      <w:proofErr w:type="gramStart"/>
-      <w:r>
-        <w:rPr>
-          <w:rFonts w:ascii="Calibri" w:hAnsi="Calibri" w:cs="Calibri"/>
-          <w:b/>
-          <w:bCs/>
-          <w:sz w:val="36"/>
-          <w:szCs w:val="36"/>
-        </w:rPr>
-        <w:t>reduce(</w:t>
-      </w:r>
-      <w:proofErr w:type="gramEnd"/>
-      <w:r>
-        <w:rPr>
-          <w:rFonts w:ascii="Calibri" w:hAnsi="Calibri" w:cs="Calibri"/>
-          <w:b/>
-          <w:bCs/>
-          <w:sz w:val="36"/>
-          <w:szCs w:val="36"/>
-        </w:rPr>
-        <w:t xml:space="preserve">function, </w:t>
-      </w:r>
-      <w:proofErr w:type="spellStart"/>
-      <w:r>
-        <w:rPr>
-          <w:rFonts w:ascii="Calibri" w:hAnsi="Calibri" w:cs="Calibri"/>
-          <w:b/>
-          <w:bCs/>
-          <w:sz w:val="36"/>
-          <w:szCs w:val="36"/>
-        </w:rPr>
-        <w:t>iterable</w:t>
-      </w:r>
-      <w:proofErr w:type="spellEnd"/>
-      <w:r>
-        <w:rPr>
-          <w:rFonts w:ascii="Calibri" w:hAnsi="Calibri" w:cs="Calibri"/>
-          <w:b/>
-          <w:bCs/>
-          <w:sz w:val="36"/>
-          <w:szCs w:val="36"/>
-        </w:rPr>
-        <w:t>, initializer= None)</w:t>
-      </w:r>
-    </w:p>
-    <w:p>
-      <w:pPr>
-        <w:spacing w:line="240" w:lineRule="auto"/>
-        <w:jc w:val="both"/>
-        <w:rPr>
-          <w:rFonts w:ascii="Calibri" w:hAnsi="Calibri" w:cs="Calibri"/>
-          <w:sz w:val="36"/>
-          <w:szCs w:val="36"/>
-        </w:rPr>
-      </w:pPr>
-      <w:r>
-        <w:rPr>
-          <w:rFonts w:ascii="Calibri" w:hAnsi="Calibri" w:cs="Calibri"/>
-          <w:sz w:val="36"/>
-          <w:szCs w:val="36"/>
+          <w:sz w:val="34"/>
+          <w:szCs w:val="34"/>
+        </w:rPr>
+      </w:pPr>
+      <w:r>
+        <w:rPr>
+          <w:rFonts w:ascii="Calibri" w:hAnsi="Calibri" w:cs="Calibri"/>
+          <w:b/>
+          <w:bCs/>
+          <w:sz w:val="34"/>
+          <w:szCs w:val="34"/>
+        </w:rPr>
+        <w:t>reduce(function, iterable, initializer= None)</w:t>
+      </w:r>
+    </w:p>
+    <w:p>
+      <w:pPr>
+        <w:spacing w:line="240" w:lineRule="auto"/>
+        <w:jc w:val="both"/>
+        <w:rPr>
+          <w:rFonts w:ascii="Calibri" w:hAnsi="Calibri" w:cs="Calibri"/>
+          <w:sz w:val="34"/>
+          <w:szCs w:val="34"/>
+        </w:rPr>
+      </w:pPr>
+      <w:r>
+        <w:rPr>
+          <w:rFonts w:ascii="Calibri" w:hAnsi="Calibri" w:cs="Calibri"/>
+          <w:sz w:val="34"/>
+          <w:szCs w:val="34"/>
         </w:rPr>
         <w:t xml:space="preserve"># </w:t>
       </w:r>
@@ -3462,16 +2633,16 @@
           <w:rFonts w:ascii="Calibri" w:hAnsi="Calibri" w:cs="Calibri"/>
           <w:b/>
           <w:bCs/>
-          <w:sz w:val="36"/>
-          <w:szCs w:val="36"/>
+          <w:sz w:val="34"/>
+          <w:szCs w:val="34"/>
         </w:rPr>
         <w:t>lambda</w:t>
       </w:r>
       <w:r>
         <w:rPr>
           <w:rFonts w:ascii="Calibri" w:hAnsi="Calibri" w:cs="Calibri"/>
-          <w:sz w:val="36"/>
-          <w:szCs w:val="36"/>
+          <w:sz w:val="34"/>
+          <w:szCs w:val="34"/>
         </w:rPr>
         <w:t xml:space="preserve"> function can be used for simple single expression and it will return a single value</w:t>
       </w:r>
@@ -3482,15 +2653,15 @@
         <w:jc w:val="both"/>
         <w:rPr>
           <w:rFonts w:ascii="Calibri" w:hAnsi="Calibri" w:cs="Calibri"/>
-          <w:sz w:val="36"/>
-          <w:szCs w:val="36"/>
-        </w:rPr>
-      </w:pPr>
-      <w:r>
-        <w:rPr>
-          <w:rFonts w:ascii="Calibri" w:hAnsi="Calibri" w:cs="Calibri"/>
-          <w:sz w:val="36"/>
-          <w:szCs w:val="36"/>
+          <w:sz w:val="34"/>
+          <w:szCs w:val="34"/>
+        </w:rPr>
+      </w:pPr>
+      <w:r>
+        <w:rPr>
+          <w:rFonts w:ascii="Calibri" w:hAnsi="Calibri" w:cs="Calibri"/>
+          <w:sz w:val="34"/>
+          <w:szCs w:val="34"/>
         </w:rPr>
         <w:t># Keeps the larger value at each comparison step using ternary operator</w:t>
       </w:r>
@@ -3499,8 +2670,8 @@
           <w:rFonts w:ascii="Calibri" w:hAnsi="Calibri" w:cs="Calibri"/>
           <w:b/>
           <w:bCs/>
-          <w:sz w:val="36"/>
-          <w:szCs w:val="36"/>
+          <w:sz w:val="34"/>
+          <w:szCs w:val="34"/>
         </w:rPr>
         <w:t xml:space="preserve"> … if condition else …</w:t>
       </w:r>
@@ -3514,67 +2685,43 @@
           <w:b/>
           <w:bCs/>
           <w:color w:val="D86DCB" w:themeColor="accent5" w:themeTint="99"/>
-          <w:sz w:val="36"/>
-          <w:szCs w:val="36"/>
-        </w:rPr>
-      </w:pPr>
-      <w:r>
-        <w:rPr>
-          <w:rFonts w:ascii="Calibri" w:hAnsi="Calibri" w:cs="Calibri"/>
-          <w:b/>
-          <w:bCs/>
-          <w:color w:val="D86DCB" w:themeColor="accent5" w:themeTint="99"/>
-          <w:sz w:val="36"/>
-          <w:szCs w:val="36"/>
-        </w:rPr>
-        <w:t xml:space="preserve">from </w:t>
-      </w:r>
-      <w:proofErr w:type="spellStart"/>
-      <w:r>
-        <w:rPr>
-          <w:rFonts w:ascii="Calibri" w:hAnsi="Calibri" w:cs="Calibri"/>
-          <w:b/>
-          <w:bCs/>
-          <w:color w:val="D86DCB" w:themeColor="accent5" w:themeTint="99"/>
-          <w:sz w:val="36"/>
-          <w:szCs w:val="36"/>
-        </w:rPr>
-        <w:t>functools</w:t>
-      </w:r>
-      <w:proofErr w:type="spellEnd"/>
-      <w:r>
-        <w:rPr>
-          <w:rFonts w:ascii="Calibri" w:hAnsi="Calibri" w:cs="Calibri"/>
-          <w:b/>
-          <w:bCs/>
-          <w:color w:val="D86DCB" w:themeColor="accent5" w:themeTint="99"/>
-          <w:sz w:val="36"/>
-          <w:szCs w:val="36"/>
-        </w:rPr>
-        <w:t xml:space="preserve"> import reduce</w:t>
-      </w:r>
-    </w:p>
-    <w:p>
-      <w:pPr>
-        <w:spacing w:line="240" w:lineRule="auto"/>
-        <w:jc w:val="both"/>
-        <w:rPr>
-          <w:rFonts w:ascii="Calibri" w:hAnsi="Calibri" w:cs="Calibri"/>
-          <w:b/>
-          <w:bCs/>
-          <w:color w:val="D86DCB" w:themeColor="accent5" w:themeTint="99"/>
-          <w:sz w:val="36"/>
-          <w:szCs w:val="36"/>
-        </w:rPr>
-      </w:pPr>
-      <w:r>
-        <w:rPr>
-          <w:rFonts w:ascii="Calibri" w:hAnsi="Calibri" w:cs="Calibri"/>
-          <w:b/>
-          <w:bCs/>
-          <w:color w:val="D86DCB" w:themeColor="accent5" w:themeTint="99"/>
-          <w:sz w:val="36"/>
-          <w:szCs w:val="36"/>
+          <w:sz w:val="34"/>
+          <w:szCs w:val="34"/>
+        </w:rPr>
+      </w:pPr>
+      <w:r>
+        <w:rPr>
+          <w:rFonts w:ascii="Calibri" w:hAnsi="Calibri" w:cs="Calibri"/>
+          <w:b/>
+          <w:bCs/>
+          <w:color w:val="D86DCB" w:themeColor="accent5" w:themeTint="99"/>
+          <w:sz w:val="34"/>
+          <w:szCs w:val="34"/>
+        </w:rPr>
+        <w:t>from functools import reduce</w:t>
+      </w:r>
+    </w:p>
+    <w:p>
+      <w:pPr>
+        <w:spacing w:line="240" w:lineRule="auto"/>
+        <w:jc w:val="both"/>
+        <w:rPr>
+          <w:rFonts w:ascii="Calibri" w:hAnsi="Calibri" w:cs="Calibri"/>
+          <w:b/>
+          <w:bCs/>
+          <w:color w:val="D86DCB" w:themeColor="accent5" w:themeTint="99"/>
+          <w:sz w:val="34"/>
+          <w:szCs w:val="34"/>
+        </w:rPr>
+      </w:pPr>
+      <w:r>
+        <w:rPr>
+          <w:rFonts w:ascii="Calibri" w:hAnsi="Calibri" w:cs="Calibri"/>
+          <w:b/>
+          <w:bCs/>
+          <w:color w:val="D86DCB" w:themeColor="accent5" w:themeTint="99"/>
+          <w:sz w:val="34"/>
+          <w:szCs w:val="34"/>
         </w:rPr>
         <w:t>numbers = [15, 42, 12, 90, 8]</w:t>
       </w:r>
@@ -3588,67 +2735,43 @@
           <w:b/>
           <w:bCs/>
           <w:color w:val="D86DCB" w:themeColor="accent5" w:themeTint="99"/>
-          <w:sz w:val="36"/>
-          <w:szCs w:val="36"/>
-        </w:rPr>
-      </w:pPr>
-      <w:r>
-        <w:rPr>
-          <w:rFonts w:ascii="Calibri" w:hAnsi="Calibri" w:cs="Calibri"/>
-          <w:b/>
-          <w:bCs/>
-          <w:color w:val="D86DCB" w:themeColor="accent5" w:themeTint="99"/>
-          <w:sz w:val="36"/>
-          <w:szCs w:val="36"/>
-        </w:rPr>
-        <w:t xml:space="preserve">largest = </w:t>
-      </w:r>
-      <w:proofErr w:type="gramStart"/>
-      <w:r>
-        <w:rPr>
-          <w:rFonts w:ascii="Calibri" w:hAnsi="Calibri" w:cs="Calibri"/>
-          <w:b/>
-          <w:bCs/>
-          <w:color w:val="D86DCB" w:themeColor="accent5" w:themeTint="99"/>
-          <w:sz w:val="36"/>
-          <w:szCs w:val="36"/>
-        </w:rPr>
-        <w:t>reduce(</w:t>
-      </w:r>
-      <w:proofErr w:type="gramEnd"/>
-      <w:r>
-        <w:rPr>
-          <w:rFonts w:ascii="Calibri" w:hAnsi="Calibri" w:cs="Calibri"/>
-          <w:b/>
-          <w:bCs/>
-          <w:color w:val="D86DCB" w:themeColor="accent5" w:themeTint="99"/>
-          <w:sz w:val="36"/>
-          <w:szCs w:val="36"/>
-        </w:rPr>
-        <w:t>lambda x, y: x if x &gt; y else y, numbers)</w:t>
-      </w:r>
-    </w:p>
-    <w:p>
-      <w:pPr>
-        <w:spacing w:line="240" w:lineRule="auto"/>
-        <w:jc w:val="both"/>
-        <w:rPr>
-          <w:rFonts w:ascii="Calibri" w:hAnsi="Calibri" w:cs="Calibri"/>
-          <w:b/>
-          <w:bCs/>
-          <w:color w:val="D86DCB" w:themeColor="accent5" w:themeTint="99"/>
-          <w:sz w:val="36"/>
-          <w:szCs w:val="36"/>
-        </w:rPr>
-      </w:pPr>
-      <w:r>
-        <w:rPr>
-          <w:rFonts w:ascii="Calibri" w:hAnsi="Calibri" w:cs="Calibri"/>
-          <w:b/>
-          <w:bCs/>
-          <w:color w:val="D86DCB" w:themeColor="accent5" w:themeTint="99"/>
-          <w:sz w:val="36"/>
-          <w:szCs w:val="36"/>
+          <w:sz w:val="34"/>
+          <w:szCs w:val="34"/>
+        </w:rPr>
+      </w:pPr>
+      <w:r>
+        <w:rPr>
+          <w:rFonts w:ascii="Calibri" w:hAnsi="Calibri" w:cs="Calibri"/>
+          <w:b/>
+          <w:bCs/>
+          <w:color w:val="D86DCB" w:themeColor="accent5" w:themeTint="99"/>
+          <w:sz w:val="34"/>
+          <w:szCs w:val="34"/>
+        </w:rPr>
+        <w:t>largest = reduce(lambda x, y: x if x &gt; y else y, numbers)</w:t>
+      </w:r>
+    </w:p>
+    <w:p>
+      <w:pPr>
+        <w:spacing w:line="240" w:lineRule="auto"/>
+        <w:jc w:val="both"/>
+        <w:rPr>
+          <w:rFonts w:ascii="Calibri" w:hAnsi="Calibri" w:cs="Calibri"/>
+          <w:b/>
+          <w:bCs/>
+          <w:color w:val="D86DCB" w:themeColor="accent5" w:themeTint="99"/>
+          <w:sz w:val="34"/>
+          <w:szCs w:val="34"/>
+        </w:rPr>
+      </w:pPr>
+      <w:r>
+        <w:rPr>
+          <w:rFonts w:ascii="Calibri" w:hAnsi="Calibri" w:cs="Calibri"/>
+          <w:b/>
+          <w:bCs/>
+          <w:color w:val="D86DCB" w:themeColor="accent5" w:themeTint="99"/>
+          <w:sz w:val="34"/>
+          <w:szCs w:val="34"/>
         </w:rPr>
         <w:t>print(largest) # 90</w:t>
       </w:r>
@@ -3659,8 +2782,8 @@
         <w:jc w:val="both"/>
         <w:rPr>
           <w:rFonts w:ascii="Calibri" w:hAnsi="Calibri" w:cs="Calibri"/>
-          <w:sz w:val="36"/>
-          <w:szCs w:val="36"/>
+          <w:sz w:val="34"/>
+          <w:szCs w:val="34"/>
         </w:rPr>
       </w:pPr>
     </w:p>
@@ -3670,15 +2793,15 @@
         <w:jc w:val="center"/>
         <w:rPr>
           <w:rFonts w:ascii="Calibri" w:hAnsi="Calibri" w:cs="Calibri"/>
-          <w:sz w:val="36"/>
-          <w:szCs w:val="36"/>
-        </w:rPr>
-      </w:pPr>
-      <w:r>
-        <w:rPr>
-          <w:rFonts w:ascii="Calibri" w:hAnsi="Calibri" w:cs="Calibri"/>
-          <w:sz w:val="36"/>
-          <w:szCs w:val="36"/>
+          <w:sz w:val="34"/>
+          <w:szCs w:val="34"/>
+        </w:rPr>
+      </w:pPr>
+      <w:r>
+        <w:rPr>
+          <w:rFonts w:ascii="Calibri" w:hAnsi="Calibri" w:cs="Calibri"/>
+          <w:sz w:val="34"/>
+          <w:szCs w:val="34"/>
         </w:rPr>
         <w:t>Break</w:t>
       </w:r>
@@ -3689,64 +2812,40 @@
         <w:jc w:val="both"/>
         <w:rPr>
           <w:rFonts w:ascii="Calibri" w:hAnsi="Calibri" w:cs="Calibri"/>
-          <w:sz w:val="36"/>
-          <w:szCs w:val="36"/>
-        </w:rPr>
-      </w:pPr>
-    </w:p>
-    <w:p>
-      <w:pPr>
-        <w:spacing w:line="240" w:lineRule="auto"/>
-        <w:jc w:val="both"/>
-        <w:rPr>
-          <w:rFonts w:ascii="Calibri" w:hAnsi="Calibri" w:cs="Calibri"/>
-          <w:b/>
-          <w:bCs/>
-          <w:sz w:val="36"/>
-          <w:szCs w:val="36"/>
-        </w:rPr>
-      </w:pPr>
-      <w:proofErr w:type="spellStart"/>
-      <w:proofErr w:type="gramStart"/>
-      <w:r>
-        <w:rPr>
-          <w:rFonts w:ascii="Calibri" w:hAnsi="Calibri" w:cs="Calibri"/>
-          <w:b/>
-          <w:bCs/>
-          <w:sz w:val="36"/>
-          <w:szCs w:val="36"/>
-        </w:rPr>
-        <w:t>divmod</w:t>
-      </w:r>
-      <w:proofErr w:type="spellEnd"/>
-      <w:r>
-        <w:rPr>
-          <w:rFonts w:ascii="Calibri" w:hAnsi="Calibri" w:cs="Calibri"/>
-          <w:b/>
-          <w:bCs/>
-          <w:sz w:val="36"/>
-          <w:szCs w:val="36"/>
-        </w:rPr>
-        <w:t>(</w:t>
-      </w:r>
-      <w:proofErr w:type="gramEnd"/>
-      <w:r>
-        <w:rPr>
-          <w:rFonts w:ascii="Calibri" w:hAnsi="Calibri" w:cs="Calibri"/>
-          <w:b/>
-          <w:bCs/>
-          <w:sz w:val="36"/>
-          <w:szCs w:val="36"/>
-        </w:rPr>
-        <w:t>)</w:t>
-      </w:r>
-      <w:r>
-        <w:rPr>
-          <w:rFonts w:ascii="Calibri" w:hAnsi="Calibri" w:cs="Calibri"/>
-          <w:b/>
-          <w:bCs/>
-          <w:sz w:val="36"/>
-          <w:szCs w:val="36"/>
+          <w:sz w:val="34"/>
+          <w:szCs w:val="34"/>
+        </w:rPr>
+      </w:pPr>
+    </w:p>
+    <w:p>
+      <w:pPr>
+        <w:spacing w:line="240" w:lineRule="auto"/>
+        <w:jc w:val="both"/>
+        <w:rPr>
+          <w:rFonts w:ascii="Calibri" w:hAnsi="Calibri" w:cs="Calibri"/>
+          <w:b/>
+          <w:bCs/>
+          <w:sz w:val="34"/>
+          <w:szCs w:val="34"/>
+        </w:rPr>
+      </w:pPr>
+      <w:r>
+        <w:rPr>
+          <w:rFonts w:ascii="Calibri" w:hAnsi="Calibri" w:cs="Calibri"/>
+          <w:b/>
+          <w:bCs/>
+          <w:sz w:val="34"/>
+          <w:szCs w:val="34"/>
+        </w:rPr>
+        <w:t>divmod()</w:t>
+      </w:r>
+      <w:r>
+        <w:rPr>
+          <w:rFonts w:ascii="Calibri" w:hAnsi="Calibri" w:cs="Calibri"/>
+          <w:b/>
+          <w:bCs/>
+          <w:sz w:val="34"/>
+          <w:szCs w:val="34"/>
         </w:rPr>
         <w:t xml:space="preserve"> </w:t>
       </w:r>
@@ -3755,8 +2854,8 @@
           <w:rFonts w:ascii="Calibri" w:hAnsi="Calibri" w:cs="Calibri"/>
           <w:b/>
           <w:bCs/>
-          <w:sz w:val="36"/>
-          <w:szCs w:val="36"/>
+          <w:sz w:val="34"/>
+          <w:szCs w:val="34"/>
         </w:rPr>
         <w:t>Function</w:t>
       </w:r>
@@ -3765,8 +2864,8 @@
           <w:rFonts w:ascii="Calibri" w:hAnsi="Calibri" w:cs="Calibri"/>
           <w:b/>
           <w:bCs/>
-          <w:sz w:val="36"/>
-          <w:szCs w:val="36"/>
+          <w:sz w:val="34"/>
+          <w:szCs w:val="34"/>
         </w:rPr>
         <w:t>:</w:t>
       </w:r>
@@ -3777,15 +2876,15 @@
         <w:jc w:val="both"/>
         <w:rPr>
           <w:rFonts w:ascii="Calibri" w:hAnsi="Calibri" w:cs="Calibri"/>
-          <w:sz w:val="36"/>
-          <w:szCs w:val="36"/>
-        </w:rPr>
-      </w:pPr>
-      <w:r>
-        <w:rPr>
-          <w:rFonts w:ascii="Calibri" w:hAnsi="Calibri" w:cs="Calibri"/>
-          <w:sz w:val="36"/>
-          <w:szCs w:val="36"/>
+          <w:sz w:val="34"/>
+          <w:szCs w:val="34"/>
+        </w:rPr>
+      </w:pPr>
+      <w:r>
+        <w:rPr>
+          <w:rFonts w:ascii="Calibri" w:hAnsi="Calibri" w:cs="Calibri"/>
+          <w:sz w:val="34"/>
+          <w:szCs w:val="34"/>
         </w:rPr>
         <w:t># It is a super handy built-in Python function that does division + remainder at the same time.</w:t>
       </w:r>
@@ -3796,57 +2895,33 @@
         <w:jc w:val="both"/>
         <w:rPr>
           <w:rFonts w:ascii="Calibri" w:hAnsi="Calibri" w:cs="Calibri"/>
-          <w:sz w:val="36"/>
-          <w:szCs w:val="36"/>
-        </w:rPr>
-      </w:pPr>
-      <w:r>
-        <w:rPr>
-          <w:rFonts w:ascii="Calibri" w:hAnsi="Calibri" w:cs="Calibri"/>
-          <w:sz w:val="36"/>
-          <w:szCs w:val="36"/>
+          <w:sz w:val="34"/>
+          <w:szCs w:val="34"/>
+        </w:rPr>
+      </w:pPr>
+      <w:r>
+        <w:rPr>
+          <w:rFonts w:ascii="Calibri" w:hAnsi="Calibri" w:cs="Calibri"/>
+          <w:sz w:val="34"/>
+          <w:szCs w:val="34"/>
         </w:rPr>
         <w:t xml:space="preserve"># </w:t>
       </w:r>
-      <w:proofErr w:type="spellStart"/>
-      <w:proofErr w:type="gramStart"/>
-      <w:r>
-        <w:rPr>
-          <w:rFonts w:ascii="Calibri" w:hAnsi="Calibri" w:cs="Calibri"/>
-          <w:b/>
-          <w:bCs/>
-          <w:sz w:val="36"/>
-          <w:szCs w:val="36"/>
-        </w:rPr>
-        <w:t>divmod</w:t>
-      </w:r>
-      <w:proofErr w:type="spellEnd"/>
-      <w:r>
-        <w:rPr>
-          <w:rFonts w:ascii="Calibri" w:hAnsi="Calibri" w:cs="Calibri"/>
-          <w:b/>
-          <w:bCs/>
-          <w:sz w:val="36"/>
-          <w:szCs w:val="36"/>
-        </w:rPr>
-        <w:t>(</w:t>
-      </w:r>
-      <w:proofErr w:type="gramEnd"/>
-      <w:r>
-        <w:rPr>
-          <w:rFonts w:ascii="Calibri" w:hAnsi="Calibri" w:cs="Calibri"/>
-          <w:b/>
-          <w:bCs/>
-          <w:sz w:val="36"/>
-          <w:szCs w:val="36"/>
-        </w:rPr>
-        <w:t>a, b)</w:t>
-      </w:r>
-      <w:r>
-        <w:rPr>
-          <w:rFonts w:ascii="Calibri" w:hAnsi="Calibri" w:cs="Calibri"/>
-          <w:sz w:val="36"/>
-          <w:szCs w:val="36"/>
+      <w:r>
+        <w:rPr>
+          <w:rFonts w:ascii="Calibri" w:hAnsi="Calibri" w:cs="Calibri"/>
+          <w:b/>
+          <w:bCs/>
+          <w:sz w:val="34"/>
+          <w:szCs w:val="34"/>
+        </w:rPr>
+        <w:t>divmod(a, b)</w:t>
+      </w:r>
+      <w:r>
+        <w:rPr>
+          <w:rFonts w:ascii="Calibri" w:hAnsi="Calibri" w:cs="Calibri"/>
+          <w:sz w:val="34"/>
+          <w:szCs w:val="34"/>
         </w:rPr>
         <w:t xml:space="preserve"> returns </w:t>
       </w:r>
@@ -3855,16 +2930,16 @@
           <w:rFonts w:ascii="Calibri" w:hAnsi="Calibri" w:cs="Calibri"/>
           <w:b/>
           <w:bCs/>
-          <w:sz w:val="36"/>
-          <w:szCs w:val="36"/>
+          <w:sz w:val="34"/>
+          <w:szCs w:val="34"/>
         </w:rPr>
         <w:t>(a // b, a % b)</w:t>
       </w:r>
       <w:r>
         <w:rPr>
           <w:rFonts w:ascii="Calibri" w:hAnsi="Calibri" w:cs="Calibri"/>
-          <w:sz w:val="36"/>
-          <w:szCs w:val="36"/>
+          <w:sz w:val="34"/>
+          <w:szCs w:val="34"/>
         </w:rPr>
         <w:t>. So instead of doing:</w:t>
       </w:r>
@@ -3877,333 +2952,248 @@
           <w:rFonts w:ascii="Calibri" w:hAnsi="Calibri" w:cs="Calibri"/>
           <w:b/>
           <w:bCs/>
-          <w:sz w:val="36"/>
-          <w:szCs w:val="36"/>
-        </w:rPr>
-      </w:pPr>
-      <w:r>
-        <w:rPr>
-          <w:rFonts w:ascii="Calibri" w:hAnsi="Calibri" w:cs="Calibri"/>
-          <w:b/>
-          <w:bCs/>
-          <w:sz w:val="36"/>
-          <w:szCs w:val="36"/>
+          <w:sz w:val="34"/>
+          <w:szCs w:val="34"/>
+        </w:rPr>
+      </w:pPr>
+      <w:r>
+        <w:rPr>
+          <w:rFonts w:ascii="Calibri" w:hAnsi="Calibri" w:cs="Calibri"/>
+          <w:b/>
+          <w:bCs/>
+          <w:sz w:val="34"/>
+          <w:szCs w:val="34"/>
+        </w:rPr>
+        <w:t>a // b   # quotient</w:t>
+      </w:r>
+    </w:p>
+    <w:p>
+      <w:pPr>
+        <w:spacing w:line="240" w:lineRule="auto"/>
+        <w:jc w:val="both"/>
+        <w:rPr>
+          <w:rFonts w:ascii="Calibri" w:hAnsi="Calibri" w:cs="Calibri"/>
+          <w:b/>
+          <w:bCs/>
+          <w:sz w:val="34"/>
+          <w:szCs w:val="34"/>
+        </w:rPr>
+      </w:pPr>
+      <w:r>
+        <w:rPr>
+          <w:rFonts w:ascii="Calibri" w:hAnsi="Calibri" w:cs="Calibri"/>
+          <w:b/>
+          <w:bCs/>
+          <w:sz w:val="34"/>
+          <w:szCs w:val="34"/>
+        </w:rPr>
+        <w:t>a % b    # remainder</w:t>
+      </w:r>
+    </w:p>
+    <w:p>
+      <w:pPr>
+        <w:spacing w:line="240" w:lineRule="auto"/>
+        <w:jc w:val="both"/>
+        <w:rPr>
+          <w:rFonts w:ascii="Calibri" w:hAnsi="Calibri" w:cs="Calibri"/>
+          <w:sz w:val="34"/>
+          <w:szCs w:val="34"/>
+        </w:rPr>
+      </w:pPr>
+      <w:r>
+        <w:rPr>
+          <w:rFonts w:ascii="Calibri" w:hAnsi="Calibri" w:cs="Calibri"/>
+          <w:sz w:val="34"/>
+          <w:szCs w:val="34"/>
+        </w:rPr>
+        <w:t># We get both in one go. Quick intuition, think: “Split this number into how many full parts + what’s left over”</w:t>
+      </w:r>
+    </w:p>
+    <w:p>
+      <w:pPr>
+        <w:spacing w:line="240" w:lineRule="auto"/>
+        <w:jc w:val="both"/>
+        <w:rPr>
+          <w:rFonts w:ascii="Calibri" w:hAnsi="Calibri" w:cs="Calibri"/>
+          <w:sz w:val="34"/>
+          <w:szCs w:val="34"/>
+        </w:rPr>
+      </w:pPr>
+      <w:r>
+        <w:rPr>
+          <w:rFonts w:ascii="Calibri" w:hAnsi="Calibri" w:cs="Calibri"/>
+          <w:sz w:val="34"/>
+          <w:szCs w:val="34"/>
+        </w:rPr>
+        <w:t xml:space="preserve"># Example, </w:t>
+      </w:r>
+      <w:r>
+        <w:rPr>
+          <w:rFonts w:ascii="Calibri" w:hAnsi="Calibri" w:cs="Calibri"/>
+          <w:b/>
+          <w:bCs/>
+          <w:sz w:val="34"/>
+          <w:szCs w:val="34"/>
+        </w:rPr>
+        <w:t>10</w:t>
+      </w:r>
+      <w:r>
+        <w:rPr>
+          <w:rFonts w:ascii="Calibri" w:hAnsi="Calibri" w:cs="Calibri"/>
+          <w:sz w:val="34"/>
+          <w:szCs w:val="34"/>
+        </w:rPr>
+        <w:t xml:space="preserve"> ÷ </w:t>
+      </w:r>
+      <w:r>
+        <w:rPr>
+          <w:rFonts w:ascii="Calibri" w:hAnsi="Calibri" w:cs="Calibri"/>
+          <w:b/>
+          <w:bCs/>
+          <w:sz w:val="34"/>
+          <w:szCs w:val="34"/>
+        </w:rPr>
+        <w:t>3</w:t>
+      </w:r>
+      <w:r>
+        <w:rPr>
+          <w:rFonts w:ascii="Calibri" w:hAnsi="Calibri" w:cs="Calibri"/>
+          <w:sz w:val="34"/>
+          <w:szCs w:val="34"/>
+        </w:rPr>
+        <w:t xml:space="preserve"> = </w:t>
+      </w:r>
+      <w:r>
+        <w:rPr>
+          <w:rFonts w:ascii="Calibri" w:hAnsi="Calibri" w:cs="Calibri"/>
+          <w:b/>
+          <w:bCs/>
+          <w:sz w:val="34"/>
+          <w:szCs w:val="34"/>
+        </w:rPr>
+        <w:t>3</w:t>
+      </w:r>
+      <w:r>
+        <w:rPr>
+          <w:rFonts w:ascii="Calibri" w:hAnsi="Calibri" w:cs="Calibri"/>
+          <w:sz w:val="34"/>
+          <w:szCs w:val="34"/>
+        </w:rPr>
+        <w:t xml:space="preserve"> remainder </w:t>
+      </w:r>
+      <w:r>
+        <w:rPr>
+          <w:rFonts w:ascii="Calibri" w:hAnsi="Calibri" w:cs="Calibri"/>
+          <w:b/>
+          <w:bCs/>
+          <w:sz w:val="34"/>
+          <w:szCs w:val="34"/>
+        </w:rPr>
+        <w:t>1</w:t>
+      </w:r>
+    </w:p>
+    <w:p>
+      <w:pPr>
+        <w:spacing w:line="240" w:lineRule="auto"/>
+        <w:jc w:val="both"/>
+        <w:rPr>
+          <w:rFonts w:ascii="Calibri" w:hAnsi="Calibri" w:cs="Calibri"/>
+          <w:b/>
+          <w:bCs/>
+          <w:color w:val="D86DCB" w:themeColor="accent5" w:themeTint="99"/>
+          <w:sz w:val="34"/>
+          <w:szCs w:val="34"/>
+        </w:rPr>
+      </w:pPr>
+      <w:r>
+        <w:rPr>
+          <w:rFonts w:ascii="Calibri" w:hAnsi="Calibri" w:cs="Calibri"/>
+          <w:b/>
+          <w:bCs/>
+          <w:color w:val="D86DCB" w:themeColor="accent5" w:themeTint="99"/>
+          <w:sz w:val="34"/>
+          <w:szCs w:val="34"/>
+        </w:rPr>
+        <w:t>q, r = divmod(10, 3)</w:t>
+      </w:r>
+    </w:p>
+    <w:p>
+      <w:pPr>
+        <w:spacing w:line="240" w:lineRule="auto"/>
+        <w:jc w:val="both"/>
+        <w:rPr>
+          <w:rFonts w:ascii="Calibri" w:hAnsi="Calibri" w:cs="Calibri"/>
+          <w:b/>
+          <w:bCs/>
+          <w:color w:val="D86DCB" w:themeColor="accent5" w:themeTint="99"/>
+          <w:sz w:val="34"/>
+          <w:szCs w:val="34"/>
+        </w:rPr>
+      </w:pPr>
+      <w:r>
+        <w:rPr>
+          <w:rFonts w:ascii="Calibri" w:hAnsi="Calibri" w:cs="Calibri"/>
+          <w:b/>
+          <w:bCs/>
+          <w:color w:val="D86DCB" w:themeColor="accent5" w:themeTint="99"/>
+          <w:sz w:val="34"/>
+          <w:szCs w:val="34"/>
+        </w:rPr>
+        <w:t>print(q)  # 3</w:t>
+      </w:r>
+    </w:p>
+    <w:p>
+      <w:pPr>
+        <w:spacing w:line="240" w:lineRule="auto"/>
+        <w:jc w:val="both"/>
+        <w:rPr>
+          <w:rFonts w:ascii="Calibri" w:hAnsi="Calibri" w:cs="Calibri"/>
+          <w:b/>
+          <w:bCs/>
+          <w:color w:val="D86DCB" w:themeColor="accent5" w:themeTint="99"/>
+          <w:sz w:val="34"/>
+          <w:szCs w:val="34"/>
+        </w:rPr>
+      </w:pPr>
+      <w:r>
+        <w:rPr>
+          <w:rFonts w:ascii="Calibri" w:hAnsi="Calibri" w:cs="Calibri"/>
+          <w:b/>
+          <w:bCs/>
+          <w:color w:val="D86DCB" w:themeColor="accent5" w:themeTint="99"/>
+          <w:sz w:val="34"/>
+          <w:szCs w:val="34"/>
         </w:rPr>
         <w:lastRenderedPageBreak/>
-        <w:t>a // b   # quotient</w:t>
-      </w:r>
-    </w:p>
-    <w:p>
-      <w:pPr>
-        <w:spacing w:line="240" w:lineRule="auto"/>
-        <w:jc w:val="both"/>
-        <w:rPr>
-          <w:rFonts w:ascii="Calibri" w:hAnsi="Calibri" w:cs="Calibri"/>
-          <w:b/>
-          <w:bCs/>
-          <w:sz w:val="36"/>
-          <w:szCs w:val="36"/>
-        </w:rPr>
-      </w:pPr>
-      <w:r>
-        <w:rPr>
-          <w:rFonts w:ascii="Calibri" w:hAnsi="Calibri" w:cs="Calibri"/>
-          <w:b/>
-          <w:bCs/>
-          <w:sz w:val="36"/>
-          <w:szCs w:val="36"/>
-        </w:rPr>
-        <w:t>a % b    # remainder</w:t>
-      </w:r>
-    </w:p>
-    <w:p>
-      <w:pPr>
-        <w:spacing w:line="240" w:lineRule="auto"/>
-        <w:jc w:val="both"/>
-        <w:rPr>
-          <w:rFonts w:ascii="Calibri" w:hAnsi="Calibri" w:cs="Calibri"/>
-          <w:sz w:val="36"/>
-          <w:szCs w:val="36"/>
-        </w:rPr>
-      </w:pPr>
-      <w:r>
-        <w:rPr>
-          <w:rFonts w:ascii="Calibri" w:hAnsi="Calibri" w:cs="Calibri"/>
-          <w:sz w:val="36"/>
-          <w:szCs w:val="36"/>
-        </w:rPr>
-        <w:t># We get both in one go. Quick intuition, think: “Split this number into how many full parts + what’s left over”</w:t>
-      </w:r>
-    </w:p>
-    <w:p>
-      <w:pPr>
-        <w:spacing w:line="240" w:lineRule="auto"/>
-        <w:jc w:val="both"/>
-        <w:rPr>
-          <w:rFonts w:ascii="Calibri" w:hAnsi="Calibri" w:cs="Calibri"/>
-          <w:sz w:val="36"/>
-          <w:szCs w:val="36"/>
-        </w:rPr>
-      </w:pPr>
-      <w:r>
-        <w:rPr>
-          <w:rFonts w:ascii="Calibri" w:hAnsi="Calibri" w:cs="Calibri"/>
-          <w:sz w:val="36"/>
-          <w:szCs w:val="36"/>
-        </w:rPr>
-        <w:t xml:space="preserve"># Example, </w:t>
-      </w:r>
-      <w:r>
-        <w:rPr>
-          <w:rFonts w:ascii="Calibri" w:hAnsi="Calibri" w:cs="Calibri"/>
-          <w:b/>
-          <w:bCs/>
-          <w:sz w:val="36"/>
-          <w:szCs w:val="36"/>
-        </w:rPr>
-        <w:t>10</w:t>
-      </w:r>
-      <w:r>
-        <w:rPr>
-          <w:rFonts w:ascii="Calibri" w:hAnsi="Calibri" w:cs="Calibri"/>
-          <w:sz w:val="36"/>
-          <w:szCs w:val="36"/>
-        </w:rPr>
-        <w:t xml:space="preserve"> ÷ </w:t>
-      </w:r>
-      <w:r>
-        <w:rPr>
-          <w:rFonts w:ascii="Calibri" w:hAnsi="Calibri" w:cs="Calibri"/>
-          <w:b/>
-          <w:bCs/>
-          <w:sz w:val="36"/>
-          <w:szCs w:val="36"/>
-        </w:rPr>
-        <w:t>3</w:t>
-      </w:r>
-      <w:r>
-        <w:rPr>
-          <w:rFonts w:ascii="Calibri" w:hAnsi="Calibri" w:cs="Calibri"/>
-          <w:sz w:val="36"/>
-          <w:szCs w:val="36"/>
-        </w:rPr>
-        <w:t xml:space="preserve"> = </w:t>
-      </w:r>
-      <w:r>
-        <w:rPr>
-          <w:rFonts w:ascii="Calibri" w:hAnsi="Calibri" w:cs="Calibri"/>
-          <w:b/>
-          <w:bCs/>
-          <w:sz w:val="36"/>
-          <w:szCs w:val="36"/>
-        </w:rPr>
-        <w:t>3</w:t>
-      </w:r>
-      <w:r>
-        <w:rPr>
-          <w:rFonts w:ascii="Calibri" w:hAnsi="Calibri" w:cs="Calibri"/>
-          <w:sz w:val="36"/>
-          <w:szCs w:val="36"/>
-        </w:rPr>
-        <w:t xml:space="preserve"> remainder </w:t>
-      </w:r>
-      <w:r>
-        <w:rPr>
-          <w:rFonts w:ascii="Calibri" w:hAnsi="Calibri" w:cs="Calibri"/>
-          <w:b/>
-          <w:bCs/>
-          <w:sz w:val="36"/>
-          <w:szCs w:val="36"/>
-        </w:rPr>
-        <w:t>1</w:t>
-      </w:r>
-    </w:p>
-    <w:p>
-      <w:pPr>
-        <w:spacing w:line="240" w:lineRule="auto"/>
-        <w:jc w:val="both"/>
-        <w:rPr>
-          <w:rFonts w:ascii="Calibri" w:hAnsi="Calibri" w:cs="Calibri"/>
-          <w:b/>
-          <w:bCs/>
-          <w:color w:val="D86DCB" w:themeColor="accent5" w:themeTint="99"/>
-          <w:sz w:val="36"/>
-          <w:szCs w:val="36"/>
-        </w:rPr>
-      </w:pPr>
-      <w:r>
-        <w:rPr>
-          <w:rFonts w:ascii="Calibri" w:hAnsi="Calibri" w:cs="Calibri"/>
-          <w:b/>
-          <w:bCs/>
-          <w:color w:val="D86DCB" w:themeColor="accent5" w:themeTint="99"/>
-          <w:sz w:val="36"/>
-          <w:szCs w:val="36"/>
-        </w:rPr>
-        <w:t xml:space="preserve">q, r = </w:t>
-      </w:r>
-      <w:proofErr w:type="spellStart"/>
-      <w:proofErr w:type="gramStart"/>
-      <w:r>
-        <w:rPr>
-          <w:rFonts w:ascii="Calibri" w:hAnsi="Calibri" w:cs="Calibri"/>
-          <w:b/>
-          <w:bCs/>
-          <w:color w:val="D86DCB" w:themeColor="accent5" w:themeTint="99"/>
-          <w:sz w:val="36"/>
-          <w:szCs w:val="36"/>
-        </w:rPr>
-        <w:t>divmod</w:t>
-      </w:r>
-      <w:proofErr w:type="spellEnd"/>
-      <w:r>
-        <w:rPr>
-          <w:rFonts w:ascii="Calibri" w:hAnsi="Calibri" w:cs="Calibri"/>
-          <w:b/>
-          <w:bCs/>
-          <w:color w:val="D86DCB" w:themeColor="accent5" w:themeTint="99"/>
-          <w:sz w:val="36"/>
-          <w:szCs w:val="36"/>
-        </w:rPr>
-        <w:t>(</w:t>
-      </w:r>
-      <w:proofErr w:type="gramEnd"/>
-      <w:r>
-        <w:rPr>
-          <w:rFonts w:ascii="Calibri" w:hAnsi="Calibri" w:cs="Calibri"/>
-          <w:b/>
-          <w:bCs/>
-          <w:color w:val="D86DCB" w:themeColor="accent5" w:themeTint="99"/>
-          <w:sz w:val="36"/>
-          <w:szCs w:val="36"/>
-        </w:rPr>
-        <w:t>10, 3)</w:t>
-      </w:r>
-    </w:p>
-    <w:p>
-      <w:pPr>
-        <w:spacing w:line="240" w:lineRule="auto"/>
-        <w:jc w:val="both"/>
-        <w:rPr>
-          <w:rFonts w:ascii="Calibri" w:hAnsi="Calibri" w:cs="Calibri"/>
-          <w:b/>
-          <w:bCs/>
-          <w:color w:val="D86DCB" w:themeColor="accent5" w:themeTint="99"/>
-          <w:sz w:val="36"/>
-          <w:szCs w:val="36"/>
-        </w:rPr>
-      </w:pPr>
-      <w:r>
-        <w:rPr>
-          <w:rFonts w:ascii="Calibri" w:hAnsi="Calibri" w:cs="Calibri"/>
-          <w:b/>
-          <w:bCs/>
-          <w:color w:val="D86DCB" w:themeColor="accent5" w:themeTint="99"/>
-          <w:sz w:val="36"/>
-          <w:szCs w:val="36"/>
-        </w:rPr>
-        <w:t>print(</w:t>
-      </w:r>
-      <w:proofErr w:type="gramStart"/>
-      <w:r>
-        <w:rPr>
-          <w:rFonts w:ascii="Calibri" w:hAnsi="Calibri" w:cs="Calibri"/>
-          <w:b/>
-          <w:bCs/>
-          <w:color w:val="D86DCB" w:themeColor="accent5" w:themeTint="99"/>
-          <w:sz w:val="36"/>
-          <w:szCs w:val="36"/>
-        </w:rPr>
-        <w:t>q)  #</w:t>
-      </w:r>
-      <w:proofErr w:type="gramEnd"/>
-      <w:r>
-        <w:rPr>
-          <w:rFonts w:ascii="Calibri" w:hAnsi="Calibri" w:cs="Calibri"/>
-          <w:b/>
-          <w:bCs/>
-          <w:color w:val="D86DCB" w:themeColor="accent5" w:themeTint="99"/>
-          <w:sz w:val="36"/>
-          <w:szCs w:val="36"/>
-        </w:rPr>
-        <w:t xml:space="preserve"> 3</w:t>
-      </w:r>
-    </w:p>
-    <w:p>
-      <w:pPr>
-        <w:spacing w:line="240" w:lineRule="auto"/>
-        <w:jc w:val="both"/>
-        <w:rPr>
-          <w:rFonts w:ascii="Calibri" w:hAnsi="Calibri" w:cs="Calibri"/>
-          <w:b/>
-          <w:bCs/>
-          <w:color w:val="D86DCB" w:themeColor="accent5" w:themeTint="99"/>
-          <w:sz w:val="36"/>
-          <w:szCs w:val="36"/>
-        </w:rPr>
-      </w:pPr>
-      <w:r>
-        <w:rPr>
-          <w:rFonts w:ascii="Calibri" w:hAnsi="Calibri" w:cs="Calibri"/>
-          <w:b/>
-          <w:bCs/>
-          <w:color w:val="D86DCB" w:themeColor="accent5" w:themeTint="99"/>
-          <w:sz w:val="36"/>
-          <w:szCs w:val="36"/>
-        </w:rPr>
-        <w:t>print(</w:t>
-      </w:r>
-      <w:proofErr w:type="gramStart"/>
-      <w:r>
-        <w:rPr>
-          <w:rFonts w:ascii="Calibri" w:hAnsi="Calibri" w:cs="Calibri"/>
-          <w:b/>
-          <w:bCs/>
-          <w:color w:val="D86DCB" w:themeColor="accent5" w:themeTint="99"/>
-          <w:sz w:val="36"/>
-          <w:szCs w:val="36"/>
-        </w:rPr>
-        <w:t>r)  #</w:t>
-      </w:r>
-      <w:proofErr w:type="gramEnd"/>
-      <w:r>
-        <w:rPr>
-          <w:rFonts w:ascii="Calibri" w:hAnsi="Calibri" w:cs="Calibri"/>
-          <w:b/>
-          <w:bCs/>
-          <w:color w:val="D86DCB" w:themeColor="accent5" w:themeTint="99"/>
-          <w:sz w:val="36"/>
-          <w:szCs w:val="36"/>
-        </w:rPr>
-        <w:t xml:space="preserve"> 1</w:t>
-      </w:r>
-    </w:p>
-    <w:p>
-      <w:pPr>
-        <w:spacing w:line="240" w:lineRule="auto"/>
-        <w:jc w:val="both"/>
-        <w:rPr>
-          <w:rFonts w:ascii="Calibri" w:hAnsi="Calibri" w:cs="Calibri"/>
-          <w:sz w:val="36"/>
-          <w:szCs w:val="36"/>
-        </w:rPr>
-      </w:pPr>
-    </w:p>
-    <w:p>
-      <w:pPr>
-        <w:spacing w:line="240" w:lineRule="auto"/>
-        <w:jc w:val="both"/>
-        <w:rPr>
-          <w:rFonts w:ascii="Calibri" w:hAnsi="Calibri" w:cs="Calibri"/>
-          <w:sz w:val="36"/>
-          <w:szCs w:val="36"/>
-        </w:rPr>
-      </w:pPr>
-      <w:r>
-        <w:rPr>
-          <w:rFonts w:ascii="Calibri" w:hAnsi="Calibri" w:cs="Calibri"/>
-          <w:sz w:val="36"/>
-          <w:szCs w:val="36"/>
+        <w:t>print(r)  # 1</w:t>
+      </w:r>
+    </w:p>
+    <w:p>
+      <w:pPr>
+        <w:spacing w:line="240" w:lineRule="auto"/>
+        <w:jc w:val="both"/>
+        <w:rPr>
+          <w:rFonts w:ascii="Calibri" w:hAnsi="Calibri" w:cs="Calibri"/>
+          <w:sz w:val="34"/>
+          <w:szCs w:val="34"/>
+        </w:rPr>
+      </w:pPr>
+    </w:p>
+    <w:p>
+      <w:pPr>
+        <w:spacing w:line="240" w:lineRule="auto"/>
+        <w:jc w:val="both"/>
+        <w:rPr>
+          <w:rFonts w:ascii="Calibri" w:hAnsi="Calibri" w:cs="Calibri"/>
+          <w:sz w:val="34"/>
+          <w:szCs w:val="34"/>
+        </w:rPr>
+      </w:pPr>
+      <w:r>
+        <w:rPr>
+          <w:rFonts w:ascii="Calibri" w:hAnsi="Calibri" w:cs="Calibri"/>
+          <w:sz w:val="34"/>
+          <w:szCs w:val="34"/>
         </w:rPr>
         <w:t>In Time module:</w:t>
       </w:r>
@@ -4214,15 +3204,15 @@
         <w:jc w:val="both"/>
         <w:rPr>
           <w:rFonts w:ascii="Calibri" w:hAnsi="Calibri" w:cs="Calibri"/>
-          <w:sz w:val="36"/>
-          <w:szCs w:val="36"/>
-        </w:rPr>
-      </w:pPr>
-      <w:r>
-        <w:rPr>
-          <w:rFonts w:ascii="Calibri" w:hAnsi="Calibri" w:cs="Calibri"/>
-          <w:sz w:val="36"/>
-          <w:szCs w:val="36"/>
+          <w:sz w:val="34"/>
+          <w:szCs w:val="34"/>
+        </w:rPr>
+      </w:pPr>
+      <w:r>
+        <w:rPr>
+          <w:rFonts w:ascii="Calibri" w:hAnsi="Calibri" w:cs="Calibri"/>
+          <w:sz w:val="34"/>
+          <w:szCs w:val="34"/>
         </w:rPr>
         <w:t xml:space="preserve"># Its useful in time, if seconds = </w:t>
       </w:r>
@@ -4231,16 +3221,16 @@
           <w:rFonts w:ascii="Calibri" w:hAnsi="Calibri" w:cs="Calibri"/>
           <w:b/>
           <w:bCs/>
-          <w:sz w:val="36"/>
-          <w:szCs w:val="36"/>
+          <w:sz w:val="34"/>
+          <w:szCs w:val="34"/>
         </w:rPr>
         <w:t>125</w:t>
       </w:r>
       <w:r>
         <w:rPr>
           <w:rFonts w:ascii="Calibri" w:hAnsi="Calibri" w:cs="Calibri"/>
-          <w:sz w:val="36"/>
-          <w:szCs w:val="36"/>
+          <w:sz w:val="34"/>
+          <w:szCs w:val="34"/>
         </w:rPr>
         <w:t>, then:</w:t>
       </w:r>
@@ -4256,25 +3246,25 @@
         <w:jc w:val="both"/>
         <w:rPr>
           <w:rFonts w:ascii="Calibri" w:hAnsi="Calibri" w:cs="Calibri"/>
-          <w:sz w:val="36"/>
-          <w:szCs w:val="36"/>
-        </w:rPr>
-      </w:pPr>
-      <w:r>
-        <w:rPr>
-          <w:rFonts w:ascii="Calibri" w:hAnsi="Calibri" w:cs="Calibri"/>
-          <w:b/>
-          <w:bCs/>
-          <w:sz w:val="36"/>
-          <w:szCs w:val="36"/>
+          <w:sz w:val="34"/>
+          <w:szCs w:val="34"/>
+        </w:rPr>
+      </w:pPr>
+      <w:r>
+        <w:rPr>
+          <w:rFonts w:ascii="Calibri" w:hAnsi="Calibri" w:cs="Calibri"/>
+          <w:b/>
+          <w:bCs/>
+          <w:sz w:val="34"/>
+          <w:szCs w:val="34"/>
         </w:rPr>
         <w:t>125</w:t>
       </w:r>
       <w:r>
         <w:rPr>
           <w:rFonts w:ascii="Calibri" w:hAnsi="Calibri" w:cs="Calibri"/>
-          <w:sz w:val="36"/>
-          <w:szCs w:val="36"/>
+          <w:sz w:val="34"/>
+          <w:szCs w:val="34"/>
         </w:rPr>
         <w:t xml:space="preserve"> ÷ </w:t>
       </w:r>
@@ -4283,16 +3273,16 @@
           <w:rFonts w:ascii="Calibri" w:hAnsi="Calibri" w:cs="Calibri"/>
           <w:b/>
           <w:bCs/>
-          <w:sz w:val="36"/>
-          <w:szCs w:val="36"/>
+          <w:sz w:val="34"/>
+          <w:szCs w:val="34"/>
         </w:rPr>
         <w:t>60</w:t>
       </w:r>
       <w:r>
         <w:rPr>
           <w:rFonts w:ascii="Calibri" w:hAnsi="Calibri" w:cs="Calibri"/>
-          <w:sz w:val="36"/>
-          <w:szCs w:val="36"/>
+          <w:sz w:val="34"/>
+          <w:szCs w:val="34"/>
         </w:rPr>
         <w:t xml:space="preserve"> = </w:t>
       </w:r>
@@ -4301,16 +3291,16 @@
           <w:rFonts w:ascii="Calibri" w:hAnsi="Calibri" w:cs="Calibri"/>
           <w:b/>
           <w:bCs/>
-          <w:sz w:val="36"/>
-          <w:szCs w:val="36"/>
+          <w:sz w:val="34"/>
+          <w:szCs w:val="34"/>
         </w:rPr>
         <w:t>2</w:t>
       </w:r>
       <w:r>
         <w:rPr>
           <w:rFonts w:ascii="Calibri" w:hAnsi="Calibri" w:cs="Calibri"/>
-          <w:sz w:val="36"/>
-          <w:szCs w:val="36"/>
+          <w:sz w:val="34"/>
+          <w:szCs w:val="34"/>
         </w:rPr>
         <w:t xml:space="preserve"> minutes</w:t>
       </w:r>
@@ -4326,15 +3316,15 @@
         <w:jc w:val="both"/>
         <w:rPr>
           <w:rFonts w:ascii="Calibri" w:hAnsi="Calibri" w:cs="Calibri"/>
-          <w:sz w:val="36"/>
-          <w:szCs w:val="36"/>
-        </w:rPr>
-      </w:pPr>
-      <w:r>
-        <w:rPr>
-          <w:rFonts w:ascii="Calibri" w:hAnsi="Calibri" w:cs="Calibri"/>
-          <w:sz w:val="36"/>
-          <w:szCs w:val="36"/>
+          <w:sz w:val="34"/>
+          <w:szCs w:val="34"/>
+        </w:rPr>
+      </w:pPr>
+      <w:r>
+        <w:rPr>
+          <w:rFonts w:ascii="Calibri" w:hAnsi="Calibri" w:cs="Calibri"/>
+          <w:sz w:val="34"/>
+          <w:szCs w:val="34"/>
         </w:rPr>
         <w:t xml:space="preserve">remainder = </w:t>
       </w:r>
@@ -4343,16 +3333,16 @@
           <w:rFonts w:ascii="Calibri" w:hAnsi="Calibri" w:cs="Calibri"/>
           <w:b/>
           <w:bCs/>
-          <w:sz w:val="36"/>
-          <w:szCs w:val="36"/>
+          <w:sz w:val="34"/>
+          <w:szCs w:val="34"/>
         </w:rPr>
         <w:t>5</w:t>
       </w:r>
       <w:r>
         <w:rPr>
           <w:rFonts w:ascii="Calibri" w:hAnsi="Calibri" w:cs="Calibri"/>
-          <w:sz w:val="36"/>
-          <w:szCs w:val="36"/>
+          <w:sz w:val="34"/>
+          <w:szCs w:val="34"/>
         </w:rPr>
         <w:t xml:space="preserve"> seconds</w:t>
       </w:r>
@@ -4368,15 +3358,15 @@
         <w:jc w:val="both"/>
         <w:rPr>
           <w:rFonts w:ascii="Calibri" w:hAnsi="Calibri" w:cs="Calibri"/>
-          <w:sz w:val="36"/>
-          <w:szCs w:val="36"/>
-        </w:rPr>
-      </w:pPr>
-      <w:r>
-        <w:rPr>
-          <w:rFonts w:ascii="Calibri" w:hAnsi="Calibri" w:cs="Calibri"/>
-          <w:sz w:val="36"/>
-          <w:szCs w:val="36"/>
+          <w:sz w:val="34"/>
+          <w:szCs w:val="34"/>
+        </w:rPr>
+      </w:pPr>
+      <w:r>
+        <w:rPr>
+          <w:rFonts w:ascii="Calibri" w:hAnsi="Calibri" w:cs="Calibri"/>
+          <w:sz w:val="34"/>
+          <w:szCs w:val="34"/>
         </w:rPr>
         <w:t xml:space="preserve">So, </w:t>
       </w:r>
@@ -4385,16 +3375,16 @@
           <w:rFonts w:ascii="Calibri" w:hAnsi="Calibri" w:cs="Calibri"/>
           <w:b/>
           <w:bCs/>
-          <w:sz w:val="36"/>
-          <w:szCs w:val="36"/>
+          <w:sz w:val="34"/>
+          <w:szCs w:val="34"/>
         </w:rPr>
         <w:t>mins</w:t>
       </w:r>
       <w:r>
         <w:rPr>
           <w:rFonts w:ascii="Calibri" w:hAnsi="Calibri" w:cs="Calibri"/>
-          <w:sz w:val="36"/>
-          <w:szCs w:val="36"/>
+          <w:sz w:val="34"/>
+          <w:szCs w:val="34"/>
         </w:rPr>
         <w:t xml:space="preserve"> = </w:t>
       </w:r>
@@ -4403,16 +3393,16 @@
           <w:rFonts w:ascii="Calibri" w:hAnsi="Calibri" w:cs="Calibri"/>
           <w:b/>
           <w:bCs/>
-          <w:sz w:val="36"/>
-          <w:szCs w:val="36"/>
+          <w:sz w:val="34"/>
+          <w:szCs w:val="34"/>
         </w:rPr>
         <w:t>2</w:t>
       </w:r>
       <w:r>
         <w:rPr>
           <w:rFonts w:ascii="Calibri" w:hAnsi="Calibri" w:cs="Calibri"/>
-          <w:sz w:val="36"/>
-          <w:szCs w:val="36"/>
+          <w:sz w:val="34"/>
+          <w:szCs w:val="34"/>
         </w:rPr>
         <w:t xml:space="preserve"> and </w:t>
       </w:r>
@@ -4421,16 +3411,16 @@
           <w:rFonts w:ascii="Calibri" w:hAnsi="Calibri" w:cs="Calibri"/>
           <w:b/>
           <w:bCs/>
-          <w:sz w:val="36"/>
-          <w:szCs w:val="36"/>
+          <w:sz w:val="34"/>
+          <w:szCs w:val="34"/>
         </w:rPr>
         <w:t>secs</w:t>
       </w:r>
       <w:r>
         <w:rPr>
           <w:rFonts w:ascii="Calibri" w:hAnsi="Calibri" w:cs="Calibri"/>
-          <w:sz w:val="36"/>
-          <w:szCs w:val="36"/>
+          <w:sz w:val="34"/>
+          <w:szCs w:val="34"/>
         </w:rPr>
         <w:t xml:space="preserve"> = </w:t>
       </w:r>
@@ -4439,8 +3429,8 @@
           <w:rFonts w:ascii="Calibri" w:hAnsi="Calibri" w:cs="Calibri"/>
           <w:b/>
           <w:bCs/>
-          <w:sz w:val="36"/>
-          <w:szCs w:val="36"/>
+          <w:sz w:val="34"/>
+          <w:szCs w:val="34"/>
         </w:rPr>
         <w:t>5</w:t>
       </w:r>
@@ -4454,74 +3444,37 @@
           <w:b/>
           <w:bCs/>
           <w:color w:val="D86DCB" w:themeColor="accent5" w:themeTint="99"/>
-          <w:sz w:val="36"/>
-          <w:szCs w:val="36"/>
-        </w:rPr>
-      </w:pPr>
-      <w:r>
-        <w:rPr>
-          <w:rFonts w:ascii="Calibri" w:hAnsi="Calibri" w:cs="Calibri"/>
-          <w:b/>
-          <w:bCs/>
-          <w:color w:val="D86DCB" w:themeColor="accent5" w:themeTint="99"/>
-          <w:sz w:val="36"/>
-          <w:szCs w:val="36"/>
-        </w:rPr>
-        <w:t xml:space="preserve">mins, secs = </w:t>
-      </w:r>
-      <w:proofErr w:type="spellStart"/>
-      <w:proofErr w:type="gramStart"/>
-      <w:r>
-        <w:rPr>
-          <w:rFonts w:ascii="Calibri" w:hAnsi="Calibri" w:cs="Calibri"/>
-          <w:b/>
-          <w:bCs/>
-          <w:color w:val="D86DCB" w:themeColor="accent5" w:themeTint="99"/>
-          <w:sz w:val="36"/>
-          <w:szCs w:val="36"/>
-        </w:rPr>
-        <w:t>divmod</w:t>
-      </w:r>
-      <w:proofErr w:type="spellEnd"/>
-      <w:r>
-        <w:rPr>
-          <w:rFonts w:ascii="Calibri" w:hAnsi="Calibri" w:cs="Calibri"/>
-          <w:b/>
-          <w:bCs/>
-          <w:color w:val="D86DCB" w:themeColor="accent5" w:themeTint="99"/>
-          <w:sz w:val="36"/>
-          <w:szCs w:val="36"/>
-        </w:rPr>
-        <w:t>(</w:t>
-      </w:r>
-      <w:proofErr w:type="gramEnd"/>
-      <w:r>
-        <w:rPr>
-          <w:rFonts w:ascii="Calibri" w:hAnsi="Calibri" w:cs="Calibri"/>
-          <w:b/>
-          <w:bCs/>
-          <w:color w:val="D86DCB" w:themeColor="accent5" w:themeTint="99"/>
-          <w:sz w:val="36"/>
-          <w:szCs w:val="36"/>
-        </w:rPr>
-        <w:t>seconds, 60)</w:t>
-      </w:r>
-    </w:p>
-    <w:p>
-      <w:pPr>
-        <w:spacing w:line="240" w:lineRule="auto"/>
-        <w:jc w:val="both"/>
-        <w:rPr>
-          <w:rFonts w:ascii="Calibri" w:hAnsi="Calibri" w:cs="Calibri"/>
-          <w:sz w:val="36"/>
-          <w:szCs w:val="36"/>
-        </w:rPr>
-      </w:pPr>
-      <w:r>
-        <w:rPr>
-          <w:rFonts w:ascii="Calibri" w:hAnsi="Calibri" w:cs="Calibri"/>
-          <w:sz w:val="36"/>
-          <w:szCs w:val="36"/>
+          <w:sz w:val="34"/>
+          <w:szCs w:val="34"/>
+        </w:rPr>
+      </w:pPr>
+      <w:r>
+        <w:rPr>
+          <w:rFonts w:ascii="Calibri" w:hAnsi="Calibri" w:cs="Calibri"/>
+          <w:b/>
+          <w:bCs/>
+          <w:color w:val="D86DCB" w:themeColor="accent5" w:themeTint="99"/>
+          <w:sz w:val="34"/>
+          <w:szCs w:val="34"/>
+        </w:rPr>
+        <w:t>mins, secs = divmod(seconds, 60)</w:t>
+      </w:r>
+    </w:p>
+    <w:p>
+      <w:pPr>
+        <w:spacing w:line="240" w:lineRule="auto"/>
+        <w:jc w:val="both"/>
+        <w:rPr>
+          <w:rFonts w:ascii="Calibri" w:hAnsi="Calibri" w:cs="Calibri"/>
+          <w:sz w:val="34"/>
+          <w:szCs w:val="34"/>
+        </w:rPr>
+      </w:pPr>
+      <w:r>
+        <w:rPr>
+          <w:rFonts w:ascii="Calibri" w:hAnsi="Calibri" w:cs="Calibri"/>
+          <w:sz w:val="34"/>
+          <w:szCs w:val="34"/>
         </w:rPr>
         <w:t># More Examples:</w:t>
       </w:r>
@@ -4535,176 +3488,98 @@
           <w:b/>
           <w:bCs/>
           <w:color w:val="D86DCB" w:themeColor="accent5" w:themeTint="99"/>
-          <w:sz w:val="36"/>
-          <w:szCs w:val="36"/>
-        </w:rPr>
-      </w:pPr>
-      <w:proofErr w:type="gramStart"/>
-      <w:r>
-        <w:rPr>
-          <w:rFonts w:ascii="Calibri" w:hAnsi="Calibri" w:cs="Calibri"/>
-          <w:b/>
-          <w:bCs/>
-          <w:color w:val="D86DCB" w:themeColor="accent5" w:themeTint="99"/>
-          <w:sz w:val="36"/>
-          <w:szCs w:val="36"/>
-        </w:rPr>
-        <w:t>print(</w:t>
-      </w:r>
-      <w:proofErr w:type="spellStart"/>
-      <w:proofErr w:type="gramEnd"/>
-      <w:r>
-        <w:rPr>
-          <w:rFonts w:ascii="Calibri" w:hAnsi="Calibri" w:cs="Calibri"/>
-          <w:b/>
-          <w:bCs/>
-          <w:color w:val="D86DCB" w:themeColor="accent5" w:themeTint="99"/>
-          <w:sz w:val="36"/>
-          <w:szCs w:val="36"/>
-        </w:rPr>
-        <w:t>divmod</w:t>
-      </w:r>
-      <w:proofErr w:type="spellEnd"/>
-      <w:r>
-        <w:rPr>
-          <w:rFonts w:ascii="Calibri" w:hAnsi="Calibri" w:cs="Calibri"/>
-          <w:b/>
-          <w:bCs/>
-          <w:color w:val="D86DCB" w:themeColor="accent5" w:themeTint="99"/>
-          <w:sz w:val="36"/>
-          <w:szCs w:val="36"/>
-        </w:rPr>
-        <w:t>(50, 7))   # (7, 1)</w:t>
-      </w:r>
-    </w:p>
-    <w:p>
-      <w:pPr>
-        <w:spacing w:line="240" w:lineRule="auto"/>
-        <w:jc w:val="both"/>
-        <w:rPr>
-          <w:rFonts w:ascii="Calibri" w:hAnsi="Calibri" w:cs="Calibri"/>
-          <w:b/>
-          <w:bCs/>
-          <w:color w:val="D86DCB" w:themeColor="accent5" w:themeTint="99"/>
-          <w:sz w:val="36"/>
-          <w:szCs w:val="36"/>
-        </w:rPr>
-      </w:pPr>
-      <w:proofErr w:type="gramStart"/>
-      <w:r>
-        <w:rPr>
-          <w:rFonts w:ascii="Calibri" w:hAnsi="Calibri" w:cs="Calibri"/>
-          <w:b/>
-          <w:bCs/>
-          <w:color w:val="D86DCB" w:themeColor="accent5" w:themeTint="99"/>
-          <w:sz w:val="36"/>
-          <w:szCs w:val="36"/>
-        </w:rPr>
-        <w:t>print(</w:t>
-      </w:r>
-      <w:proofErr w:type="spellStart"/>
-      <w:proofErr w:type="gramEnd"/>
-      <w:r>
-        <w:rPr>
-          <w:rFonts w:ascii="Calibri" w:hAnsi="Calibri" w:cs="Calibri"/>
-          <w:b/>
-          <w:bCs/>
-          <w:color w:val="D86DCB" w:themeColor="accent5" w:themeTint="99"/>
-          <w:sz w:val="36"/>
-          <w:szCs w:val="36"/>
-        </w:rPr>
-        <w:t>divmod</w:t>
-      </w:r>
-      <w:proofErr w:type="spellEnd"/>
-      <w:r>
-        <w:rPr>
-          <w:rFonts w:ascii="Calibri" w:hAnsi="Calibri" w:cs="Calibri"/>
-          <w:b/>
-          <w:bCs/>
-          <w:color w:val="D86DCB" w:themeColor="accent5" w:themeTint="99"/>
-          <w:sz w:val="36"/>
-          <w:szCs w:val="36"/>
-        </w:rPr>
-        <w:t>(100, 10)) # (10, 0)</w:t>
-      </w:r>
-    </w:p>
-    <w:p>
-      <w:pPr>
-        <w:spacing w:line="240" w:lineRule="auto"/>
-        <w:jc w:val="both"/>
-        <w:rPr>
-          <w:rFonts w:ascii="Calibri" w:hAnsi="Calibri" w:cs="Calibri"/>
-          <w:b/>
-          <w:bCs/>
-          <w:color w:val="D86DCB" w:themeColor="accent5" w:themeTint="99"/>
-          <w:sz w:val="36"/>
-          <w:szCs w:val="36"/>
-        </w:rPr>
-      </w:pPr>
-      <w:proofErr w:type="gramStart"/>
-      <w:r>
-        <w:rPr>
-          <w:rFonts w:ascii="Calibri" w:hAnsi="Calibri" w:cs="Calibri"/>
-          <w:b/>
-          <w:bCs/>
-          <w:color w:val="D86DCB" w:themeColor="accent5" w:themeTint="99"/>
-          <w:sz w:val="36"/>
-          <w:szCs w:val="36"/>
-        </w:rPr>
-        <w:t>print(</w:t>
-      </w:r>
-      <w:proofErr w:type="spellStart"/>
-      <w:proofErr w:type="gramEnd"/>
-      <w:r>
-        <w:rPr>
-          <w:rFonts w:ascii="Calibri" w:hAnsi="Calibri" w:cs="Calibri"/>
-          <w:b/>
-          <w:bCs/>
-          <w:color w:val="D86DCB" w:themeColor="accent5" w:themeTint="99"/>
-          <w:sz w:val="36"/>
-          <w:szCs w:val="36"/>
-        </w:rPr>
-        <w:t>divmod</w:t>
-      </w:r>
-      <w:proofErr w:type="spellEnd"/>
-      <w:r>
-        <w:rPr>
-          <w:rFonts w:ascii="Calibri" w:hAnsi="Calibri" w:cs="Calibri"/>
-          <w:b/>
-          <w:bCs/>
-          <w:color w:val="D86DCB" w:themeColor="accent5" w:themeTint="99"/>
-          <w:sz w:val="36"/>
-          <w:szCs w:val="36"/>
-        </w:rPr>
-        <w:t>(8, 2))    # (4, 0)</w:t>
-      </w:r>
-    </w:p>
-    <w:p>
-      <w:pPr>
-        <w:spacing w:line="240" w:lineRule="auto"/>
-        <w:jc w:val="both"/>
-        <w:rPr>
-          <w:rFonts w:ascii="Calibri" w:hAnsi="Calibri" w:cs="Calibri"/>
-          <w:sz w:val="36"/>
-          <w:szCs w:val="36"/>
-        </w:rPr>
-      </w:pPr>
-    </w:p>
-    <w:p>
-      <w:pPr>
-        <w:spacing w:line="240" w:lineRule="auto"/>
-        <w:jc w:val="both"/>
-        <w:rPr>
-          <w:rFonts w:ascii="Calibri" w:hAnsi="Calibri" w:cs="Calibri"/>
-          <w:sz w:val="36"/>
-          <w:szCs w:val="36"/>
-        </w:rPr>
-      </w:pPr>
-      <w:r>
-        <w:rPr>
-          <w:rFonts w:ascii="Calibri" w:hAnsi="Calibri" w:cs="Calibri"/>
-          <w:sz w:val="36"/>
-          <w:szCs w:val="36"/>
+          <w:sz w:val="34"/>
+          <w:szCs w:val="34"/>
+        </w:rPr>
+      </w:pPr>
+      <w:r>
+        <w:rPr>
+          <w:rFonts w:ascii="Calibri" w:hAnsi="Calibri" w:cs="Calibri"/>
+          <w:b/>
+          <w:bCs/>
+          <w:color w:val="D86DCB" w:themeColor="accent5" w:themeTint="99"/>
+          <w:sz w:val="34"/>
+          <w:szCs w:val="34"/>
+        </w:rPr>
+        <w:t>print(divmod(50, 7))   # (7, 1)</w:t>
+      </w:r>
+    </w:p>
+    <w:p>
+      <w:pPr>
+        <w:spacing w:line="240" w:lineRule="auto"/>
+        <w:jc w:val="both"/>
+        <w:rPr>
+          <w:rFonts w:ascii="Calibri" w:hAnsi="Calibri" w:cs="Calibri"/>
+          <w:b/>
+          <w:bCs/>
+          <w:color w:val="D86DCB" w:themeColor="accent5" w:themeTint="99"/>
+          <w:sz w:val="34"/>
+          <w:szCs w:val="34"/>
+        </w:rPr>
+      </w:pPr>
+      <w:r>
+        <w:rPr>
+          <w:rFonts w:ascii="Calibri" w:hAnsi="Calibri" w:cs="Calibri"/>
+          <w:b/>
+          <w:bCs/>
+          <w:color w:val="D86DCB" w:themeColor="accent5" w:themeTint="99"/>
+          <w:sz w:val="34"/>
+          <w:szCs w:val="34"/>
+        </w:rPr>
+        <w:t>print(divmod(100, 10)) # (10, 0)</w:t>
+      </w:r>
+    </w:p>
+    <w:p>
+      <w:pPr>
+        <w:spacing w:line="240" w:lineRule="auto"/>
+        <w:jc w:val="both"/>
+        <w:rPr>
+          <w:rFonts w:ascii="Calibri" w:hAnsi="Calibri" w:cs="Calibri"/>
+          <w:b/>
+          <w:bCs/>
+          <w:color w:val="D86DCB" w:themeColor="accent5" w:themeTint="99"/>
+          <w:sz w:val="34"/>
+          <w:szCs w:val="34"/>
+        </w:rPr>
+      </w:pPr>
+      <w:r>
+        <w:rPr>
+          <w:rFonts w:ascii="Calibri" w:hAnsi="Calibri" w:cs="Calibri"/>
+          <w:b/>
+          <w:bCs/>
+          <w:color w:val="D86DCB" w:themeColor="accent5" w:themeTint="99"/>
+          <w:sz w:val="34"/>
+          <w:szCs w:val="34"/>
+        </w:rPr>
+        <w:t>print(divmod(8, 2))    # (4, 0)</w:t>
+      </w:r>
+    </w:p>
+    <w:p>
+      <w:pPr>
+        <w:spacing w:line="240" w:lineRule="auto"/>
+        <w:jc w:val="both"/>
+        <w:rPr>
+          <w:rFonts w:ascii="Calibri" w:hAnsi="Calibri" w:cs="Calibri"/>
+          <w:sz w:val="34"/>
+          <w:szCs w:val="34"/>
+        </w:rPr>
+      </w:pPr>
+    </w:p>
+    <w:p>
+      <w:pPr>
+        <w:spacing w:line="240" w:lineRule="auto"/>
+        <w:jc w:val="both"/>
+        <w:rPr>
+          <w:rFonts w:ascii="Calibri" w:hAnsi="Calibri" w:cs="Calibri"/>
+          <w:sz w:val="34"/>
+          <w:szCs w:val="34"/>
+        </w:rPr>
+      </w:pPr>
+      <w:r>
+        <w:rPr>
+          <w:rFonts w:ascii="Calibri" w:hAnsi="Calibri" w:cs="Calibri"/>
+          <w:sz w:val="34"/>
+          <w:szCs w:val="34"/>
         </w:rPr>
         <w:t>When to use it:</w:t>
       </w:r>
@@ -4715,15 +3590,15 @@
         <w:jc w:val="both"/>
         <w:rPr>
           <w:rFonts w:ascii="Calibri" w:hAnsi="Calibri" w:cs="Calibri"/>
-          <w:sz w:val="36"/>
-          <w:szCs w:val="36"/>
-        </w:rPr>
-      </w:pPr>
-      <w:r>
-        <w:rPr>
-          <w:rFonts w:ascii="Calibri" w:hAnsi="Calibri" w:cs="Calibri"/>
-          <w:sz w:val="36"/>
-          <w:szCs w:val="36"/>
+          <w:sz w:val="34"/>
+          <w:szCs w:val="34"/>
+        </w:rPr>
+      </w:pPr>
+      <w:r>
+        <w:rPr>
+          <w:rFonts w:ascii="Calibri" w:hAnsi="Calibri" w:cs="Calibri"/>
+          <w:sz w:val="34"/>
+          <w:szCs w:val="34"/>
         </w:rPr>
         <w:t># Use</w:t>
       </w:r>
@@ -4732,50 +3607,16 @@
           <w:rFonts w:ascii="Calibri" w:hAnsi="Calibri" w:cs="Calibri"/>
           <w:b/>
           <w:bCs/>
-          <w:sz w:val="36"/>
-          <w:szCs w:val="36"/>
-        </w:rPr>
-        <w:t xml:space="preserve"> </w:t>
-      </w:r>
-      <w:proofErr w:type="spellStart"/>
-      <w:proofErr w:type="gramStart"/>
-      <w:r>
-        <w:rPr>
-          <w:rFonts w:ascii="Calibri" w:hAnsi="Calibri" w:cs="Calibri"/>
-          <w:b/>
-          <w:bCs/>
-          <w:sz w:val="36"/>
-          <w:szCs w:val="36"/>
-        </w:rPr>
-        <w:t>divmod</w:t>
-      </w:r>
-      <w:proofErr w:type="spellEnd"/>
-      <w:r>
-        <w:rPr>
-          <w:rFonts w:ascii="Calibri" w:hAnsi="Calibri" w:cs="Calibri"/>
-          <w:b/>
-          <w:bCs/>
-          <w:sz w:val="36"/>
-          <w:szCs w:val="36"/>
-        </w:rPr>
-        <w:t>(</w:t>
-      </w:r>
-      <w:proofErr w:type="gramEnd"/>
-      <w:r>
-        <w:rPr>
-          <w:rFonts w:ascii="Calibri" w:hAnsi="Calibri" w:cs="Calibri"/>
-          <w:b/>
-          <w:bCs/>
-          <w:sz w:val="36"/>
-          <w:szCs w:val="36"/>
-        </w:rPr>
-        <w:t xml:space="preserve">) </w:t>
-      </w:r>
-      <w:r>
-        <w:rPr>
-          <w:rFonts w:ascii="Calibri" w:hAnsi="Calibri" w:cs="Calibri"/>
-          <w:sz w:val="36"/>
-          <w:szCs w:val="36"/>
+          <w:sz w:val="34"/>
+          <w:szCs w:val="34"/>
+        </w:rPr>
+        <w:t xml:space="preserve"> divmod() </w:t>
+      </w:r>
+      <w:r>
+        <w:rPr>
+          <w:rFonts w:ascii="Calibri" w:hAnsi="Calibri" w:cs="Calibri"/>
+          <w:sz w:val="34"/>
+          <w:szCs w:val="34"/>
         </w:rPr>
         <w:t>when we need:</w:t>
       </w:r>
@@ -4791,15 +3632,15 @@
         <w:jc w:val="both"/>
         <w:rPr>
           <w:rFonts w:ascii="Calibri" w:hAnsi="Calibri" w:cs="Calibri"/>
-          <w:sz w:val="36"/>
-          <w:szCs w:val="36"/>
-        </w:rPr>
-      </w:pPr>
-      <w:r>
-        <w:rPr>
-          <w:rFonts w:ascii="Calibri" w:hAnsi="Calibri" w:cs="Calibri"/>
-          <w:sz w:val="36"/>
-          <w:szCs w:val="36"/>
+          <w:sz w:val="34"/>
+          <w:szCs w:val="34"/>
+        </w:rPr>
+      </w:pPr>
+      <w:r>
+        <w:rPr>
+          <w:rFonts w:ascii="Calibri" w:hAnsi="Calibri" w:cs="Calibri"/>
+          <w:sz w:val="34"/>
+          <w:szCs w:val="34"/>
         </w:rPr>
         <w:t>quotient + remainder together</w:t>
       </w:r>
@@ -4815,15 +3656,15 @@
         <w:jc w:val="both"/>
         <w:rPr>
           <w:rFonts w:ascii="Calibri" w:hAnsi="Calibri" w:cs="Calibri"/>
-          <w:sz w:val="36"/>
-          <w:szCs w:val="36"/>
-        </w:rPr>
-      </w:pPr>
-      <w:r>
-        <w:rPr>
-          <w:rFonts w:ascii="Calibri" w:hAnsi="Calibri" w:cs="Calibri"/>
-          <w:sz w:val="36"/>
-          <w:szCs w:val="36"/>
+          <w:sz w:val="34"/>
+          <w:szCs w:val="34"/>
+        </w:rPr>
+      </w:pPr>
+      <w:r>
+        <w:rPr>
+          <w:rFonts w:ascii="Calibri" w:hAnsi="Calibri" w:cs="Calibri"/>
+          <w:sz w:val="34"/>
+          <w:szCs w:val="34"/>
         </w:rPr>
         <w:t>cleaner code (instead of writing two operations)</w:t>
       </w:r>
@@ -4834,18 +3675,18 @@
         <w:jc w:val="both"/>
         <w:rPr>
           <w:rFonts w:ascii="Calibri" w:hAnsi="Calibri" w:cs="Calibri"/>
-          <w:sz w:val="36"/>
-          <w:szCs w:val="36"/>
-        </w:rPr>
-      </w:pPr>
-    </w:p>
-    <w:p>
-      <w:pPr>
-        <w:jc w:val="both"/>
-        <w:rPr>
-          <w:rFonts w:ascii="Calibri" w:hAnsi="Calibri" w:cs="Calibri"/>
-          <w:sz w:val="36"/>
-          <w:szCs w:val="36"/>
+          <w:sz w:val="34"/>
+          <w:szCs w:val="34"/>
+        </w:rPr>
+      </w:pPr>
+    </w:p>
+    <w:p>
+      <w:pPr>
+        <w:jc w:val="both"/>
+        <w:rPr>
+          <w:rFonts w:ascii="Calibri" w:hAnsi="Calibri" w:cs="Calibri"/>
+          <w:sz w:val="34"/>
+          <w:szCs w:val="34"/>
         </w:rPr>
       </w:pPr>
     </w:p>

--- a/python/p3_advanced_methods_of_python.docx
+++ b/python/p3_advanced_methods_of_python.docx
@@ -6,14 +6,14 @@
       <w:pPr>
         <w:jc w:val="center"/>
         <w:rPr>
-          <w:rFonts w:ascii="Calibri" w:hAnsi="Calibri" w:cs="Calibri"/>
-          <w:sz w:val="34"/>
-          <w:szCs w:val="34"/>
-        </w:rPr>
-      </w:pPr>
-      <w:r>
-        <w:rPr>
-          <w:rFonts w:ascii="Calibri" w:hAnsi="Calibri" w:cs="Calibri"/>
+          <w:rFonts w:ascii="Carlito" w:hAnsi="Carlito" w:cs="Carlito"/>
+          <w:sz w:val="34"/>
+          <w:szCs w:val="34"/>
+        </w:rPr>
+      </w:pPr>
+      <w:r>
+        <w:rPr>
+          <w:rFonts w:ascii="Carlito" w:hAnsi="Carlito" w:cs="Carlito"/>
           <w:b/>
           <w:bCs/>
           <w:sz w:val="42"/>
@@ -31,28 +31,44 @@
         </w:numPr>
         <w:jc w:val="both"/>
         <w:rPr>
-          <w:rFonts w:ascii="Calibri" w:hAnsi="Calibri" w:cs="Calibri"/>
-          <w:sz w:val="32"/>
-          <w:szCs w:val="32"/>
-        </w:rPr>
-      </w:pPr>
-      <w:r>
-        <w:rPr>
-          <w:rFonts w:ascii="Calibri" w:hAnsi="Calibri" w:cs="Calibri"/>
-          <w:b/>
-          <w:bCs/>
-          <w:sz w:val="32"/>
-          <w:szCs w:val="32"/>
+          <w:rFonts w:ascii="Carlito" w:hAnsi="Carlito" w:cs="Carlito"/>
+          <w:sz w:val="34"/>
+          <w:szCs w:val="34"/>
+        </w:rPr>
+      </w:pPr>
+      <w:r>
+        <w:rPr>
+          <w:rFonts w:ascii="Carlito" w:hAnsi="Carlito" w:cs="Carlito"/>
+          <w:b/>
+          <w:bCs/>
+          <w:sz w:val="34"/>
+          <w:szCs w:val="34"/>
         </w:rPr>
         <w:t>ASCII</w:t>
       </w:r>
       <w:r>
         <w:rPr>
-          <w:rFonts w:ascii="Calibri" w:hAnsi="Calibri" w:cs="Calibri"/>
-          <w:sz w:val="32"/>
-          <w:szCs w:val="32"/>
-        </w:rPr>
-        <w:t>…………………………………………………………………………………………….2</w:t>
+          <w:rFonts w:ascii="Carlito" w:hAnsi="Carlito" w:cs="Carlito"/>
+          <w:sz w:val="34"/>
+          <w:szCs w:val="34"/>
+        </w:rPr>
+        <w:t>……………………………………………</w:t>
+      </w:r>
+      <w:r>
+        <w:rPr>
+          <w:rFonts w:ascii="Carlito" w:hAnsi="Carlito" w:cs="Carlito"/>
+          <w:sz w:val="34"/>
+          <w:szCs w:val="34"/>
+        </w:rPr>
+        <w:t>.</w:t>
+      </w:r>
+      <w:r>
+        <w:rPr>
+          <w:rFonts w:ascii="Carlito" w:hAnsi="Carlito" w:cs="Carlito"/>
+          <w:sz w:val="34"/>
+          <w:szCs w:val="34"/>
+        </w:rPr>
+        <w:t>……………………………………….2</w:t>
       </w:r>
     </w:p>
     <w:p>
@@ -64,42 +80,58 @@
         </w:numPr>
         <w:jc w:val="both"/>
         <w:rPr>
-          <w:rFonts w:ascii="Calibri" w:hAnsi="Calibri" w:cs="Calibri"/>
-          <w:sz w:val="32"/>
-          <w:szCs w:val="32"/>
-        </w:rPr>
-      </w:pPr>
-      <w:r>
-        <w:rPr>
-          <w:rFonts w:ascii="Calibri" w:hAnsi="Calibri" w:cs="Calibri"/>
-          <w:b/>
-          <w:bCs/>
-          <w:sz w:val="32"/>
-          <w:szCs w:val="32"/>
+          <w:rFonts w:ascii="Carlito" w:hAnsi="Carlito" w:cs="Carlito"/>
+          <w:sz w:val="34"/>
+          <w:szCs w:val="34"/>
+        </w:rPr>
+      </w:pPr>
+      <w:r>
+        <w:rPr>
+          <w:rFonts w:ascii="Carlito" w:hAnsi="Carlito" w:cs="Carlito"/>
+          <w:b/>
+          <w:bCs/>
+          <w:sz w:val="34"/>
+          <w:szCs w:val="34"/>
         </w:rPr>
         <w:t>map()</w:t>
       </w:r>
       <w:r>
         <w:rPr>
-          <w:rFonts w:ascii="Calibri" w:hAnsi="Calibri" w:cs="Calibri"/>
-          <w:sz w:val="32"/>
-          <w:szCs w:val="32"/>
-        </w:rPr>
-        <w:t xml:space="preserve"> Function (loop alternative)…………..…………..……………</w:t>
-      </w:r>
-      <w:r>
-        <w:rPr>
-          <w:rFonts w:ascii="Calibri" w:hAnsi="Calibri" w:cs="Calibri"/>
-          <w:sz w:val="32"/>
-          <w:szCs w:val="32"/>
+          <w:rFonts w:ascii="Carlito" w:hAnsi="Carlito" w:cs="Carlito"/>
+          <w:sz w:val="34"/>
+          <w:szCs w:val="34"/>
+        </w:rPr>
+        <w:t xml:space="preserve"> Function (loop alternative)…………..…………..…</w:t>
+      </w:r>
+      <w:r>
+        <w:rPr>
+          <w:rFonts w:ascii="Carlito" w:hAnsi="Carlito" w:cs="Carlito"/>
+          <w:sz w:val="34"/>
+          <w:szCs w:val="34"/>
+        </w:rPr>
+        <w:t>.</w:t>
+      </w:r>
+      <w:r>
+        <w:rPr>
+          <w:rFonts w:ascii="Carlito" w:hAnsi="Carlito" w:cs="Carlito"/>
+          <w:sz w:val="34"/>
+          <w:szCs w:val="34"/>
+        </w:rPr>
+        <w:t>…</w:t>
+      </w:r>
+      <w:r>
+        <w:rPr>
+          <w:rFonts w:ascii="Carlito" w:hAnsi="Carlito" w:cs="Carlito"/>
+          <w:sz w:val="34"/>
+          <w:szCs w:val="34"/>
         </w:rPr>
         <w:t>………….</w:t>
       </w:r>
       <w:r>
         <w:rPr>
-          <w:rFonts w:ascii="Calibri" w:hAnsi="Calibri" w:cs="Calibri"/>
-          <w:sz w:val="32"/>
-          <w:szCs w:val="32"/>
+          <w:rFonts w:ascii="Carlito" w:hAnsi="Carlito" w:cs="Carlito"/>
+          <w:sz w:val="34"/>
+          <w:szCs w:val="34"/>
         </w:rPr>
         <w:t>.2</w:t>
       </w:r>
@@ -113,50 +145,50 @@
         </w:numPr>
         <w:jc w:val="both"/>
         <w:rPr>
-          <w:rFonts w:ascii="Calibri" w:hAnsi="Calibri" w:cs="Calibri"/>
-          <w:sz w:val="32"/>
-          <w:szCs w:val="32"/>
-        </w:rPr>
-      </w:pPr>
-      <w:r>
-        <w:rPr>
-          <w:rFonts w:ascii="Calibri" w:hAnsi="Calibri" w:cs="Calibri"/>
-          <w:b/>
-          <w:bCs/>
-          <w:sz w:val="32"/>
-          <w:szCs w:val="32"/>
+          <w:rFonts w:ascii="Carlito" w:hAnsi="Carlito" w:cs="Carlito"/>
+          <w:sz w:val="34"/>
+          <w:szCs w:val="34"/>
+        </w:rPr>
+      </w:pPr>
+      <w:r>
+        <w:rPr>
+          <w:rFonts w:ascii="Carlito" w:hAnsi="Carlito" w:cs="Carlito"/>
+          <w:b/>
+          <w:bCs/>
+          <w:sz w:val="34"/>
+          <w:szCs w:val="34"/>
         </w:rPr>
         <w:t xml:space="preserve">filter() </w:t>
       </w:r>
       <w:r>
         <w:rPr>
-          <w:rFonts w:ascii="Calibri" w:hAnsi="Calibri" w:cs="Calibri"/>
-          <w:sz w:val="32"/>
-          <w:szCs w:val="32"/>
+          <w:rFonts w:ascii="Carlito" w:hAnsi="Carlito" w:cs="Carlito"/>
+          <w:sz w:val="34"/>
+          <w:szCs w:val="34"/>
         </w:rPr>
         <w:t>Function…………………………………………………………</w:t>
       </w:r>
       <w:r>
         <w:rPr>
-          <w:rFonts w:ascii="Calibri" w:hAnsi="Calibri" w:cs="Calibri"/>
-          <w:sz w:val="32"/>
-          <w:szCs w:val="32"/>
-        </w:rPr>
-        <w:t>……………</w:t>
-      </w:r>
-      <w:r>
-        <w:rPr>
-          <w:rFonts w:ascii="Calibri" w:hAnsi="Calibri" w:cs="Calibri"/>
-          <w:sz w:val="32"/>
-          <w:szCs w:val="32"/>
+          <w:rFonts w:ascii="Carlito" w:hAnsi="Carlito" w:cs="Carlito"/>
+          <w:sz w:val="34"/>
+          <w:szCs w:val="34"/>
+        </w:rPr>
+        <w:t>………</w:t>
+      </w:r>
+      <w:r>
+        <w:rPr>
+          <w:rFonts w:ascii="Carlito" w:hAnsi="Carlito" w:cs="Carlito"/>
+          <w:sz w:val="34"/>
+          <w:szCs w:val="34"/>
         </w:rPr>
         <w:t>……</w:t>
       </w:r>
       <w:r>
         <w:rPr>
-          <w:rFonts w:ascii="Calibri" w:hAnsi="Calibri" w:cs="Calibri"/>
-          <w:sz w:val="32"/>
-          <w:szCs w:val="32"/>
+          <w:rFonts w:ascii="Carlito" w:hAnsi="Carlito" w:cs="Carlito"/>
+          <w:sz w:val="34"/>
+          <w:szCs w:val="34"/>
         </w:rPr>
         <w:t>4</w:t>
       </w:r>
@@ -170,44 +202,44 @@
         </w:numPr>
         <w:jc w:val="both"/>
         <w:rPr>
-          <w:rFonts w:ascii="Calibri" w:hAnsi="Calibri" w:cs="Calibri"/>
-          <w:sz w:val="32"/>
-          <w:szCs w:val="32"/>
-        </w:rPr>
-      </w:pPr>
-      <w:r>
-        <w:rPr>
-          <w:rFonts w:ascii="Calibri" w:hAnsi="Calibri" w:cs="Calibri"/>
-          <w:b/>
-          <w:bCs/>
-          <w:sz w:val="32"/>
-          <w:szCs w:val="32"/>
+          <w:rFonts w:ascii="Carlito" w:hAnsi="Carlito" w:cs="Carlito"/>
+          <w:sz w:val="34"/>
+          <w:szCs w:val="34"/>
+        </w:rPr>
+      </w:pPr>
+      <w:r>
+        <w:rPr>
+          <w:rFonts w:ascii="Carlito" w:hAnsi="Carlito" w:cs="Carlito"/>
+          <w:b/>
+          <w:bCs/>
+          <w:sz w:val="34"/>
+          <w:szCs w:val="34"/>
         </w:rPr>
         <w:t>reduce()</w:t>
       </w:r>
       <w:r>
         <w:rPr>
-          <w:rFonts w:ascii="Calibri" w:hAnsi="Calibri" w:cs="Calibri"/>
-          <w:sz w:val="32"/>
-          <w:szCs w:val="32"/>
+          <w:rFonts w:ascii="Carlito" w:hAnsi="Carlito" w:cs="Carlito"/>
+          <w:sz w:val="34"/>
+          <w:szCs w:val="34"/>
         </w:rPr>
         <w:t xml:space="preserve"> Function………………………………………………………</w:t>
       </w:r>
       <w:r>
         <w:rPr>
-          <w:rFonts w:ascii="Calibri" w:hAnsi="Calibri" w:cs="Calibri"/>
-          <w:sz w:val="32"/>
-          <w:szCs w:val="32"/>
-        </w:rPr>
-        <w:t>……………</w:t>
-      </w:r>
-      <w:r>
-        <w:rPr>
-          <w:rFonts w:ascii="Calibri" w:hAnsi="Calibri" w:cs="Calibri"/>
-          <w:sz w:val="32"/>
-          <w:szCs w:val="32"/>
-        </w:rPr>
-        <w:t>…..5</w:t>
+          <w:rFonts w:ascii="Carlito" w:hAnsi="Carlito" w:cs="Carlito"/>
+          <w:sz w:val="34"/>
+          <w:szCs w:val="34"/>
+        </w:rPr>
+        <w:t>…………</w:t>
+      </w:r>
+      <w:r>
+        <w:rPr>
+          <w:rFonts w:ascii="Carlito" w:hAnsi="Carlito" w:cs="Carlito"/>
+          <w:sz w:val="34"/>
+          <w:szCs w:val="34"/>
+        </w:rPr>
+        <w:t>..5</w:t>
       </w:r>
     </w:p>
     <w:p>
@@ -219,42 +251,50 @@
         </w:numPr>
         <w:jc w:val="both"/>
         <w:rPr>
-          <w:rFonts w:ascii="Calibri" w:hAnsi="Calibri" w:cs="Calibri"/>
-          <w:sz w:val="32"/>
-          <w:szCs w:val="32"/>
-        </w:rPr>
-      </w:pPr>
-      <w:r>
-        <w:rPr>
-          <w:rFonts w:ascii="Calibri" w:hAnsi="Calibri" w:cs="Calibri"/>
-          <w:b/>
-          <w:bCs/>
-          <w:sz w:val="32"/>
-          <w:szCs w:val="32"/>
+          <w:rFonts w:ascii="Carlito" w:hAnsi="Carlito" w:cs="Carlito"/>
+          <w:sz w:val="34"/>
+          <w:szCs w:val="34"/>
+        </w:rPr>
+      </w:pPr>
+      <w:r>
+        <w:rPr>
+          <w:rFonts w:ascii="Carlito" w:hAnsi="Carlito" w:cs="Carlito"/>
+          <w:b/>
+          <w:bCs/>
+          <w:sz w:val="34"/>
+          <w:szCs w:val="34"/>
         </w:rPr>
         <w:t>divmod()</w:t>
       </w:r>
       <w:r>
         <w:rPr>
-          <w:rFonts w:ascii="Calibri" w:hAnsi="Calibri" w:cs="Calibri"/>
-          <w:sz w:val="32"/>
-          <w:szCs w:val="32"/>
+          <w:rFonts w:ascii="Carlito" w:hAnsi="Carlito" w:cs="Carlito"/>
+          <w:sz w:val="34"/>
+          <w:szCs w:val="34"/>
         </w:rPr>
         <w:t xml:space="preserve"> Function…………………………………………………………</w:t>
       </w:r>
       <w:r>
         <w:rPr>
-          <w:rFonts w:ascii="Calibri" w:hAnsi="Calibri" w:cs="Calibri"/>
-          <w:sz w:val="32"/>
-          <w:szCs w:val="32"/>
-        </w:rPr>
-        <w:t>……………</w:t>
-      </w:r>
-      <w:r>
-        <w:rPr>
-          <w:rFonts w:ascii="Calibri" w:hAnsi="Calibri" w:cs="Calibri"/>
-          <w:sz w:val="32"/>
-          <w:szCs w:val="32"/>
+          <w:rFonts w:ascii="Carlito" w:hAnsi="Carlito" w:cs="Carlito"/>
+          <w:sz w:val="34"/>
+          <w:szCs w:val="34"/>
+        </w:rPr>
+        <w:t>……</w:t>
+      </w:r>
+      <w:r>
+        <w:rPr>
+          <w:rFonts w:ascii="Carlito" w:hAnsi="Carlito" w:cs="Carlito"/>
+          <w:sz w:val="34"/>
+          <w:szCs w:val="34"/>
+        </w:rPr>
+        <w:t>..</w:t>
+      </w:r>
+      <w:r>
+        <w:rPr>
+          <w:rFonts w:ascii="Carlito" w:hAnsi="Carlito" w:cs="Carlito"/>
+          <w:sz w:val="34"/>
+          <w:szCs w:val="34"/>
         </w:rPr>
         <w:t>.6</w:t>
       </w:r>
@@ -263,35 +303,35 @@
       <w:pPr>
         <w:jc w:val="both"/>
         <w:rPr>
-          <w:rFonts w:ascii="Calibri" w:hAnsi="Calibri" w:cs="Calibri"/>
-          <w:sz w:val="32"/>
-          <w:szCs w:val="32"/>
-        </w:rPr>
-      </w:pPr>
-    </w:p>
-    <w:p>
-      <w:pPr>
-        <w:jc w:val="both"/>
-        <w:rPr>
-          <w:rFonts w:ascii="Calibri" w:hAnsi="Calibri" w:cs="Calibri"/>
-          <w:sz w:val="32"/>
-          <w:szCs w:val="32"/>
-        </w:rPr>
-      </w:pPr>
-    </w:p>
-    <w:p>
-      <w:pPr>
-        <w:rPr>
-          <w:rFonts w:ascii="Calibri" w:hAnsi="Calibri" w:cs="Calibri"/>
-          <w:sz w:val="32"/>
-          <w:szCs w:val="32"/>
-        </w:rPr>
-      </w:pPr>
-      <w:r>
-        <w:rPr>
-          <w:rFonts w:ascii="Calibri" w:hAnsi="Calibri" w:cs="Calibri"/>
-          <w:sz w:val="32"/>
-          <w:szCs w:val="32"/>
+          <w:rFonts w:ascii="Carlito" w:hAnsi="Carlito" w:cs="Carlito"/>
+          <w:sz w:val="34"/>
+          <w:szCs w:val="34"/>
+        </w:rPr>
+      </w:pPr>
+    </w:p>
+    <w:p>
+      <w:pPr>
+        <w:jc w:val="both"/>
+        <w:rPr>
+          <w:rFonts w:ascii="Carlito" w:hAnsi="Carlito" w:cs="Carlito"/>
+          <w:sz w:val="34"/>
+          <w:szCs w:val="34"/>
+        </w:rPr>
+      </w:pPr>
+    </w:p>
+    <w:p>
+      <w:pPr>
+        <w:rPr>
+          <w:rFonts w:ascii="Carlito" w:hAnsi="Carlito" w:cs="Carlito"/>
+          <w:sz w:val="34"/>
+          <w:szCs w:val="34"/>
+        </w:rPr>
+      </w:pPr>
+      <w:r>
+        <w:rPr>
+          <w:rFonts w:ascii="Carlito" w:hAnsi="Carlito" w:cs="Carlito"/>
+          <w:sz w:val="34"/>
+          <w:szCs w:val="34"/>
         </w:rPr>
         <w:br w:type="page"/>
       </w:r>
@@ -301,16 +341,16 @@
         <w:spacing w:line="240" w:lineRule="auto"/>
         <w:jc w:val="both"/>
         <w:rPr>
-          <w:rFonts w:ascii="Calibri" w:hAnsi="Calibri" w:cs="Calibri"/>
-          <w:b/>
-          <w:bCs/>
-          <w:sz w:val="34"/>
-          <w:szCs w:val="34"/>
-        </w:rPr>
-      </w:pPr>
-      <w:r>
-        <w:rPr>
-          <w:rFonts w:ascii="Calibri" w:hAnsi="Calibri" w:cs="Calibri"/>
+          <w:rFonts w:ascii="Carlito" w:hAnsi="Carlito" w:cs="Carlito"/>
+          <w:b/>
+          <w:bCs/>
+          <w:sz w:val="34"/>
+          <w:szCs w:val="34"/>
+        </w:rPr>
+      </w:pPr>
+      <w:r>
+        <w:rPr>
+          <w:rFonts w:ascii="Carlito" w:hAnsi="Carlito" w:cs="Carlito"/>
           <w:b/>
           <w:bCs/>
           <w:sz w:val="34"/>
@@ -325,14 +365,14 @@
         <w:spacing w:line="240" w:lineRule="auto"/>
         <w:jc w:val="both"/>
         <w:rPr>
-          <w:rFonts w:ascii="Calibri" w:hAnsi="Calibri" w:cs="Calibri"/>
-          <w:sz w:val="34"/>
-          <w:szCs w:val="34"/>
-        </w:rPr>
-      </w:pPr>
-      <w:r>
-        <w:rPr>
-          <w:rFonts w:ascii="Calibri" w:hAnsi="Calibri" w:cs="Calibri"/>
+          <w:rFonts w:ascii="Carlito" w:hAnsi="Carlito" w:cs="Carlito"/>
+          <w:sz w:val="34"/>
+          <w:szCs w:val="34"/>
+        </w:rPr>
+      </w:pPr>
+      <w:r>
+        <w:rPr>
+          <w:rFonts w:ascii="Carlito" w:hAnsi="Carlito" w:cs="Carlito"/>
           <w:sz w:val="34"/>
           <w:szCs w:val="34"/>
         </w:rPr>
@@ -344,14 +384,14 @@
         <w:spacing w:line="240" w:lineRule="auto"/>
         <w:jc w:val="both"/>
         <w:rPr>
-          <w:rFonts w:ascii="Calibri" w:hAnsi="Calibri" w:cs="Calibri"/>
-          <w:sz w:val="34"/>
-          <w:szCs w:val="34"/>
-        </w:rPr>
-      </w:pPr>
-      <w:r>
-        <w:rPr>
-          <w:rFonts w:ascii="Calibri" w:hAnsi="Calibri" w:cs="Calibri"/>
+          <w:rFonts w:ascii="Carlito" w:hAnsi="Carlito" w:cs="Carlito"/>
+          <w:sz w:val="34"/>
+          <w:szCs w:val="34"/>
+        </w:rPr>
+      </w:pPr>
+      <w:r>
+        <w:rPr>
+          <w:rFonts w:ascii="Carlito" w:hAnsi="Carlito" w:cs="Carlito"/>
           <w:sz w:val="34"/>
           <w:szCs w:val="34"/>
         </w:rPr>
@@ -359,7 +399,7 @@
       </w:r>
       <w:r>
         <w:rPr>
-          <w:rFonts w:ascii="Calibri" w:hAnsi="Calibri" w:cs="Calibri"/>
+          <w:rFonts w:ascii="Carlito" w:hAnsi="Carlito" w:cs="Carlito"/>
           <w:b/>
           <w:bCs/>
           <w:sz w:val="34"/>
@@ -369,7 +409,7 @@
       </w:r>
       <w:r>
         <w:rPr>
-          <w:rFonts w:ascii="Calibri" w:hAnsi="Calibri" w:cs="Calibri"/>
+          <w:rFonts w:ascii="Carlito" w:hAnsi="Carlito" w:cs="Carlito"/>
           <w:sz w:val="34"/>
           <w:szCs w:val="34"/>
         </w:rPr>
@@ -381,17 +421,17 @@
         <w:spacing w:line="240" w:lineRule="auto"/>
         <w:jc w:val="both"/>
         <w:rPr>
-          <w:rFonts w:ascii="Calibri" w:hAnsi="Calibri" w:cs="Calibri"/>
-          <w:b/>
-          <w:bCs/>
-          <w:color w:val="D86DCB" w:themeColor="accent5" w:themeTint="99"/>
-          <w:sz w:val="34"/>
-          <w:szCs w:val="34"/>
-        </w:rPr>
-      </w:pPr>
-      <w:r>
-        <w:rPr>
-          <w:rFonts w:ascii="Calibri" w:hAnsi="Calibri" w:cs="Calibri"/>
+          <w:rFonts w:ascii="Carlito" w:hAnsi="Carlito" w:cs="Carlito"/>
+          <w:b/>
+          <w:bCs/>
+          <w:color w:val="D86DCB" w:themeColor="accent5" w:themeTint="99"/>
+          <w:sz w:val="34"/>
+          <w:szCs w:val="34"/>
+        </w:rPr>
+      </w:pPr>
+      <w:r>
+        <w:rPr>
+          <w:rFonts w:ascii="Carlito" w:hAnsi="Carlito" w:cs="Carlito"/>
           <w:b/>
           <w:bCs/>
           <w:color w:val="D86DCB" w:themeColor="accent5" w:themeTint="99"/>
@@ -406,17 +446,17 @@
         <w:spacing w:line="240" w:lineRule="auto"/>
         <w:jc w:val="both"/>
         <w:rPr>
-          <w:rFonts w:ascii="Calibri" w:hAnsi="Calibri" w:cs="Calibri"/>
-          <w:b/>
-          <w:bCs/>
-          <w:color w:val="D86DCB" w:themeColor="accent5" w:themeTint="99"/>
-          <w:sz w:val="34"/>
-          <w:szCs w:val="34"/>
-        </w:rPr>
-      </w:pPr>
-      <w:r>
-        <w:rPr>
-          <w:rFonts w:ascii="Calibri" w:hAnsi="Calibri" w:cs="Calibri"/>
+          <w:rFonts w:ascii="Carlito" w:hAnsi="Carlito" w:cs="Carlito"/>
+          <w:b/>
+          <w:bCs/>
+          <w:color w:val="D86DCB" w:themeColor="accent5" w:themeTint="99"/>
+          <w:sz w:val="34"/>
+          <w:szCs w:val="34"/>
+        </w:rPr>
+      </w:pPr>
+      <w:r>
+        <w:rPr>
+          <w:rFonts w:ascii="Carlito" w:hAnsi="Carlito" w:cs="Carlito"/>
           <w:b/>
           <w:bCs/>
           <w:color w:val="D86DCB" w:themeColor="accent5" w:themeTint="99"/>
@@ -431,14 +471,14 @@
         <w:spacing w:line="240" w:lineRule="auto"/>
         <w:jc w:val="both"/>
         <w:rPr>
-          <w:rFonts w:ascii="Calibri" w:hAnsi="Calibri" w:cs="Calibri"/>
-          <w:sz w:val="34"/>
-          <w:szCs w:val="34"/>
-        </w:rPr>
-      </w:pPr>
-      <w:r>
-        <w:rPr>
-          <w:rFonts w:ascii="Calibri" w:hAnsi="Calibri" w:cs="Calibri"/>
+          <w:rFonts w:ascii="Carlito" w:hAnsi="Carlito" w:cs="Carlito"/>
+          <w:sz w:val="34"/>
+          <w:szCs w:val="34"/>
+        </w:rPr>
+      </w:pPr>
+      <w:r>
+        <w:rPr>
+          <w:rFonts w:ascii="Carlito" w:hAnsi="Carlito" w:cs="Carlito"/>
           <w:sz w:val="34"/>
           <w:szCs w:val="34"/>
         </w:rPr>
@@ -446,7 +486,7 @@
       </w:r>
       <w:r>
         <w:rPr>
-          <w:rFonts w:ascii="Calibri" w:hAnsi="Calibri" w:cs="Calibri"/>
+          <w:rFonts w:ascii="Carlito" w:hAnsi="Carlito" w:cs="Carlito"/>
           <w:b/>
           <w:bCs/>
           <w:sz w:val="34"/>
@@ -456,7 +496,7 @@
       </w:r>
       <w:r>
         <w:rPr>
-          <w:rFonts w:ascii="Calibri" w:hAnsi="Calibri" w:cs="Calibri"/>
+          <w:rFonts w:ascii="Carlito" w:hAnsi="Carlito" w:cs="Carlito"/>
           <w:sz w:val="34"/>
           <w:szCs w:val="34"/>
         </w:rPr>
@@ -468,17 +508,17 @@
         <w:spacing w:line="240" w:lineRule="auto"/>
         <w:jc w:val="both"/>
         <w:rPr>
-          <w:rFonts w:ascii="Calibri" w:hAnsi="Calibri" w:cs="Calibri"/>
-          <w:b/>
-          <w:bCs/>
-          <w:color w:val="D86DCB" w:themeColor="accent5" w:themeTint="99"/>
-          <w:sz w:val="34"/>
-          <w:szCs w:val="34"/>
-        </w:rPr>
-      </w:pPr>
-      <w:r>
-        <w:rPr>
-          <w:rFonts w:ascii="Calibri" w:hAnsi="Calibri" w:cs="Calibri"/>
+          <w:rFonts w:ascii="Carlito" w:hAnsi="Carlito" w:cs="Carlito"/>
+          <w:b/>
+          <w:bCs/>
+          <w:color w:val="D86DCB" w:themeColor="accent5" w:themeTint="99"/>
+          <w:sz w:val="34"/>
+          <w:szCs w:val="34"/>
+        </w:rPr>
+      </w:pPr>
+      <w:r>
+        <w:rPr>
+          <w:rFonts w:ascii="Carlito" w:hAnsi="Carlito" w:cs="Carlito"/>
           <w:b/>
           <w:bCs/>
           <w:color w:val="D86DCB" w:themeColor="accent5" w:themeTint="99"/>
@@ -493,17 +533,17 @@
         <w:spacing w:line="240" w:lineRule="auto"/>
         <w:jc w:val="both"/>
         <w:rPr>
-          <w:rFonts w:ascii="Calibri" w:hAnsi="Calibri" w:cs="Calibri"/>
-          <w:b/>
-          <w:bCs/>
-          <w:color w:val="D86DCB" w:themeColor="accent5" w:themeTint="99"/>
-          <w:sz w:val="34"/>
-          <w:szCs w:val="34"/>
-        </w:rPr>
-      </w:pPr>
-      <w:r>
-        <w:rPr>
-          <w:rFonts w:ascii="Calibri" w:hAnsi="Calibri" w:cs="Calibri"/>
+          <w:rFonts w:ascii="Carlito" w:hAnsi="Carlito" w:cs="Carlito"/>
+          <w:b/>
+          <w:bCs/>
+          <w:color w:val="D86DCB" w:themeColor="accent5" w:themeTint="99"/>
+          <w:sz w:val="34"/>
+          <w:szCs w:val="34"/>
+        </w:rPr>
+      </w:pPr>
+      <w:r>
+        <w:rPr>
+          <w:rFonts w:ascii="Carlito" w:hAnsi="Carlito" w:cs="Carlito"/>
           <w:b/>
           <w:bCs/>
           <w:color w:val="D86DCB" w:themeColor="accent5" w:themeTint="99"/>
@@ -518,7 +558,7 @@
         <w:spacing w:line="240" w:lineRule="auto"/>
         <w:jc w:val="both"/>
         <w:rPr>
-          <w:rFonts w:ascii="Calibri" w:hAnsi="Calibri" w:cs="Calibri"/>
+          <w:rFonts w:ascii="Carlito" w:hAnsi="Carlito" w:cs="Carlito"/>
           <w:sz w:val="34"/>
           <w:szCs w:val="34"/>
         </w:rPr>
@@ -529,14 +569,14 @@
         <w:spacing w:line="240" w:lineRule="auto"/>
         <w:jc w:val="center"/>
         <w:rPr>
-          <w:rFonts w:ascii="Calibri" w:hAnsi="Calibri" w:cs="Calibri"/>
-          <w:sz w:val="34"/>
-          <w:szCs w:val="34"/>
-        </w:rPr>
-      </w:pPr>
-      <w:r>
-        <w:rPr>
-          <w:rFonts w:ascii="Calibri" w:hAnsi="Calibri" w:cs="Calibri"/>
+          <w:rFonts w:ascii="Carlito" w:hAnsi="Carlito" w:cs="Carlito"/>
+          <w:sz w:val="34"/>
+          <w:szCs w:val="34"/>
+        </w:rPr>
+      </w:pPr>
+      <w:r>
+        <w:rPr>
+          <w:rFonts w:ascii="Carlito" w:hAnsi="Carlito" w:cs="Carlito"/>
           <w:sz w:val="34"/>
           <w:szCs w:val="34"/>
         </w:rPr>
@@ -548,27 +588,27 @@
         <w:spacing w:line="240" w:lineRule="auto"/>
         <w:jc w:val="both"/>
         <w:rPr>
-          <w:rFonts w:ascii="Calibri" w:hAnsi="Calibri" w:cs="Calibri"/>
-          <w:sz w:val="34"/>
-          <w:szCs w:val="34"/>
-        </w:rPr>
-      </w:pPr>
-    </w:p>
-    <w:p>
-      <w:pPr>
-        <w:spacing w:line="240" w:lineRule="auto"/>
-        <w:jc w:val="both"/>
-        <w:rPr>
-          <w:rFonts w:ascii="Calibri" w:hAnsi="Calibri" w:cs="Calibri"/>
-          <w:b/>
-          <w:bCs/>
-          <w:sz w:val="34"/>
-          <w:szCs w:val="34"/>
-        </w:rPr>
-      </w:pPr>
-      <w:r>
-        <w:rPr>
-          <w:rFonts w:ascii="Calibri" w:hAnsi="Calibri" w:cs="Calibri"/>
+          <w:rFonts w:ascii="Carlito" w:hAnsi="Carlito" w:cs="Carlito"/>
+          <w:sz w:val="34"/>
+          <w:szCs w:val="34"/>
+        </w:rPr>
+      </w:pPr>
+    </w:p>
+    <w:p>
+      <w:pPr>
+        <w:spacing w:line="240" w:lineRule="auto"/>
+        <w:jc w:val="both"/>
+        <w:rPr>
+          <w:rFonts w:ascii="Carlito" w:hAnsi="Carlito" w:cs="Carlito"/>
+          <w:b/>
+          <w:bCs/>
+          <w:sz w:val="34"/>
+          <w:szCs w:val="34"/>
+        </w:rPr>
+      </w:pPr>
+      <w:r>
+        <w:rPr>
+          <w:rFonts w:ascii="Carlito" w:hAnsi="Carlito" w:cs="Carlito"/>
           <w:b/>
           <w:bCs/>
           <w:sz w:val="34"/>
@@ -578,7 +618,7 @@
       </w:r>
       <w:r>
         <w:rPr>
-          <w:rFonts w:ascii="Calibri" w:hAnsi="Calibri" w:cs="Calibri"/>
+          <w:rFonts w:ascii="Carlito" w:hAnsi="Carlito" w:cs="Carlito"/>
           <w:b/>
           <w:bCs/>
           <w:sz w:val="34"/>
@@ -588,7 +628,7 @@
       </w:r>
       <w:r>
         <w:rPr>
-          <w:rFonts w:ascii="Calibri" w:hAnsi="Calibri" w:cs="Calibri"/>
+          <w:rFonts w:ascii="Carlito" w:hAnsi="Carlito" w:cs="Carlito"/>
           <w:b/>
           <w:bCs/>
           <w:sz w:val="34"/>
@@ -602,14 +642,14 @@
         <w:spacing w:line="240" w:lineRule="auto"/>
         <w:jc w:val="both"/>
         <w:rPr>
-          <w:rFonts w:ascii="Calibri" w:hAnsi="Calibri" w:cs="Calibri"/>
-          <w:sz w:val="34"/>
-          <w:szCs w:val="34"/>
-        </w:rPr>
-      </w:pPr>
-      <w:r>
-        <w:rPr>
-          <w:rFonts w:ascii="Calibri" w:hAnsi="Calibri" w:cs="Calibri"/>
+          <w:rFonts w:ascii="Carlito" w:hAnsi="Carlito" w:cs="Carlito"/>
+          <w:sz w:val="34"/>
+          <w:szCs w:val="34"/>
+        </w:rPr>
+      </w:pPr>
+      <w:r>
+        <w:rPr>
+          <w:rFonts w:ascii="Carlito" w:hAnsi="Carlito" w:cs="Carlito"/>
           <w:sz w:val="34"/>
           <w:szCs w:val="34"/>
         </w:rPr>
@@ -617,7 +657,7 @@
       </w:r>
       <w:r>
         <w:rPr>
-          <w:rFonts w:ascii="Calibri" w:hAnsi="Calibri" w:cs="Calibri"/>
+          <w:rFonts w:ascii="Carlito" w:hAnsi="Carlito" w:cs="Carlito"/>
           <w:b/>
           <w:bCs/>
           <w:sz w:val="34"/>
@@ -627,7 +667,7 @@
       </w:r>
       <w:r>
         <w:rPr>
-          <w:rFonts w:ascii="Calibri" w:hAnsi="Calibri" w:cs="Calibri"/>
+          <w:rFonts w:ascii="Carlito" w:hAnsi="Carlito" w:cs="Carlito"/>
           <w:sz w:val="34"/>
           <w:szCs w:val="34"/>
         </w:rPr>
@@ -639,14 +679,14 @@
         <w:spacing w:line="240" w:lineRule="auto"/>
         <w:jc w:val="both"/>
         <w:rPr>
-          <w:rFonts w:ascii="Calibri" w:hAnsi="Calibri" w:cs="Calibri"/>
-          <w:sz w:val="34"/>
-          <w:szCs w:val="34"/>
-        </w:rPr>
-      </w:pPr>
-      <w:r>
-        <w:rPr>
-          <w:rFonts w:ascii="Calibri" w:hAnsi="Calibri" w:cs="Calibri"/>
+          <w:rFonts w:ascii="Carlito" w:hAnsi="Carlito" w:cs="Carlito"/>
+          <w:sz w:val="34"/>
+          <w:szCs w:val="34"/>
+        </w:rPr>
+      </w:pPr>
+      <w:r>
+        <w:rPr>
+          <w:rFonts w:ascii="Carlito" w:hAnsi="Carlito" w:cs="Carlito"/>
           <w:sz w:val="34"/>
           <w:szCs w:val="34"/>
         </w:rPr>
@@ -663,14 +703,14 @@
         <w:spacing w:line="240" w:lineRule="auto"/>
         <w:jc w:val="both"/>
         <w:rPr>
-          <w:rFonts w:ascii="Calibri" w:hAnsi="Calibri" w:cs="Calibri"/>
-          <w:sz w:val="34"/>
-          <w:szCs w:val="34"/>
-        </w:rPr>
-      </w:pPr>
-      <w:r>
-        <w:rPr>
-          <w:rFonts w:ascii="Calibri" w:hAnsi="Calibri" w:cs="Calibri"/>
+          <w:rFonts w:ascii="Carlito" w:hAnsi="Carlito" w:cs="Carlito"/>
+          <w:sz w:val="34"/>
+          <w:szCs w:val="34"/>
+        </w:rPr>
+      </w:pPr>
+      <w:r>
+        <w:rPr>
+          <w:rFonts w:ascii="Carlito" w:hAnsi="Carlito" w:cs="Carlito"/>
           <w:sz w:val="34"/>
           <w:szCs w:val="34"/>
         </w:rPr>
@@ -678,7 +718,7 @@
       </w:r>
       <w:r>
         <w:rPr>
-          <w:rFonts w:ascii="Calibri" w:hAnsi="Calibri" w:cs="Calibri"/>
+          <w:rFonts w:ascii="Carlito" w:hAnsi="Carlito" w:cs="Carlito"/>
           <w:sz w:val="26"/>
           <w:szCs w:val="26"/>
         </w:rPr>
@@ -686,7 +726,7 @@
       </w:r>
       <w:r>
         <w:rPr>
-          <w:rFonts w:ascii="Calibri" w:hAnsi="Calibri" w:cs="Calibri"/>
+          <w:rFonts w:ascii="Carlito" w:hAnsi="Carlito" w:cs="Carlito"/>
           <w:sz w:val="34"/>
           <w:szCs w:val="34"/>
         </w:rPr>
@@ -703,14 +743,14 @@
         <w:spacing w:line="240" w:lineRule="auto"/>
         <w:jc w:val="both"/>
         <w:rPr>
-          <w:rFonts w:ascii="Calibri" w:hAnsi="Calibri" w:cs="Calibri"/>
-          <w:sz w:val="34"/>
-          <w:szCs w:val="34"/>
-        </w:rPr>
-      </w:pPr>
-      <w:r>
-        <w:rPr>
-          <w:rFonts w:ascii="Calibri" w:hAnsi="Calibri" w:cs="Calibri"/>
+          <w:rFonts w:ascii="Carlito" w:hAnsi="Carlito" w:cs="Carlito"/>
+          <w:sz w:val="34"/>
+          <w:szCs w:val="34"/>
+        </w:rPr>
+      </w:pPr>
+      <w:r>
+        <w:rPr>
+          <w:rFonts w:ascii="Carlito" w:hAnsi="Carlito" w:cs="Carlito"/>
           <w:sz w:val="34"/>
           <w:szCs w:val="34"/>
         </w:rPr>
@@ -718,7 +758,7 @@
       </w:r>
       <w:r>
         <w:rPr>
-          <w:rFonts w:ascii="Calibri" w:hAnsi="Calibri" w:cs="Calibri"/>
+          <w:rFonts w:ascii="Carlito" w:hAnsi="Carlito" w:cs="Carlito"/>
           <w:sz w:val="26"/>
           <w:szCs w:val="26"/>
         </w:rPr>
@@ -726,7 +766,7 @@
       </w:r>
       <w:r>
         <w:rPr>
-          <w:rFonts w:ascii="Calibri" w:hAnsi="Calibri" w:cs="Calibri"/>
+          <w:rFonts w:ascii="Carlito" w:hAnsi="Carlito" w:cs="Carlito"/>
           <w:sz w:val="34"/>
           <w:szCs w:val="34"/>
         </w:rPr>
@@ -738,17 +778,17 @@
         <w:spacing w:line="240" w:lineRule="auto"/>
         <w:jc w:val="both"/>
         <w:rPr>
-          <w:rFonts w:ascii="Calibri" w:hAnsi="Calibri" w:cs="Calibri"/>
-          <w:b/>
-          <w:bCs/>
-          <w:color w:val="D86DCB" w:themeColor="accent5" w:themeTint="99"/>
-          <w:sz w:val="34"/>
-          <w:szCs w:val="34"/>
-        </w:rPr>
-      </w:pPr>
-      <w:r>
-        <w:rPr>
-          <w:rFonts w:ascii="Calibri" w:hAnsi="Calibri" w:cs="Calibri"/>
+          <w:rFonts w:ascii="Carlito" w:hAnsi="Carlito" w:cs="Carlito"/>
+          <w:b/>
+          <w:bCs/>
+          <w:color w:val="D86DCB" w:themeColor="accent5" w:themeTint="99"/>
+          <w:sz w:val="34"/>
+          <w:szCs w:val="34"/>
+        </w:rPr>
+      </w:pPr>
+      <w:r>
+        <w:rPr>
+          <w:rFonts w:ascii="Carlito" w:hAnsi="Carlito" w:cs="Carlito"/>
           <w:b/>
           <w:bCs/>
           <w:color w:val="D86DCB" w:themeColor="accent5" w:themeTint="99"/>
@@ -763,14 +803,14 @@
         <w:spacing w:line="240" w:lineRule="auto"/>
         <w:jc w:val="both"/>
         <w:rPr>
-          <w:rFonts w:ascii="Calibri" w:hAnsi="Calibri" w:cs="Calibri"/>
-          <w:sz w:val="34"/>
-          <w:szCs w:val="34"/>
-        </w:rPr>
-      </w:pPr>
-      <w:r>
-        <w:rPr>
-          <w:rFonts w:ascii="Calibri" w:hAnsi="Calibri" w:cs="Calibri"/>
+          <w:rFonts w:ascii="Carlito" w:hAnsi="Carlito" w:cs="Carlito"/>
+          <w:sz w:val="34"/>
+          <w:szCs w:val="34"/>
+        </w:rPr>
+      </w:pPr>
+      <w:r>
+        <w:rPr>
+          <w:rFonts w:ascii="Carlito" w:hAnsi="Carlito" w:cs="Carlito"/>
           <w:sz w:val="34"/>
           <w:szCs w:val="34"/>
         </w:rPr>
@@ -778,7 +818,7 @@
       </w:r>
       <w:r>
         <w:rPr>
-          <w:rFonts w:ascii="Calibri" w:hAnsi="Calibri" w:cs="Calibri"/>
+          <w:rFonts w:ascii="Carlito" w:hAnsi="Carlito" w:cs="Carlito"/>
           <w:b/>
           <w:bCs/>
           <w:sz w:val="34"/>
@@ -788,7 +828,7 @@
       </w:r>
       <w:r>
         <w:rPr>
-          <w:rFonts w:ascii="Calibri" w:hAnsi="Calibri" w:cs="Calibri"/>
+          <w:rFonts w:ascii="Carlito" w:hAnsi="Carlito" w:cs="Carlito"/>
           <w:sz w:val="34"/>
           <w:szCs w:val="34"/>
         </w:rPr>
@@ -800,14 +840,14 @@
         <w:spacing w:line="240" w:lineRule="auto"/>
         <w:jc w:val="both"/>
         <w:rPr>
-          <w:rFonts w:ascii="Calibri" w:hAnsi="Calibri" w:cs="Calibri"/>
-          <w:sz w:val="34"/>
-          <w:szCs w:val="34"/>
-        </w:rPr>
-      </w:pPr>
-      <w:r>
-        <w:rPr>
-          <w:rFonts w:ascii="Calibri" w:hAnsi="Calibri" w:cs="Calibri"/>
+          <w:rFonts w:ascii="Carlito" w:hAnsi="Carlito" w:cs="Carlito"/>
+          <w:sz w:val="34"/>
+          <w:szCs w:val="34"/>
+        </w:rPr>
+      </w:pPr>
+      <w:r>
+        <w:rPr>
+          <w:rFonts w:ascii="Carlito" w:hAnsi="Carlito" w:cs="Carlito"/>
           <w:sz w:val="34"/>
           <w:szCs w:val="34"/>
         </w:rPr>
@@ -815,7 +855,7 @@
       </w:r>
       <w:r>
         <w:rPr>
-          <w:rFonts w:ascii="Calibri" w:hAnsi="Calibri" w:cs="Calibri"/>
+          <w:rFonts w:ascii="Carlito" w:hAnsi="Carlito" w:cs="Carlito"/>
           <w:b/>
           <w:bCs/>
           <w:sz w:val="34"/>
@@ -825,7 +865,7 @@
       </w:r>
       <w:r>
         <w:rPr>
-          <w:rFonts w:ascii="Calibri" w:hAnsi="Calibri" w:cs="Calibri"/>
+          <w:rFonts w:ascii="Carlito" w:hAnsi="Carlito" w:cs="Carlito"/>
           <w:sz w:val="34"/>
           <w:szCs w:val="34"/>
         </w:rPr>
@@ -833,7 +873,7 @@
       </w:r>
       <w:r>
         <w:rPr>
-          <w:rFonts w:ascii="Calibri" w:hAnsi="Calibri" w:cs="Calibri"/>
+          <w:rFonts w:ascii="Carlito" w:hAnsi="Carlito" w:cs="Carlito"/>
           <w:b/>
           <w:bCs/>
           <w:sz w:val="34"/>
@@ -843,7 +883,7 @@
       </w:r>
       <w:r>
         <w:rPr>
-          <w:rFonts w:ascii="Calibri" w:hAnsi="Calibri" w:cs="Calibri"/>
+          <w:rFonts w:ascii="Carlito" w:hAnsi="Carlito" w:cs="Carlito"/>
           <w:sz w:val="34"/>
           <w:szCs w:val="34"/>
         </w:rPr>
@@ -855,17 +895,17 @@
         <w:spacing w:line="240" w:lineRule="auto"/>
         <w:jc w:val="both"/>
         <w:rPr>
-          <w:rFonts w:ascii="Calibri" w:hAnsi="Calibri" w:cs="Calibri"/>
-          <w:b/>
-          <w:bCs/>
-          <w:color w:val="D86DCB" w:themeColor="accent5" w:themeTint="99"/>
-          <w:sz w:val="34"/>
-          <w:szCs w:val="34"/>
-        </w:rPr>
-      </w:pPr>
-      <w:r>
-        <w:rPr>
-          <w:rFonts w:ascii="Calibri" w:hAnsi="Calibri" w:cs="Calibri"/>
+          <w:rFonts w:ascii="Carlito" w:hAnsi="Carlito" w:cs="Carlito"/>
+          <w:b/>
+          <w:bCs/>
+          <w:color w:val="D86DCB" w:themeColor="accent5" w:themeTint="99"/>
+          <w:sz w:val="34"/>
+          <w:szCs w:val="34"/>
+        </w:rPr>
+      </w:pPr>
+      <w:r>
+        <w:rPr>
+          <w:rFonts w:ascii="Carlito" w:hAnsi="Carlito" w:cs="Carlito"/>
           <w:b/>
           <w:bCs/>
           <w:color w:val="D86DCB" w:themeColor="accent5" w:themeTint="99"/>
@@ -881,17 +921,17 @@
         <w:spacing w:line="240" w:lineRule="auto"/>
         <w:jc w:val="both"/>
         <w:rPr>
-          <w:rFonts w:ascii="Calibri" w:hAnsi="Calibri" w:cs="Calibri"/>
-          <w:b/>
-          <w:bCs/>
-          <w:color w:val="D86DCB" w:themeColor="accent5" w:themeTint="99"/>
-          <w:sz w:val="34"/>
-          <w:szCs w:val="34"/>
-        </w:rPr>
-      </w:pPr>
-      <w:r>
-        <w:rPr>
-          <w:rFonts w:ascii="Calibri" w:hAnsi="Calibri" w:cs="Calibri"/>
+          <w:rFonts w:ascii="Carlito" w:hAnsi="Carlito" w:cs="Carlito"/>
+          <w:b/>
+          <w:bCs/>
+          <w:color w:val="D86DCB" w:themeColor="accent5" w:themeTint="99"/>
+          <w:sz w:val="34"/>
+          <w:szCs w:val="34"/>
+        </w:rPr>
+      </w:pPr>
+      <w:r>
+        <w:rPr>
+          <w:rFonts w:ascii="Carlito" w:hAnsi="Carlito" w:cs="Carlito"/>
           <w:b/>
           <w:bCs/>
           <w:color w:val="D86DCB" w:themeColor="accent5" w:themeTint="99"/>
@@ -906,17 +946,17 @@
         <w:spacing w:line="240" w:lineRule="auto"/>
         <w:jc w:val="both"/>
         <w:rPr>
-          <w:rFonts w:ascii="Calibri" w:hAnsi="Calibri" w:cs="Calibri"/>
-          <w:b/>
-          <w:bCs/>
-          <w:color w:val="D86DCB" w:themeColor="accent5" w:themeTint="99"/>
-          <w:sz w:val="34"/>
-          <w:szCs w:val="34"/>
-        </w:rPr>
-      </w:pPr>
-      <w:r>
-        <w:rPr>
-          <w:rFonts w:ascii="Calibri" w:hAnsi="Calibri" w:cs="Calibri"/>
+          <w:rFonts w:ascii="Carlito" w:hAnsi="Carlito" w:cs="Carlito"/>
+          <w:b/>
+          <w:bCs/>
+          <w:color w:val="D86DCB" w:themeColor="accent5" w:themeTint="99"/>
+          <w:sz w:val="34"/>
+          <w:szCs w:val="34"/>
+        </w:rPr>
+      </w:pPr>
+      <w:r>
+        <w:rPr>
+          <w:rFonts w:ascii="Carlito" w:hAnsi="Carlito" w:cs="Carlito"/>
           <w:b/>
           <w:bCs/>
           <w:color w:val="D86DCB" w:themeColor="accent5" w:themeTint="99"/>
@@ -931,17 +971,17 @@
         <w:spacing w:line="240" w:lineRule="auto"/>
         <w:jc w:val="both"/>
         <w:rPr>
-          <w:rFonts w:ascii="Calibri" w:hAnsi="Calibri" w:cs="Calibri"/>
-          <w:b/>
-          <w:bCs/>
-          <w:color w:val="D86DCB" w:themeColor="accent5" w:themeTint="99"/>
-          <w:sz w:val="34"/>
-          <w:szCs w:val="34"/>
-        </w:rPr>
-      </w:pPr>
-      <w:r>
-        <w:rPr>
-          <w:rFonts w:ascii="Calibri" w:hAnsi="Calibri" w:cs="Calibri"/>
+          <w:rFonts w:ascii="Carlito" w:hAnsi="Carlito" w:cs="Carlito"/>
+          <w:b/>
+          <w:bCs/>
+          <w:color w:val="D86DCB" w:themeColor="accent5" w:themeTint="99"/>
+          <w:sz w:val="34"/>
+          <w:szCs w:val="34"/>
+        </w:rPr>
+      </w:pPr>
+      <w:r>
+        <w:rPr>
+          <w:rFonts w:ascii="Carlito" w:hAnsi="Carlito" w:cs="Carlito"/>
           <w:b/>
           <w:bCs/>
           <w:color w:val="D86DCB" w:themeColor="accent5" w:themeTint="99"/>
@@ -956,17 +996,17 @@
         <w:spacing w:line="240" w:lineRule="auto"/>
         <w:jc w:val="both"/>
         <w:rPr>
-          <w:rFonts w:ascii="Calibri" w:hAnsi="Calibri" w:cs="Calibri"/>
-          <w:b/>
-          <w:bCs/>
-          <w:color w:val="D86DCB" w:themeColor="accent5" w:themeTint="99"/>
-          <w:sz w:val="34"/>
-          <w:szCs w:val="34"/>
-        </w:rPr>
-      </w:pPr>
-      <w:r>
-        <w:rPr>
-          <w:rFonts w:ascii="Calibri" w:hAnsi="Calibri" w:cs="Calibri"/>
+          <w:rFonts w:ascii="Carlito" w:hAnsi="Carlito" w:cs="Carlito"/>
+          <w:b/>
+          <w:bCs/>
+          <w:color w:val="D86DCB" w:themeColor="accent5" w:themeTint="99"/>
+          <w:sz w:val="34"/>
+          <w:szCs w:val="34"/>
+        </w:rPr>
+      </w:pPr>
+      <w:r>
+        <w:rPr>
+          <w:rFonts w:ascii="Carlito" w:hAnsi="Carlito" w:cs="Carlito"/>
           <w:b/>
           <w:bCs/>
           <w:color w:val="D86DCB" w:themeColor="accent5" w:themeTint="99"/>
@@ -981,17 +1021,17 @@
         <w:spacing w:line="240" w:lineRule="auto"/>
         <w:jc w:val="both"/>
         <w:rPr>
-          <w:rFonts w:ascii="Calibri" w:hAnsi="Calibri" w:cs="Calibri"/>
-          <w:b/>
-          <w:bCs/>
-          <w:color w:val="D86DCB" w:themeColor="accent5" w:themeTint="99"/>
-          <w:sz w:val="34"/>
-          <w:szCs w:val="34"/>
-        </w:rPr>
-      </w:pPr>
-      <w:r>
-        <w:rPr>
-          <w:rFonts w:ascii="Calibri" w:hAnsi="Calibri" w:cs="Calibri"/>
+          <w:rFonts w:ascii="Carlito" w:hAnsi="Carlito" w:cs="Carlito"/>
+          <w:b/>
+          <w:bCs/>
+          <w:color w:val="D86DCB" w:themeColor="accent5" w:themeTint="99"/>
+          <w:sz w:val="34"/>
+          <w:szCs w:val="34"/>
+        </w:rPr>
+      </w:pPr>
+      <w:r>
+        <w:rPr>
+          <w:rFonts w:ascii="Carlito" w:hAnsi="Carlito" w:cs="Carlito"/>
           <w:b/>
           <w:bCs/>
           <w:color w:val="D86DCB" w:themeColor="accent5" w:themeTint="99"/>
@@ -1006,17 +1046,17 @@
         <w:spacing w:line="240" w:lineRule="auto"/>
         <w:jc w:val="both"/>
         <w:rPr>
-          <w:rFonts w:ascii="Calibri" w:hAnsi="Calibri" w:cs="Calibri"/>
-          <w:b/>
-          <w:bCs/>
-          <w:color w:val="D86DCB" w:themeColor="accent5" w:themeTint="99"/>
-          <w:sz w:val="34"/>
-          <w:szCs w:val="34"/>
-        </w:rPr>
-      </w:pPr>
-      <w:r>
-        <w:rPr>
-          <w:rFonts w:ascii="Calibri" w:hAnsi="Calibri" w:cs="Calibri"/>
+          <w:rFonts w:ascii="Carlito" w:hAnsi="Carlito" w:cs="Carlito"/>
+          <w:b/>
+          <w:bCs/>
+          <w:color w:val="D86DCB" w:themeColor="accent5" w:themeTint="99"/>
+          <w:sz w:val="34"/>
+          <w:szCs w:val="34"/>
+        </w:rPr>
+      </w:pPr>
+      <w:r>
+        <w:rPr>
+          <w:rFonts w:ascii="Carlito" w:hAnsi="Carlito" w:cs="Carlito"/>
           <w:b/>
           <w:bCs/>
           <w:color w:val="D86DCB" w:themeColor="accent5" w:themeTint="99"/>
@@ -1031,25 +1071,25 @@
         <w:spacing w:line="240" w:lineRule="auto"/>
         <w:jc w:val="both"/>
         <w:rPr>
-          <w:rFonts w:ascii="Calibri" w:hAnsi="Calibri" w:cs="Calibri"/>
-          <w:sz w:val="34"/>
-          <w:szCs w:val="34"/>
-        </w:rPr>
-      </w:pPr>
-    </w:p>
-    <w:p>
-      <w:pPr>
-        <w:spacing w:line="240" w:lineRule="auto"/>
-        <w:jc w:val="both"/>
-        <w:rPr>
-          <w:rFonts w:ascii="Calibri" w:hAnsi="Calibri" w:cs="Calibri"/>
-          <w:sz w:val="34"/>
-          <w:szCs w:val="34"/>
-        </w:rPr>
-      </w:pPr>
-      <w:r>
-        <w:rPr>
-          <w:rFonts w:ascii="Calibri" w:hAnsi="Calibri" w:cs="Calibri"/>
+          <w:rFonts w:ascii="Carlito" w:hAnsi="Carlito" w:cs="Carlito"/>
+          <w:sz w:val="34"/>
+          <w:szCs w:val="34"/>
+        </w:rPr>
+      </w:pPr>
+    </w:p>
+    <w:p>
+      <w:pPr>
+        <w:spacing w:line="240" w:lineRule="auto"/>
+        <w:jc w:val="both"/>
+        <w:rPr>
+          <w:rFonts w:ascii="Carlito" w:hAnsi="Carlito" w:cs="Carlito"/>
+          <w:sz w:val="34"/>
+          <w:szCs w:val="34"/>
+        </w:rPr>
+      </w:pPr>
+      <w:r>
+        <w:rPr>
+          <w:rFonts w:ascii="Carlito" w:hAnsi="Carlito" w:cs="Carlito"/>
           <w:sz w:val="34"/>
           <w:szCs w:val="34"/>
         </w:rPr>
@@ -1061,16 +1101,16 @@
         <w:spacing w:line="240" w:lineRule="auto"/>
         <w:jc w:val="both"/>
         <w:rPr>
-          <w:rFonts w:ascii="Calibri" w:hAnsi="Calibri" w:cs="Calibri"/>
-          <w:b/>
-          <w:bCs/>
-          <w:sz w:val="34"/>
-          <w:szCs w:val="34"/>
-        </w:rPr>
-      </w:pPr>
-      <w:r>
-        <w:rPr>
-          <w:rFonts w:ascii="Calibri" w:hAnsi="Calibri" w:cs="Calibri"/>
+          <w:rFonts w:ascii="Carlito" w:hAnsi="Carlito" w:cs="Carlito"/>
+          <w:b/>
+          <w:bCs/>
+          <w:sz w:val="34"/>
+          <w:szCs w:val="34"/>
+        </w:rPr>
+      </w:pPr>
+      <w:r>
+        <w:rPr>
+          <w:rFonts w:ascii="Carlito" w:hAnsi="Carlito" w:cs="Carlito"/>
           <w:sz w:val="34"/>
           <w:szCs w:val="34"/>
         </w:rPr>
@@ -1082,17 +1122,17 @@
         <w:spacing w:line="240" w:lineRule="auto"/>
         <w:jc w:val="both"/>
         <w:rPr>
-          <w:rFonts w:ascii="Calibri" w:hAnsi="Calibri" w:cs="Calibri"/>
-          <w:b/>
-          <w:bCs/>
-          <w:color w:val="D86DCB" w:themeColor="accent5" w:themeTint="99"/>
-          <w:sz w:val="34"/>
-          <w:szCs w:val="34"/>
-        </w:rPr>
-      </w:pPr>
-      <w:r>
-        <w:rPr>
-          <w:rFonts w:ascii="Calibri" w:hAnsi="Calibri" w:cs="Calibri"/>
+          <w:rFonts w:ascii="Carlito" w:hAnsi="Carlito" w:cs="Carlito"/>
+          <w:b/>
+          <w:bCs/>
+          <w:color w:val="D86DCB" w:themeColor="accent5" w:themeTint="99"/>
+          <w:sz w:val="34"/>
+          <w:szCs w:val="34"/>
+        </w:rPr>
+      </w:pPr>
+      <w:r>
+        <w:rPr>
+          <w:rFonts w:ascii="Carlito" w:hAnsi="Carlito" w:cs="Carlito"/>
           <w:b/>
           <w:bCs/>
           <w:color w:val="D86DCB" w:themeColor="accent5" w:themeTint="99"/>
@@ -1107,17 +1147,17 @@
         <w:spacing w:line="240" w:lineRule="auto"/>
         <w:jc w:val="both"/>
         <w:rPr>
-          <w:rFonts w:ascii="Calibri" w:hAnsi="Calibri" w:cs="Calibri"/>
-          <w:b/>
-          <w:bCs/>
-          <w:color w:val="D86DCB" w:themeColor="accent5" w:themeTint="99"/>
-          <w:sz w:val="34"/>
-          <w:szCs w:val="34"/>
-        </w:rPr>
-      </w:pPr>
-      <w:r>
-        <w:rPr>
-          <w:rFonts w:ascii="Calibri" w:hAnsi="Calibri" w:cs="Calibri"/>
+          <w:rFonts w:ascii="Carlito" w:hAnsi="Carlito" w:cs="Carlito"/>
+          <w:b/>
+          <w:bCs/>
+          <w:color w:val="D86DCB" w:themeColor="accent5" w:themeTint="99"/>
+          <w:sz w:val="34"/>
+          <w:szCs w:val="34"/>
+        </w:rPr>
+      </w:pPr>
+      <w:r>
+        <w:rPr>
+          <w:rFonts w:ascii="Carlito" w:hAnsi="Carlito" w:cs="Carlito"/>
           <w:b/>
           <w:bCs/>
           <w:color w:val="D86DCB" w:themeColor="accent5" w:themeTint="99"/>
@@ -1132,17 +1172,17 @@
         <w:spacing w:line="240" w:lineRule="auto"/>
         <w:jc w:val="both"/>
         <w:rPr>
-          <w:rFonts w:ascii="Calibri" w:hAnsi="Calibri" w:cs="Calibri"/>
-          <w:b/>
-          <w:bCs/>
-          <w:color w:val="D86DCB" w:themeColor="accent5" w:themeTint="99"/>
-          <w:sz w:val="34"/>
-          <w:szCs w:val="34"/>
-        </w:rPr>
-      </w:pPr>
-      <w:r>
-        <w:rPr>
-          <w:rFonts w:ascii="Calibri" w:hAnsi="Calibri" w:cs="Calibri"/>
+          <w:rFonts w:ascii="Carlito" w:hAnsi="Carlito" w:cs="Carlito"/>
+          <w:b/>
+          <w:bCs/>
+          <w:color w:val="D86DCB" w:themeColor="accent5" w:themeTint="99"/>
+          <w:sz w:val="34"/>
+          <w:szCs w:val="34"/>
+        </w:rPr>
+      </w:pPr>
+      <w:r>
+        <w:rPr>
+          <w:rFonts w:ascii="Carlito" w:hAnsi="Carlito" w:cs="Carlito"/>
           <w:b/>
           <w:bCs/>
           <w:color w:val="D86DCB" w:themeColor="accent5" w:themeTint="99"/>
@@ -1157,14 +1197,14 @@
         <w:spacing w:line="240" w:lineRule="auto"/>
         <w:jc w:val="both"/>
         <w:rPr>
-          <w:rFonts w:ascii="Calibri" w:hAnsi="Calibri" w:cs="Calibri"/>
-          <w:sz w:val="34"/>
-          <w:szCs w:val="34"/>
-        </w:rPr>
-      </w:pPr>
-      <w:r>
-        <w:rPr>
-          <w:rFonts w:ascii="Calibri" w:hAnsi="Calibri" w:cs="Calibri"/>
+          <w:rFonts w:ascii="Carlito" w:hAnsi="Carlito" w:cs="Carlito"/>
+          <w:sz w:val="34"/>
+          <w:szCs w:val="34"/>
+        </w:rPr>
+      </w:pPr>
+      <w:r>
+        <w:rPr>
+          <w:rFonts w:ascii="Carlito" w:hAnsi="Carlito" w:cs="Carlito"/>
           <w:sz w:val="34"/>
           <w:szCs w:val="34"/>
         </w:rPr>
@@ -1172,7 +1212,7 @@
       </w:r>
       <w:r>
         <w:rPr>
-          <w:rFonts w:ascii="Calibri" w:hAnsi="Calibri" w:cs="Calibri"/>
+          <w:rFonts w:ascii="Carlito" w:hAnsi="Carlito" w:cs="Carlito"/>
           <w:b/>
           <w:bCs/>
           <w:sz w:val="34"/>
@@ -1182,7 +1222,7 @@
       </w:r>
       <w:r>
         <w:rPr>
-          <w:rFonts w:ascii="Calibri" w:hAnsi="Calibri" w:cs="Calibri"/>
+          <w:rFonts w:ascii="Carlito" w:hAnsi="Carlito" w:cs="Carlito"/>
           <w:sz w:val="34"/>
           <w:szCs w:val="34"/>
         </w:rPr>
@@ -1194,17 +1234,17 @@
         <w:spacing w:line="240" w:lineRule="auto"/>
         <w:jc w:val="both"/>
         <w:rPr>
-          <w:rFonts w:ascii="Calibri" w:hAnsi="Calibri" w:cs="Calibri"/>
-          <w:b/>
-          <w:bCs/>
-          <w:color w:val="D86DCB" w:themeColor="accent5" w:themeTint="99"/>
-          <w:sz w:val="34"/>
-          <w:szCs w:val="34"/>
-        </w:rPr>
-      </w:pPr>
-      <w:r>
-        <w:rPr>
-          <w:rFonts w:ascii="Calibri" w:hAnsi="Calibri" w:cs="Calibri"/>
+          <w:rFonts w:ascii="Carlito" w:hAnsi="Carlito" w:cs="Carlito"/>
+          <w:b/>
+          <w:bCs/>
+          <w:color w:val="D86DCB" w:themeColor="accent5" w:themeTint="99"/>
+          <w:sz w:val="34"/>
+          <w:szCs w:val="34"/>
+        </w:rPr>
+      </w:pPr>
+      <w:r>
+        <w:rPr>
+          <w:rFonts w:ascii="Carlito" w:hAnsi="Carlito" w:cs="Carlito"/>
           <w:b/>
           <w:bCs/>
           <w:color w:val="D86DCB" w:themeColor="accent5" w:themeTint="99"/>
@@ -1219,17 +1259,17 @@
         <w:spacing w:line="240" w:lineRule="auto"/>
         <w:jc w:val="both"/>
         <w:rPr>
-          <w:rFonts w:ascii="Calibri" w:hAnsi="Calibri" w:cs="Calibri"/>
-          <w:b/>
-          <w:bCs/>
-          <w:color w:val="D86DCB" w:themeColor="accent5" w:themeTint="99"/>
-          <w:sz w:val="34"/>
-          <w:szCs w:val="34"/>
-        </w:rPr>
-      </w:pPr>
-      <w:r>
-        <w:rPr>
-          <w:rFonts w:ascii="Calibri" w:hAnsi="Calibri" w:cs="Calibri"/>
+          <w:rFonts w:ascii="Carlito" w:hAnsi="Carlito" w:cs="Carlito"/>
+          <w:b/>
+          <w:bCs/>
+          <w:color w:val="D86DCB" w:themeColor="accent5" w:themeTint="99"/>
+          <w:sz w:val="34"/>
+          <w:szCs w:val="34"/>
+        </w:rPr>
+      </w:pPr>
+      <w:r>
+        <w:rPr>
+          <w:rFonts w:ascii="Carlito" w:hAnsi="Carlito" w:cs="Carlito"/>
           <w:b/>
           <w:bCs/>
           <w:color w:val="D86DCB" w:themeColor="accent5" w:themeTint="99"/>
@@ -1244,25 +1284,25 @@
         <w:spacing w:line="240" w:lineRule="auto"/>
         <w:jc w:val="both"/>
         <w:rPr>
-          <w:rFonts w:ascii="Calibri" w:hAnsi="Calibri" w:cs="Calibri"/>
-          <w:sz w:val="34"/>
-          <w:szCs w:val="34"/>
-        </w:rPr>
-      </w:pPr>
-    </w:p>
-    <w:p>
-      <w:pPr>
-        <w:spacing w:line="240" w:lineRule="auto"/>
-        <w:jc w:val="both"/>
-        <w:rPr>
-          <w:rFonts w:ascii="Calibri" w:hAnsi="Calibri" w:cs="Calibri"/>
-          <w:sz w:val="34"/>
-          <w:szCs w:val="34"/>
-        </w:rPr>
-      </w:pPr>
-      <w:r>
-        <w:rPr>
-          <w:rFonts w:ascii="Calibri" w:hAnsi="Calibri" w:cs="Calibri"/>
+          <w:rFonts w:ascii="Carlito" w:hAnsi="Carlito" w:cs="Carlito"/>
+          <w:sz w:val="34"/>
+          <w:szCs w:val="34"/>
+        </w:rPr>
+      </w:pPr>
+    </w:p>
+    <w:p>
+      <w:pPr>
+        <w:spacing w:line="240" w:lineRule="auto"/>
+        <w:jc w:val="both"/>
+        <w:rPr>
+          <w:rFonts w:ascii="Carlito" w:hAnsi="Carlito" w:cs="Carlito"/>
+          <w:sz w:val="34"/>
+          <w:szCs w:val="34"/>
+        </w:rPr>
+      </w:pPr>
+      <w:r>
+        <w:rPr>
+          <w:rFonts w:ascii="Carlito" w:hAnsi="Carlito" w:cs="Carlito"/>
           <w:sz w:val="34"/>
           <w:szCs w:val="34"/>
         </w:rPr>
@@ -1274,14 +1314,14 @@
         <w:spacing w:line="240" w:lineRule="auto"/>
         <w:jc w:val="both"/>
         <w:rPr>
-          <w:rFonts w:ascii="Calibri" w:hAnsi="Calibri" w:cs="Calibri"/>
-          <w:sz w:val="34"/>
-          <w:szCs w:val="34"/>
-        </w:rPr>
-      </w:pPr>
-      <w:r>
-        <w:rPr>
-          <w:rFonts w:ascii="Calibri" w:hAnsi="Calibri" w:cs="Calibri"/>
+          <w:rFonts w:ascii="Carlito" w:hAnsi="Carlito" w:cs="Carlito"/>
+          <w:sz w:val="34"/>
+          <w:szCs w:val="34"/>
+        </w:rPr>
+      </w:pPr>
+      <w:r>
+        <w:rPr>
+          <w:rFonts w:ascii="Carlito" w:hAnsi="Carlito" w:cs="Carlito"/>
           <w:sz w:val="34"/>
           <w:szCs w:val="34"/>
         </w:rPr>
@@ -1289,7 +1329,7 @@
       </w:r>
       <w:r>
         <w:rPr>
-          <w:rFonts w:ascii="Calibri" w:hAnsi="Calibri" w:cs="Calibri"/>
+          <w:rFonts w:ascii="Carlito" w:hAnsi="Carlito" w:cs="Carlito"/>
           <w:b/>
           <w:bCs/>
           <w:sz w:val="34"/>
@@ -1299,7 +1339,7 @@
       </w:r>
       <w:r>
         <w:rPr>
-          <w:rFonts w:ascii="Calibri" w:hAnsi="Calibri" w:cs="Calibri"/>
+          <w:rFonts w:ascii="Carlito" w:hAnsi="Carlito" w:cs="Carlito"/>
           <w:sz w:val="34"/>
           <w:szCs w:val="34"/>
         </w:rPr>
@@ -1307,7 +1347,7 @@
       </w:r>
       <w:r>
         <w:rPr>
-          <w:rFonts w:ascii="Calibri" w:hAnsi="Calibri" w:cs="Calibri"/>
+          <w:rFonts w:ascii="Carlito" w:hAnsi="Carlito" w:cs="Carlito"/>
           <w:b/>
           <w:bCs/>
           <w:sz w:val="34"/>
@@ -1317,7 +1357,7 @@
       </w:r>
       <w:r>
         <w:rPr>
-          <w:rFonts w:ascii="Calibri" w:hAnsi="Calibri" w:cs="Calibri"/>
+          <w:rFonts w:ascii="Carlito" w:hAnsi="Carlito" w:cs="Carlito"/>
           <w:sz w:val="34"/>
           <w:szCs w:val="34"/>
         </w:rPr>
@@ -1329,17 +1369,17 @@
         <w:spacing w:line="240" w:lineRule="auto"/>
         <w:jc w:val="both"/>
         <w:rPr>
-          <w:rFonts w:ascii="Calibri" w:hAnsi="Calibri" w:cs="Calibri"/>
-          <w:b/>
-          <w:bCs/>
-          <w:color w:val="D86DCB" w:themeColor="accent5" w:themeTint="99"/>
-          <w:sz w:val="34"/>
-          <w:szCs w:val="34"/>
-        </w:rPr>
-      </w:pPr>
-      <w:r>
-        <w:rPr>
-          <w:rFonts w:ascii="Calibri" w:hAnsi="Calibri" w:cs="Calibri"/>
+          <w:rFonts w:ascii="Carlito" w:hAnsi="Carlito" w:cs="Carlito"/>
+          <w:b/>
+          <w:bCs/>
+          <w:color w:val="D86DCB" w:themeColor="accent5" w:themeTint="99"/>
+          <w:sz w:val="34"/>
+          <w:szCs w:val="34"/>
+        </w:rPr>
+      </w:pPr>
+      <w:r>
+        <w:rPr>
+          <w:rFonts w:ascii="Carlito" w:hAnsi="Carlito" w:cs="Carlito"/>
           <w:b/>
           <w:bCs/>
           <w:color w:val="D86DCB" w:themeColor="accent5" w:themeTint="99"/>
@@ -1354,17 +1394,17 @@
         <w:spacing w:line="240" w:lineRule="auto"/>
         <w:jc w:val="both"/>
         <w:rPr>
-          <w:rFonts w:ascii="Calibri" w:hAnsi="Calibri" w:cs="Calibri"/>
-          <w:b/>
-          <w:bCs/>
-          <w:color w:val="D86DCB" w:themeColor="accent5" w:themeTint="99"/>
-          <w:sz w:val="34"/>
-          <w:szCs w:val="34"/>
-        </w:rPr>
-      </w:pPr>
-      <w:r>
-        <w:rPr>
-          <w:rFonts w:ascii="Calibri" w:hAnsi="Calibri" w:cs="Calibri"/>
+          <w:rFonts w:ascii="Carlito" w:hAnsi="Carlito" w:cs="Carlito"/>
+          <w:b/>
+          <w:bCs/>
+          <w:color w:val="D86DCB" w:themeColor="accent5" w:themeTint="99"/>
+          <w:sz w:val="34"/>
+          <w:szCs w:val="34"/>
+        </w:rPr>
+      </w:pPr>
+      <w:r>
+        <w:rPr>
+          <w:rFonts w:ascii="Carlito" w:hAnsi="Carlito" w:cs="Carlito"/>
           <w:b/>
           <w:bCs/>
           <w:color w:val="D86DCB" w:themeColor="accent5" w:themeTint="99"/>
@@ -1379,17 +1419,17 @@
         <w:spacing w:line="240" w:lineRule="auto"/>
         <w:jc w:val="both"/>
         <w:rPr>
-          <w:rFonts w:ascii="Calibri" w:hAnsi="Calibri" w:cs="Calibri"/>
-          <w:b/>
-          <w:bCs/>
-          <w:color w:val="D86DCB" w:themeColor="accent5" w:themeTint="99"/>
-          <w:sz w:val="34"/>
-          <w:szCs w:val="34"/>
-        </w:rPr>
-      </w:pPr>
-      <w:r>
-        <w:rPr>
-          <w:rFonts w:ascii="Calibri" w:hAnsi="Calibri" w:cs="Calibri"/>
+          <w:rFonts w:ascii="Carlito" w:hAnsi="Carlito" w:cs="Carlito"/>
+          <w:b/>
+          <w:bCs/>
+          <w:color w:val="D86DCB" w:themeColor="accent5" w:themeTint="99"/>
+          <w:sz w:val="34"/>
+          <w:szCs w:val="34"/>
+        </w:rPr>
+      </w:pPr>
+      <w:r>
+        <w:rPr>
+          <w:rFonts w:ascii="Carlito" w:hAnsi="Carlito" w:cs="Carlito"/>
           <w:b/>
           <w:bCs/>
           <w:color w:val="D86DCB" w:themeColor="accent5" w:themeTint="99"/>
@@ -1404,25 +1444,25 @@
         <w:spacing w:line="240" w:lineRule="auto"/>
         <w:jc w:val="both"/>
         <w:rPr>
-          <w:rFonts w:ascii="Calibri" w:hAnsi="Calibri" w:cs="Calibri"/>
-          <w:sz w:val="34"/>
-          <w:szCs w:val="34"/>
-        </w:rPr>
-      </w:pPr>
-    </w:p>
-    <w:p>
-      <w:pPr>
-        <w:spacing w:line="240" w:lineRule="auto"/>
-        <w:jc w:val="both"/>
-        <w:rPr>
-          <w:rFonts w:ascii="Calibri" w:hAnsi="Calibri" w:cs="Calibri"/>
-          <w:sz w:val="34"/>
-          <w:szCs w:val="34"/>
-        </w:rPr>
-      </w:pPr>
-      <w:r>
-        <w:rPr>
-          <w:rFonts w:ascii="Calibri" w:hAnsi="Calibri" w:cs="Calibri"/>
+          <w:rFonts w:ascii="Carlito" w:hAnsi="Carlito" w:cs="Carlito"/>
+          <w:sz w:val="34"/>
+          <w:szCs w:val="34"/>
+        </w:rPr>
+      </w:pPr>
+    </w:p>
+    <w:p>
+      <w:pPr>
+        <w:spacing w:line="240" w:lineRule="auto"/>
+        <w:jc w:val="both"/>
+        <w:rPr>
+          <w:rFonts w:ascii="Carlito" w:hAnsi="Carlito" w:cs="Carlito"/>
+          <w:sz w:val="34"/>
+          <w:szCs w:val="34"/>
+        </w:rPr>
+      </w:pPr>
+      <w:r>
+        <w:rPr>
+          <w:rFonts w:ascii="Carlito" w:hAnsi="Carlito" w:cs="Carlito"/>
           <w:sz w:val="34"/>
           <w:szCs w:val="34"/>
         </w:rPr>
@@ -1435,14 +1475,14 @@
         <w:spacing w:line="240" w:lineRule="auto"/>
         <w:jc w:val="both"/>
         <w:rPr>
-          <w:rFonts w:ascii="Calibri" w:hAnsi="Calibri" w:cs="Calibri"/>
-          <w:sz w:val="34"/>
-          <w:szCs w:val="34"/>
-        </w:rPr>
-      </w:pPr>
-      <w:r>
-        <w:rPr>
-          <w:rFonts w:ascii="Calibri" w:hAnsi="Calibri" w:cs="Calibri"/>
+          <w:rFonts w:ascii="Carlito" w:hAnsi="Carlito" w:cs="Carlito"/>
+          <w:sz w:val="34"/>
+          <w:szCs w:val="34"/>
+        </w:rPr>
+      </w:pPr>
+      <w:r>
+        <w:rPr>
+          <w:rFonts w:ascii="Carlito" w:hAnsi="Carlito" w:cs="Carlito"/>
           <w:sz w:val="34"/>
           <w:szCs w:val="34"/>
         </w:rPr>
@@ -1450,7 +1490,7 @@
       </w:r>
       <w:r>
         <w:rPr>
-          <w:rFonts w:ascii="Calibri" w:hAnsi="Calibri" w:cs="Calibri"/>
+          <w:rFonts w:ascii="Carlito" w:hAnsi="Carlito" w:cs="Carlito"/>
           <w:b/>
           <w:bCs/>
           <w:sz w:val="34"/>
@@ -1460,7 +1500,7 @@
       </w:r>
       <w:r>
         <w:rPr>
-          <w:rFonts w:ascii="Calibri" w:hAnsi="Calibri" w:cs="Calibri"/>
+          <w:rFonts w:ascii="Carlito" w:hAnsi="Carlito" w:cs="Carlito"/>
           <w:sz w:val="34"/>
           <w:szCs w:val="34"/>
         </w:rPr>
@@ -1472,7 +1512,7 @@
         <w:spacing w:line="240" w:lineRule="auto"/>
         <w:jc w:val="both"/>
         <w:rPr>
-          <w:rFonts w:ascii="Calibri" w:hAnsi="Calibri" w:cs="Calibri"/>
+          <w:rFonts w:ascii="Carlito" w:hAnsi="Carlito" w:cs="Carlito"/>
           <w:b/>
           <w:bCs/>
           <w:sz w:val="30"/>
@@ -1481,7 +1521,7 @@
       </w:pPr>
       <w:r>
         <w:rPr>
-          <w:rFonts w:ascii="Calibri" w:hAnsi="Calibri" w:cs="Calibri"/>
+          <w:rFonts w:ascii="Carlito" w:hAnsi="Carlito" w:cs="Carlito"/>
           <w:b/>
           <w:bCs/>
           <w:sz w:val="30"/>
@@ -1495,7 +1535,7 @@
         <w:spacing w:line="240" w:lineRule="auto"/>
         <w:jc w:val="both"/>
         <w:rPr>
-          <w:rFonts w:ascii="Calibri" w:hAnsi="Calibri" w:cs="Calibri"/>
+          <w:rFonts w:ascii="Carlito" w:hAnsi="Carlito" w:cs="Carlito"/>
           <w:b/>
           <w:bCs/>
           <w:sz w:val="30"/>
@@ -1504,7 +1544,7 @@
       </w:pPr>
       <w:r>
         <w:rPr>
-          <w:rFonts w:ascii="Calibri" w:hAnsi="Calibri" w:cs="Calibri"/>
+          <w:rFonts w:ascii="Carlito" w:hAnsi="Carlito" w:cs="Carlito"/>
           <w:b/>
           <w:bCs/>
           <w:sz w:val="30"/>
@@ -1518,7 +1558,7 @@
         <w:spacing w:line="240" w:lineRule="auto"/>
         <w:jc w:val="both"/>
         <w:rPr>
-          <w:rFonts w:ascii="Calibri" w:hAnsi="Calibri" w:cs="Calibri"/>
+          <w:rFonts w:ascii="Carlito" w:hAnsi="Carlito" w:cs="Carlito"/>
           <w:b/>
           <w:bCs/>
           <w:sz w:val="30"/>
@@ -1527,7 +1567,7 @@
       </w:pPr>
       <w:r>
         <w:rPr>
-          <w:rFonts w:ascii="Calibri" w:hAnsi="Calibri" w:cs="Calibri"/>
+          <w:rFonts w:ascii="Carlito" w:hAnsi="Carlito" w:cs="Carlito"/>
           <w:b/>
           <w:bCs/>
           <w:sz w:val="30"/>
@@ -1541,14 +1581,14 @@
         <w:spacing w:line="240" w:lineRule="auto"/>
         <w:jc w:val="both"/>
         <w:rPr>
-          <w:rFonts w:ascii="Calibri" w:hAnsi="Calibri" w:cs="Calibri"/>
-          <w:sz w:val="34"/>
-          <w:szCs w:val="34"/>
-        </w:rPr>
-      </w:pPr>
-      <w:r>
-        <w:rPr>
-          <w:rFonts w:ascii="Calibri" w:hAnsi="Calibri" w:cs="Calibri"/>
+          <w:rFonts w:ascii="Carlito" w:hAnsi="Carlito" w:cs="Carlito"/>
+          <w:sz w:val="34"/>
+          <w:szCs w:val="34"/>
+        </w:rPr>
+      </w:pPr>
+      <w:r>
+        <w:rPr>
+          <w:rFonts w:ascii="Carlito" w:hAnsi="Carlito" w:cs="Carlito"/>
           <w:sz w:val="34"/>
           <w:szCs w:val="34"/>
         </w:rPr>
@@ -1560,17 +1600,17 @@
         <w:spacing w:line="240" w:lineRule="auto"/>
         <w:jc w:val="both"/>
         <w:rPr>
-          <w:rFonts w:ascii="Calibri" w:hAnsi="Calibri" w:cs="Calibri"/>
-          <w:b/>
-          <w:bCs/>
-          <w:color w:val="D86DCB" w:themeColor="accent5" w:themeTint="99"/>
-          <w:sz w:val="34"/>
-          <w:szCs w:val="34"/>
-        </w:rPr>
-      </w:pPr>
-      <w:r>
-        <w:rPr>
-          <w:rFonts w:ascii="Calibri" w:hAnsi="Calibri" w:cs="Calibri"/>
+          <w:rFonts w:ascii="Carlito" w:hAnsi="Carlito" w:cs="Carlito"/>
+          <w:b/>
+          <w:bCs/>
+          <w:color w:val="D86DCB" w:themeColor="accent5" w:themeTint="99"/>
+          <w:sz w:val="34"/>
+          <w:szCs w:val="34"/>
+        </w:rPr>
+      </w:pPr>
+      <w:r>
+        <w:rPr>
+          <w:rFonts w:ascii="Carlito" w:hAnsi="Carlito" w:cs="Carlito"/>
           <w:b/>
           <w:bCs/>
           <w:color w:val="D86DCB" w:themeColor="accent5" w:themeTint="99"/>
@@ -1585,17 +1625,17 @@
         <w:spacing w:line="240" w:lineRule="auto"/>
         <w:jc w:val="both"/>
         <w:rPr>
-          <w:rFonts w:ascii="Calibri" w:hAnsi="Calibri" w:cs="Calibri"/>
-          <w:b/>
-          <w:bCs/>
-          <w:color w:val="D86DCB" w:themeColor="accent5" w:themeTint="99"/>
-          <w:sz w:val="34"/>
-          <w:szCs w:val="34"/>
-        </w:rPr>
-      </w:pPr>
-      <w:r>
-        <w:rPr>
-          <w:rFonts w:ascii="Calibri" w:hAnsi="Calibri" w:cs="Calibri"/>
+          <w:rFonts w:ascii="Carlito" w:hAnsi="Carlito" w:cs="Carlito"/>
+          <w:b/>
+          <w:bCs/>
+          <w:color w:val="D86DCB" w:themeColor="accent5" w:themeTint="99"/>
+          <w:sz w:val="34"/>
+          <w:szCs w:val="34"/>
+        </w:rPr>
+      </w:pPr>
+      <w:r>
+        <w:rPr>
+          <w:rFonts w:ascii="Carlito" w:hAnsi="Carlito" w:cs="Carlito"/>
           <w:b/>
           <w:bCs/>
           <w:color w:val="D86DCB" w:themeColor="accent5" w:themeTint="99"/>
@@ -1610,17 +1650,17 @@
         <w:spacing w:line="240" w:lineRule="auto"/>
         <w:jc w:val="both"/>
         <w:rPr>
-          <w:rFonts w:ascii="Calibri" w:hAnsi="Calibri" w:cs="Calibri"/>
-          <w:b/>
-          <w:bCs/>
-          <w:color w:val="D86DCB" w:themeColor="accent5" w:themeTint="99"/>
-          <w:sz w:val="34"/>
-          <w:szCs w:val="34"/>
-        </w:rPr>
-      </w:pPr>
-      <w:r>
-        <w:rPr>
-          <w:rFonts w:ascii="Calibri" w:hAnsi="Calibri" w:cs="Calibri"/>
+          <w:rFonts w:ascii="Carlito" w:hAnsi="Carlito" w:cs="Carlito"/>
+          <w:b/>
+          <w:bCs/>
+          <w:color w:val="D86DCB" w:themeColor="accent5" w:themeTint="99"/>
+          <w:sz w:val="34"/>
+          <w:szCs w:val="34"/>
+        </w:rPr>
+      </w:pPr>
+      <w:r>
+        <w:rPr>
+          <w:rFonts w:ascii="Carlito" w:hAnsi="Carlito" w:cs="Carlito"/>
           <w:b/>
           <w:bCs/>
           <w:color w:val="D86DCB" w:themeColor="accent5" w:themeTint="99"/>
@@ -1635,17 +1675,17 @@
         <w:spacing w:line="240" w:lineRule="auto"/>
         <w:jc w:val="both"/>
         <w:rPr>
-          <w:rFonts w:ascii="Calibri" w:hAnsi="Calibri" w:cs="Calibri"/>
-          <w:b/>
-          <w:bCs/>
-          <w:color w:val="D86DCB" w:themeColor="accent5" w:themeTint="99"/>
-          <w:sz w:val="34"/>
-          <w:szCs w:val="34"/>
-        </w:rPr>
-      </w:pPr>
-      <w:r>
-        <w:rPr>
-          <w:rFonts w:ascii="Calibri" w:hAnsi="Calibri" w:cs="Calibri"/>
+          <w:rFonts w:ascii="Carlito" w:hAnsi="Carlito" w:cs="Carlito"/>
+          <w:b/>
+          <w:bCs/>
+          <w:color w:val="D86DCB" w:themeColor="accent5" w:themeTint="99"/>
+          <w:sz w:val="34"/>
+          <w:szCs w:val="34"/>
+        </w:rPr>
+      </w:pPr>
+      <w:r>
+        <w:rPr>
+          <w:rFonts w:ascii="Carlito" w:hAnsi="Carlito" w:cs="Carlito"/>
           <w:b/>
           <w:bCs/>
           <w:color w:val="D86DCB" w:themeColor="accent5" w:themeTint="99"/>
@@ -1660,25 +1700,25 @@
         <w:spacing w:line="240" w:lineRule="auto"/>
         <w:jc w:val="both"/>
         <w:rPr>
-          <w:rFonts w:ascii="Calibri" w:hAnsi="Calibri" w:cs="Calibri"/>
-          <w:sz w:val="34"/>
-          <w:szCs w:val="34"/>
-        </w:rPr>
-      </w:pPr>
-    </w:p>
-    <w:p>
-      <w:pPr>
-        <w:spacing w:line="240" w:lineRule="auto"/>
-        <w:jc w:val="both"/>
-        <w:rPr>
-          <w:rFonts w:ascii="Calibri" w:hAnsi="Calibri" w:cs="Calibri"/>
-          <w:sz w:val="34"/>
-          <w:szCs w:val="34"/>
-        </w:rPr>
-      </w:pPr>
-      <w:r>
-        <w:rPr>
-          <w:rFonts w:ascii="Calibri" w:hAnsi="Calibri" w:cs="Calibri"/>
+          <w:rFonts w:ascii="Carlito" w:hAnsi="Carlito" w:cs="Carlito"/>
+          <w:sz w:val="34"/>
+          <w:szCs w:val="34"/>
+        </w:rPr>
+      </w:pPr>
+    </w:p>
+    <w:p>
+      <w:pPr>
+        <w:spacing w:line="240" w:lineRule="auto"/>
+        <w:jc w:val="both"/>
+        <w:rPr>
+          <w:rFonts w:ascii="Carlito" w:hAnsi="Carlito" w:cs="Carlito"/>
+          <w:sz w:val="34"/>
+          <w:szCs w:val="34"/>
+        </w:rPr>
+      </w:pPr>
+      <w:r>
+        <w:rPr>
+          <w:rFonts w:ascii="Carlito" w:hAnsi="Carlito" w:cs="Carlito"/>
           <w:sz w:val="34"/>
           <w:szCs w:val="34"/>
         </w:rPr>
@@ -1696,14 +1736,14 @@
         <w:ind w:left="360"/>
         <w:jc w:val="both"/>
         <w:rPr>
-          <w:rFonts w:ascii="Calibri" w:hAnsi="Calibri" w:cs="Calibri"/>
-          <w:sz w:val="34"/>
-          <w:szCs w:val="34"/>
-        </w:rPr>
-      </w:pPr>
-      <w:r>
-        <w:rPr>
-          <w:rFonts w:ascii="Calibri" w:hAnsi="Calibri" w:cs="Calibri"/>
+          <w:rFonts w:ascii="Carlito" w:hAnsi="Carlito" w:cs="Carlito"/>
+          <w:sz w:val="34"/>
+          <w:szCs w:val="34"/>
+        </w:rPr>
+      </w:pPr>
+      <w:r>
+        <w:rPr>
+          <w:rFonts w:ascii="Carlito" w:hAnsi="Carlito" w:cs="Carlito"/>
           <w:sz w:val="34"/>
           <w:szCs w:val="34"/>
         </w:rPr>
@@ -1711,7 +1751,7 @@
       </w:r>
       <w:r>
         <w:rPr>
-          <w:rFonts w:ascii="Calibri" w:hAnsi="Calibri" w:cs="Calibri"/>
+          <w:rFonts w:ascii="Carlito" w:hAnsi="Carlito" w:cs="Carlito"/>
           <w:b/>
           <w:bCs/>
           <w:sz w:val="34"/>
@@ -1721,7 +1761,7 @@
       </w:r>
       <w:r>
         <w:rPr>
-          <w:rFonts w:ascii="Calibri" w:hAnsi="Calibri" w:cs="Calibri"/>
+          <w:rFonts w:ascii="Carlito" w:hAnsi="Carlito" w:cs="Carlito"/>
           <w:sz w:val="34"/>
           <w:szCs w:val="34"/>
         </w:rPr>
@@ -1739,14 +1779,14 @@
         <w:ind w:left="360"/>
         <w:jc w:val="both"/>
         <w:rPr>
-          <w:rFonts w:ascii="Calibri" w:hAnsi="Calibri" w:cs="Calibri"/>
-          <w:sz w:val="34"/>
-          <w:szCs w:val="34"/>
-        </w:rPr>
-      </w:pPr>
-      <w:r>
-        <w:rPr>
-          <w:rFonts w:ascii="Calibri" w:hAnsi="Calibri" w:cs="Calibri"/>
+          <w:rFonts w:ascii="Carlito" w:hAnsi="Carlito" w:cs="Carlito"/>
+          <w:sz w:val="34"/>
+          <w:szCs w:val="34"/>
+        </w:rPr>
+      </w:pPr>
+      <w:r>
+        <w:rPr>
+          <w:rFonts w:ascii="Carlito" w:hAnsi="Carlito" w:cs="Carlito"/>
           <w:sz w:val="34"/>
           <w:szCs w:val="34"/>
         </w:rPr>
@@ -1754,7 +1794,7 @@
       </w:r>
       <w:r>
         <w:rPr>
-          <w:rFonts w:ascii="Calibri" w:hAnsi="Calibri" w:cs="Calibri"/>
+          <w:rFonts w:ascii="Carlito" w:hAnsi="Carlito" w:cs="Carlito"/>
           <w:b/>
           <w:bCs/>
           <w:sz w:val="34"/>
@@ -1764,7 +1804,7 @@
       </w:r>
       <w:r>
         <w:rPr>
-          <w:rFonts w:ascii="Calibri" w:hAnsi="Calibri" w:cs="Calibri"/>
+          <w:rFonts w:ascii="Carlito" w:hAnsi="Carlito" w:cs="Carlito"/>
           <w:sz w:val="34"/>
           <w:szCs w:val="34"/>
         </w:rPr>
@@ -1782,14 +1822,14 @@
         <w:ind w:left="360"/>
         <w:jc w:val="both"/>
         <w:rPr>
-          <w:rFonts w:ascii="Calibri" w:hAnsi="Calibri" w:cs="Calibri"/>
-          <w:sz w:val="34"/>
-          <w:szCs w:val="34"/>
-        </w:rPr>
-      </w:pPr>
-      <w:r>
-        <w:rPr>
-          <w:rFonts w:ascii="Calibri" w:hAnsi="Calibri" w:cs="Calibri"/>
+          <w:rFonts w:ascii="Carlito" w:hAnsi="Carlito" w:cs="Carlito"/>
+          <w:sz w:val="34"/>
+          <w:szCs w:val="34"/>
+        </w:rPr>
+      </w:pPr>
+      <w:r>
+        <w:rPr>
+          <w:rFonts w:ascii="Carlito" w:hAnsi="Carlito" w:cs="Carlito"/>
           <w:sz w:val="34"/>
           <w:szCs w:val="34"/>
         </w:rPr>
@@ -1797,7 +1837,7 @@
       </w:r>
       <w:r>
         <w:rPr>
-          <w:rFonts w:ascii="Calibri" w:hAnsi="Calibri" w:cs="Calibri"/>
+          <w:rFonts w:ascii="Carlito" w:hAnsi="Carlito" w:cs="Carlito"/>
           <w:b/>
           <w:bCs/>
           <w:sz w:val="34"/>
@@ -1807,7 +1847,7 @@
       </w:r>
       <w:r>
         <w:rPr>
-          <w:rFonts w:ascii="Calibri" w:hAnsi="Calibri" w:cs="Calibri"/>
+          <w:rFonts w:ascii="Carlito" w:hAnsi="Carlito" w:cs="Carlito"/>
           <w:sz w:val="34"/>
           <w:szCs w:val="34"/>
         </w:rPr>
@@ -1825,14 +1865,14 @@
         <w:ind w:left="360"/>
         <w:jc w:val="both"/>
         <w:rPr>
-          <w:rFonts w:ascii="Calibri" w:hAnsi="Calibri" w:cs="Calibri"/>
-          <w:sz w:val="34"/>
-          <w:szCs w:val="34"/>
-        </w:rPr>
-      </w:pPr>
-      <w:r>
-        <w:rPr>
-          <w:rFonts w:ascii="Calibri" w:hAnsi="Calibri" w:cs="Calibri"/>
+          <w:rFonts w:ascii="Carlito" w:hAnsi="Carlito" w:cs="Carlito"/>
+          <w:sz w:val="34"/>
+          <w:szCs w:val="34"/>
+        </w:rPr>
+      </w:pPr>
+      <w:r>
+        <w:rPr>
+          <w:rFonts w:ascii="Carlito" w:hAnsi="Carlito" w:cs="Carlito"/>
           <w:sz w:val="34"/>
           <w:szCs w:val="34"/>
         </w:rPr>
@@ -1840,7 +1880,7 @@
       </w:r>
       <w:r>
         <w:rPr>
-          <w:rFonts w:ascii="Calibri" w:hAnsi="Calibri" w:cs="Calibri"/>
+          <w:rFonts w:ascii="Carlito" w:hAnsi="Carlito" w:cs="Carlito"/>
           <w:b/>
           <w:bCs/>
           <w:sz w:val="34"/>
@@ -1850,7 +1890,7 @@
       </w:r>
       <w:r>
         <w:rPr>
-          <w:rFonts w:ascii="Calibri" w:hAnsi="Calibri" w:cs="Calibri"/>
+          <w:rFonts w:ascii="Carlito" w:hAnsi="Carlito" w:cs="Carlito"/>
           <w:sz w:val="34"/>
           <w:szCs w:val="34"/>
         </w:rPr>
@@ -1858,7 +1898,7 @@
       </w:r>
       <w:r>
         <w:rPr>
-          <w:rFonts w:ascii="Calibri" w:hAnsi="Calibri" w:cs="Calibri"/>
+          <w:rFonts w:ascii="Carlito" w:hAnsi="Carlito" w:cs="Carlito"/>
           <w:b/>
           <w:bCs/>
           <w:sz w:val="34"/>
@@ -1868,7 +1908,7 @@
       </w:r>
       <w:r>
         <w:rPr>
-          <w:rFonts w:ascii="Calibri" w:hAnsi="Calibri" w:cs="Calibri"/>
+          <w:rFonts w:ascii="Carlito" w:hAnsi="Carlito" w:cs="Carlito"/>
           <w:sz w:val="34"/>
           <w:szCs w:val="34"/>
         </w:rPr>
@@ -1880,7 +1920,7 @@
         <w:spacing w:line="240" w:lineRule="auto"/>
         <w:jc w:val="both"/>
         <w:rPr>
-          <w:rFonts w:ascii="Calibri" w:hAnsi="Calibri" w:cs="Calibri"/>
+          <w:rFonts w:ascii="Carlito" w:hAnsi="Carlito" w:cs="Carlito"/>
           <w:sz w:val="34"/>
           <w:szCs w:val="34"/>
         </w:rPr>
@@ -1891,14 +1931,14 @@
         <w:spacing w:line="240" w:lineRule="auto"/>
         <w:jc w:val="center"/>
         <w:rPr>
-          <w:rFonts w:ascii="Calibri" w:hAnsi="Calibri" w:cs="Calibri"/>
-          <w:sz w:val="34"/>
-          <w:szCs w:val="34"/>
-        </w:rPr>
-      </w:pPr>
-      <w:r>
-        <w:rPr>
-          <w:rFonts w:ascii="Calibri" w:hAnsi="Calibri" w:cs="Calibri"/>
+          <w:rFonts w:ascii="Carlito" w:hAnsi="Carlito" w:cs="Carlito"/>
+          <w:sz w:val="34"/>
+          <w:szCs w:val="34"/>
+        </w:rPr>
+      </w:pPr>
+      <w:r>
+        <w:rPr>
+          <w:rFonts w:ascii="Carlito" w:hAnsi="Carlito" w:cs="Carlito"/>
           <w:sz w:val="34"/>
           <w:szCs w:val="34"/>
         </w:rPr>
@@ -1910,27 +1950,27 @@
         <w:spacing w:line="240" w:lineRule="auto"/>
         <w:jc w:val="both"/>
         <w:rPr>
-          <w:rFonts w:ascii="Calibri" w:hAnsi="Calibri" w:cs="Calibri"/>
-          <w:sz w:val="34"/>
-          <w:szCs w:val="34"/>
-        </w:rPr>
-      </w:pPr>
-    </w:p>
-    <w:p>
-      <w:pPr>
-        <w:spacing w:line="240" w:lineRule="auto"/>
-        <w:jc w:val="both"/>
-        <w:rPr>
-          <w:rFonts w:ascii="Calibri" w:hAnsi="Calibri" w:cs="Calibri"/>
-          <w:b/>
-          <w:bCs/>
-          <w:sz w:val="34"/>
-          <w:szCs w:val="34"/>
-        </w:rPr>
-      </w:pPr>
-      <w:r>
-        <w:rPr>
-          <w:rFonts w:ascii="Calibri" w:hAnsi="Calibri" w:cs="Calibri"/>
+          <w:rFonts w:ascii="Carlito" w:hAnsi="Carlito" w:cs="Carlito"/>
+          <w:sz w:val="34"/>
+          <w:szCs w:val="34"/>
+        </w:rPr>
+      </w:pPr>
+    </w:p>
+    <w:p>
+      <w:pPr>
+        <w:spacing w:line="240" w:lineRule="auto"/>
+        <w:jc w:val="both"/>
+        <w:rPr>
+          <w:rFonts w:ascii="Carlito" w:hAnsi="Carlito" w:cs="Carlito"/>
+          <w:b/>
+          <w:bCs/>
+          <w:sz w:val="34"/>
+          <w:szCs w:val="34"/>
+        </w:rPr>
+      </w:pPr>
+      <w:r>
+        <w:rPr>
+          <w:rFonts w:ascii="Carlito" w:hAnsi="Carlito" w:cs="Carlito"/>
           <w:b/>
           <w:bCs/>
           <w:sz w:val="34"/>
@@ -1940,7 +1980,7 @@
       </w:r>
       <w:r>
         <w:rPr>
-          <w:rFonts w:ascii="Calibri" w:hAnsi="Calibri" w:cs="Calibri"/>
+          <w:rFonts w:ascii="Carlito" w:hAnsi="Carlito" w:cs="Carlito"/>
           <w:b/>
           <w:bCs/>
           <w:sz w:val="34"/>
@@ -1950,7 +1990,7 @@
       </w:r>
       <w:r>
         <w:rPr>
-          <w:rFonts w:ascii="Calibri" w:hAnsi="Calibri" w:cs="Calibri"/>
+          <w:rFonts w:ascii="Carlito" w:hAnsi="Carlito" w:cs="Carlito"/>
           <w:b/>
           <w:bCs/>
           <w:sz w:val="34"/>
@@ -1964,14 +2004,14 @@
         <w:spacing w:line="240" w:lineRule="auto"/>
         <w:jc w:val="both"/>
         <w:rPr>
-          <w:rFonts w:ascii="Calibri" w:hAnsi="Calibri" w:cs="Calibri"/>
-          <w:sz w:val="34"/>
-          <w:szCs w:val="34"/>
-        </w:rPr>
-      </w:pPr>
-      <w:r>
-        <w:rPr>
-          <w:rFonts w:ascii="Calibri" w:hAnsi="Calibri" w:cs="Calibri"/>
+          <w:rFonts w:ascii="Carlito" w:hAnsi="Carlito" w:cs="Carlito"/>
+          <w:sz w:val="34"/>
+          <w:szCs w:val="34"/>
+        </w:rPr>
+      </w:pPr>
+      <w:r>
+        <w:rPr>
+          <w:rFonts w:ascii="Carlito" w:hAnsi="Carlito" w:cs="Carlito"/>
           <w:sz w:val="34"/>
           <w:szCs w:val="34"/>
         </w:rPr>
@@ -1979,7 +2019,7 @@
       </w:r>
       <w:r>
         <w:rPr>
-          <w:rFonts w:ascii="Calibri" w:hAnsi="Calibri" w:cs="Calibri"/>
+          <w:rFonts w:ascii="Carlito" w:hAnsi="Carlito" w:cs="Carlito"/>
           <w:sz w:val="34"/>
           <w:szCs w:val="34"/>
         </w:rPr>
@@ -1987,7 +2027,7 @@
       </w:r>
       <w:r>
         <w:rPr>
-          <w:rFonts w:ascii="Calibri" w:hAnsi="Calibri" w:cs="Calibri"/>
+          <w:rFonts w:ascii="Carlito" w:hAnsi="Carlito" w:cs="Carlito"/>
           <w:b/>
           <w:bCs/>
           <w:sz w:val="34"/>
@@ -1997,7 +2037,7 @@
       </w:r>
       <w:r>
         <w:rPr>
-          <w:rFonts w:ascii="Calibri" w:hAnsi="Calibri" w:cs="Calibri"/>
+          <w:rFonts w:ascii="Carlito" w:hAnsi="Carlito" w:cs="Carlito"/>
           <w:sz w:val="34"/>
           <w:szCs w:val="34"/>
         </w:rPr>
@@ -2009,14 +2049,14 @@
         <w:spacing w:line="240" w:lineRule="auto"/>
         <w:jc w:val="both"/>
         <w:rPr>
-          <w:rFonts w:ascii="Calibri" w:hAnsi="Calibri" w:cs="Calibri"/>
-          <w:sz w:val="34"/>
-          <w:szCs w:val="34"/>
-        </w:rPr>
-      </w:pPr>
-      <w:r>
-        <w:rPr>
-          <w:rFonts w:ascii="Calibri" w:hAnsi="Calibri" w:cs="Calibri"/>
+          <w:rFonts w:ascii="Carlito" w:hAnsi="Carlito" w:cs="Carlito"/>
+          <w:sz w:val="34"/>
+          <w:szCs w:val="34"/>
+        </w:rPr>
+      </w:pPr>
+      <w:r>
+        <w:rPr>
+          <w:rFonts w:ascii="Carlito" w:hAnsi="Carlito" w:cs="Carlito"/>
           <w:sz w:val="34"/>
           <w:szCs w:val="34"/>
         </w:rPr>
@@ -2025,7 +2065,7 @@
       </w:r>
       <w:r>
         <w:rPr>
-          <w:rFonts w:ascii="Calibri" w:hAnsi="Calibri" w:cs="Calibri"/>
+          <w:rFonts w:ascii="Carlito" w:hAnsi="Carlito" w:cs="Carlito"/>
           <w:b/>
           <w:bCs/>
           <w:sz w:val="34"/>
@@ -2039,14 +2079,14 @@
         <w:spacing w:line="240" w:lineRule="auto"/>
         <w:jc w:val="both"/>
         <w:rPr>
-          <w:rFonts w:ascii="Calibri" w:hAnsi="Calibri" w:cs="Calibri"/>
-          <w:sz w:val="34"/>
-          <w:szCs w:val="34"/>
-        </w:rPr>
-      </w:pPr>
-      <w:r>
-        <w:rPr>
-          <w:rFonts w:ascii="Calibri" w:hAnsi="Calibri" w:cs="Calibri"/>
+          <w:rFonts w:ascii="Carlito" w:hAnsi="Carlito" w:cs="Carlito"/>
+          <w:sz w:val="34"/>
+          <w:szCs w:val="34"/>
+        </w:rPr>
+      </w:pPr>
+      <w:r>
+        <w:rPr>
+          <w:rFonts w:ascii="Carlito" w:hAnsi="Carlito" w:cs="Carlito"/>
           <w:sz w:val="34"/>
           <w:szCs w:val="34"/>
         </w:rPr>
@@ -2058,17 +2098,17 @@
         <w:spacing w:line="240" w:lineRule="auto"/>
         <w:jc w:val="both"/>
         <w:rPr>
-          <w:rFonts w:ascii="Calibri" w:hAnsi="Calibri" w:cs="Calibri"/>
-          <w:b/>
-          <w:bCs/>
-          <w:color w:val="D86DCB" w:themeColor="accent5" w:themeTint="99"/>
-          <w:sz w:val="34"/>
-          <w:szCs w:val="34"/>
-        </w:rPr>
-      </w:pPr>
-      <w:r>
-        <w:rPr>
-          <w:rFonts w:ascii="Calibri" w:hAnsi="Calibri" w:cs="Calibri"/>
+          <w:rFonts w:ascii="Carlito" w:hAnsi="Carlito" w:cs="Carlito"/>
+          <w:b/>
+          <w:bCs/>
+          <w:color w:val="D86DCB" w:themeColor="accent5" w:themeTint="99"/>
+          <w:sz w:val="34"/>
+          <w:szCs w:val="34"/>
+        </w:rPr>
+      </w:pPr>
+      <w:r>
+        <w:rPr>
+          <w:rFonts w:ascii="Carlito" w:hAnsi="Carlito" w:cs="Carlito"/>
           <w:b/>
           <w:bCs/>
           <w:color w:val="D86DCB" w:themeColor="accent5" w:themeTint="99"/>
@@ -2083,14 +2123,14 @@
         <w:spacing w:line="240" w:lineRule="auto"/>
         <w:jc w:val="both"/>
         <w:rPr>
-          <w:rFonts w:ascii="Calibri" w:hAnsi="Calibri" w:cs="Calibri"/>
-          <w:sz w:val="34"/>
-          <w:szCs w:val="34"/>
-        </w:rPr>
-      </w:pPr>
-      <w:r>
-        <w:rPr>
-          <w:rFonts w:ascii="Calibri" w:hAnsi="Calibri" w:cs="Calibri"/>
+          <w:rFonts w:ascii="Carlito" w:hAnsi="Carlito" w:cs="Carlito"/>
+          <w:sz w:val="34"/>
+          <w:szCs w:val="34"/>
+        </w:rPr>
+      </w:pPr>
+      <w:r>
+        <w:rPr>
+          <w:rFonts w:ascii="Carlito" w:hAnsi="Carlito" w:cs="Carlito"/>
           <w:sz w:val="34"/>
           <w:szCs w:val="34"/>
         </w:rPr>
@@ -2098,7 +2138,7 @@
       </w:r>
       <w:r>
         <w:rPr>
-          <w:rFonts w:ascii="Calibri" w:hAnsi="Calibri" w:cs="Calibri"/>
+          <w:rFonts w:ascii="Carlito" w:hAnsi="Carlito" w:cs="Carlito"/>
           <w:b/>
           <w:bCs/>
           <w:sz w:val="34"/>
@@ -2108,7 +2148,7 @@
       </w:r>
       <w:r>
         <w:rPr>
-          <w:rFonts w:ascii="Calibri" w:hAnsi="Calibri" w:cs="Calibri"/>
+          <w:rFonts w:ascii="Carlito" w:hAnsi="Carlito" w:cs="Carlito"/>
           <w:sz w:val="34"/>
           <w:szCs w:val="34"/>
         </w:rPr>
@@ -2116,7 +2156,7 @@
       </w:r>
       <w:r>
         <w:rPr>
-          <w:rFonts w:ascii="Calibri" w:hAnsi="Calibri" w:cs="Calibri"/>
+          <w:rFonts w:ascii="Carlito" w:hAnsi="Carlito" w:cs="Carlito"/>
           <w:b/>
           <w:bCs/>
           <w:sz w:val="34"/>
@@ -2126,7 +2166,7 @@
       </w:r>
       <w:r>
         <w:rPr>
-          <w:rFonts w:ascii="Calibri" w:hAnsi="Calibri" w:cs="Calibri"/>
+          <w:rFonts w:ascii="Carlito" w:hAnsi="Carlito" w:cs="Carlito"/>
           <w:sz w:val="34"/>
           <w:szCs w:val="34"/>
         </w:rPr>
@@ -2134,7 +2174,7 @@
       </w:r>
       <w:r>
         <w:rPr>
-          <w:rFonts w:ascii="Calibri" w:hAnsi="Calibri" w:cs="Calibri"/>
+          <w:rFonts w:ascii="Carlito" w:hAnsi="Carlito" w:cs="Carlito"/>
           <w:b/>
           <w:bCs/>
           <w:sz w:val="34"/>
@@ -2144,7 +2184,7 @@
       </w:r>
       <w:r>
         <w:rPr>
-          <w:rFonts w:ascii="Calibri" w:hAnsi="Calibri" w:cs="Calibri"/>
+          <w:rFonts w:ascii="Carlito" w:hAnsi="Carlito" w:cs="Carlito"/>
           <w:sz w:val="34"/>
           <w:szCs w:val="34"/>
         </w:rPr>
@@ -2156,14 +2196,14 @@
         <w:spacing w:line="240" w:lineRule="auto"/>
         <w:jc w:val="both"/>
         <w:rPr>
-          <w:rFonts w:ascii="Calibri" w:hAnsi="Calibri" w:cs="Calibri"/>
-          <w:sz w:val="34"/>
-          <w:szCs w:val="34"/>
-        </w:rPr>
-      </w:pPr>
-      <w:r>
-        <w:rPr>
-          <w:rFonts w:ascii="Calibri" w:hAnsi="Calibri" w:cs="Calibri"/>
+          <w:rFonts w:ascii="Carlito" w:hAnsi="Carlito" w:cs="Carlito"/>
+          <w:sz w:val="34"/>
+          <w:szCs w:val="34"/>
+        </w:rPr>
+      </w:pPr>
+      <w:r>
+        <w:rPr>
+          <w:rFonts w:ascii="Carlito" w:hAnsi="Carlito" w:cs="Carlito"/>
           <w:sz w:val="34"/>
           <w:szCs w:val="34"/>
         </w:rPr>
@@ -2171,7 +2211,7 @@
       </w:r>
       <w:r>
         <w:rPr>
-          <w:rFonts w:ascii="Calibri" w:hAnsi="Calibri" w:cs="Calibri"/>
+          <w:rFonts w:ascii="Carlito" w:hAnsi="Carlito" w:cs="Carlito"/>
           <w:b/>
           <w:bCs/>
           <w:sz w:val="34"/>
@@ -2181,7 +2221,7 @@
       </w:r>
       <w:r>
         <w:rPr>
-          <w:rFonts w:ascii="Calibri" w:hAnsi="Calibri" w:cs="Calibri"/>
+          <w:rFonts w:ascii="Carlito" w:hAnsi="Carlito" w:cs="Carlito"/>
           <w:sz w:val="34"/>
           <w:szCs w:val="34"/>
         </w:rPr>
@@ -2193,17 +2233,17 @@
         <w:spacing w:line="240" w:lineRule="auto"/>
         <w:jc w:val="both"/>
         <w:rPr>
-          <w:rFonts w:ascii="Calibri" w:hAnsi="Calibri" w:cs="Calibri"/>
-          <w:b/>
-          <w:bCs/>
-          <w:color w:val="D86DCB" w:themeColor="accent5" w:themeTint="99"/>
-          <w:sz w:val="34"/>
-          <w:szCs w:val="34"/>
-        </w:rPr>
-      </w:pPr>
-      <w:r>
-        <w:rPr>
-          <w:rFonts w:ascii="Calibri" w:hAnsi="Calibri" w:cs="Calibri"/>
+          <w:rFonts w:ascii="Carlito" w:hAnsi="Carlito" w:cs="Carlito"/>
+          <w:b/>
+          <w:bCs/>
+          <w:color w:val="D86DCB" w:themeColor="accent5" w:themeTint="99"/>
+          <w:sz w:val="34"/>
+          <w:szCs w:val="34"/>
+        </w:rPr>
+      </w:pPr>
+      <w:r>
+        <w:rPr>
+          <w:rFonts w:ascii="Carlito" w:hAnsi="Carlito" w:cs="Carlito"/>
           <w:b/>
           <w:bCs/>
           <w:color w:val="D86DCB" w:themeColor="accent5" w:themeTint="99"/>
@@ -2218,17 +2258,17 @@
         <w:spacing w:line="240" w:lineRule="auto"/>
         <w:jc w:val="both"/>
         <w:rPr>
-          <w:rFonts w:ascii="Calibri" w:hAnsi="Calibri" w:cs="Calibri"/>
-          <w:b/>
-          <w:bCs/>
-          <w:color w:val="D86DCB" w:themeColor="accent5" w:themeTint="99"/>
-          <w:sz w:val="34"/>
-          <w:szCs w:val="34"/>
-        </w:rPr>
-      </w:pPr>
-      <w:r>
-        <w:rPr>
-          <w:rFonts w:ascii="Calibri" w:hAnsi="Calibri" w:cs="Calibri"/>
+          <w:rFonts w:ascii="Carlito" w:hAnsi="Carlito" w:cs="Carlito"/>
+          <w:b/>
+          <w:bCs/>
+          <w:color w:val="D86DCB" w:themeColor="accent5" w:themeTint="99"/>
+          <w:sz w:val="34"/>
+          <w:szCs w:val="34"/>
+        </w:rPr>
+      </w:pPr>
+      <w:r>
+        <w:rPr>
+          <w:rFonts w:ascii="Carlito" w:hAnsi="Carlito" w:cs="Carlito"/>
           <w:b/>
           <w:bCs/>
           <w:color w:val="D86DCB" w:themeColor="accent5" w:themeTint="99"/>
@@ -2243,17 +2283,17 @@
         <w:spacing w:line="240" w:lineRule="auto"/>
         <w:jc w:val="both"/>
         <w:rPr>
-          <w:rFonts w:ascii="Calibri" w:hAnsi="Calibri" w:cs="Calibri"/>
-          <w:b/>
-          <w:bCs/>
-          <w:color w:val="D86DCB" w:themeColor="accent5" w:themeTint="99"/>
-          <w:sz w:val="34"/>
-          <w:szCs w:val="34"/>
-        </w:rPr>
-      </w:pPr>
-      <w:r>
-        <w:rPr>
-          <w:rFonts w:ascii="Calibri" w:hAnsi="Calibri" w:cs="Calibri"/>
+          <w:rFonts w:ascii="Carlito" w:hAnsi="Carlito" w:cs="Carlito"/>
+          <w:b/>
+          <w:bCs/>
+          <w:color w:val="D86DCB" w:themeColor="accent5" w:themeTint="99"/>
+          <w:sz w:val="34"/>
+          <w:szCs w:val="34"/>
+        </w:rPr>
+      </w:pPr>
+      <w:r>
+        <w:rPr>
+          <w:rFonts w:ascii="Carlito" w:hAnsi="Carlito" w:cs="Carlito"/>
           <w:b/>
           <w:bCs/>
           <w:color w:val="D86DCB" w:themeColor="accent5" w:themeTint="99"/>
@@ -2268,17 +2308,17 @@
         <w:spacing w:line="240" w:lineRule="auto"/>
         <w:jc w:val="both"/>
         <w:rPr>
-          <w:rFonts w:ascii="Calibri" w:hAnsi="Calibri" w:cs="Calibri"/>
-          <w:b/>
-          <w:bCs/>
-          <w:color w:val="D86DCB" w:themeColor="accent5" w:themeTint="99"/>
-          <w:sz w:val="34"/>
-          <w:szCs w:val="34"/>
-        </w:rPr>
-      </w:pPr>
-      <w:r>
-        <w:rPr>
-          <w:rFonts w:ascii="Calibri" w:hAnsi="Calibri" w:cs="Calibri"/>
+          <w:rFonts w:ascii="Carlito" w:hAnsi="Carlito" w:cs="Carlito"/>
+          <w:b/>
+          <w:bCs/>
+          <w:color w:val="D86DCB" w:themeColor="accent5" w:themeTint="99"/>
+          <w:sz w:val="34"/>
+          <w:szCs w:val="34"/>
+        </w:rPr>
+      </w:pPr>
+      <w:r>
+        <w:rPr>
+          <w:rFonts w:ascii="Carlito" w:hAnsi="Carlito" w:cs="Carlito"/>
           <w:b/>
           <w:bCs/>
           <w:color w:val="D86DCB" w:themeColor="accent5" w:themeTint="99"/>
@@ -2293,18 +2333,18 @@
         <w:spacing w:line="240" w:lineRule="auto"/>
         <w:jc w:val="both"/>
         <w:rPr>
-          <w:rFonts w:ascii="Calibri" w:hAnsi="Calibri" w:cs="Calibri"/>
-          <w:sz w:val="34"/>
-          <w:szCs w:val="34"/>
-        </w:rPr>
-      </w:pPr>
-    </w:p>
-    <w:p>
-      <w:pPr>
-        <w:spacing w:line="240" w:lineRule="auto"/>
-        <w:jc w:val="both"/>
-        <w:rPr>
-          <w:rFonts w:ascii="Calibri" w:hAnsi="Calibri" w:cs="Calibri"/>
+          <w:rFonts w:ascii="Carlito" w:hAnsi="Carlito" w:cs="Carlito"/>
+          <w:sz w:val="34"/>
+          <w:szCs w:val="34"/>
+        </w:rPr>
+      </w:pPr>
+    </w:p>
+    <w:p>
+      <w:pPr>
+        <w:spacing w:line="240" w:lineRule="auto"/>
+        <w:jc w:val="both"/>
+        <w:rPr>
+          <w:rFonts w:ascii="Carlito" w:hAnsi="Carlito" w:cs="Carlito"/>
           <w:sz w:val="34"/>
           <w:szCs w:val="34"/>
         </w:rPr>
@@ -2315,14 +2355,14 @@
         <w:spacing w:line="240" w:lineRule="auto"/>
         <w:jc w:val="center"/>
         <w:rPr>
-          <w:rFonts w:ascii="Calibri" w:hAnsi="Calibri" w:cs="Calibri"/>
-          <w:sz w:val="34"/>
-          <w:szCs w:val="34"/>
-        </w:rPr>
-      </w:pPr>
-      <w:r>
-        <w:rPr>
-          <w:rFonts w:ascii="Calibri" w:hAnsi="Calibri" w:cs="Calibri"/>
+          <w:rFonts w:ascii="Carlito" w:hAnsi="Carlito" w:cs="Carlito"/>
+          <w:sz w:val="34"/>
+          <w:szCs w:val="34"/>
+        </w:rPr>
+      </w:pPr>
+      <w:r>
+        <w:rPr>
+          <w:rFonts w:ascii="Carlito" w:hAnsi="Carlito" w:cs="Carlito"/>
           <w:sz w:val="34"/>
           <w:szCs w:val="34"/>
         </w:rPr>
@@ -2334,27 +2374,27 @@
         <w:spacing w:line="240" w:lineRule="auto"/>
         <w:jc w:val="both"/>
         <w:rPr>
-          <w:rFonts w:ascii="Calibri" w:hAnsi="Calibri" w:cs="Calibri"/>
-          <w:sz w:val="34"/>
-          <w:szCs w:val="34"/>
-        </w:rPr>
-      </w:pPr>
-    </w:p>
-    <w:p>
-      <w:pPr>
-        <w:spacing w:line="240" w:lineRule="auto"/>
-        <w:jc w:val="both"/>
-        <w:rPr>
-          <w:rFonts w:ascii="Calibri" w:hAnsi="Calibri" w:cs="Calibri"/>
-          <w:b/>
-          <w:bCs/>
-          <w:sz w:val="34"/>
-          <w:szCs w:val="34"/>
-        </w:rPr>
-      </w:pPr>
-      <w:r>
-        <w:rPr>
-          <w:rFonts w:ascii="Calibri" w:hAnsi="Calibri" w:cs="Calibri"/>
+          <w:rFonts w:ascii="Carlito" w:hAnsi="Carlito" w:cs="Carlito"/>
+          <w:sz w:val="34"/>
+          <w:szCs w:val="34"/>
+        </w:rPr>
+      </w:pPr>
+    </w:p>
+    <w:p>
+      <w:pPr>
+        <w:spacing w:line="240" w:lineRule="auto"/>
+        <w:jc w:val="both"/>
+        <w:rPr>
+          <w:rFonts w:ascii="Carlito" w:hAnsi="Carlito" w:cs="Carlito"/>
+          <w:b/>
+          <w:bCs/>
+          <w:sz w:val="34"/>
+          <w:szCs w:val="34"/>
+        </w:rPr>
+      </w:pPr>
+      <w:r>
+        <w:rPr>
+          <w:rFonts w:ascii="Carlito" w:hAnsi="Carlito" w:cs="Carlito"/>
           <w:b/>
           <w:bCs/>
           <w:sz w:val="34"/>
@@ -2364,7 +2404,7 @@
       </w:r>
       <w:r>
         <w:rPr>
-          <w:rFonts w:ascii="Calibri" w:hAnsi="Calibri" w:cs="Calibri"/>
+          <w:rFonts w:ascii="Carlito" w:hAnsi="Carlito" w:cs="Carlito"/>
           <w:b/>
           <w:bCs/>
           <w:sz w:val="34"/>
@@ -2374,7 +2414,7 @@
       </w:r>
       <w:r>
         <w:rPr>
-          <w:rFonts w:ascii="Calibri" w:hAnsi="Calibri" w:cs="Calibri"/>
+          <w:rFonts w:ascii="Carlito" w:hAnsi="Carlito" w:cs="Carlito"/>
           <w:b/>
           <w:bCs/>
           <w:sz w:val="34"/>
@@ -2388,14 +2428,14 @@
         <w:spacing w:line="240" w:lineRule="auto"/>
         <w:jc w:val="both"/>
         <w:rPr>
-          <w:rFonts w:ascii="Calibri" w:hAnsi="Calibri" w:cs="Calibri"/>
-          <w:sz w:val="34"/>
-          <w:szCs w:val="34"/>
-        </w:rPr>
-      </w:pPr>
-      <w:r>
-        <w:rPr>
-          <w:rFonts w:ascii="Calibri" w:hAnsi="Calibri" w:cs="Calibri"/>
+          <w:rFonts w:ascii="Carlito" w:hAnsi="Carlito" w:cs="Carlito"/>
+          <w:sz w:val="34"/>
+          <w:szCs w:val="34"/>
+        </w:rPr>
+      </w:pPr>
+      <w:r>
+        <w:rPr>
+          <w:rFonts w:ascii="Carlito" w:hAnsi="Carlito" w:cs="Carlito"/>
           <w:sz w:val="34"/>
           <w:szCs w:val="34"/>
         </w:rPr>
@@ -2403,7 +2443,7 @@
       </w:r>
       <w:r>
         <w:rPr>
-          <w:rFonts w:ascii="Calibri" w:hAnsi="Calibri" w:cs="Calibri"/>
+          <w:rFonts w:ascii="Carlito" w:hAnsi="Carlito" w:cs="Carlito"/>
           <w:sz w:val="34"/>
           <w:szCs w:val="34"/>
         </w:rPr>
@@ -2411,7 +2451,7 @@
       </w:r>
       <w:r>
         <w:rPr>
-          <w:rFonts w:ascii="Calibri" w:hAnsi="Calibri" w:cs="Calibri"/>
+          <w:rFonts w:ascii="Carlito" w:hAnsi="Carlito" w:cs="Carlito"/>
           <w:b/>
           <w:bCs/>
           <w:sz w:val="34"/>
@@ -2421,7 +2461,7 @@
       </w:r>
       <w:r>
         <w:rPr>
-          <w:rFonts w:ascii="Calibri" w:hAnsi="Calibri" w:cs="Calibri"/>
+          <w:rFonts w:ascii="Carlito" w:hAnsi="Carlito" w:cs="Carlito"/>
           <w:sz w:val="34"/>
           <w:szCs w:val="34"/>
         </w:rPr>
@@ -2433,14 +2473,14 @@
         <w:spacing w:line="240" w:lineRule="auto"/>
         <w:jc w:val="both"/>
         <w:rPr>
-          <w:rFonts w:ascii="Calibri" w:hAnsi="Calibri" w:cs="Calibri"/>
-          <w:sz w:val="34"/>
-          <w:szCs w:val="34"/>
-        </w:rPr>
-      </w:pPr>
-      <w:r>
-        <w:rPr>
-          <w:rFonts w:ascii="Calibri" w:hAnsi="Calibri" w:cs="Calibri"/>
+          <w:rFonts w:ascii="Carlito" w:hAnsi="Carlito" w:cs="Carlito"/>
+          <w:sz w:val="34"/>
+          <w:szCs w:val="34"/>
+        </w:rPr>
+      </w:pPr>
+      <w:r>
+        <w:rPr>
+          <w:rFonts w:ascii="Carlito" w:hAnsi="Carlito" w:cs="Carlito"/>
           <w:sz w:val="34"/>
           <w:szCs w:val="34"/>
         </w:rPr>
@@ -2448,7 +2488,7 @@
       </w:r>
       <w:r>
         <w:rPr>
-          <w:rFonts w:ascii="Calibri" w:hAnsi="Calibri" w:cs="Calibri"/>
+          <w:rFonts w:ascii="Carlito" w:hAnsi="Carlito" w:cs="Carlito"/>
           <w:b/>
           <w:bCs/>
           <w:sz w:val="34"/>
@@ -2458,7 +2498,7 @@
       </w:r>
       <w:r>
         <w:rPr>
-          <w:rFonts w:ascii="Calibri" w:hAnsi="Calibri" w:cs="Calibri"/>
+          <w:rFonts w:ascii="Carlito" w:hAnsi="Carlito" w:cs="Carlito"/>
           <w:sz w:val="34"/>
           <w:szCs w:val="34"/>
         </w:rPr>
@@ -2470,14 +2510,14 @@
         <w:spacing w:line="240" w:lineRule="auto"/>
         <w:jc w:val="both"/>
         <w:rPr>
-          <w:rFonts w:ascii="Calibri" w:hAnsi="Calibri" w:cs="Calibri"/>
-          <w:sz w:val="34"/>
-          <w:szCs w:val="34"/>
-        </w:rPr>
-      </w:pPr>
-      <w:r>
-        <w:rPr>
-          <w:rFonts w:ascii="Calibri" w:hAnsi="Calibri" w:cs="Calibri"/>
+          <w:rFonts w:ascii="Carlito" w:hAnsi="Carlito" w:cs="Carlito"/>
+          <w:sz w:val="34"/>
+          <w:szCs w:val="34"/>
+        </w:rPr>
+      </w:pPr>
+      <w:r>
+        <w:rPr>
+          <w:rFonts w:ascii="Carlito" w:hAnsi="Carlito" w:cs="Carlito"/>
           <w:sz w:val="34"/>
           <w:szCs w:val="34"/>
         </w:rPr>
@@ -2494,14 +2534,14 @@
         <w:spacing w:line="240" w:lineRule="auto"/>
         <w:jc w:val="both"/>
         <w:rPr>
-          <w:rFonts w:ascii="Calibri" w:hAnsi="Calibri" w:cs="Calibri"/>
-          <w:sz w:val="34"/>
-          <w:szCs w:val="34"/>
-        </w:rPr>
-      </w:pPr>
-      <w:r>
-        <w:rPr>
-          <w:rFonts w:ascii="Calibri" w:hAnsi="Calibri" w:cs="Calibri"/>
+          <w:rFonts w:ascii="Carlito" w:hAnsi="Carlito" w:cs="Carlito"/>
+          <w:sz w:val="34"/>
+          <w:szCs w:val="34"/>
+        </w:rPr>
+      </w:pPr>
+      <w:r>
+        <w:rPr>
+          <w:rFonts w:ascii="Carlito" w:hAnsi="Carlito" w:cs="Carlito"/>
           <w:b/>
           <w:bCs/>
           <w:sz w:val="34"/>
@@ -2511,7 +2551,7 @@
       </w:r>
       <w:r>
         <w:rPr>
-          <w:rFonts w:ascii="Calibri" w:hAnsi="Calibri" w:cs="Calibri"/>
+          <w:rFonts w:ascii="Carlito" w:hAnsi="Carlito" w:cs="Carlito"/>
           <w:sz w:val="34"/>
           <w:szCs w:val="34"/>
         </w:rPr>
@@ -2528,14 +2568,14 @@
         <w:spacing w:line="240" w:lineRule="auto"/>
         <w:jc w:val="both"/>
         <w:rPr>
-          <w:rFonts w:ascii="Calibri" w:hAnsi="Calibri" w:cs="Calibri"/>
-          <w:sz w:val="34"/>
-          <w:szCs w:val="34"/>
-        </w:rPr>
-      </w:pPr>
-      <w:r>
-        <w:rPr>
-          <w:rFonts w:ascii="Calibri" w:hAnsi="Calibri" w:cs="Calibri"/>
+          <w:rFonts w:ascii="Carlito" w:hAnsi="Carlito" w:cs="Carlito"/>
+          <w:sz w:val="34"/>
+          <w:szCs w:val="34"/>
+        </w:rPr>
+      </w:pPr>
+      <w:r>
+        <w:rPr>
+          <w:rFonts w:ascii="Carlito" w:hAnsi="Carlito" w:cs="Carlito"/>
           <w:b/>
           <w:bCs/>
           <w:sz w:val="34"/>
@@ -2546,7 +2586,7 @@
       </w:r>
       <w:r>
         <w:rPr>
-          <w:rFonts w:ascii="Calibri" w:hAnsi="Calibri" w:cs="Calibri"/>
+          <w:rFonts w:ascii="Carlito" w:hAnsi="Carlito" w:cs="Carlito"/>
           <w:sz w:val="34"/>
           <w:szCs w:val="34"/>
         </w:rPr>
@@ -2563,14 +2603,14 @@
         <w:spacing w:line="240" w:lineRule="auto"/>
         <w:jc w:val="both"/>
         <w:rPr>
-          <w:rFonts w:ascii="Calibri" w:hAnsi="Calibri" w:cs="Calibri"/>
-          <w:sz w:val="34"/>
-          <w:szCs w:val="34"/>
-        </w:rPr>
-      </w:pPr>
-      <w:r>
-        <w:rPr>
-          <w:rFonts w:ascii="Calibri" w:hAnsi="Calibri" w:cs="Calibri"/>
+          <w:rFonts w:ascii="Carlito" w:hAnsi="Carlito" w:cs="Carlito"/>
+          <w:sz w:val="34"/>
+          <w:szCs w:val="34"/>
+        </w:rPr>
+      </w:pPr>
+      <w:r>
+        <w:rPr>
+          <w:rFonts w:ascii="Carlito" w:hAnsi="Carlito" w:cs="Carlito"/>
           <w:b/>
           <w:bCs/>
           <w:sz w:val="34"/>
@@ -2580,7 +2620,7 @@
       </w:r>
       <w:r>
         <w:rPr>
-          <w:rFonts w:ascii="Calibri" w:hAnsi="Calibri" w:cs="Calibri"/>
+          <w:rFonts w:ascii="Carlito" w:hAnsi="Carlito" w:cs="Carlito"/>
           <w:sz w:val="34"/>
           <w:szCs w:val="34"/>
         </w:rPr>
@@ -2592,16 +2632,16 @@
         <w:spacing w:line="240" w:lineRule="auto"/>
         <w:jc w:val="both"/>
         <w:rPr>
-          <w:rFonts w:ascii="Calibri" w:hAnsi="Calibri" w:cs="Calibri"/>
-          <w:b/>
-          <w:bCs/>
-          <w:sz w:val="34"/>
-          <w:szCs w:val="34"/>
-        </w:rPr>
-      </w:pPr>
-      <w:r>
-        <w:rPr>
-          <w:rFonts w:ascii="Calibri" w:hAnsi="Calibri" w:cs="Calibri"/>
+          <w:rFonts w:ascii="Carlito" w:hAnsi="Carlito" w:cs="Carlito"/>
+          <w:b/>
+          <w:bCs/>
+          <w:sz w:val="34"/>
+          <w:szCs w:val="34"/>
+        </w:rPr>
+      </w:pPr>
+      <w:r>
+        <w:rPr>
+          <w:rFonts w:ascii="Carlito" w:hAnsi="Carlito" w:cs="Carlito"/>
           <w:b/>
           <w:bCs/>
           <w:sz w:val="34"/>
@@ -2615,14 +2655,14 @@
         <w:spacing w:line="240" w:lineRule="auto"/>
         <w:jc w:val="both"/>
         <w:rPr>
-          <w:rFonts w:ascii="Calibri" w:hAnsi="Calibri" w:cs="Calibri"/>
-          <w:sz w:val="34"/>
-          <w:szCs w:val="34"/>
-        </w:rPr>
-      </w:pPr>
-      <w:r>
-        <w:rPr>
-          <w:rFonts w:ascii="Calibri" w:hAnsi="Calibri" w:cs="Calibri"/>
+          <w:rFonts w:ascii="Carlito" w:hAnsi="Carlito" w:cs="Carlito"/>
+          <w:sz w:val="34"/>
+          <w:szCs w:val="34"/>
+        </w:rPr>
+      </w:pPr>
+      <w:r>
+        <w:rPr>
+          <w:rFonts w:ascii="Carlito" w:hAnsi="Carlito" w:cs="Carlito"/>
           <w:sz w:val="34"/>
           <w:szCs w:val="34"/>
         </w:rPr>
@@ -2630,7 +2670,7 @@
       </w:r>
       <w:r>
         <w:rPr>
-          <w:rFonts w:ascii="Calibri" w:hAnsi="Calibri" w:cs="Calibri"/>
+          <w:rFonts w:ascii="Carlito" w:hAnsi="Carlito" w:cs="Carlito"/>
           <w:b/>
           <w:bCs/>
           <w:sz w:val="34"/>
@@ -2640,7 +2680,7 @@
       </w:r>
       <w:r>
         <w:rPr>
-          <w:rFonts w:ascii="Calibri" w:hAnsi="Calibri" w:cs="Calibri"/>
+          <w:rFonts w:ascii="Carlito" w:hAnsi="Carlito" w:cs="Carlito"/>
           <w:sz w:val="34"/>
           <w:szCs w:val="34"/>
         </w:rPr>
@@ -2652,14 +2692,14 @@
         <w:spacing w:line="240" w:lineRule="auto"/>
         <w:jc w:val="both"/>
         <w:rPr>
-          <w:rFonts w:ascii="Calibri" w:hAnsi="Calibri" w:cs="Calibri"/>
-          <w:sz w:val="34"/>
-          <w:szCs w:val="34"/>
-        </w:rPr>
-      </w:pPr>
-      <w:r>
-        <w:rPr>
-          <w:rFonts w:ascii="Calibri" w:hAnsi="Calibri" w:cs="Calibri"/>
+          <w:rFonts w:ascii="Carlito" w:hAnsi="Carlito" w:cs="Carlito"/>
+          <w:sz w:val="34"/>
+          <w:szCs w:val="34"/>
+        </w:rPr>
+      </w:pPr>
+      <w:r>
+        <w:rPr>
+          <w:rFonts w:ascii="Carlito" w:hAnsi="Carlito" w:cs="Carlito"/>
           <w:sz w:val="34"/>
           <w:szCs w:val="34"/>
         </w:rPr>
@@ -2667,7 +2707,7 @@
       </w:r>
       <w:r>
         <w:rPr>
-          <w:rFonts w:ascii="Calibri" w:hAnsi="Calibri" w:cs="Calibri"/>
+          <w:rFonts w:ascii="Carlito" w:hAnsi="Carlito" w:cs="Carlito"/>
           <w:b/>
           <w:bCs/>
           <w:sz w:val="34"/>
@@ -2681,17 +2721,17 @@
         <w:spacing w:line="240" w:lineRule="auto"/>
         <w:jc w:val="both"/>
         <w:rPr>
-          <w:rFonts w:ascii="Calibri" w:hAnsi="Calibri" w:cs="Calibri"/>
-          <w:b/>
-          <w:bCs/>
-          <w:color w:val="D86DCB" w:themeColor="accent5" w:themeTint="99"/>
-          <w:sz w:val="34"/>
-          <w:szCs w:val="34"/>
-        </w:rPr>
-      </w:pPr>
-      <w:r>
-        <w:rPr>
-          <w:rFonts w:ascii="Calibri" w:hAnsi="Calibri" w:cs="Calibri"/>
+          <w:rFonts w:ascii="Carlito" w:hAnsi="Carlito" w:cs="Carlito"/>
+          <w:b/>
+          <w:bCs/>
+          <w:color w:val="D86DCB" w:themeColor="accent5" w:themeTint="99"/>
+          <w:sz w:val="34"/>
+          <w:szCs w:val="34"/>
+        </w:rPr>
+      </w:pPr>
+      <w:r>
+        <w:rPr>
+          <w:rFonts w:ascii="Carlito" w:hAnsi="Carlito" w:cs="Carlito"/>
           <w:b/>
           <w:bCs/>
           <w:color w:val="D86DCB" w:themeColor="accent5" w:themeTint="99"/>
@@ -2706,17 +2746,17 @@
         <w:spacing w:line="240" w:lineRule="auto"/>
         <w:jc w:val="both"/>
         <w:rPr>
-          <w:rFonts w:ascii="Calibri" w:hAnsi="Calibri" w:cs="Calibri"/>
-          <w:b/>
-          <w:bCs/>
-          <w:color w:val="D86DCB" w:themeColor="accent5" w:themeTint="99"/>
-          <w:sz w:val="34"/>
-          <w:szCs w:val="34"/>
-        </w:rPr>
-      </w:pPr>
-      <w:r>
-        <w:rPr>
-          <w:rFonts w:ascii="Calibri" w:hAnsi="Calibri" w:cs="Calibri"/>
+          <w:rFonts w:ascii="Carlito" w:hAnsi="Carlito" w:cs="Carlito"/>
+          <w:b/>
+          <w:bCs/>
+          <w:color w:val="D86DCB" w:themeColor="accent5" w:themeTint="99"/>
+          <w:sz w:val="34"/>
+          <w:szCs w:val="34"/>
+        </w:rPr>
+      </w:pPr>
+      <w:r>
+        <w:rPr>
+          <w:rFonts w:ascii="Carlito" w:hAnsi="Carlito" w:cs="Carlito"/>
           <w:b/>
           <w:bCs/>
           <w:color w:val="D86DCB" w:themeColor="accent5" w:themeTint="99"/>
@@ -2731,17 +2771,17 @@
         <w:spacing w:line="240" w:lineRule="auto"/>
         <w:jc w:val="both"/>
         <w:rPr>
-          <w:rFonts w:ascii="Calibri" w:hAnsi="Calibri" w:cs="Calibri"/>
-          <w:b/>
-          <w:bCs/>
-          <w:color w:val="D86DCB" w:themeColor="accent5" w:themeTint="99"/>
-          <w:sz w:val="34"/>
-          <w:szCs w:val="34"/>
-        </w:rPr>
-      </w:pPr>
-      <w:r>
-        <w:rPr>
-          <w:rFonts w:ascii="Calibri" w:hAnsi="Calibri" w:cs="Calibri"/>
+          <w:rFonts w:ascii="Carlito" w:hAnsi="Carlito" w:cs="Carlito"/>
+          <w:b/>
+          <w:bCs/>
+          <w:color w:val="D86DCB" w:themeColor="accent5" w:themeTint="99"/>
+          <w:sz w:val="34"/>
+          <w:szCs w:val="34"/>
+        </w:rPr>
+      </w:pPr>
+      <w:r>
+        <w:rPr>
+          <w:rFonts w:ascii="Carlito" w:hAnsi="Carlito" w:cs="Carlito"/>
           <w:b/>
           <w:bCs/>
           <w:color w:val="D86DCB" w:themeColor="accent5" w:themeTint="99"/>
@@ -2756,17 +2796,17 @@
         <w:spacing w:line="240" w:lineRule="auto"/>
         <w:jc w:val="both"/>
         <w:rPr>
-          <w:rFonts w:ascii="Calibri" w:hAnsi="Calibri" w:cs="Calibri"/>
-          <w:b/>
-          <w:bCs/>
-          <w:color w:val="D86DCB" w:themeColor="accent5" w:themeTint="99"/>
-          <w:sz w:val="34"/>
-          <w:szCs w:val="34"/>
-        </w:rPr>
-      </w:pPr>
-      <w:r>
-        <w:rPr>
-          <w:rFonts w:ascii="Calibri" w:hAnsi="Calibri" w:cs="Calibri"/>
+          <w:rFonts w:ascii="Carlito" w:hAnsi="Carlito" w:cs="Carlito"/>
+          <w:b/>
+          <w:bCs/>
+          <w:color w:val="D86DCB" w:themeColor="accent5" w:themeTint="99"/>
+          <w:sz w:val="34"/>
+          <w:szCs w:val="34"/>
+        </w:rPr>
+      </w:pPr>
+      <w:r>
+        <w:rPr>
+          <w:rFonts w:ascii="Carlito" w:hAnsi="Carlito" w:cs="Carlito"/>
           <w:b/>
           <w:bCs/>
           <w:color w:val="D86DCB" w:themeColor="accent5" w:themeTint="99"/>
@@ -2781,7 +2821,7 @@
         <w:spacing w:line="240" w:lineRule="auto"/>
         <w:jc w:val="both"/>
         <w:rPr>
-          <w:rFonts w:ascii="Calibri" w:hAnsi="Calibri" w:cs="Calibri"/>
+          <w:rFonts w:ascii="Carlito" w:hAnsi="Carlito" w:cs="Carlito"/>
           <w:sz w:val="34"/>
           <w:szCs w:val="34"/>
         </w:rPr>
@@ -2792,14 +2832,14 @@
         <w:spacing w:line="240" w:lineRule="auto"/>
         <w:jc w:val="center"/>
         <w:rPr>
-          <w:rFonts w:ascii="Calibri" w:hAnsi="Calibri" w:cs="Calibri"/>
-          <w:sz w:val="34"/>
-          <w:szCs w:val="34"/>
-        </w:rPr>
-      </w:pPr>
-      <w:r>
-        <w:rPr>
-          <w:rFonts w:ascii="Calibri" w:hAnsi="Calibri" w:cs="Calibri"/>
+          <w:rFonts w:ascii="Carlito" w:hAnsi="Carlito" w:cs="Carlito"/>
+          <w:sz w:val="34"/>
+          <w:szCs w:val="34"/>
+        </w:rPr>
+      </w:pPr>
+      <w:r>
+        <w:rPr>
+          <w:rFonts w:ascii="Carlito" w:hAnsi="Carlito" w:cs="Carlito"/>
           <w:sz w:val="34"/>
           <w:szCs w:val="34"/>
         </w:rPr>
@@ -2811,27 +2851,27 @@
         <w:spacing w:line="240" w:lineRule="auto"/>
         <w:jc w:val="both"/>
         <w:rPr>
-          <w:rFonts w:ascii="Calibri" w:hAnsi="Calibri" w:cs="Calibri"/>
-          <w:sz w:val="34"/>
-          <w:szCs w:val="34"/>
-        </w:rPr>
-      </w:pPr>
-    </w:p>
-    <w:p>
-      <w:pPr>
-        <w:spacing w:line="240" w:lineRule="auto"/>
-        <w:jc w:val="both"/>
-        <w:rPr>
-          <w:rFonts w:ascii="Calibri" w:hAnsi="Calibri" w:cs="Calibri"/>
-          <w:b/>
-          <w:bCs/>
-          <w:sz w:val="34"/>
-          <w:szCs w:val="34"/>
-        </w:rPr>
-      </w:pPr>
-      <w:r>
-        <w:rPr>
-          <w:rFonts w:ascii="Calibri" w:hAnsi="Calibri" w:cs="Calibri"/>
+          <w:rFonts w:ascii="Carlito" w:hAnsi="Carlito" w:cs="Carlito"/>
+          <w:sz w:val="34"/>
+          <w:szCs w:val="34"/>
+        </w:rPr>
+      </w:pPr>
+    </w:p>
+    <w:p>
+      <w:pPr>
+        <w:spacing w:line="240" w:lineRule="auto"/>
+        <w:jc w:val="both"/>
+        <w:rPr>
+          <w:rFonts w:ascii="Carlito" w:hAnsi="Carlito" w:cs="Carlito"/>
+          <w:b/>
+          <w:bCs/>
+          <w:sz w:val="34"/>
+          <w:szCs w:val="34"/>
+        </w:rPr>
+      </w:pPr>
+      <w:r>
+        <w:rPr>
+          <w:rFonts w:ascii="Carlito" w:hAnsi="Carlito" w:cs="Carlito"/>
           <w:b/>
           <w:bCs/>
           <w:sz w:val="34"/>
@@ -2841,7 +2881,7 @@
       </w:r>
       <w:r>
         <w:rPr>
-          <w:rFonts w:ascii="Calibri" w:hAnsi="Calibri" w:cs="Calibri"/>
+          <w:rFonts w:ascii="Carlito" w:hAnsi="Carlito" w:cs="Carlito"/>
           <w:b/>
           <w:bCs/>
           <w:sz w:val="34"/>
@@ -2851,7 +2891,7 @@
       </w:r>
       <w:r>
         <w:rPr>
-          <w:rFonts w:ascii="Calibri" w:hAnsi="Calibri" w:cs="Calibri"/>
+          <w:rFonts w:ascii="Carlito" w:hAnsi="Carlito" w:cs="Carlito"/>
           <w:b/>
           <w:bCs/>
           <w:sz w:val="34"/>
@@ -2861,7 +2901,7 @@
       </w:r>
       <w:r>
         <w:rPr>
-          <w:rFonts w:ascii="Calibri" w:hAnsi="Calibri" w:cs="Calibri"/>
+          <w:rFonts w:ascii="Carlito" w:hAnsi="Carlito" w:cs="Carlito"/>
           <w:b/>
           <w:bCs/>
           <w:sz w:val="34"/>
@@ -2875,14 +2915,14 @@
         <w:spacing w:line="240" w:lineRule="auto"/>
         <w:jc w:val="both"/>
         <w:rPr>
-          <w:rFonts w:ascii="Calibri" w:hAnsi="Calibri" w:cs="Calibri"/>
-          <w:sz w:val="34"/>
-          <w:szCs w:val="34"/>
-        </w:rPr>
-      </w:pPr>
-      <w:r>
-        <w:rPr>
-          <w:rFonts w:ascii="Calibri" w:hAnsi="Calibri" w:cs="Calibri"/>
+          <w:rFonts w:ascii="Carlito" w:hAnsi="Carlito" w:cs="Carlito"/>
+          <w:sz w:val="34"/>
+          <w:szCs w:val="34"/>
+        </w:rPr>
+      </w:pPr>
+      <w:r>
+        <w:rPr>
+          <w:rFonts w:ascii="Carlito" w:hAnsi="Carlito" w:cs="Carlito"/>
           <w:sz w:val="34"/>
           <w:szCs w:val="34"/>
         </w:rPr>
@@ -2894,14 +2934,14 @@
         <w:spacing w:line="240" w:lineRule="auto"/>
         <w:jc w:val="both"/>
         <w:rPr>
-          <w:rFonts w:ascii="Calibri" w:hAnsi="Calibri" w:cs="Calibri"/>
-          <w:sz w:val="34"/>
-          <w:szCs w:val="34"/>
-        </w:rPr>
-      </w:pPr>
-      <w:r>
-        <w:rPr>
-          <w:rFonts w:ascii="Calibri" w:hAnsi="Calibri" w:cs="Calibri"/>
+          <w:rFonts w:ascii="Carlito" w:hAnsi="Carlito" w:cs="Carlito"/>
+          <w:sz w:val="34"/>
+          <w:szCs w:val="34"/>
+        </w:rPr>
+      </w:pPr>
+      <w:r>
+        <w:rPr>
+          <w:rFonts w:ascii="Carlito" w:hAnsi="Carlito" w:cs="Carlito"/>
           <w:sz w:val="34"/>
           <w:szCs w:val="34"/>
         </w:rPr>
@@ -2909,7 +2949,7 @@
       </w:r>
       <w:r>
         <w:rPr>
-          <w:rFonts w:ascii="Calibri" w:hAnsi="Calibri" w:cs="Calibri"/>
+          <w:rFonts w:ascii="Carlito" w:hAnsi="Carlito" w:cs="Carlito"/>
           <w:b/>
           <w:bCs/>
           <w:sz w:val="34"/>
@@ -2919,7 +2959,7 @@
       </w:r>
       <w:r>
         <w:rPr>
-          <w:rFonts w:ascii="Calibri" w:hAnsi="Calibri" w:cs="Calibri"/>
+          <w:rFonts w:ascii="Carlito" w:hAnsi="Carlito" w:cs="Carlito"/>
           <w:sz w:val="34"/>
           <w:szCs w:val="34"/>
         </w:rPr>
@@ -2927,7 +2967,7 @@
       </w:r>
       <w:r>
         <w:rPr>
-          <w:rFonts w:ascii="Calibri" w:hAnsi="Calibri" w:cs="Calibri"/>
+          <w:rFonts w:ascii="Carlito" w:hAnsi="Carlito" w:cs="Carlito"/>
           <w:b/>
           <w:bCs/>
           <w:sz w:val="34"/>
@@ -2937,7 +2977,7 @@
       </w:r>
       <w:r>
         <w:rPr>
-          <w:rFonts w:ascii="Calibri" w:hAnsi="Calibri" w:cs="Calibri"/>
+          <w:rFonts w:ascii="Carlito" w:hAnsi="Carlito" w:cs="Carlito"/>
           <w:sz w:val="34"/>
           <w:szCs w:val="34"/>
         </w:rPr>
@@ -2949,16 +2989,16 @@
         <w:spacing w:line="240" w:lineRule="auto"/>
         <w:jc w:val="both"/>
         <w:rPr>
-          <w:rFonts w:ascii="Calibri" w:hAnsi="Calibri" w:cs="Calibri"/>
-          <w:b/>
-          <w:bCs/>
-          <w:sz w:val="34"/>
-          <w:szCs w:val="34"/>
-        </w:rPr>
-      </w:pPr>
-      <w:r>
-        <w:rPr>
-          <w:rFonts w:ascii="Calibri" w:hAnsi="Calibri" w:cs="Calibri"/>
+          <w:rFonts w:ascii="Carlito" w:hAnsi="Carlito" w:cs="Carlito"/>
+          <w:b/>
+          <w:bCs/>
+          <w:sz w:val="34"/>
+          <w:szCs w:val="34"/>
+        </w:rPr>
+      </w:pPr>
+      <w:r>
+        <w:rPr>
+          <w:rFonts w:ascii="Carlito" w:hAnsi="Carlito" w:cs="Carlito"/>
           <w:b/>
           <w:bCs/>
           <w:sz w:val="34"/>
@@ -2972,16 +3012,16 @@
         <w:spacing w:line="240" w:lineRule="auto"/>
         <w:jc w:val="both"/>
         <w:rPr>
-          <w:rFonts w:ascii="Calibri" w:hAnsi="Calibri" w:cs="Calibri"/>
-          <w:b/>
-          <w:bCs/>
-          <w:sz w:val="34"/>
-          <w:szCs w:val="34"/>
-        </w:rPr>
-      </w:pPr>
-      <w:r>
-        <w:rPr>
-          <w:rFonts w:ascii="Calibri" w:hAnsi="Calibri" w:cs="Calibri"/>
+          <w:rFonts w:ascii="Carlito" w:hAnsi="Carlito" w:cs="Carlito"/>
+          <w:b/>
+          <w:bCs/>
+          <w:sz w:val="34"/>
+          <w:szCs w:val="34"/>
+        </w:rPr>
+      </w:pPr>
+      <w:r>
+        <w:rPr>
+          <w:rFonts w:ascii="Carlito" w:hAnsi="Carlito" w:cs="Carlito"/>
           <w:b/>
           <w:bCs/>
           <w:sz w:val="34"/>
@@ -2995,14 +3035,14 @@
         <w:spacing w:line="240" w:lineRule="auto"/>
         <w:jc w:val="both"/>
         <w:rPr>
-          <w:rFonts w:ascii="Calibri" w:hAnsi="Calibri" w:cs="Calibri"/>
-          <w:sz w:val="34"/>
-          <w:szCs w:val="34"/>
-        </w:rPr>
-      </w:pPr>
-      <w:r>
-        <w:rPr>
-          <w:rFonts w:ascii="Calibri" w:hAnsi="Calibri" w:cs="Calibri"/>
+          <w:rFonts w:ascii="Carlito" w:hAnsi="Carlito" w:cs="Carlito"/>
+          <w:sz w:val="34"/>
+          <w:szCs w:val="34"/>
+        </w:rPr>
+      </w:pPr>
+      <w:r>
+        <w:rPr>
+          <w:rFonts w:ascii="Carlito" w:hAnsi="Carlito" w:cs="Carlito"/>
           <w:sz w:val="34"/>
           <w:szCs w:val="34"/>
         </w:rPr>
@@ -3014,14 +3054,14 @@
         <w:spacing w:line="240" w:lineRule="auto"/>
         <w:jc w:val="both"/>
         <w:rPr>
-          <w:rFonts w:ascii="Calibri" w:hAnsi="Calibri" w:cs="Calibri"/>
-          <w:sz w:val="34"/>
-          <w:szCs w:val="34"/>
-        </w:rPr>
-      </w:pPr>
-      <w:r>
-        <w:rPr>
-          <w:rFonts w:ascii="Calibri" w:hAnsi="Calibri" w:cs="Calibri"/>
+          <w:rFonts w:ascii="Carlito" w:hAnsi="Carlito" w:cs="Carlito"/>
+          <w:sz w:val="34"/>
+          <w:szCs w:val="34"/>
+        </w:rPr>
+      </w:pPr>
+      <w:r>
+        <w:rPr>
+          <w:rFonts w:ascii="Carlito" w:hAnsi="Carlito" w:cs="Carlito"/>
           <w:sz w:val="34"/>
           <w:szCs w:val="34"/>
         </w:rPr>
@@ -3029,7 +3069,7 @@
       </w:r>
       <w:r>
         <w:rPr>
-          <w:rFonts w:ascii="Calibri" w:hAnsi="Calibri" w:cs="Calibri"/>
+          <w:rFonts w:ascii="Carlito" w:hAnsi="Carlito" w:cs="Carlito"/>
           <w:b/>
           <w:bCs/>
           <w:sz w:val="34"/>
@@ -3039,7 +3079,7 @@
       </w:r>
       <w:r>
         <w:rPr>
-          <w:rFonts w:ascii="Calibri" w:hAnsi="Calibri" w:cs="Calibri"/>
+          <w:rFonts w:ascii="Carlito" w:hAnsi="Carlito" w:cs="Carlito"/>
           <w:sz w:val="34"/>
           <w:szCs w:val="34"/>
         </w:rPr>
@@ -3047,7 +3087,7 @@
       </w:r>
       <w:r>
         <w:rPr>
-          <w:rFonts w:ascii="Calibri" w:hAnsi="Calibri" w:cs="Calibri"/>
+          <w:rFonts w:ascii="Carlito" w:hAnsi="Carlito" w:cs="Carlito"/>
           <w:b/>
           <w:bCs/>
           <w:sz w:val="34"/>
@@ -3057,7 +3097,7 @@
       </w:r>
       <w:r>
         <w:rPr>
-          <w:rFonts w:ascii="Calibri" w:hAnsi="Calibri" w:cs="Calibri"/>
+          <w:rFonts w:ascii="Carlito" w:hAnsi="Carlito" w:cs="Carlito"/>
           <w:sz w:val="34"/>
           <w:szCs w:val="34"/>
         </w:rPr>
@@ -3065,7 +3105,7 @@
       </w:r>
       <w:r>
         <w:rPr>
-          <w:rFonts w:ascii="Calibri" w:hAnsi="Calibri" w:cs="Calibri"/>
+          <w:rFonts w:ascii="Carlito" w:hAnsi="Carlito" w:cs="Carlito"/>
           <w:b/>
           <w:bCs/>
           <w:sz w:val="34"/>
@@ -3075,7 +3115,7 @@
       </w:r>
       <w:r>
         <w:rPr>
-          <w:rFonts w:ascii="Calibri" w:hAnsi="Calibri" w:cs="Calibri"/>
+          <w:rFonts w:ascii="Carlito" w:hAnsi="Carlito" w:cs="Carlito"/>
           <w:sz w:val="34"/>
           <w:szCs w:val="34"/>
         </w:rPr>
@@ -3083,7 +3123,7 @@
       </w:r>
       <w:r>
         <w:rPr>
-          <w:rFonts w:ascii="Calibri" w:hAnsi="Calibri" w:cs="Calibri"/>
+          <w:rFonts w:ascii="Carlito" w:hAnsi="Carlito" w:cs="Carlito"/>
           <w:b/>
           <w:bCs/>
           <w:sz w:val="34"/>
@@ -3097,17 +3137,17 @@
         <w:spacing w:line="240" w:lineRule="auto"/>
         <w:jc w:val="both"/>
         <w:rPr>
-          <w:rFonts w:ascii="Calibri" w:hAnsi="Calibri" w:cs="Calibri"/>
-          <w:b/>
-          <w:bCs/>
-          <w:color w:val="D86DCB" w:themeColor="accent5" w:themeTint="99"/>
-          <w:sz w:val="34"/>
-          <w:szCs w:val="34"/>
-        </w:rPr>
-      </w:pPr>
-      <w:r>
-        <w:rPr>
-          <w:rFonts w:ascii="Calibri" w:hAnsi="Calibri" w:cs="Calibri"/>
+          <w:rFonts w:ascii="Carlito" w:hAnsi="Carlito" w:cs="Carlito"/>
+          <w:b/>
+          <w:bCs/>
+          <w:color w:val="D86DCB" w:themeColor="accent5" w:themeTint="99"/>
+          <w:sz w:val="34"/>
+          <w:szCs w:val="34"/>
+        </w:rPr>
+      </w:pPr>
+      <w:r>
+        <w:rPr>
+          <w:rFonts w:ascii="Carlito" w:hAnsi="Carlito" w:cs="Carlito"/>
           <w:b/>
           <w:bCs/>
           <w:color w:val="D86DCB" w:themeColor="accent5" w:themeTint="99"/>
@@ -3122,17 +3162,17 @@
         <w:spacing w:line="240" w:lineRule="auto"/>
         <w:jc w:val="both"/>
         <w:rPr>
-          <w:rFonts w:ascii="Calibri" w:hAnsi="Calibri" w:cs="Calibri"/>
-          <w:b/>
-          <w:bCs/>
-          <w:color w:val="D86DCB" w:themeColor="accent5" w:themeTint="99"/>
-          <w:sz w:val="34"/>
-          <w:szCs w:val="34"/>
-        </w:rPr>
-      </w:pPr>
-      <w:r>
-        <w:rPr>
-          <w:rFonts w:ascii="Calibri" w:hAnsi="Calibri" w:cs="Calibri"/>
+          <w:rFonts w:ascii="Carlito" w:hAnsi="Carlito" w:cs="Carlito"/>
+          <w:b/>
+          <w:bCs/>
+          <w:color w:val="D86DCB" w:themeColor="accent5" w:themeTint="99"/>
+          <w:sz w:val="34"/>
+          <w:szCs w:val="34"/>
+        </w:rPr>
+      </w:pPr>
+      <w:r>
+        <w:rPr>
+          <w:rFonts w:ascii="Carlito" w:hAnsi="Carlito" w:cs="Carlito"/>
           <w:b/>
           <w:bCs/>
           <w:color w:val="D86DCB" w:themeColor="accent5" w:themeTint="99"/>
@@ -3147,17 +3187,17 @@
         <w:spacing w:line="240" w:lineRule="auto"/>
         <w:jc w:val="both"/>
         <w:rPr>
-          <w:rFonts w:ascii="Calibri" w:hAnsi="Calibri" w:cs="Calibri"/>
-          <w:b/>
-          <w:bCs/>
-          <w:color w:val="D86DCB" w:themeColor="accent5" w:themeTint="99"/>
-          <w:sz w:val="34"/>
-          <w:szCs w:val="34"/>
-        </w:rPr>
-      </w:pPr>
-      <w:r>
-        <w:rPr>
-          <w:rFonts w:ascii="Calibri" w:hAnsi="Calibri" w:cs="Calibri"/>
+          <w:rFonts w:ascii="Carlito" w:hAnsi="Carlito" w:cs="Carlito"/>
+          <w:b/>
+          <w:bCs/>
+          <w:color w:val="D86DCB" w:themeColor="accent5" w:themeTint="99"/>
+          <w:sz w:val="34"/>
+          <w:szCs w:val="34"/>
+        </w:rPr>
+      </w:pPr>
+      <w:r>
+        <w:rPr>
+          <w:rFonts w:ascii="Carlito" w:hAnsi="Carlito" w:cs="Carlito"/>
           <w:b/>
           <w:bCs/>
           <w:color w:val="D86DCB" w:themeColor="accent5" w:themeTint="99"/>
@@ -3173,25 +3213,25 @@
         <w:spacing w:line="240" w:lineRule="auto"/>
         <w:jc w:val="both"/>
         <w:rPr>
-          <w:rFonts w:ascii="Calibri" w:hAnsi="Calibri" w:cs="Calibri"/>
-          <w:sz w:val="34"/>
-          <w:szCs w:val="34"/>
-        </w:rPr>
-      </w:pPr>
-    </w:p>
-    <w:p>
-      <w:pPr>
-        <w:spacing w:line="240" w:lineRule="auto"/>
-        <w:jc w:val="both"/>
-        <w:rPr>
-          <w:rFonts w:ascii="Calibri" w:hAnsi="Calibri" w:cs="Calibri"/>
-          <w:sz w:val="34"/>
-          <w:szCs w:val="34"/>
-        </w:rPr>
-      </w:pPr>
-      <w:r>
-        <w:rPr>
-          <w:rFonts w:ascii="Calibri" w:hAnsi="Calibri" w:cs="Calibri"/>
+          <w:rFonts w:ascii="Carlito" w:hAnsi="Carlito" w:cs="Carlito"/>
+          <w:sz w:val="34"/>
+          <w:szCs w:val="34"/>
+        </w:rPr>
+      </w:pPr>
+    </w:p>
+    <w:p>
+      <w:pPr>
+        <w:spacing w:line="240" w:lineRule="auto"/>
+        <w:jc w:val="both"/>
+        <w:rPr>
+          <w:rFonts w:ascii="Carlito" w:hAnsi="Carlito" w:cs="Carlito"/>
+          <w:sz w:val="34"/>
+          <w:szCs w:val="34"/>
+        </w:rPr>
+      </w:pPr>
+      <w:r>
+        <w:rPr>
+          <w:rFonts w:ascii="Carlito" w:hAnsi="Carlito" w:cs="Carlito"/>
           <w:sz w:val="34"/>
           <w:szCs w:val="34"/>
         </w:rPr>
@@ -3203,14 +3243,14 @@
         <w:spacing w:line="240" w:lineRule="auto"/>
         <w:jc w:val="both"/>
         <w:rPr>
-          <w:rFonts w:ascii="Calibri" w:hAnsi="Calibri" w:cs="Calibri"/>
-          <w:sz w:val="34"/>
-          <w:szCs w:val="34"/>
-        </w:rPr>
-      </w:pPr>
-      <w:r>
-        <w:rPr>
-          <w:rFonts w:ascii="Calibri" w:hAnsi="Calibri" w:cs="Calibri"/>
+          <w:rFonts w:ascii="Carlito" w:hAnsi="Carlito" w:cs="Carlito"/>
+          <w:sz w:val="34"/>
+          <w:szCs w:val="34"/>
+        </w:rPr>
+      </w:pPr>
+      <w:r>
+        <w:rPr>
+          <w:rFonts w:ascii="Carlito" w:hAnsi="Carlito" w:cs="Carlito"/>
           <w:sz w:val="34"/>
           <w:szCs w:val="34"/>
         </w:rPr>
@@ -3218,7 +3258,7 @@
       </w:r>
       <w:r>
         <w:rPr>
-          <w:rFonts w:ascii="Calibri" w:hAnsi="Calibri" w:cs="Calibri"/>
+          <w:rFonts w:ascii="Carlito" w:hAnsi="Carlito" w:cs="Carlito"/>
           <w:b/>
           <w:bCs/>
           <w:sz w:val="34"/>
@@ -3228,7 +3268,7 @@
       </w:r>
       <w:r>
         <w:rPr>
-          <w:rFonts w:ascii="Calibri" w:hAnsi="Calibri" w:cs="Calibri"/>
+          <w:rFonts w:ascii="Carlito" w:hAnsi="Carlito" w:cs="Carlito"/>
           <w:sz w:val="34"/>
           <w:szCs w:val="34"/>
         </w:rPr>
@@ -3245,14 +3285,14 @@
         <w:spacing w:line="240" w:lineRule="auto"/>
         <w:jc w:val="both"/>
         <w:rPr>
-          <w:rFonts w:ascii="Calibri" w:hAnsi="Calibri" w:cs="Calibri"/>
-          <w:sz w:val="34"/>
-          <w:szCs w:val="34"/>
-        </w:rPr>
-      </w:pPr>
-      <w:r>
-        <w:rPr>
-          <w:rFonts w:ascii="Calibri" w:hAnsi="Calibri" w:cs="Calibri"/>
+          <w:rFonts w:ascii="Carlito" w:hAnsi="Carlito" w:cs="Carlito"/>
+          <w:sz w:val="34"/>
+          <w:szCs w:val="34"/>
+        </w:rPr>
+      </w:pPr>
+      <w:r>
+        <w:rPr>
+          <w:rFonts w:ascii="Carlito" w:hAnsi="Carlito" w:cs="Carlito"/>
           <w:b/>
           <w:bCs/>
           <w:sz w:val="34"/>
@@ -3262,7 +3302,7 @@
       </w:r>
       <w:r>
         <w:rPr>
-          <w:rFonts w:ascii="Calibri" w:hAnsi="Calibri" w:cs="Calibri"/>
+          <w:rFonts w:ascii="Carlito" w:hAnsi="Carlito" w:cs="Carlito"/>
           <w:sz w:val="34"/>
           <w:szCs w:val="34"/>
         </w:rPr>
@@ -3270,7 +3310,7 @@
       </w:r>
       <w:r>
         <w:rPr>
-          <w:rFonts w:ascii="Calibri" w:hAnsi="Calibri" w:cs="Calibri"/>
+          <w:rFonts w:ascii="Carlito" w:hAnsi="Carlito" w:cs="Carlito"/>
           <w:b/>
           <w:bCs/>
           <w:sz w:val="34"/>
@@ -3280,7 +3320,7 @@
       </w:r>
       <w:r>
         <w:rPr>
-          <w:rFonts w:ascii="Calibri" w:hAnsi="Calibri" w:cs="Calibri"/>
+          <w:rFonts w:ascii="Carlito" w:hAnsi="Carlito" w:cs="Carlito"/>
           <w:sz w:val="34"/>
           <w:szCs w:val="34"/>
         </w:rPr>
@@ -3288,7 +3328,7 @@
       </w:r>
       <w:r>
         <w:rPr>
-          <w:rFonts w:ascii="Calibri" w:hAnsi="Calibri" w:cs="Calibri"/>
+          <w:rFonts w:ascii="Carlito" w:hAnsi="Carlito" w:cs="Carlito"/>
           <w:b/>
           <w:bCs/>
           <w:sz w:val="34"/>
@@ -3298,7 +3338,7 @@
       </w:r>
       <w:r>
         <w:rPr>
-          <w:rFonts w:ascii="Calibri" w:hAnsi="Calibri" w:cs="Calibri"/>
+          <w:rFonts w:ascii="Carlito" w:hAnsi="Carlito" w:cs="Carlito"/>
           <w:sz w:val="34"/>
           <w:szCs w:val="34"/>
         </w:rPr>
@@ -3315,14 +3355,14 @@
         <w:spacing w:line="240" w:lineRule="auto"/>
         <w:jc w:val="both"/>
         <w:rPr>
-          <w:rFonts w:ascii="Calibri" w:hAnsi="Calibri" w:cs="Calibri"/>
-          <w:sz w:val="34"/>
-          <w:szCs w:val="34"/>
-        </w:rPr>
-      </w:pPr>
-      <w:r>
-        <w:rPr>
-          <w:rFonts w:ascii="Calibri" w:hAnsi="Calibri" w:cs="Calibri"/>
+          <w:rFonts w:ascii="Carlito" w:hAnsi="Carlito" w:cs="Carlito"/>
+          <w:sz w:val="34"/>
+          <w:szCs w:val="34"/>
+        </w:rPr>
+      </w:pPr>
+      <w:r>
+        <w:rPr>
+          <w:rFonts w:ascii="Carlito" w:hAnsi="Carlito" w:cs="Carlito"/>
           <w:sz w:val="34"/>
           <w:szCs w:val="34"/>
         </w:rPr>
@@ -3330,7 +3370,7 @@
       </w:r>
       <w:r>
         <w:rPr>
-          <w:rFonts w:ascii="Calibri" w:hAnsi="Calibri" w:cs="Calibri"/>
+          <w:rFonts w:ascii="Carlito" w:hAnsi="Carlito" w:cs="Carlito"/>
           <w:b/>
           <w:bCs/>
           <w:sz w:val="34"/>
@@ -3340,7 +3380,7 @@
       </w:r>
       <w:r>
         <w:rPr>
-          <w:rFonts w:ascii="Calibri" w:hAnsi="Calibri" w:cs="Calibri"/>
+          <w:rFonts w:ascii="Carlito" w:hAnsi="Carlito" w:cs="Carlito"/>
           <w:sz w:val="34"/>
           <w:szCs w:val="34"/>
         </w:rPr>
@@ -3357,14 +3397,14 @@
         <w:spacing w:line="240" w:lineRule="auto"/>
         <w:jc w:val="both"/>
         <w:rPr>
-          <w:rFonts w:ascii="Calibri" w:hAnsi="Calibri" w:cs="Calibri"/>
-          <w:sz w:val="34"/>
-          <w:szCs w:val="34"/>
-        </w:rPr>
-      </w:pPr>
-      <w:r>
-        <w:rPr>
-          <w:rFonts w:ascii="Calibri" w:hAnsi="Calibri" w:cs="Calibri"/>
+          <w:rFonts w:ascii="Carlito" w:hAnsi="Carlito" w:cs="Carlito"/>
+          <w:sz w:val="34"/>
+          <w:szCs w:val="34"/>
+        </w:rPr>
+      </w:pPr>
+      <w:r>
+        <w:rPr>
+          <w:rFonts w:ascii="Carlito" w:hAnsi="Carlito" w:cs="Carlito"/>
           <w:sz w:val="34"/>
           <w:szCs w:val="34"/>
         </w:rPr>
@@ -3372,7 +3412,7 @@
       </w:r>
       <w:r>
         <w:rPr>
-          <w:rFonts w:ascii="Calibri" w:hAnsi="Calibri" w:cs="Calibri"/>
+          <w:rFonts w:ascii="Carlito" w:hAnsi="Carlito" w:cs="Carlito"/>
           <w:b/>
           <w:bCs/>
           <w:sz w:val="34"/>
@@ -3382,7 +3422,7 @@
       </w:r>
       <w:r>
         <w:rPr>
-          <w:rFonts w:ascii="Calibri" w:hAnsi="Calibri" w:cs="Calibri"/>
+          <w:rFonts w:ascii="Carlito" w:hAnsi="Carlito" w:cs="Carlito"/>
           <w:sz w:val="34"/>
           <w:szCs w:val="34"/>
         </w:rPr>
@@ -3390,7 +3430,7 @@
       </w:r>
       <w:r>
         <w:rPr>
-          <w:rFonts w:ascii="Calibri" w:hAnsi="Calibri" w:cs="Calibri"/>
+          <w:rFonts w:ascii="Carlito" w:hAnsi="Carlito" w:cs="Carlito"/>
           <w:b/>
           <w:bCs/>
           <w:sz w:val="34"/>
@@ -3400,7 +3440,7 @@
       </w:r>
       <w:r>
         <w:rPr>
-          <w:rFonts w:ascii="Calibri" w:hAnsi="Calibri" w:cs="Calibri"/>
+          <w:rFonts w:ascii="Carlito" w:hAnsi="Carlito" w:cs="Carlito"/>
           <w:sz w:val="34"/>
           <w:szCs w:val="34"/>
         </w:rPr>
@@ -3408,7 +3448,7 @@
       </w:r>
       <w:r>
         <w:rPr>
-          <w:rFonts w:ascii="Calibri" w:hAnsi="Calibri" w:cs="Calibri"/>
+          <w:rFonts w:ascii="Carlito" w:hAnsi="Carlito" w:cs="Carlito"/>
           <w:b/>
           <w:bCs/>
           <w:sz w:val="34"/>
@@ -3418,7 +3458,7 @@
       </w:r>
       <w:r>
         <w:rPr>
-          <w:rFonts w:ascii="Calibri" w:hAnsi="Calibri" w:cs="Calibri"/>
+          <w:rFonts w:ascii="Carlito" w:hAnsi="Carlito" w:cs="Carlito"/>
           <w:sz w:val="34"/>
           <w:szCs w:val="34"/>
         </w:rPr>
@@ -3426,7 +3466,7 @@
       </w:r>
       <w:r>
         <w:rPr>
-          <w:rFonts w:ascii="Calibri" w:hAnsi="Calibri" w:cs="Calibri"/>
+          <w:rFonts w:ascii="Carlito" w:hAnsi="Carlito" w:cs="Carlito"/>
           <w:b/>
           <w:bCs/>
           <w:sz w:val="34"/>
@@ -3440,17 +3480,17 @@
         <w:spacing w:line="240" w:lineRule="auto"/>
         <w:jc w:val="both"/>
         <w:rPr>
-          <w:rFonts w:ascii="Calibri" w:hAnsi="Calibri" w:cs="Calibri"/>
-          <w:b/>
-          <w:bCs/>
-          <w:color w:val="D86DCB" w:themeColor="accent5" w:themeTint="99"/>
-          <w:sz w:val="34"/>
-          <w:szCs w:val="34"/>
-        </w:rPr>
-      </w:pPr>
-      <w:r>
-        <w:rPr>
-          <w:rFonts w:ascii="Calibri" w:hAnsi="Calibri" w:cs="Calibri"/>
+          <w:rFonts w:ascii="Carlito" w:hAnsi="Carlito" w:cs="Carlito"/>
+          <w:b/>
+          <w:bCs/>
+          <w:color w:val="D86DCB" w:themeColor="accent5" w:themeTint="99"/>
+          <w:sz w:val="34"/>
+          <w:szCs w:val="34"/>
+        </w:rPr>
+      </w:pPr>
+      <w:r>
+        <w:rPr>
+          <w:rFonts w:ascii="Carlito" w:hAnsi="Carlito" w:cs="Carlito"/>
           <w:b/>
           <w:bCs/>
           <w:color w:val="D86DCB" w:themeColor="accent5" w:themeTint="99"/>
@@ -3465,14 +3505,14 @@
         <w:spacing w:line="240" w:lineRule="auto"/>
         <w:jc w:val="both"/>
         <w:rPr>
-          <w:rFonts w:ascii="Calibri" w:hAnsi="Calibri" w:cs="Calibri"/>
-          <w:sz w:val="34"/>
-          <w:szCs w:val="34"/>
-        </w:rPr>
-      </w:pPr>
-      <w:r>
-        <w:rPr>
-          <w:rFonts w:ascii="Calibri" w:hAnsi="Calibri" w:cs="Calibri"/>
+          <w:rFonts w:ascii="Carlito" w:hAnsi="Carlito" w:cs="Carlito"/>
+          <w:sz w:val="34"/>
+          <w:szCs w:val="34"/>
+        </w:rPr>
+      </w:pPr>
+      <w:r>
+        <w:rPr>
+          <w:rFonts w:ascii="Carlito" w:hAnsi="Carlito" w:cs="Carlito"/>
           <w:sz w:val="34"/>
           <w:szCs w:val="34"/>
         </w:rPr>
@@ -3484,17 +3524,17 @@
         <w:spacing w:line="240" w:lineRule="auto"/>
         <w:jc w:val="both"/>
         <w:rPr>
-          <w:rFonts w:ascii="Calibri" w:hAnsi="Calibri" w:cs="Calibri"/>
-          <w:b/>
-          <w:bCs/>
-          <w:color w:val="D86DCB" w:themeColor="accent5" w:themeTint="99"/>
-          <w:sz w:val="34"/>
-          <w:szCs w:val="34"/>
-        </w:rPr>
-      </w:pPr>
-      <w:r>
-        <w:rPr>
-          <w:rFonts w:ascii="Calibri" w:hAnsi="Calibri" w:cs="Calibri"/>
+          <w:rFonts w:ascii="Carlito" w:hAnsi="Carlito" w:cs="Carlito"/>
+          <w:b/>
+          <w:bCs/>
+          <w:color w:val="D86DCB" w:themeColor="accent5" w:themeTint="99"/>
+          <w:sz w:val="34"/>
+          <w:szCs w:val="34"/>
+        </w:rPr>
+      </w:pPr>
+      <w:r>
+        <w:rPr>
+          <w:rFonts w:ascii="Carlito" w:hAnsi="Carlito" w:cs="Carlito"/>
           <w:b/>
           <w:bCs/>
           <w:color w:val="D86DCB" w:themeColor="accent5" w:themeTint="99"/>
@@ -3509,17 +3549,17 @@
         <w:spacing w:line="240" w:lineRule="auto"/>
         <w:jc w:val="both"/>
         <w:rPr>
-          <w:rFonts w:ascii="Calibri" w:hAnsi="Calibri" w:cs="Calibri"/>
-          <w:b/>
-          <w:bCs/>
-          <w:color w:val="D86DCB" w:themeColor="accent5" w:themeTint="99"/>
-          <w:sz w:val="34"/>
-          <w:szCs w:val="34"/>
-        </w:rPr>
-      </w:pPr>
-      <w:r>
-        <w:rPr>
-          <w:rFonts w:ascii="Calibri" w:hAnsi="Calibri" w:cs="Calibri"/>
+          <w:rFonts w:ascii="Carlito" w:hAnsi="Carlito" w:cs="Carlito"/>
+          <w:b/>
+          <w:bCs/>
+          <w:color w:val="D86DCB" w:themeColor="accent5" w:themeTint="99"/>
+          <w:sz w:val="34"/>
+          <w:szCs w:val="34"/>
+        </w:rPr>
+      </w:pPr>
+      <w:r>
+        <w:rPr>
+          <w:rFonts w:ascii="Carlito" w:hAnsi="Carlito" w:cs="Carlito"/>
           <w:b/>
           <w:bCs/>
           <w:color w:val="D86DCB" w:themeColor="accent5" w:themeTint="99"/>
@@ -3534,17 +3574,17 @@
         <w:spacing w:line="240" w:lineRule="auto"/>
         <w:jc w:val="both"/>
         <w:rPr>
-          <w:rFonts w:ascii="Calibri" w:hAnsi="Calibri" w:cs="Calibri"/>
-          <w:b/>
-          <w:bCs/>
-          <w:color w:val="D86DCB" w:themeColor="accent5" w:themeTint="99"/>
-          <w:sz w:val="34"/>
-          <w:szCs w:val="34"/>
-        </w:rPr>
-      </w:pPr>
-      <w:r>
-        <w:rPr>
-          <w:rFonts w:ascii="Calibri" w:hAnsi="Calibri" w:cs="Calibri"/>
+          <w:rFonts w:ascii="Carlito" w:hAnsi="Carlito" w:cs="Carlito"/>
+          <w:b/>
+          <w:bCs/>
+          <w:color w:val="D86DCB" w:themeColor="accent5" w:themeTint="99"/>
+          <w:sz w:val="34"/>
+          <w:szCs w:val="34"/>
+        </w:rPr>
+      </w:pPr>
+      <w:r>
+        <w:rPr>
+          <w:rFonts w:ascii="Carlito" w:hAnsi="Carlito" w:cs="Carlito"/>
           <w:b/>
           <w:bCs/>
           <w:color w:val="D86DCB" w:themeColor="accent5" w:themeTint="99"/>
@@ -3559,25 +3599,25 @@
         <w:spacing w:line="240" w:lineRule="auto"/>
         <w:jc w:val="both"/>
         <w:rPr>
-          <w:rFonts w:ascii="Calibri" w:hAnsi="Calibri" w:cs="Calibri"/>
-          <w:sz w:val="34"/>
-          <w:szCs w:val="34"/>
-        </w:rPr>
-      </w:pPr>
-    </w:p>
-    <w:p>
-      <w:pPr>
-        <w:spacing w:line="240" w:lineRule="auto"/>
-        <w:jc w:val="both"/>
-        <w:rPr>
-          <w:rFonts w:ascii="Calibri" w:hAnsi="Calibri" w:cs="Calibri"/>
-          <w:sz w:val="34"/>
-          <w:szCs w:val="34"/>
-        </w:rPr>
-      </w:pPr>
-      <w:r>
-        <w:rPr>
-          <w:rFonts w:ascii="Calibri" w:hAnsi="Calibri" w:cs="Calibri"/>
+          <w:rFonts w:ascii="Carlito" w:hAnsi="Carlito" w:cs="Carlito"/>
+          <w:sz w:val="34"/>
+          <w:szCs w:val="34"/>
+        </w:rPr>
+      </w:pPr>
+    </w:p>
+    <w:p>
+      <w:pPr>
+        <w:spacing w:line="240" w:lineRule="auto"/>
+        <w:jc w:val="both"/>
+        <w:rPr>
+          <w:rFonts w:ascii="Carlito" w:hAnsi="Carlito" w:cs="Carlito"/>
+          <w:sz w:val="34"/>
+          <w:szCs w:val="34"/>
+        </w:rPr>
+      </w:pPr>
+      <w:r>
+        <w:rPr>
+          <w:rFonts w:ascii="Carlito" w:hAnsi="Carlito" w:cs="Carlito"/>
           <w:sz w:val="34"/>
           <w:szCs w:val="34"/>
         </w:rPr>
@@ -3589,14 +3629,14 @@
         <w:spacing w:line="240" w:lineRule="auto"/>
         <w:jc w:val="both"/>
         <w:rPr>
-          <w:rFonts w:ascii="Calibri" w:hAnsi="Calibri" w:cs="Calibri"/>
-          <w:sz w:val="34"/>
-          <w:szCs w:val="34"/>
-        </w:rPr>
-      </w:pPr>
-      <w:r>
-        <w:rPr>
-          <w:rFonts w:ascii="Calibri" w:hAnsi="Calibri" w:cs="Calibri"/>
+          <w:rFonts w:ascii="Carlito" w:hAnsi="Carlito" w:cs="Carlito"/>
+          <w:sz w:val="34"/>
+          <w:szCs w:val="34"/>
+        </w:rPr>
+      </w:pPr>
+      <w:r>
+        <w:rPr>
+          <w:rFonts w:ascii="Carlito" w:hAnsi="Carlito" w:cs="Carlito"/>
           <w:sz w:val="34"/>
           <w:szCs w:val="34"/>
         </w:rPr>
@@ -3604,7 +3644,7 @@
       </w:r>
       <w:r>
         <w:rPr>
-          <w:rFonts w:ascii="Calibri" w:hAnsi="Calibri" w:cs="Calibri"/>
+          <w:rFonts w:ascii="Carlito" w:hAnsi="Carlito" w:cs="Carlito"/>
           <w:b/>
           <w:bCs/>
           <w:sz w:val="34"/>
@@ -3614,7 +3654,7 @@
       </w:r>
       <w:r>
         <w:rPr>
-          <w:rFonts w:ascii="Calibri" w:hAnsi="Calibri" w:cs="Calibri"/>
+          <w:rFonts w:ascii="Carlito" w:hAnsi="Carlito" w:cs="Carlito"/>
           <w:sz w:val="34"/>
           <w:szCs w:val="34"/>
         </w:rPr>
@@ -3631,14 +3671,14 @@
         <w:spacing w:line="240" w:lineRule="auto"/>
         <w:jc w:val="both"/>
         <w:rPr>
-          <w:rFonts w:ascii="Calibri" w:hAnsi="Calibri" w:cs="Calibri"/>
-          <w:sz w:val="34"/>
-          <w:szCs w:val="34"/>
-        </w:rPr>
-      </w:pPr>
-      <w:r>
-        <w:rPr>
-          <w:rFonts w:ascii="Calibri" w:hAnsi="Calibri" w:cs="Calibri"/>
+          <w:rFonts w:ascii="Carlito" w:hAnsi="Carlito" w:cs="Carlito"/>
+          <w:sz w:val="34"/>
+          <w:szCs w:val="34"/>
+        </w:rPr>
+      </w:pPr>
+      <w:r>
+        <w:rPr>
+          <w:rFonts w:ascii="Carlito" w:hAnsi="Carlito" w:cs="Carlito"/>
           <w:sz w:val="34"/>
           <w:szCs w:val="34"/>
         </w:rPr>
@@ -3655,14 +3695,14 @@
         <w:spacing w:line="240" w:lineRule="auto"/>
         <w:jc w:val="both"/>
         <w:rPr>
-          <w:rFonts w:ascii="Calibri" w:hAnsi="Calibri" w:cs="Calibri"/>
-          <w:sz w:val="34"/>
-          <w:szCs w:val="34"/>
-        </w:rPr>
-      </w:pPr>
-      <w:r>
-        <w:rPr>
-          <w:rFonts w:ascii="Calibri" w:hAnsi="Calibri" w:cs="Calibri"/>
+          <w:rFonts w:ascii="Carlito" w:hAnsi="Carlito" w:cs="Carlito"/>
+          <w:sz w:val="34"/>
+          <w:szCs w:val="34"/>
+        </w:rPr>
+      </w:pPr>
+      <w:r>
+        <w:rPr>
+          <w:rFonts w:ascii="Carlito" w:hAnsi="Carlito" w:cs="Carlito"/>
           <w:sz w:val="34"/>
           <w:szCs w:val="34"/>
         </w:rPr>
@@ -3674,17 +3714,17 @@
         <w:spacing w:line="240" w:lineRule="auto"/>
         <w:jc w:val="both"/>
         <w:rPr>
-          <w:rFonts w:ascii="Calibri" w:hAnsi="Calibri" w:cs="Calibri"/>
-          <w:sz w:val="34"/>
-          <w:szCs w:val="34"/>
-        </w:rPr>
-      </w:pPr>
-    </w:p>
-    <w:p>
-      <w:pPr>
-        <w:jc w:val="both"/>
-        <w:rPr>
-          <w:rFonts w:ascii="Calibri" w:hAnsi="Calibri" w:cs="Calibri"/>
+          <w:rFonts w:ascii="Carlito" w:hAnsi="Carlito" w:cs="Carlito"/>
+          <w:sz w:val="34"/>
+          <w:szCs w:val="34"/>
+        </w:rPr>
+      </w:pPr>
+    </w:p>
+    <w:p>
+      <w:pPr>
+        <w:jc w:val="both"/>
+        <w:rPr>
+          <w:rFonts w:ascii="Carlito" w:hAnsi="Carlito" w:cs="Carlito"/>
           <w:sz w:val="34"/>
           <w:szCs w:val="34"/>
         </w:rPr>
